--- a/documents/kra-kpi-client-manual.docx
+++ b/documents/kra-kpi-client-manual.docx
@@ -584,7 +584,7 @@
               </w:rPr>
               <w:lastRenderedPageBreak/>
               <w:drawing>
-                <wp:inline distT="0" distB="0" distL="0" distR="0" wp14:anchorId="39EA036B" wp14:editId="17B35399">
+                <wp:inline distT="0" distB="0" distL="0" distR="0" wp14:anchorId="6117F28E" wp14:editId="06B6D63A">
                   <wp:extent cx="3093720" cy="4953000"/>
                   <wp:effectExtent l="0" t="0" r="0" b="0"/>
                   <wp:docPr id="1" name="Picture 1"/>
@@ -759,7 +759,7 @@
               </w:rPr>
               <w:lastRenderedPageBreak/>
               <w:drawing>
-                <wp:inline distT="0" distB="0" distL="0" distR="0" wp14:anchorId="39957C3C" wp14:editId="61305ED7">
+                <wp:inline distT="0" distB="0" distL="0" distR="0" wp14:anchorId="0277FCE4" wp14:editId="5B166F40">
                   <wp:extent cx="3093720" cy="4953000"/>
                   <wp:effectExtent l="0" t="0" r="0" b="0"/>
                   <wp:docPr id="2" name="Picture 2"/>
@@ -2357,7 +2357,7 @@
                 <w:szCs w:val="21"/>
               </w:rPr>
               <w:drawing>
-                <wp:inline distT="0" distB="0" distL="0" distR="0" wp14:anchorId="4847661C" wp14:editId="571F2737">
+                <wp:inline distT="0" distB="0" distL="0" distR="0" wp14:anchorId="77209D5B" wp14:editId="21F1FA27">
                   <wp:extent cx="3093720" cy="4953000"/>
                   <wp:effectExtent l="0" t="0" r="0" b="0"/>
                   <wp:docPr id="3" name="Picture 3"/>
@@ -3134,7 +3134,7 @@
                 <w:szCs w:val="21"/>
               </w:rPr>
               <w:drawing>
-                <wp:inline distT="0" distB="0" distL="0" distR="0" wp14:anchorId="07B73E86" wp14:editId="43D17FC3">
+                <wp:inline distT="0" distB="0" distL="0" distR="0" wp14:anchorId="256C4FAE" wp14:editId="28F6DFBC">
                   <wp:extent cx="4191000" cy="1455420"/>
                   <wp:effectExtent l="0" t="0" r="0" b="0"/>
                   <wp:docPr id="4" name="Picture 4"/>
@@ -3558,7 +3558,7 @@
                 <w:szCs w:val="21"/>
               </w:rPr>
               <w:drawing>
-                <wp:inline distT="0" distB="0" distL="0" distR="0" wp14:anchorId="6FD5093B" wp14:editId="16187873">
+                <wp:inline distT="0" distB="0" distL="0" distR="0" wp14:anchorId="06B59BCE" wp14:editId="7F16CE57">
                   <wp:extent cx="4191000" cy="2133600"/>
                   <wp:effectExtent l="0" t="0" r="0" b="0"/>
                   <wp:docPr id="5" name="Picture 5"/>
@@ -4331,7 +4331,7 @@
                 <w:szCs w:val="21"/>
               </w:rPr>
               <w:drawing>
-                <wp:inline distT="0" distB="0" distL="0" distR="0" wp14:anchorId="7C7A2FDF" wp14:editId="2DBF11BE">
+                <wp:inline distT="0" distB="0" distL="0" distR="0" wp14:anchorId="7119CF27" wp14:editId="63AD0146">
                   <wp:extent cx="4191000" cy="1021080"/>
                   <wp:effectExtent l="0" t="0" r="0" b="7620"/>
                   <wp:docPr id="6" name="Picture 6"/>
@@ -4744,7 +4744,7 @@
                 <w:szCs w:val="21"/>
               </w:rPr>
               <w:drawing>
-                <wp:inline distT="0" distB="0" distL="0" distR="0" wp14:anchorId="61E8A4F8" wp14:editId="257C5469">
+                <wp:inline distT="0" distB="0" distL="0" distR="0" wp14:anchorId="04C76D5D" wp14:editId="2EBEAAD9">
                   <wp:extent cx="4191000" cy="312420"/>
                   <wp:effectExtent l="0" t="0" r="0" b="0"/>
                   <wp:docPr id="7" name="Picture 7"/>
@@ -5067,7 +5067,7 @@
                 <w:szCs w:val="21"/>
               </w:rPr>
               <w:drawing>
-                <wp:inline distT="0" distB="0" distL="0" distR="0" wp14:anchorId="664DF4B3" wp14:editId="26A866CC">
+                <wp:inline distT="0" distB="0" distL="0" distR="0" wp14:anchorId="38487966" wp14:editId="1E93FF87">
                   <wp:extent cx="3093720" cy="4953000"/>
                   <wp:effectExtent l="0" t="0" r="0" b="0"/>
                   <wp:docPr id="8" name="Picture 8"/>
@@ -6314,6 +6314,26 @@
         <w:t>“This records your digital approval and generates the completion certificate.”</w:t>
       </w:r>
     </w:p>
+    <w:p>
+      <w:pPr>
+        <w:pStyle w:val="NormalWeb"/>
+        <w:rPr>
+          <w:rFonts w:ascii="Segoe UI" w:hAnsi="Segoe UI" w:cs="Segoe UI"/>
+          <w:color w:val="1F2937"/>
+          <w:sz w:val="21"/>
+          <w:szCs w:val="21"/>
+        </w:rPr>
+      </w:pPr>
+      <w:r>
+        <w:rPr>
+          <w:rFonts w:ascii="Segoe UI" w:hAnsi="Segoe UI" w:cs="Segoe UI"/>
+          <w:color w:val="1F2937"/>
+          <w:sz w:val="21"/>
+          <w:szCs w:val="21"/>
+        </w:rPr>
+        <w:t>That certificate is a proper branded PDF, not a text receipt. Once you have signed, the task carries a certificate you can open, save or share from the task itself — your record that the work was delivered and accepted.</w:t>
+      </w:r>
+    </w:p>
     <w:tbl>
       <w:tblPr>
         <w:tblW w:w="5000" w:type="pct"/>
@@ -6373,16 +6393,7 @@
                 <w:sz w:val="19"/>
                 <w:szCs w:val="19"/>
               </w:rPr>
-              <w:t xml:space="preserve">  </w:t>
-            </w:r>
-            <w:r>
-              <w:rPr>
-                <w:rFonts w:ascii="Segoe UI" w:eastAsia="Times New Roman" w:hAnsi="Segoe UI" w:cs="Segoe UI"/>
-                <w:color w:val="1F2937"/>
-                <w:sz w:val="19"/>
-                <w:szCs w:val="19"/>
-              </w:rPr>
-              <w:t xml:space="preserve">Only tick these if they are true. Your sign-off is what turns the task </w:t>
+              <w:t xml:space="preserve">  Only tick these if they are true. Your sign-off is what turns the task </w:t>
             </w:r>
             <w:r>
               <w:rPr>
@@ -8155,7 +8166,7 @@
                 <w:sz w:val="19"/>
                 <w:szCs w:val="19"/>
               </w:rPr>
-              <w:t>Payment Due</w:t>
+              <w:t>Unpaid</w:t>
             </w:r>
           </w:p>
         </w:tc>
@@ -8236,7 +8247,7 @@
                 <w:sz w:val="19"/>
                 <w:szCs w:val="19"/>
               </w:rPr>
-              <w:t>Paid</w:t>
+              <w:t>Claimed</w:t>
             </w:r>
           </w:p>
         </w:tc>
@@ -8274,7 +8285,234 @@
                 <w:sz w:val="19"/>
                 <w:szCs w:val="19"/>
               </w:rPr>
-              <w:t>Invoices settled.</w:t>
+              <w:t>Invoices where you have told us you paid, and we have not confirmed it yet.</w:t>
+            </w:r>
+          </w:p>
+        </w:tc>
+      </w:tr>
+      <w:tr>
+        <w:tc>
+          <w:tcPr>
+            <w:tcW w:w="0" w:type="auto"/>
+            <w:tcBorders>
+              <w:top w:val="single" w:sz="6" w:space="0" w:color="E5E9F0"/>
+              <w:left w:val="single" w:sz="6" w:space="0" w:color="E5E9F0"/>
+              <w:bottom w:val="single" w:sz="6" w:space="0" w:color="E5E9F0"/>
+              <w:right w:val="single" w:sz="6" w:space="0" w:color="E5E9F0"/>
+            </w:tcBorders>
+            <w:shd w:val="clear" w:color="auto" w:fill="F7F9FC"/>
+            <w:tcMar>
+              <w:top w:w="100" w:type="dxa"/>
+              <w:left w:w="140" w:type="dxa"/>
+              <w:bottom w:w="100" w:type="dxa"/>
+              <w:right w:w="140" w:type="dxa"/>
+            </w:tcMar>
+            <w:hideMark/>
+          </w:tcPr>
+          <w:p>
+            <w:pPr>
+              <w:spacing w:before="200" w:after="200"/>
+              <w:rPr>
+                <w:rFonts w:ascii="Segoe UI" w:eastAsia="Times New Roman" w:hAnsi="Segoe UI" w:cs="Segoe UI"/>
+                <w:color w:val="1F2937"/>
+                <w:sz w:val="19"/>
+                <w:szCs w:val="19"/>
+              </w:rPr>
+            </w:pPr>
+            <w:r>
+              <w:rPr>
+                <w:rFonts w:ascii="Segoe UI" w:eastAsia="Times New Roman" w:hAnsi="Segoe UI" w:cs="Segoe UI"/>
+                <w:b/>
+                <w:bCs/>
+                <w:color w:val="1F2937"/>
+                <w:sz w:val="19"/>
+                <w:szCs w:val="19"/>
+              </w:rPr>
+              <w:t>Paid</w:t>
+            </w:r>
+          </w:p>
+        </w:tc>
+        <w:tc>
+          <w:tcPr>
+            <w:tcW w:w="0" w:type="auto"/>
+            <w:tcBorders>
+              <w:top w:val="single" w:sz="6" w:space="0" w:color="E5E9F0"/>
+              <w:left w:val="single" w:sz="6" w:space="0" w:color="E5E9F0"/>
+              <w:bottom w:val="single" w:sz="6" w:space="0" w:color="E5E9F0"/>
+              <w:right w:val="single" w:sz="6" w:space="0" w:color="E5E9F0"/>
+            </w:tcBorders>
+            <w:shd w:val="clear" w:color="auto" w:fill="F7F9FC"/>
+            <w:tcMar>
+              <w:top w:w="100" w:type="dxa"/>
+              <w:left w:w="140" w:type="dxa"/>
+              <w:bottom w:w="100" w:type="dxa"/>
+              <w:right w:w="140" w:type="dxa"/>
+            </w:tcMar>
+            <w:hideMark/>
+          </w:tcPr>
+          <w:p>
+            <w:pPr>
+              <w:spacing w:before="200" w:after="200"/>
+              <w:rPr>
+                <w:rFonts w:ascii="Segoe UI" w:eastAsia="Times New Roman" w:hAnsi="Segoe UI" w:cs="Segoe UI"/>
+                <w:color w:val="1F2937"/>
+                <w:sz w:val="19"/>
+                <w:szCs w:val="19"/>
+              </w:rPr>
+            </w:pPr>
+            <w:r>
+              <w:rPr>
+                <w:rFonts w:ascii="Segoe UI" w:eastAsia="Times New Roman" w:hAnsi="Segoe UI" w:cs="Segoe UI"/>
+                <w:color w:val="1F2937"/>
+                <w:sz w:val="19"/>
+                <w:szCs w:val="19"/>
+              </w:rPr>
+              <w:t>Invoices settled and confirmed.</w:t>
+            </w:r>
+          </w:p>
+        </w:tc>
+      </w:tr>
+    </w:tbl>
+    <w:p>
+      <w:pPr>
+        <w:rPr>
+          <w:rFonts w:ascii="Segoe UI" w:eastAsia="Times New Roman" w:hAnsi="Segoe UI" w:cs="Segoe UI"/>
+          <w:vanish/>
+          <w:color w:val="1F2937"/>
+          <w:sz w:val="21"/>
+          <w:szCs w:val="21"/>
+        </w:rPr>
+      </w:pPr>
+    </w:p>
+    <w:tbl>
+      <w:tblPr>
+        <w:tblW w:w="5000" w:type="pct"/>
+        <w:tblCellMar>
+          <w:top w:w="15" w:type="dxa"/>
+          <w:left w:w="15" w:type="dxa"/>
+          <w:bottom w:w="15" w:type="dxa"/>
+          <w:right w:w="15" w:type="dxa"/>
+        </w:tblCellMar>
+        <w:tblLook w:val="04A0" w:firstRow="1" w:lastRow="0" w:firstColumn="1" w:lastColumn="0" w:noHBand="0" w:noVBand="1"/>
+      </w:tblPr>
+      <w:tblGrid>
+        <w:gridCol w:w="8981"/>
+      </w:tblGrid>
+      <w:tr>
+        <w:tc>
+          <w:tcPr>
+            <w:tcW w:w="0" w:type="auto"/>
+            <w:tcBorders>
+              <w:left w:val="single" w:sz="36" w:space="0" w:color="D97706"/>
+            </w:tcBorders>
+            <w:shd w:val="clear" w:color="auto" w:fill="FEF3C7"/>
+            <w:tcMar>
+              <w:top w:w="140" w:type="dxa"/>
+              <w:left w:w="200" w:type="dxa"/>
+              <w:bottom w:w="140" w:type="dxa"/>
+              <w:right w:w="200" w:type="dxa"/>
+            </w:tcMar>
+            <w:vAlign w:val="center"/>
+            <w:hideMark/>
+          </w:tcPr>
+          <w:p>
+            <w:pPr>
+              <w:spacing w:before="200" w:after="200"/>
+              <w:rPr>
+                <w:rFonts w:ascii="Segoe UI" w:eastAsia="Times New Roman" w:hAnsi="Segoe UI" w:cs="Segoe UI"/>
+                <w:color w:val="1F2937"/>
+                <w:sz w:val="19"/>
+                <w:szCs w:val="19"/>
+              </w:rPr>
+            </w:pPr>
+            <w:r>
+              <w:rPr>
+                <w:rFonts w:ascii="Segoe UI" w:eastAsia="Times New Roman" w:hAnsi="Segoe UI" w:cs="Segoe UI"/>
+                <w:b/>
+                <w:bCs/>
+                <w:color w:val="1F2937"/>
+                <w:sz w:val="19"/>
+                <w:szCs w:val="19"/>
+              </w:rPr>
+              <w:t>WHY THE CLAIMED CHIP MATTERS</w:t>
+            </w:r>
+            <w:r>
+              <w:rPr>
+                <w:rFonts w:ascii="Segoe UI" w:eastAsia="Times New Roman" w:hAnsi="Segoe UI" w:cs="Segoe UI"/>
+                <w:color w:val="1F2937"/>
+                <w:sz w:val="19"/>
+                <w:szCs w:val="19"/>
+              </w:rPr>
+              <w:t xml:space="preserve">  The moment you report a payment, that invoice </w:t>
+            </w:r>
+            <w:r>
+              <w:rPr>
+                <w:rFonts w:ascii="Segoe UI" w:eastAsia="Times New Roman" w:hAnsi="Segoe UI" w:cs="Segoe UI"/>
+                <w:b/>
+                <w:bCs/>
+                <w:color w:val="1F2937"/>
+                <w:sz w:val="19"/>
+                <w:szCs w:val="19"/>
+              </w:rPr>
+              <w:t>leaves Unpaid</w:t>
+            </w:r>
+            <w:r>
+              <w:rPr>
+                <w:rFonts w:ascii="Segoe UI" w:eastAsia="Times New Roman" w:hAnsi="Segoe UI" w:cs="Segoe UI"/>
+                <w:color w:val="1F2937"/>
+                <w:sz w:val="19"/>
+                <w:szCs w:val="19"/>
+              </w:rPr>
+              <w:t xml:space="preserve"> — </w:t>
+            </w:r>
+            <w:r>
+              <w:rPr>
+                <w:rFonts w:ascii="Segoe UI" w:eastAsia="Times New Roman" w:hAnsi="Segoe UI" w:cs="Segoe UI"/>
+                <w:color w:val="1F2937"/>
+                <w:sz w:val="19"/>
+                <w:szCs w:val="19"/>
+              </w:rPr>
+              <w:t xml:space="preserve">so if there were only two chips it would look as though it had vanished. It is under </w:t>
+            </w:r>
+            <w:r>
+              <w:rPr>
+                <w:rFonts w:ascii="Segoe UI" w:eastAsia="Times New Roman" w:hAnsi="Segoe UI" w:cs="Segoe UI"/>
+                <w:b/>
+                <w:bCs/>
+                <w:color w:val="1F2937"/>
+                <w:sz w:val="19"/>
+                <w:szCs w:val="19"/>
+              </w:rPr>
+              <w:t>Claimed</w:t>
+            </w:r>
+            <w:r>
+              <w:rPr>
+                <w:rFonts w:ascii="Segoe UI" w:eastAsia="Times New Roman" w:hAnsi="Segoe UI" w:cs="Segoe UI"/>
+                <w:color w:val="1F2937"/>
+                <w:sz w:val="19"/>
+                <w:szCs w:val="19"/>
+              </w:rPr>
+              <w:t xml:space="preserve"> until we confirm the money, and then it moves to </w:t>
+            </w:r>
+            <w:r>
+              <w:rPr>
+                <w:rFonts w:ascii="Segoe UI" w:eastAsia="Times New Roman" w:hAnsi="Segoe UI" w:cs="Segoe UI"/>
+                <w:b/>
+                <w:bCs/>
+                <w:color w:val="1F2937"/>
+                <w:sz w:val="19"/>
+                <w:szCs w:val="19"/>
+              </w:rPr>
+              <w:t>Paid</w:t>
+            </w:r>
+            <w:r>
+              <w:rPr>
+                <w:rFonts w:ascii="Segoe UI" w:eastAsia="Times New Roman" w:hAnsi="Segoe UI" w:cs="Segoe UI"/>
+                <w:color w:val="1F2937"/>
+                <w:sz w:val="19"/>
+                <w:szCs w:val="19"/>
+              </w:rPr>
+              <w:t>.</w:t>
             </w:r>
           </w:p>
         </w:tc>
@@ -8345,7 +8583,7 @@
                 <w:szCs w:val="21"/>
               </w:rPr>
               <w:drawing>
-                <wp:inline distT="0" distB="0" distL="0" distR="0" wp14:anchorId="4C66390E" wp14:editId="5EA97989">
+                <wp:inline distT="0" distB="0" distL="0" distR="0" wp14:anchorId="19D507B2" wp14:editId="4DE9D4C2">
                   <wp:extent cx="3093720" cy="4953000"/>
                   <wp:effectExtent l="0" t="0" r="0" b="0"/>
                   <wp:docPr id="9" name="Picture 9"/>
@@ -8582,16 +8820,7 @@
           <w:sz w:val="21"/>
           <w:szCs w:val="21"/>
         </w:rPr>
-        <w:t xml:space="preserve"> </w:t>
-      </w:r>
-      <w:r>
-        <w:rPr>
-          <w:rFonts w:ascii="Segoe UI" w:hAnsi="Segoe UI" w:cs="Segoe UI"/>
-          <w:color w:val="1F2937"/>
-          <w:sz w:val="21"/>
-          <w:szCs w:val="21"/>
-        </w:rPr>
-        <w:t>to send it on to your accounts team.</w:t>
+        <w:t xml:space="preserve"> to send it on to your accounts team.</w:t>
       </w:r>
     </w:p>
     <w:p>
@@ -8778,7 +9007,16 @@
           <w:sz w:val="21"/>
           <w:szCs w:val="21"/>
         </w:rPr>
-        <w:t xml:space="preserve"> — the ones waiting on you. </w:t>
+        <w:t xml:space="preserve"> — </w:t>
+      </w:r>
+      <w:r>
+        <w:rPr>
+          <w:rFonts w:ascii="Segoe UI" w:eastAsia="Times New Roman" w:hAnsi="Segoe UI" w:cs="Segoe UI"/>
+          <w:color w:val="1F2937"/>
+          <w:sz w:val="21"/>
+          <w:szCs w:val="21"/>
+        </w:rPr>
+        <w:t xml:space="preserve">the ones waiting on you. </w:t>
       </w:r>
       <w:r>
         <w:rPr>
@@ -8986,7 +9224,7 @@
                 <w:szCs w:val="21"/>
               </w:rPr>
               <w:drawing>
-                <wp:inline distT="0" distB="0" distL="0" distR="0" wp14:anchorId="2520E6E8" wp14:editId="20725EBF">
+                <wp:inline distT="0" distB="0" distL="0" distR="0" wp14:anchorId="18EDCBAA" wp14:editId="06C1A529">
                   <wp:extent cx="3093720" cy="4953000"/>
                   <wp:effectExtent l="0" t="0" r="0" b="0"/>
                   <wp:docPr id="10" name="Picture 10"/>
@@ -9103,16 +9341,7 @@
           <w:sz w:val="21"/>
           <w:szCs w:val="21"/>
         </w:rPr>
-        <w:t xml:space="preserve"> </w:t>
-      </w:r>
-      <w:r>
-        <w:rPr>
-          <w:rFonts w:ascii="Segoe UI" w:hAnsi="Segoe UI" w:cs="Segoe UI"/>
-          <w:color w:val="1F2937"/>
-          <w:sz w:val="21"/>
-          <w:szCs w:val="21"/>
-        </w:rPr>
-        <w:t xml:space="preserve">at the bottom of the screen to set your photo, check whether you are </w:t>
+        <w:t xml:space="preserve"> at the bottom of the screen to set your photo, check whether you are </w:t>
       </w:r>
       <w:r>
         <w:rPr>
@@ -9249,7 +9478,7 @@
                 <w:szCs w:val="21"/>
               </w:rPr>
               <w:drawing>
-                <wp:inline distT="0" distB="0" distL="0" distR="0" wp14:anchorId="149A53C9" wp14:editId="373FAA3B">
+                <wp:inline distT="0" distB="0" distL="0" distR="0" wp14:anchorId="3CB6631F" wp14:editId="767F252A">
                   <wp:extent cx="3093720" cy="4953000"/>
                   <wp:effectExtent l="0" t="0" r="0" b="0"/>
                   <wp:docPr id="11" name="Picture 11"/>
@@ -10359,16 +10588,7 @@
           <w:sz w:val="21"/>
           <w:szCs w:val="21"/>
         </w:rPr>
-        <w:t xml:space="preserve"> </w:t>
-      </w:r>
-      <w:r>
-        <w:rPr>
-          <w:rFonts w:ascii="Segoe UI" w:eastAsia="Times New Roman" w:hAnsi="Segoe UI" w:cs="Segoe UI"/>
-          <w:color w:val="1F2937"/>
-          <w:sz w:val="21"/>
-          <w:szCs w:val="21"/>
-        </w:rPr>
-        <w:t>requires an explanation. Be specific and the fix comes back faster.</w:t>
+        <w:t xml:space="preserve"> requires an explanation. Be specific and the fix comes back faster.</w:t>
       </w:r>
     </w:p>
     <w:p>
@@ -10539,9 +10759,9 @@
 <file path=word/numbering.xml><?xml version="1.0" encoding="utf-8"?>
 <w:numbering xmlns:wpc="http://schemas.microsoft.com/office/word/2010/wordprocessingCanvas" xmlns:cx="http://schemas.microsoft.com/office/drawing/2014/chartex" xmlns:cx1="http://schemas.microsoft.com/office/drawing/2015/9/8/chartex" xmlns:cx2="http://schemas.microsoft.com/office/drawing/2015/10/21/chartex" xmlns:cx3="http://schemas.microsoft.com/office/drawing/2016/5/9/chartex" xmlns:cx4="http://schemas.microsoft.com/office/drawing/2016/5/10/chartex" xmlns:cx5="http://schemas.microsoft.com/office/drawing/2016/5/11/chartex" xmlns:cx6="http://schemas.microsoft.com/office/drawing/2016/5/12/chartex" xmlns:cx7="http://schemas.microsoft.com/office/drawing/2016/5/13/chartex" xmlns:cx8="http://schemas.microsoft.com/office/drawing/2016/5/14/chartex" xmlns:mc="http://schemas.openxmlformats.org/markup-compatibility/2006" xmlns:aink="http://schemas.microsoft.com/office/drawing/2016/ink" xmlns:am3d="http://schemas.microsoft.com/office/drawing/2017/model3d" xmlns:o="urn:schemas-microsoft-com:office:office" xmlns:oel="http://schemas.microsoft.com/office/2019/extlst" xmlns:r="http://schemas.openxmlformats.org/officeDocument/2006/relationships" xmlns:m="http://schemas.openxmlformats.org/officeDocument/2006/math" xmlns:v="urn:schemas-microsoft-com:vml" xmlns:wp14="http://schemas.microsoft.com/office/word/2010/wordprocessingDrawing" xmlns:wp="http://schemas.openxmlformats.org/drawingml/2006/wordprocessingDrawing" xmlns:w10="urn:schemas-microsoft-com:office:word" xmlns:w="http://schemas.openxmlformats.org/wordprocessingml/2006/main" xmlns:w14="http://schemas.microsoft.com/office/word/2010/wordml" xmlns:w15="http://schemas.microsoft.com/office/word/2012/wordml" xmlns:w16cei="http://schemas.microsoft.com/office/word/2026/wordml/cei" xmlns:w16cex="http://schemas.microsoft.com/office/word/2018/wordml/cex" xmlns:w16cid="http://schemas.microsoft.com/office/word/2016/wordml/cid" xmlns:w16="http://schemas.microsoft.com/office/word/2018/wordml" xmlns:w16du="http://schemas.microsoft.com/office/word/2023/wordml/word16du" xmlns:w16sdtdh="http://schemas.microsoft.com/office/word/2020/wordml/sdtdatahash" xmlns:w16sdtfl="http://schemas.microsoft.com/office/word/2024/wordml/sdtformatlock" xmlns:w16se="http://schemas.microsoft.com/office/word/2015/wordml/symex" xmlns:wpg="http://schemas.microsoft.com/office/word/2010/wordprocessingGroup" xmlns:wpi="http://schemas.microsoft.com/office/word/2010/wordprocessingInk" xmlns:wne="http://schemas.microsoft.com/office/word/2006/wordml" xmlns:wps="http://schemas.microsoft.com/office/word/2010/wordprocessingShape" mc:Ignorable="w14 w15 w16se w16cid w16 w16cex w16sdtdh w16sdtfl w16du wp14">
   <w:abstractNum w:abstractNumId="0" w15:restartNumberingAfterBreak="0">
-    <w:nsid w:val="05E6670F"/>
+    <w:nsid w:val="1C6A358D"/>
     <w:multiLevelType w:val="multilevel"/>
-    <w:tmpl w:val="0DFCED0E"/>
+    <w:tmpl w:val="3FA86CB0"/>
     <w:lvl w:ilvl="0">
       <w:start w:val="1"/>
       <w:numFmt w:val="bullet"/>
@@ -10688,9 +10908,9 @@
     </w:lvl>
   </w:abstractNum>
   <w:abstractNum w:abstractNumId="1" w15:restartNumberingAfterBreak="0">
-    <w:nsid w:val="1AA97822"/>
+    <w:nsid w:val="20D36EDC"/>
     <w:multiLevelType w:val="multilevel"/>
-    <w:tmpl w:val="E5C8AE6E"/>
+    <w:tmpl w:val="5BB6E840"/>
     <w:lvl w:ilvl="0">
       <w:start w:val="1"/>
       <w:numFmt w:val="bullet"/>
@@ -10837,9 +11057,9 @@
     </w:lvl>
   </w:abstractNum>
   <w:abstractNum w:abstractNumId="2" w15:restartNumberingAfterBreak="0">
-    <w:nsid w:val="1E1D7F87"/>
+    <w:nsid w:val="224C6A96"/>
     <w:multiLevelType w:val="multilevel"/>
-    <w:tmpl w:val="79E01052"/>
+    <w:tmpl w:val="88165E90"/>
     <w:lvl w:ilvl="0">
       <w:start w:val="1"/>
       <w:numFmt w:val="bullet"/>
@@ -10986,9 +11206,9 @@
     </w:lvl>
   </w:abstractNum>
   <w:abstractNum w:abstractNumId="3" w15:restartNumberingAfterBreak="0">
-    <w:nsid w:val="20300907"/>
+    <w:nsid w:val="28DD724F"/>
     <w:multiLevelType w:val="multilevel"/>
-    <w:tmpl w:val="F252BA7C"/>
+    <w:tmpl w:val="239A5790"/>
     <w:lvl w:ilvl="0">
       <w:start w:val="1"/>
       <w:numFmt w:val="bullet"/>
@@ -11135,9 +11355,9 @@
     </w:lvl>
   </w:abstractNum>
   <w:abstractNum w:abstractNumId="4" w15:restartNumberingAfterBreak="0">
-    <w:nsid w:val="26EA1907"/>
+    <w:nsid w:val="31426EAB"/>
     <w:multiLevelType w:val="multilevel"/>
-    <w:tmpl w:val="9E862A26"/>
+    <w:tmpl w:val="A59CF2A4"/>
     <w:lvl w:ilvl="0">
       <w:start w:val="1"/>
       <w:numFmt w:val="bullet"/>
@@ -11284,9 +11504,9 @@
     </w:lvl>
   </w:abstractNum>
   <w:abstractNum w:abstractNumId="5" w15:restartNumberingAfterBreak="0">
-    <w:nsid w:val="34FC52BD"/>
+    <w:nsid w:val="3E266DDE"/>
     <w:multiLevelType w:val="multilevel"/>
-    <w:tmpl w:val="CF92C7BC"/>
+    <w:tmpl w:val="5BAAFF46"/>
     <w:lvl w:ilvl="0">
       <w:start w:val="1"/>
       <w:numFmt w:val="bullet"/>
@@ -11433,9 +11653,9 @@
     </w:lvl>
   </w:abstractNum>
   <w:abstractNum w:abstractNumId="6" w15:restartNumberingAfterBreak="0">
-    <w:nsid w:val="491E56E9"/>
+    <w:nsid w:val="65DF5756"/>
     <w:multiLevelType w:val="multilevel"/>
-    <w:tmpl w:val="F6C47970"/>
+    <w:tmpl w:val="96025386"/>
     <w:lvl w:ilvl="0">
       <w:start w:val="1"/>
       <w:numFmt w:val="bullet"/>
@@ -11582,9 +11802,9 @@
     </w:lvl>
   </w:abstractNum>
   <w:abstractNum w:abstractNumId="7" w15:restartNumberingAfterBreak="0">
-    <w:nsid w:val="6F822AD7"/>
+    <w:nsid w:val="6D91161E"/>
     <w:multiLevelType w:val="multilevel"/>
-    <w:tmpl w:val="67B63DA4"/>
+    <w:tmpl w:val="60B0A270"/>
     <w:lvl w:ilvl="0">
       <w:start w:val="1"/>
       <w:numFmt w:val="bullet"/>
@@ -11730,29 +11950,29 @@
       </w:rPr>
     </w:lvl>
   </w:abstractNum>
-  <w:num w:numId="1" w16cid:durableId="1761370069">
+  <w:num w:numId="1" w16cid:durableId="2061778707">
+    <w:abstractNumId w:val="0"/>
+  </w:num>
+  <w:num w:numId="2" w16cid:durableId="490487052">
+    <w:abstractNumId w:val="7"/>
+  </w:num>
+  <w:num w:numId="3" w16cid:durableId="1136752641">
     <w:abstractNumId w:val="3"/>
   </w:num>
-  <w:num w:numId="2" w16cid:durableId="657881261">
+  <w:num w:numId="4" w16cid:durableId="133371397">
     <w:abstractNumId w:val="4"/>
   </w:num>
-  <w:num w:numId="3" w16cid:durableId="1243106607">
+  <w:num w:numId="5" w16cid:durableId="1174801805">
+    <w:abstractNumId w:val="1"/>
+  </w:num>
+  <w:num w:numId="6" w16cid:durableId="241990681">
     <w:abstractNumId w:val="2"/>
   </w:num>
-  <w:num w:numId="4" w16cid:durableId="335963349">
-    <w:abstractNumId w:val="6"/>
-  </w:num>
-  <w:num w:numId="5" w16cid:durableId="256063166">
-    <w:abstractNumId w:val="7"/>
-  </w:num>
-  <w:num w:numId="6" w16cid:durableId="768812417">
-    <w:abstractNumId w:val="1"/>
-  </w:num>
-  <w:num w:numId="7" w16cid:durableId="329139058">
+  <w:num w:numId="7" w16cid:durableId="1482502880">
     <w:abstractNumId w:val="5"/>
   </w:num>
-  <w:num w:numId="8" w16cid:durableId="1685746092">
-    <w:abstractNumId w:val="0"/>
+  <w:num w:numId="8" w16cid:durableId="1428191695">
+    <w:abstractNumId w:val="6"/>
   </w:num>
 </w:numbering>
 </file>

--- a/documents/kra-kpi-client-manual.docx
+++ b/documents/kra-kpi-client-manual.docx
@@ -213,6 +213,9 @@
         <w:gridCol w:w="8981"/>
       </w:tblGrid>
       <w:tr>
+        <w:trPr>
+          <w:cantSplit/>
+        </w:trPr>
         <w:tc>
           <w:tcPr>
             <w:tcW w:w="0" w:type="auto"/>
@@ -544,6 +547,9 @@
         <w:gridCol w:w="9010"/>
       </w:tblGrid>
       <w:tr>
+        <w:trPr>
+          <w:cantSplit/>
+        </w:trPr>
         <w:tc>
           <w:tcPr>
             <w:tcW w:w="0" w:type="auto"/>
@@ -584,9 +590,9 @@
               </w:rPr>
               <w:lastRenderedPageBreak/>
               <w:drawing>
-                <wp:inline distT="0" distB="0" distL="0" distR="0" wp14:anchorId="6117F28E" wp14:editId="06B6D63A">
-                  <wp:extent cx="3093720" cy="4953000"/>
-                  <wp:effectExtent l="0" t="0" r="0" b="0"/>
+                <wp:inline distT="0" distB="0" distL="0" distR="0" wp14:anchorId="13377455" wp14:editId="7BAE2B95">
+                  <wp:extent cx="2377440" cy="3810000"/>
+                  <wp:effectExtent l="0" t="0" r="3810" b="0"/>
                   <wp:docPr id="1" name="Picture 1"/>
                   <wp:cNvGraphicFramePr>
                     <a:graphicFrameLocks xmlns:a="http://schemas.openxmlformats.org/drawingml/2006/main" noChangeAspect="1"/>
@@ -616,7 +622,7 @@
                         <pic:spPr bwMode="auto">
                           <a:xfrm>
                             <a:off x="0" y="0"/>
-                            <a:ext cx="3093720" cy="4953000"/>
+                            <a:ext cx="2377440" cy="3810000"/>
                           </a:xfrm>
                           <a:prstGeom prst="rect">
                             <a:avLst/>
@@ -719,6 +725,9 @@
         <w:gridCol w:w="9010"/>
       </w:tblGrid>
       <w:tr>
+        <w:trPr>
+          <w:cantSplit/>
+        </w:trPr>
         <w:tc>
           <w:tcPr>
             <w:tcW w:w="0" w:type="auto"/>
@@ -759,9 +768,9 @@
               </w:rPr>
               <w:lastRenderedPageBreak/>
               <w:drawing>
-                <wp:inline distT="0" distB="0" distL="0" distR="0" wp14:anchorId="0277FCE4" wp14:editId="5B166F40">
-                  <wp:extent cx="3093720" cy="4953000"/>
-                  <wp:effectExtent l="0" t="0" r="0" b="0"/>
+                <wp:inline distT="0" distB="0" distL="0" distR="0" wp14:anchorId="4CAD7E29" wp14:editId="33771D5C">
+                  <wp:extent cx="2377440" cy="3810000"/>
+                  <wp:effectExtent l="0" t="0" r="3810" b="0"/>
                   <wp:docPr id="2" name="Picture 2"/>
                   <wp:cNvGraphicFramePr>
                     <a:graphicFrameLocks xmlns:a="http://schemas.openxmlformats.org/drawingml/2006/main" noChangeAspect="1"/>
@@ -791,7 +800,7 @@
                         <pic:spPr bwMode="auto">
                           <a:xfrm>
                             <a:off x="0" y="0"/>
-                            <a:ext cx="3093720" cy="4953000"/>
+                            <a:ext cx="2377440" cy="3810000"/>
                           </a:xfrm>
                           <a:prstGeom prst="rect">
                             <a:avLst/>
@@ -1186,6 +1195,10 @@
         <w:gridCol w:w="6127"/>
       </w:tblGrid>
       <w:tr>
+        <w:trPr>
+          <w:cantSplit/>
+          <w:tblHeader/>
+        </w:trPr>
         <w:tc>
           <w:tcPr>
             <w:tcW w:w="1600" w:type="pct"/>
@@ -1276,6 +1289,9 @@
         </w:tc>
       </w:tr>
       <w:tr>
+        <w:trPr>
+          <w:cantSplit/>
+        </w:trPr>
         <w:tc>
           <w:tcPr>
             <w:tcW w:w="0" w:type="auto"/>
@@ -1376,6 +1392,9 @@
         </w:tc>
       </w:tr>
       <w:tr>
+        <w:trPr>
+          <w:cantSplit/>
+        </w:trPr>
         <w:tc>
           <w:tcPr>
             <w:tcW w:w="0" w:type="auto"/>
@@ -1458,6 +1477,9 @@
         </w:tc>
       </w:tr>
       <w:tr>
+        <w:trPr>
+          <w:cantSplit/>
+        </w:trPr>
         <w:tc>
           <w:tcPr>
             <w:tcW w:w="0" w:type="auto"/>
@@ -1538,6 +1560,9 @@
         </w:tc>
       </w:tr>
       <w:tr>
+        <w:trPr>
+          <w:cantSplit/>
+        </w:trPr>
         <w:tc>
           <w:tcPr>
             <w:tcW w:w="0" w:type="auto"/>
@@ -1656,6 +1681,10 @@
         <w:gridCol w:w="5766"/>
       </w:tblGrid>
       <w:tr>
+        <w:trPr>
+          <w:cantSplit/>
+          <w:tblHeader/>
+        </w:trPr>
         <w:tc>
           <w:tcPr>
             <w:tcW w:w="1800" w:type="pct"/>
@@ -1746,6 +1775,9 @@
         </w:tc>
       </w:tr>
       <w:tr>
+        <w:trPr>
+          <w:cantSplit/>
+        </w:trPr>
         <w:tc>
           <w:tcPr>
             <w:tcW w:w="0" w:type="auto"/>
@@ -1826,6 +1858,9 @@
         </w:tc>
       </w:tr>
       <w:tr>
+        <w:trPr>
+          <w:cantSplit/>
+        </w:trPr>
         <w:tc>
           <w:tcPr>
             <w:tcW w:w="0" w:type="auto"/>
@@ -1908,6 +1943,9 @@
         </w:tc>
       </w:tr>
       <w:tr>
+        <w:trPr>
+          <w:cantSplit/>
+        </w:trPr>
         <w:tc>
           <w:tcPr>
             <w:tcW w:w="0" w:type="auto"/>
@@ -1988,6 +2026,9 @@
         </w:tc>
       </w:tr>
       <w:tr>
+        <w:trPr>
+          <w:cantSplit/>
+        </w:trPr>
         <w:tc>
           <w:tcPr>
             <w:tcW w:w="0" w:type="auto"/>
@@ -2070,6 +2111,9 @@
         </w:tc>
       </w:tr>
       <w:tr>
+        <w:trPr>
+          <w:cantSplit/>
+        </w:trPr>
         <w:tc>
           <w:tcPr>
             <w:tcW w:w="0" w:type="auto"/>
@@ -2150,6 +2194,9 @@
         </w:tc>
       </w:tr>
       <w:tr>
+        <w:trPr>
+          <w:cantSplit/>
+        </w:trPr>
         <w:tc>
           <w:tcPr>
             <w:tcW w:w="0" w:type="auto"/>
@@ -2318,6 +2365,9 @@
         <w:gridCol w:w="9010"/>
       </w:tblGrid>
       <w:tr>
+        <w:trPr>
+          <w:cantSplit/>
+        </w:trPr>
         <w:tc>
           <w:tcPr>
             <w:tcW w:w="0" w:type="auto"/>
@@ -2357,9 +2407,9 @@
                 <w:szCs w:val="21"/>
               </w:rPr>
               <w:drawing>
-                <wp:inline distT="0" distB="0" distL="0" distR="0" wp14:anchorId="77209D5B" wp14:editId="21F1FA27">
-                  <wp:extent cx="3093720" cy="4953000"/>
-                  <wp:effectExtent l="0" t="0" r="0" b="0"/>
+                <wp:inline distT="0" distB="0" distL="0" distR="0" wp14:anchorId="11E110DD" wp14:editId="4D438CA3">
+                  <wp:extent cx="2377440" cy="3810000"/>
+                  <wp:effectExtent l="0" t="0" r="3810" b="0"/>
                   <wp:docPr id="3" name="Picture 3"/>
                   <wp:cNvGraphicFramePr>
                     <a:graphicFrameLocks xmlns:a="http://schemas.openxmlformats.org/drawingml/2006/main" noChangeAspect="1"/>
@@ -2389,7 +2439,7 @@
                         <pic:spPr bwMode="auto">
                           <a:xfrm>
                             <a:off x="0" y="0"/>
-                            <a:ext cx="3093720" cy="4953000"/>
+                            <a:ext cx="2377440" cy="3810000"/>
                           </a:xfrm>
                           <a:prstGeom prst="rect">
                             <a:avLst/>
@@ -2480,6 +2530,10 @@
         <w:gridCol w:w="4685"/>
       </w:tblGrid>
       <w:tr>
+        <w:trPr>
+          <w:cantSplit/>
+          <w:tblHeader/>
+        </w:trPr>
         <w:tc>
           <w:tcPr>
             <w:tcW w:w="1600" w:type="pct"/>
@@ -2614,6 +2668,9 @@
         </w:tc>
       </w:tr>
       <w:tr>
+        <w:trPr>
+          <w:cantSplit/>
+        </w:trPr>
         <w:tc>
           <w:tcPr>
             <w:tcW w:w="0" w:type="auto"/>
@@ -2734,6 +2791,9 @@
         </w:tc>
       </w:tr>
       <w:tr>
+        <w:trPr>
+          <w:cantSplit/>
+        </w:trPr>
         <w:tc>
           <w:tcPr>
             <w:tcW w:w="0" w:type="auto"/>
@@ -2857,6 +2917,9 @@
         </w:tc>
       </w:tr>
       <w:tr>
+        <w:trPr>
+          <w:cantSplit/>
+        </w:trPr>
         <w:tc>
           <w:tcPr>
             <w:tcW w:w="0" w:type="auto"/>
@@ -3095,6 +3158,9 @@
         <w:gridCol w:w="9010"/>
       </w:tblGrid>
       <w:tr>
+        <w:trPr>
+          <w:cantSplit/>
+        </w:trPr>
         <w:tc>
           <w:tcPr>
             <w:tcW w:w="0" w:type="auto"/>
@@ -3134,7 +3200,7 @@
                 <w:szCs w:val="21"/>
               </w:rPr>
               <w:drawing>
-                <wp:inline distT="0" distB="0" distL="0" distR="0" wp14:anchorId="256C4FAE" wp14:editId="28F6DFBC">
+                <wp:inline distT="0" distB="0" distL="0" distR="0" wp14:anchorId="6D29272E" wp14:editId="753D571B">
                   <wp:extent cx="4191000" cy="1455420"/>
                   <wp:effectExtent l="0" t="0" r="0" b="0"/>
                   <wp:docPr id="4" name="Picture 4"/>
@@ -3434,6 +3500,9 @@
         <w:gridCol w:w="8981"/>
       </w:tblGrid>
       <w:tr>
+        <w:trPr>
+          <w:cantSplit/>
+        </w:trPr>
         <w:tc>
           <w:tcPr>
             <w:tcW w:w="0" w:type="auto"/>
@@ -3519,6 +3588,9 @@
         <w:gridCol w:w="9010"/>
       </w:tblGrid>
       <w:tr>
+        <w:trPr>
+          <w:cantSplit/>
+        </w:trPr>
         <w:tc>
           <w:tcPr>
             <w:tcW w:w="0" w:type="auto"/>
@@ -3558,7 +3630,7 @@
                 <w:szCs w:val="21"/>
               </w:rPr>
               <w:drawing>
-                <wp:inline distT="0" distB="0" distL="0" distR="0" wp14:anchorId="06B59BCE" wp14:editId="7F16CE57">
+                <wp:inline distT="0" distB="0" distL="0" distR="0" wp14:anchorId="1060261B" wp14:editId="4461C131">
                   <wp:extent cx="4191000" cy="2133600"/>
                   <wp:effectExtent l="0" t="0" r="0" b="0"/>
                   <wp:docPr id="5" name="Picture 5"/>
@@ -3723,6 +3795,10 @@
         <w:gridCol w:w="6307"/>
       </w:tblGrid>
       <w:tr>
+        <w:trPr>
+          <w:cantSplit/>
+          <w:tblHeader/>
+        </w:trPr>
         <w:tc>
           <w:tcPr>
             <w:tcW w:w="1500" w:type="pct"/>
@@ -3813,6 +3889,9 @@
         </w:tc>
       </w:tr>
       <w:tr>
+        <w:trPr>
+          <w:cantSplit/>
+        </w:trPr>
         <w:tc>
           <w:tcPr>
             <w:tcW w:w="0" w:type="auto"/>
@@ -3893,6 +3972,9 @@
         </w:tc>
       </w:tr>
       <w:tr>
+        <w:trPr>
+          <w:cantSplit/>
+        </w:trPr>
         <w:tc>
           <w:tcPr>
             <w:tcW w:w="0" w:type="auto"/>
@@ -3975,6 +4057,9 @@
         </w:tc>
       </w:tr>
       <w:tr>
+        <w:trPr>
+          <w:cantSplit/>
+        </w:trPr>
         <w:tc>
           <w:tcPr>
             <w:tcW w:w="0" w:type="auto"/>
@@ -4055,6 +4140,9 @@
         </w:tc>
       </w:tr>
       <w:tr>
+        <w:trPr>
+          <w:cantSplit/>
+        </w:trPr>
         <w:tc>
           <w:tcPr>
             <w:tcW w:w="0" w:type="auto"/>
@@ -4157,6 +4245,9 @@
         </w:tc>
       </w:tr>
       <w:tr>
+        <w:trPr>
+          <w:cantSplit/>
+        </w:trPr>
         <w:tc>
           <w:tcPr>
             <w:tcW w:w="0" w:type="auto"/>
@@ -4292,6 +4383,9 @@
         <w:gridCol w:w="9010"/>
       </w:tblGrid>
       <w:tr>
+        <w:trPr>
+          <w:cantSplit/>
+        </w:trPr>
         <w:tc>
           <w:tcPr>
             <w:tcW w:w="0" w:type="auto"/>
@@ -4331,7 +4425,7 @@
                 <w:szCs w:val="21"/>
               </w:rPr>
               <w:drawing>
-                <wp:inline distT="0" distB="0" distL="0" distR="0" wp14:anchorId="7119CF27" wp14:editId="63AD0146">
+                <wp:inline distT="0" distB="0" distL="0" distR="0" wp14:anchorId="20A53D94" wp14:editId="5C730A5F">
                   <wp:extent cx="4191000" cy="1021080"/>
                   <wp:effectExtent l="0" t="0" r="0" b="7620"/>
                   <wp:docPr id="6" name="Picture 6"/>
@@ -4526,6 +4620,9 @@
         <w:gridCol w:w="8981"/>
       </w:tblGrid>
       <w:tr>
+        <w:trPr>
+          <w:cantSplit/>
+        </w:trPr>
         <w:tc>
           <w:tcPr>
             <w:tcW w:w="0" w:type="auto"/>
@@ -4705,6 +4802,9 @@
         <w:gridCol w:w="9010"/>
       </w:tblGrid>
       <w:tr>
+        <w:trPr>
+          <w:cantSplit/>
+        </w:trPr>
         <w:tc>
           <w:tcPr>
             <w:tcW w:w="0" w:type="auto"/>
@@ -4744,7 +4844,7 @@
                 <w:szCs w:val="21"/>
               </w:rPr>
               <w:drawing>
-                <wp:inline distT="0" distB="0" distL="0" distR="0" wp14:anchorId="04C76D5D" wp14:editId="2EBEAAD9">
+                <wp:inline distT="0" distB="0" distL="0" distR="0" wp14:anchorId="4929C476" wp14:editId="3C6A7E10">
                   <wp:extent cx="4191000" cy="312420"/>
                   <wp:effectExtent l="0" t="0" r="0" b="0"/>
                   <wp:docPr id="7" name="Picture 7"/>
@@ -5028,6 +5128,9 @@
         <w:gridCol w:w="9010"/>
       </w:tblGrid>
       <w:tr>
+        <w:trPr>
+          <w:cantSplit/>
+        </w:trPr>
         <w:tc>
           <w:tcPr>
             <w:tcW w:w="0" w:type="auto"/>
@@ -5067,9 +5170,9 @@
                 <w:szCs w:val="21"/>
               </w:rPr>
               <w:drawing>
-                <wp:inline distT="0" distB="0" distL="0" distR="0" wp14:anchorId="38487966" wp14:editId="1E93FF87">
-                  <wp:extent cx="3093720" cy="4953000"/>
-                  <wp:effectExtent l="0" t="0" r="0" b="0"/>
+                <wp:inline distT="0" distB="0" distL="0" distR="0" wp14:anchorId="7EB51707" wp14:editId="57358CE1">
+                  <wp:extent cx="2377440" cy="3810000"/>
+                  <wp:effectExtent l="0" t="0" r="3810" b="0"/>
                   <wp:docPr id="8" name="Picture 8"/>
                   <wp:cNvGraphicFramePr>
                     <a:graphicFrameLocks xmlns:a="http://schemas.openxmlformats.org/drawingml/2006/main" noChangeAspect="1"/>
@@ -5099,7 +5202,7 @@
                         <pic:spPr bwMode="auto">
                           <a:xfrm>
                             <a:off x="0" y="0"/>
-                            <a:ext cx="3093720" cy="4953000"/>
+                            <a:ext cx="2377440" cy="3810000"/>
                           </a:xfrm>
                           <a:prstGeom prst="rect">
                             <a:avLst/>
@@ -5302,6 +5405,10 @@
         <w:gridCol w:w="5406"/>
       </w:tblGrid>
       <w:tr>
+        <w:trPr>
+          <w:cantSplit/>
+          <w:tblHeader/>
+        </w:trPr>
         <w:tc>
           <w:tcPr>
             <w:tcW w:w="2000" w:type="pct"/>
@@ -5392,6 +5499,9 @@
         </w:tc>
       </w:tr>
       <w:tr>
+        <w:trPr>
+          <w:cantSplit/>
+        </w:trPr>
         <w:tc>
           <w:tcPr>
             <w:tcW w:w="0" w:type="auto"/>
@@ -5490,6 +5600,9 @@
         </w:tc>
       </w:tr>
       <w:tr>
+        <w:trPr>
+          <w:cantSplit/>
+        </w:trPr>
         <w:tc>
           <w:tcPr>
             <w:tcW w:w="0" w:type="auto"/>
@@ -5590,6 +5703,9 @@
         </w:tc>
       </w:tr>
       <w:tr>
+        <w:trPr>
+          <w:cantSplit/>
+        </w:trPr>
         <w:tc>
           <w:tcPr>
             <w:tcW w:w="0" w:type="auto"/>
@@ -5688,6 +5804,9 @@
         </w:tc>
       </w:tr>
       <w:tr>
+        <w:trPr>
+          <w:cantSplit/>
+        </w:trPr>
         <w:tc>
           <w:tcPr>
             <w:tcW w:w="0" w:type="auto"/>
@@ -5968,6 +6087,9 @@
         <w:gridCol w:w="8981"/>
       </w:tblGrid>
       <w:tr>
+        <w:trPr>
+          <w:cantSplit/>
+        </w:trPr>
         <w:tc>
           <w:tcPr>
             <w:tcW w:w="0" w:type="auto"/>
@@ -6349,6 +6471,9 @@
         <w:gridCol w:w="8981"/>
       </w:tblGrid>
       <w:tr>
+        <w:trPr>
+          <w:cantSplit/>
+        </w:trPr>
         <w:tc>
           <w:tcPr>
             <w:tcW w:w="0" w:type="auto"/>
@@ -6504,6 +6629,10 @@
         <w:gridCol w:w="2703"/>
       </w:tblGrid>
       <w:tr>
+        <w:trPr>
+          <w:cantSplit/>
+          <w:tblHeader/>
+        </w:trPr>
         <w:tc>
           <w:tcPr>
             <w:tcW w:w="1300" w:type="pct"/>
@@ -6638,6 +6767,9 @@
         </w:tc>
       </w:tr>
       <w:tr>
+        <w:trPr>
+          <w:cantSplit/>
+        </w:trPr>
         <w:tc>
           <w:tcPr>
             <w:tcW w:w="0" w:type="auto"/>
@@ -6756,6 +6888,9 @@
         </w:tc>
       </w:tr>
       <w:tr>
+        <w:trPr>
+          <w:cantSplit/>
+        </w:trPr>
         <w:tc>
           <w:tcPr>
             <w:tcW w:w="0" w:type="auto"/>
@@ -6877,6 +7012,9 @@
         </w:tc>
       </w:tr>
       <w:tr>
+        <w:trPr>
+          <w:cantSplit/>
+        </w:trPr>
         <w:tc>
           <w:tcPr>
             <w:tcW w:w="0" w:type="auto"/>
@@ -6995,6 +7133,9 @@
         </w:tc>
       </w:tr>
       <w:tr>
+        <w:trPr>
+          <w:cantSplit/>
+        </w:trPr>
         <w:tc>
           <w:tcPr>
             <w:tcW w:w="0" w:type="auto"/>
@@ -7116,6 +7257,9 @@
         </w:tc>
       </w:tr>
       <w:tr>
+        <w:trPr>
+          <w:cantSplit/>
+        </w:trPr>
         <w:tc>
           <w:tcPr>
             <w:tcW w:w="0" w:type="auto"/>
@@ -7234,6 +7378,9 @@
         </w:tc>
       </w:tr>
       <w:tr>
+        <w:trPr>
+          <w:cantSplit/>
+        </w:trPr>
         <w:tc>
           <w:tcPr>
             <w:tcW w:w="0" w:type="auto"/>
@@ -7355,6 +7502,9 @@
         </w:tc>
       </w:tr>
       <w:tr>
+        <w:trPr>
+          <w:cantSplit/>
+        </w:trPr>
         <w:tc>
           <w:tcPr>
             <w:tcW w:w="0" w:type="auto"/>
@@ -7473,6 +7623,9 @@
         </w:tc>
       </w:tr>
       <w:tr>
+        <w:trPr>
+          <w:cantSplit/>
+        </w:trPr>
         <w:tc>
           <w:tcPr>
             <w:tcW w:w="0" w:type="auto"/>
@@ -7594,6 +7747,9 @@
         </w:tc>
       </w:tr>
       <w:tr>
+        <w:trPr>
+          <w:cantSplit/>
+        </w:trPr>
         <w:tc>
           <w:tcPr>
             <w:tcW w:w="0" w:type="auto"/>
@@ -7714,6 +7870,9 @@
         </w:tc>
       </w:tr>
       <w:tr>
+        <w:trPr>
+          <w:cantSplit/>
+        </w:trPr>
         <w:tc>
           <w:tcPr>
             <w:tcW w:w="0" w:type="auto"/>
@@ -7959,6 +8118,10 @@
         <w:gridCol w:w="6307"/>
       </w:tblGrid>
       <w:tr>
+        <w:trPr>
+          <w:cantSplit/>
+          <w:tblHeader/>
+        </w:trPr>
         <w:tc>
           <w:tcPr>
             <w:tcW w:w="1500" w:type="pct"/>
@@ -8049,6 +8212,9 @@
         </w:tc>
       </w:tr>
       <w:tr>
+        <w:trPr>
+          <w:cantSplit/>
+        </w:trPr>
         <w:tc>
           <w:tcPr>
             <w:tcW w:w="0" w:type="auto"/>
@@ -8129,6 +8295,9 @@
         </w:tc>
       </w:tr>
       <w:tr>
+        <w:trPr>
+          <w:cantSplit/>
+        </w:trPr>
         <w:tc>
           <w:tcPr>
             <w:tcW w:w="0" w:type="auto"/>
@@ -8211,6 +8380,9 @@
         </w:tc>
       </w:tr>
       <w:tr>
+        <w:trPr>
+          <w:cantSplit/>
+        </w:trPr>
         <w:tc>
           <w:tcPr>
             <w:tcW w:w="0" w:type="auto"/>
@@ -8291,6 +8463,9 @@
         </w:tc>
       </w:tr>
       <w:tr>
+        <w:trPr>
+          <w:cantSplit/>
+        </w:trPr>
         <w:tc>
           <w:tcPr>
             <w:tcW w:w="0" w:type="auto"/>
@@ -8399,6 +8574,9 @@
         <w:gridCol w:w="8981"/>
       </w:tblGrid>
       <w:tr>
+        <w:trPr>
+          <w:cantSplit/>
+        </w:trPr>
         <w:tc>
           <w:tcPr>
             <w:tcW w:w="0" w:type="auto"/>
@@ -8544,6 +8722,9 @@
         <w:gridCol w:w="9010"/>
       </w:tblGrid>
       <w:tr>
+        <w:trPr>
+          <w:cantSplit/>
+        </w:trPr>
         <w:tc>
           <w:tcPr>
             <w:tcW w:w="0" w:type="auto"/>
@@ -8583,9 +8764,9 @@
                 <w:szCs w:val="21"/>
               </w:rPr>
               <w:drawing>
-                <wp:inline distT="0" distB="0" distL="0" distR="0" wp14:anchorId="19D507B2" wp14:editId="4DE9D4C2">
-                  <wp:extent cx="3093720" cy="4953000"/>
-                  <wp:effectExtent l="0" t="0" r="0" b="0"/>
+                <wp:inline distT="0" distB="0" distL="0" distR="0" wp14:anchorId="5DB14B10" wp14:editId="00339DB3">
+                  <wp:extent cx="2377440" cy="3810000"/>
+                  <wp:effectExtent l="0" t="0" r="3810" b="0"/>
                   <wp:docPr id="9" name="Picture 9"/>
                   <wp:cNvGraphicFramePr>
                     <a:graphicFrameLocks xmlns:a="http://schemas.openxmlformats.org/drawingml/2006/main" noChangeAspect="1"/>
@@ -8615,7 +8796,7 @@
                         <pic:spPr bwMode="auto">
                           <a:xfrm>
                             <a:off x="0" y="0"/>
-                            <a:ext cx="3093720" cy="4953000"/>
+                            <a:ext cx="2377440" cy="3810000"/>
                           </a:xfrm>
                           <a:prstGeom prst="rect">
                             <a:avLst/>
@@ -9185,6 +9366,9 @@
         <w:gridCol w:w="9010"/>
       </w:tblGrid>
       <w:tr>
+        <w:trPr>
+          <w:cantSplit/>
+        </w:trPr>
         <w:tc>
           <w:tcPr>
             <w:tcW w:w="0" w:type="auto"/>
@@ -9224,9 +9408,9 @@
                 <w:szCs w:val="21"/>
               </w:rPr>
               <w:drawing>
-                <wp:inline distT="0" distB="0" distL="0" distR="0" wp14:anchorId="18EDCBAA" wp14:editId="06C1A529">
-                  <wp:extent cx="3093720" cy="4953000"/>
-                  <wp:effectExtent l="0" t="0" r="0" b="0"/>
+                <wp:inline distT="0" distB="0" distL="0" distR="0" wp14:anchorId="1C8E3EFD" wp14:editId="13C824AC">
+                  <wp:extent cx="2377440" cy="3810000"/>
+                  <wp:effectExtent l="0" t="0" r="3810" b="0"/>
                   <wp:docPr id="10" name="Picture 10"/>
                   <wp:cNvGraphicFramePr>
                     <a:graphicFrameLocks xmlns:a="http://schemas.openxmlformats.org/drawingml/2006/main" noChangeAspect="1"/>
@@ -9256,7 +9440,7 @@
                         <pic:spPr bwMode="auto">
                           <a:xfrm>
                             <a:off x="0" y="0"/>
-                            <a:ext cx="3093720" cy="4953000"/>
+                            <a:ext cx="2377440" cy="3810000"/>
                           </a:xfrm>
                           <a:prstGeom prst="rect">
                             <a:avLst/>
@@ -9439,6 +9623,9 @@
         <w:gridCol w:w="9010"/>
       </w:tblGrid>
       <w:tr>
+        <w:trPr>
+          <w:cantSplit/>
+        </w:trPr>
         <w:tc>
           <w:tcPr>
             <w:tcW w:w="0" w:type="auto"/>
@@ -9478,9 +9665,9 @@
                 <w:szCs w:val="21"/>
               </w:rPr>
               <w:drawing>
-                <wp:inline distT="0" distB="0" distL="0" distR="0" wp14:anchorId="3CB6631F" wp14:editId="767F252A">
-                  <wp:extent cx="3093720" cy="4953000"/>
-                  <wp:effectExtent l="0" t="0" r="0" b="0"/>
+                <wp:inline distT="0" distB="0" distL="0" distR="0" wp14:anchorId="34497BB8" wp14:editId="7AD9E236">
+                  <wp:extent cx="2377440" cy="3810000"/>
+                  <wp:effectExtent l="0" t="0" r="3810" b="0"/>
                   <wp:docPr id="11" name="Picture 11"/>
                   <wp:cNvGraphicFramePr>
                     <a:graphicFrameLocks xmlns:a="http://schemas.openxmlformats.org/drawingml/2006/main" noChangeAspect="1"/>
@@ -9510,7 +9697,7 @@
                         <pic:spPr bwMode="auto">
                           <a:xfrm>
                             <a:off x="0" y="0"/>
-                            <a:ext cx="3093720" cy="4953000"/>
+                            <a:ext cx="2377440" cy="3810000"/>
                           </a:xfrm>
                           <a:prstGeom prst="rect">
                             <a:avLst/>
@@ -9588,6 +9775,10 @@
         <w:gridCol w:w="5947"/>
       </w:tblGrid>
       <w:tr>
+        <w:trPr>
+          <w:cantSplit/>
+          <w:tblHeader/>
+        </w:trPr>
         <w:tc>
           <w:tcPr>
             <w:tcW w:w="1700" w:type="pct"/>
@@ -9678,6 +9869,9 @@
         </w:tc>
       </w:tr>
       <w:tr>
+        <w:trPr>
+          <w:cantSplit/>
+        </w:trPr>
         <w:tc>
           <w:tcPr>
             <w:tcW w:w="0" w:type="auto"/>
@@ -9758,6 +9952,9 @@
         </w:tc>
       </w:tr>
       <w:tr>
+        <w:trPr>
+          <w:cantSplit/>
+        </w:trPr>
         <w:tc>
           <w:tcPr>
             <w:tcW w:w="0" w:type="auto"/>
@@ -9840,6 +10037,9 @@
         </w:tc>
       </w:tr>
       <w:tr>
+        <w:trPr>
+          <w:cantSplit/>
+        </w:trPr>
         <w:tc>
           <w:tcPr>
             <w:tcW w:w="0" w:type="auto"/>
@@ -9920,6 +10120,9 @@
         </w:tc>
       </w:tr>
       <w:tr>
+        <w:trPr>
+          <w:cantSplit/>
+        </w:trPr>
         <w:tc>
           <w:tcPr>
             <w:tcW w:w="0" w:type="auto"/>
@@ -10011,6 +10214,9 @@
         </w:tc>
       </w:tr>
       <w:tr>
+        <w:trPr>
+          <w:cantSplit/>
+        </w:trPr>
         <w:tc>
           <w:tcPr>
             <w:tcW w:w="0" w:type="auto"/>
@@ -10100,6 +10306,9 @@
         </w:tc>
       </w:tr>
       <w:tr>
+        <w:trPr>
+          <w:cantSplit/>
+        </w:trPr>
         <w:tc>
           <w:tcPr>
             <w:tcW w:w="0" w:type="auto"/>
@@ -10191,6 +10400,9 @@
         </w:tc>
       </w:tr>
       <w:tr>
+        <w:trPr>
+          <w:cantSplit/>
+        </w:trPr>
         <w:tc>
           <w:tcPr>
             <w:tcW w:w="0" w:type="auto"/>
@@ -10271,6 +10483,9 @@
         </w:tc>
       </w:tr>
       <w:tr>
+        <w:trPr>
+          <w:cantSplit/>
+        </w:trPr>
         <w:tc>
           <w:tcPr>
             <w:tcW w:w="0" w:type="auto"/>
@@ -10674,6 +10889,9 @@
         <w:gridCol w:w="9026"/>
       </w:tblGrid>
       <w:tr>
+        <w:trPr>
+          <w:cantSplit/>
+        </w:trPr>
         <w:tc>
           <w:tcPr>
             <w:tcW w:w="0" w:type="auto"/>
@@ -10759,9 +10977,9 @@
 <file path=word/numbering.xml><?xml version="1.0" encoding="utf-8"?>
 <w:numbering xmlns:wpc="http://schemas.microsoft.com/office/word/2010/wordprocessingCanvas" xmlns:cx="http://schemas.microsoft.com/office/drawing/2014/chartex" xmlns:cx1="http://schemas.microsoft.com/office/drawing/2015/9/8/chartex" xmlns:cx2="http://schemas.microsoft.com/office/drawing/2015/10/21/chartex" xmlns:cx3="http://schemas.microsoft.com/office/drawing/2016/5/9/chartex" xmlns:cx4="http://schemas.microsoft.com/office/drawing/2016/5/10/chartex" xmlns:cx5="http://schemas.microsoft.com/office/drawing/2016/5/11/chartex" xmlns:cx6="http://schemas.microsoft.com/office/drawing/2016/5/12/chartex" xmlns:cx7="http://schemas.microsoft.com/office/drawing/2016/5/13/chartex" xmlns:cx8="http://schemas.microsoft.com/office/drawing/2016/5/14/chartex" xmlns:mc="http://schemas.openxmlformats.org/markup-compatibility/2006" xmlns:aink="http://schemas.microsoft.com/office/drawing/2016/ink" xmlns:am3d="http://schemas.microsoft.com/office/drawing/2017/model3d" xmlns:o="urn:schemas-microsoft-com:office:office" xmlns:oel="http://schemas.microsoft.com/office/2019/extlst" xmlns:r="http://schemas.openxmlformats.org/officeDocument/2006/relationships" xmlns:m="http://schemas.openxmlformats.org/officeDocument/2006/math" xmlns:v="urn:schemas-microsoft-com:vml" xmlns:wp14="http://schemas.microsoft.com/office/word/2010/wordprocessingDrawing" xmlns:wp="http://schemas.openxmlformats.org/drawingml/2006/wordprocessingDrawing" xmlns:w10="urn:schemas-microsoft-com:office:word" xmlns:w="http://schemas.openxmlformats.org/wordprocessingml/2006/main" xmlns:w14="http://schemas.microsoft.com/office/word/2010/wordml" xmlns:w15="http://schemas.microsoft.com/office/word/2012/wordml" xmlns:w16cei="http://schemas.microsoft.com/office/word/2026/wordml/cei" xmlns:w16cex="http://schemas.microsoft.com/office/word/2018/wordml/cex" xmlns:w16cid="http://schemas.microsoft.com/office/word/2016/wordml/cid" xmlns:w16="http://schemas.microsoft.com/office/word/2018/wordml" xmlns:w16du="http://schemas.microsoft.com/office/word/2023/wordml/word16du" xmlns:w16sdtdh="http://schemas.microsoft.com/office/word/2020/wordml/sdtdatahash" xmlns:w16sdtfl="http://schemas.microsoft.com/office/word/2024/wordml/sdtformatlock" xmlns:w16se="http://schemas.microsoft.com/office/word/2015/wordml/symex" xmlns:wpg="http://schemas.microsoft.com/office/word/2010/wordprocessingGroup" xmlns:wpi="http://schemas.microsoft.com/office/word/2010/wordprocessingInk" xmlns:wne="http://schemas.microsoft.com/office/word/2006/wordml" xmlns:wps="http://schemas.microsoft.com/office/word/2010/wordprocessingShape" mc:Ignorable="w14 w15 w16se w16cid w16 w16cex w16sdtdh w16sdtfl w16du wp14">
   <w:abstractNum w:abstractNumId="0" w15:restartNumberingAfterBreak="0">
-    <w:nsid w:val="1C6A358D"/>
+    <w:nsid w:val="080C5F7F"/>
     <w:multiLevelType w:val="multilevel"/>
-    <w:tmpl w:val="3FA86CB0"/>
+    <w:tmpl w:val="A246E644"/>
     <w:lvl w:ilvl="0">
       <w:start w:val="1"/>
       <w:numFmt w:val="bullet"/>
@@ -10908,9 +11126,9 @@
     </w:lvl>
   </w:abstractNum>
   <w:abstractNum w:abstractNumId="1" w15:restartNumberingAfterBreak="0">
-    <w:nsid w:val="20D36EDC"/>
+    <w:nsid w:val="17177A2F"/>
     <w:multiLevelType w:val="multilevel"/>
-    <w:tmpl w:val="5BB6E840"/>
+    <w:tmpl w:val="512EBBCC"/>
     <w:lvl w:ilvl="0">
       <w:start w:val="1"/>
       <w:numFmt w:val="bullet"/>
@@ -11057,9 +11275,9 @@
     </w:lvl>
   </w:abstractNum>
   <w:abstractNum w:abstractNumId="2" w15:restartNumberingAfterBreak="0">
-    <w:nsid w:val="224C6A96"/>
+    <w:nsid w:val="184D77E6"/>
     <w:multiLevelType w:val="multilevel"/>
-    <w:tmpl w:val="88165E90"/>
+    <w:tmpl w:val="0A162F48"/>
     <w:lvl w:ilvl="0">
       <w:start w:val="1"/>
       <w:numFmt w:val="bullet"/>
@@ -11206,9 +11424,9 @@
     </w:lvl>
   </w:abstractNum>
   <w:abstractNum w:abstractNumId="3" w15:restartNumberingAfterBreak="0">
-    <w:nsid w:val="28DD724F"/>
+    <w:nsid w:val="19034373"/>
     <w:multiLevelType w:val="multilevel"/>
-    <w:tmpl w:val="239A5790"/>
+    <w:tmpl w:val="B6E01D5E"/>
     <w:lvl w:ilvl="0">
       <w:start w:val="1"/>
       <w:numFmt w:val="bullet"/>
@@ -11355,9 +11573,9 @@
     </w:lvl>
   </w:abstractNum>
   <w:abstractNum w:abstractNumId="4" w15:restartNumberingAfterBreak="0">
-    <w:nsid w:val="31426EAB"/>
+    <w:nsid w:val="23B34FBA"/>
     <w:multiLevelType w:val="multilevel"/>
-    <w:tmpl w:val="A59CF2A4"/>
+    <w:tmpl w:val="CD188BB2"/>
     <w:lvl w:ilvl="0">
       <w:start w:val="1"/>
       <w:numFmt w:val="bullet"/>
@@ -11504,9 +11722,9 @@
     </w:lvl>
   </w:abstractNum>
   <w:abstractNum w:abstractNumId="5" w15:restartNumberingAfterBreak="0">
-    <w:nsid w:val="3E266DDE"/>
+    <w:nsid w:val="31571060"/>
     <w:multiLevelType w:val="multilevel"/>
-    <w:tmpl w:val="5BAAFF46"/>
+    <w:tmpl w:val="DCC64E8A"/>
     <w:lvl w:ilvl="0">
       <w:start w:val="1"/>
       <w:numFmt w:val="bullet"/>
@@ -11653,9 +11871,9 @@
     </w:lvl>
   </w:abstractNum>
   <w:abstractNum w:abstractNumId="6" w15:restartNumberingAfterBreak="0">
-    <w:nsid w:val="65DF5756"/>
+    <w:nsid w:val="74ED6C94"/>
     <w:multiLevelType w:val="multilevel"/>
-    <w:tmpl w:val="96025386"/>
+    <w:tmpl w:val="8800E742"/>
     <w:lvl w:ilvl="0">
       <w:start w:val="1"/>
       <w:numFmt w:val="bullet"/>
@@ -11802,9 +12020,9 @@
     </w:lvl>
   </w:abstractNum>
   <w:abstractNum w:abstractNumId="7" w15:restartNumberingAfterBreak="0">
-    <w:nsid w:val="6D91161E"/>
+    <w:nsid w:val="7E5C552E"/>
     <w:multiLevelType w:val="multilevel"/>
-    <w:tmpl w:val="60B0A270"/>
+    <w:tmpl w:val="3ACAB03E"/>
     <w:lvl w:ilvl="0">
       <w:start w:val="1"/>
       <w:numFmt w:val="bullet"/>
@@ -11950,29 +12168,29 @@
       </w:rPr>
     </w:lvl>
   </w:abstractNum>
-  <w:num w:numId="1" w16cid:durableId="2061778707">
+  <w:num w:numId="1" w16cid:durableId="1180855501">
+    <w:abstractNumId w:val="5"/>
+  </w:num>
+  <w:num w:numId="2" w16cid:durableId="828207789">
+    <w:abstractNumId w:val="2"/>
+  </w:num>
+  <w:num w:numId="3" w16cid:durableId="1483696778">
+    <w:abstractNumId w:val="4"/>
+  </w:num>
+  <w:num w:numId="4" w16cid:durableId="902373362">
     <w:abstractNumId w:val="0"/>
   </w:num>
-  <w:num w:numId="2" w16cid:durableId="490487052">
+  <w:num w:numId="5" w16cid:durableId="1544252767">
     <w:abstractNumId w:val="7"/>
   </w:num>
-  <w:num w:numId="3" w16cid:durableId="1136752641">
+  <w:num w:numId="6" w16cid:durableId="842626563">
+    <w:abstractNumId w:val="6"/>
+  </w:num>
+  <w:num w:numId="7" w16cid:durableId="49574909">
     <w:abstractNumId w:val="3"/>
   </w:num>
-  <w:num w:numId="4" w16cid:durableId="133371397">
-    <w:abstractNumId w:val="4"/>
-  </w:num>
-  <w:num w:numId="5" w16cid:durableId="1174801805">
+  <w:num w:numId="8" w16cid:durableId="2112505545">
     <w:abstractNumId w:val="1"/>
-  </w:num>
-  <w:num w:numId="6" w16cid:durableId="241990681">
-    <w:abstractNumId w:val="2"/>
-  </w:num>
-  <w:num w:numId="7" w16cid:durableId="1482502880">
-    <w:abstractNumId w:val="5"/>
-  </w:num>
-  <w:num w:numId="8" w16cid:durableId="1428191695">
-    <w:abstractNumId w:val="6"/>
   </w:num>
 </w:numbering>
 </file>
@@ -12382,6 +12600,8 @@
     <w:uiPriority w:val="9"/>
     <w:qFormat/>
     <w:pPr>
+      <w:keepNext/>
+      <w:keepLines/>
       <w:spacing w:after="60"/>
       <w:outlineLvl w:val="0"/>
     </w:pPr>
@@ -12401,6 +12621,8 @@
     <w:uiPriority w:val="9"/>
     <w:qFormat/>
     <w:pPr>
+      <w:keepNext/>
+      <w:keepLines/>
       <w:shd w:val="clear" w:color="auto" w:fill="1E40AF"/>
       <w:spacing w:before="440" w:after="200"/>
       <w:outlineLvl w:val="1"/>
@@ -12420,6 +12642,8 @@
     <w:uiPriority w:val="9"/>
     <w:qFormat/>
     <w:pPr>
+      <w:keepNext/>
+      <w:keepLines/>
       <w:spacing w:before="300" w:after="80"/>
       <w:outlineLvl w:val="2"/>
     </w:pPr>
@@ -12464,10 +12688,13 @@
     <w:link w:val="Heading1"/>
     <w:uiPriority w:val="9"/>
     <w:rPr>
-      <w:rFonts w:asciiTheme="majorHAnsi" w:eastAsiaTheme="majorEastAsia" w:hAnsiTheme="majorHAnsi" w:cstheme="majorBidi"/>
-      <w:color w:val="2F5496" w:themeColor="accent1" w:themeShade="BF"/>
-      <w:sz w:val="40"/>
-      <w:szCs w:val="40"/>
+      <w:rFonts w:eastAsiaTheme="minorEastAsia"/>
+      <w:b/>
+      <w:bCs/>
+      <w:color w:val="16306B"/>
+      <w:kern w:val="36"/>
+      <w:sz w:val="42"/>
+      <w:szCs w:val="42"/>
     </w:rPr>
   </w:style>
   <w:style w:type="character" w:customStyle="1" w:styleId="Heading2Char">
@@ -12475,12 +12702,14 @@
     <w:basedOn w:val="DefaultParagraphFont"/>
     <w:link w:val="Heading2"/>
     <w:uiPriority w:val="9"/>
-    <w:semiHidden/>
     <w:rPr>
-      <w:rFonts w:asciiTheme="majorHAnsi" w:eastAsiaTheme="majorEastAsia" w:hAnsiTheme="majorHAnsi" w:cstheme="majorBidi"/>
-      <w:color w:val="2F5496" w:themeColor="accent1" w:themeShade="BF"/>
-      <w:sz w:val="32"/>
-      <w:szCs w:val="32"/>
+      <w:rFonts w:eastAsiaTheme="minorEastAsia"/>
+      <w:b/>
+      <w:bCs/>
+      <w:color w:val="FFFFFF"/>
+      <w:sz w:val="26"/>
+      <w:szCs w:val="26"/>
+      <w:shd w:val="clear" w:color="auto" w:fill="1E40AF"/>
     </w:rPr>
   </w:style>
   <w:style w:type="character" w:customStyle="1" w:styleId="Heading3Char">
@@ -12488,12 +12717,13 @@
     <w:basedOn w:val="DefaultParagraphFont"/>
     <w:link w:val="Heading3"/>
     <w:uiPriority w:val="9"/>
-    <w:semiHidden/>
     <w:rPr>
-      <w:rFonts w:asciiTheme="minorHAnsi" w:eastAsiaTheme="majorEastAsia" w:hAnsiTheme="minorHAnsi" w:cstheme="majorBidi"/>
-      <w:color w:val="2F5496" w:themeColor="accent1" w:themeShade="BF"/>
-      <w:sz w:val="28"/>
-      <w:szCs w:val="28"/>
+      <w:rFonts w:eastAsiaTheme="minorEastAsia"/>
+      <w:b/>
+      <w:bCs/>
+      <w:color w:val="1E40AF"/>
+      <w:sz w:val="23"/>
+      <w:szCs w:val="23"/>
     </w:rPr>
   </w:style>
   <w:style w:type="paragraph" w:customStyle="1" w:styleId="msonormal0">

--- a/documents/kra-kpi-client-manual.docx
+++ b/documents/kra-kpi-client-manual.docx
@@ -1,6 +1,6 @@
 
 <file path=word/document.xml><?xml version="1.0" encoding="utf-8"?>
-<w:document xmlns:wpc="http://schemas.microsoft.com/office/word/2010/wordprocessingCanvas" xmlns:cx="http://schemas.microsoft.com/office/drawing/2014/chartex" xmlns:cx1="http://schemas.microsoft.com/office/drawing/2015/9/8/chartex" xmlns:cx2="http://schemas.microsoft.com/office/drawing/2015/10/21/chartex" xmlns:cx3="http://schemas.microsoft.com/office/drawing/2016/5/9/chartex" xmlns:cx4="http://schemas.microsoft.com/office/drawing/2016/5/10/chartex" xmlns:cx5="http://schemas.microsoft.com/office/drawing/2016/5/11/chartex" xmlns:cx6="http://schemas.microsoft.com/office/drawing/2016/5/12/chartex" xmlns:cx7="http://schemas.microsoft.com/office/drawing/2016/5/13/chartex" xmlns:cx8="http://schemas.microsoft.com/office/drawing/2016/5/14/chartex" xmlns:mc="http://schemas.openxmlformats.org/markup-compatibility/2006" xmlns:aink="http://schemas.microsoft.com/office/drawing/2016/ink" xmlns:am3d="http://schemas.microsoft.com/office/drawing/2017/model3d" xmlns:o="urn:schemas-microsoft-com:office:office" xmlns:oel="http://schemas.microsoft.com/office/2019/extlst" xmlns:r="http://schemas.openxmlformats.org/officeDocument/2006/relationships" xmlns:m="http://schemas.openxmlformats.org/officeDocument/2006/math" xmlns:v="urn:schemas-microsoft-com:vml" xmlns:wp14="http://schemas.microsoft.com/office/word/2010/wordprocessingDrawing" xmlns:wp="http://schemas.openxmlformats.org/drawingml/2006/wordprocessingDrawing" xmlns:w10="urn:schemas-microsoft-com:office:word" xmlns:w="http://schemas.openxmlformats.org/wordprocessingml/2006/main" xmlns:w14="http://schemas.microsoft.com/office/word/2010/wordml" xmlns:w15="http://schemas.microsoft.com/office/word/2012/wordml" xmlns:w16cei="http://schemas.microsoft.com/office/word/2026/wordml/cei" xmlns:w16cex="http://schemas.microsoft.com/office/word/2018/wordml/cex" xmlns:w16cid="http://schemas.microsoft.com/office/word/2016/wordml/cid" xmlns:w16="http://schemas.microsoft.com/office/word/2018/wordml" xmlns:w16du="http://schemas.microsoft.com/office/word/2023/wordml/word16du" xmlns:w16sdtdh="http://schemas.microsoft.com/office/word/2020/wordml/sdtdatahash" xmlns:w16sdtfl="http://schemas.microsoft.com/office/word/2024/wordml/sdtformatlock" xmlns:w16se="http://schemas.microsoft.com/office/word/2015/wordml/symex" xmlns:wpg="http://schemas.microsoft.com/office/word/2010/wordprocessingGroup" xmlns:wpi="http://schemas.microsoft.com/office/word/2010/wordprocessingInk" xmlns:wne="http://schemas.microsoft.com/office/word/2006/wordml" xmlns:wps="http://schemas.microsoft.com/office/word/2010/wordprocessingShape" mc:Ignorable="w14 w15 w16se w16cid w16 w16cex w16sdtdh w16sdtfl w16du wp14">
+<w:document xmlns:wpc="http://schemas.microsoft.com/office/word/2010/wordprocessingCanvas" xmlns:cx="http://schemas.microsoft.com/office/drawing/2014/chartex" xmlns:cx1="http://schemas.microsoft.com/office/drawing/2015/9/8/chartex" xmlns:cx2="http://schemas.microsoft.com/office/drawing/2015/10/21/chartex" xmlns:cx3="http://schemas.microsoft.com/office/drawing/2016/5/9/chartex" xmlns:cx4="http://schemas.microsoft.com/office/drawing/2016/5/10/chartex" xmlns:cx5="http://schemas.microsoft.com/office/drawing/2016/5/11/chartex" xmlns:cx6="http://schemas.microsoft.com/office/drawing/2016/5/12/chartex" xmlns:cx7="http://schemas.microsoft.com/office/drawing/2016/5/13/chartex" xmlns:cx8="http://schemas.microsoft.com/office/drawing/2016/5/14/chartex" xmlns:mc="http://schemas.openxmlformats.org/markup-compatibility/2006" xmlns:aink="http://schemas.microsoft.com/office/drawing/2016/ink" xmlns:am3d="http://schemas.microsoft.com/office/drawing/2017/model3d" xmlns:o="urn:schemas-microsoft-com:office:office" xmlns:oel="http://schemas.microsoft.com/office/2019/extlst" xmlns:r="http://schemas.openxmlformats.org/officeDocument/2006/relationships" xmlns:m="http://schemas.openxmlformats.org/officeDocument/2006/math" xmlns:v="urn:schemas-microsoft-com:vml" xmlns:wp14="http://schemas.microsoft.com/office/word/2010/wordprocessingDrawing" xmlns:wp="http://schemas.openxmlformats.org/drawingml/2006/wordprocessingDrawing" xmlns:w10="urn:schemas-microsoft-com:office:word" xmlns:w="http://schemas.openxmlformats.org/wordprocessingml/2006/main" xmlns:w14="http://schemas.microsoft.com/office/word/2010/wordml" xmlns:w15="http://schemas.microsoft.com/office/word/2012/wordml" xmlns:w16cex="http://schemas.microsoft.com/office/word/2018/wordml/cex" xmlns:w16cid="http://schemas.microsoft.com/office/word/2016/wordml/cid" xmlns:w16="http://schemas.microsoft.com/office/word/2018/wordml" xmlns:w16du="http://schemas.microsoft.com/office/word/2023/wordml/word16du" xmlns:w16sdtdh="http://schemas.microsoft.com/office/word/2020/wordml/sdtdatahash" xmlns:w16sdtfl="http://schemas.microsoft.com/office/word/2024/wordml/sdtformatlock" xmlns:w16se="http://schemas.microsoft.com/office/word/2015/wordml/symex" xmlns:wpg="http://schemas.microsoft.com/office/word/2010/wordprocessingGroup" xmlns:wpi="http://schemas.microsoft.com/office/word/2010/wordprocessingInk" xmlns:wne="http://schemas.microsoft.com/office/word/2006/wordml" xmlns:wps="http://schemas.microsoft.com/office/word/2010/wordprocessingShape" mc:Ignorable="w14 w15 w16se w16cid w16 w16cex w16sdtdh w16sdtfl w16du wp14">
   <w:body>
     <w:p>
       <w:pPr>
@@ -590,8 +590,8 @@
               </w:rPr>
               <w:lastRenderedPageBreak/>
               <w:drawing>
-                <wp:inline distT="0" distB="0" distL="0" distR="0" wp14:anchorId="13377455" wp14:editId="7BAE2B95">
-                  <wp:extent cx="2377440" cy="3810000"/>
+                <wp:inline distT="0" distB="0" distL="0" distR="0" wp14:anchorId="18ACE19A" wp14:editId="507E5488">
+                  <wp:extent cx="2377440" cy="3604260"/>
                   <wp:effectExtent l="0" t="0" r="3810" b="0"/>
                   <wp:docPr id="1" name="Picture 1"/>
                   <wp:cNvGraphicFramePr>
@@ -622,7 +622,7 @@
                         <pic:spPr bwMode="auto">
                           <a:xfrm>
                             <a:off x="0" y="0"/>
-                            <a:ext cx="2377440" cy="3810000"/>
+                            <a:ext cx="2377440" cy="3604260"/>
                           </a:xfrm>
                           <a:prstGeom prst="rect">
                             <a:avLst/>
@@ -650,7 +650,13 @@
               <w:rPr>
                 <w:rFonts w:ascii="Segoe UI" w:hAnsi="Segoe UI" w:cs="Segoe UI"/>
               </w:rPr>
-              <w:t>The welcome screen with the “Tap to Enter Login Page” button</w:t>
+              <w:t>The welcome screen with the “Tap to Enter Login Page”</w:t>
+            </w:r>
+            <w:r>
+              <w:rPr>
+                <w:rFonts w:ascii="Segoe UI" w:hAnsi="Segoe UI" w:cs="Segoe UI"/>
+              </w:rPr>
+              <w:t xml:space="preserve"> button</w:t>
             </w:r>
           </w:p>
         </w:tc>
@@ -768,8 +774,8 @@
               </w:rPr>
               <w:lastRenderedPageBreak/>
               <w:drawing>
-                <wp:inline distT="0" distB="0" distL="0" distR="0" wp14:anchorId="4CAD7E29" wp14:editId="33771D5C">
-                  <wp:extent cx="2377440" cy="3810000"/>
+                <wp:inline distT="0" distB="0" distL="0" distR="0" wp14:anchorId="28FB63D6" wp14:editId="6A3D65FC">
+                  <wp:extent cx="2377440" cy="3528060"/>
                   <wp:effectExtent l="0" t="0" r="3810" b="0"/>
                   <wp:docPr id="2" name="Picture 2"/>
                   <wp:cNvGraphicFramePr>
@@ -800,7 +806,7 @@
                         <pic:spPr bwMode="auto">
                           <a:xfrm>
                             <a:off x="0" y="0"/>
-                            <a:ext cx="2377440" cy="3810000"/>
+                            <a:ext cx="2377440" cy="3528060"/>
                           </a:xfrm>
                           <a:prstGeom prst="rect">
                             <a:avLst/>
@@ -2407,8 +2413,8 @@
                 <w:szCs w:val="21"/>
               </w:rPr>
               <w:drawing>
-                <wp:inline distT="0" distB="0" distL="0" distR="0" wp14:anchorId="11E110DD" wp14:editId="4D438CA3">
-                  <wp:extent cx="2377440" cy="3810000"/>
+                <wp:inline distT="0" distB="0" distL="0" distR="0" wp14:anchorId="46B48C79" wp14:editId="7717E1C6">
+                  <wp:extent cx="2377440" cy="3604260"/>
                   <wp:effectExtent l="0" t="0" r="3810" b="0"/>
                   <wp:docPr id="3" name="Picture 3"/>
                   <wp:cNvGraphicFramePr>
@@ -2439,7 +2445,7 @@
                         <pic:spPr bwMode="auto">
                           <a:xfrm>
                             <a:off x="0" y="0"/>
-                            <a:ext cx="2377440" cy="3810000"/>
+                            <a:ext cx="2377440" cy="3604260"/>
                           </a:xfrm>
                           <a:prstGeom prst="rect">
                             <a:avLst/>
@@ -2473,7 +2479,7 @@
               <w:rPr>
                 <w:rFonts w:ascii="Segoe UI" w:hAnsi="Segoe UI" w:cs="Segoe UI"/>
               </w:rPr>
-              <w:t>the four counters and the six tiles</w:t>
+              <w:t>the four counters, and the tiles grouped under KRA / KPI and Reports</w:t>
             </w:r>
           </w:p>
         </w:tc>
@@ -3100,7 +3106,7 @@
           <w:sz w:val="21"/>
           <w:szCs w:val="21"/>
         </w:rPr>
-        <w:t xml:space="preserve">your project is already selected and cannot be changed, because you only have the one. You may optionally type a </w:t>
+        <w:t xml:space="preserve">if you have only one project, it is already selected and cannot be changed. You may optionally type a </w:t>
       </w:r>
       <w:r>
         <w:rPr>
@@ -3141,6 +3147,86 @@
           <w:szCs w:val="21"/>
         </w:rPr>
         <w:t>) to group this batch of work.</w:t>
+      </w:r>
+    </w:p>
+    <w:p>
+      <w:pPr>
+        <w:pStyle w:val="NormalWeb"/>
+        <w:rPr>
+          <w:rFonts w:ascii="Segoe UI" w:hAnsi="Segoe UI" w:cs="Segoe UI"/>
+          <w:color w:val="1F2937"/>
+          <w:sz w:val="21"/>
+          <w:szCs w:val="21"/>
+        </w:rPr>
+      </w:pPr>
+      <w:r>
+        <w:rPr>
+          <w:rFonts w:ascii="Segoe UI" w:hAnsi="Segoe UI" w:cs="Segoe UI"/>
+          <w:color w:val="1F2937"/>
+          <w:sz w:val="21"/>
+          <w:szCs w:val="21"/>
+        </w:rPr>
+        <w:t xml:space="preserve">If you have </w:t>
+      </w:r>
+      <w:r>
+        <w:rPr>
+          <w:rFonts w:ascii="Segoe UI" w:hAnsi="Segoe UI" w:cs="Segoe UI"/>
+          <w:b/>
+          <w:bCs/>
+          <w:color w:val="1F2937"/>
+          <w:sz w:val="21"/>
+          <w:szCs w:val="21"/>
+        </w:rPr>
+        <w:t>more than one project</w:t>
+      </w:r>
+      <w:r>
+        <w:rPr>
+          <w:rFonts w:ascii="Segoe UI" w:hAnsi="Segoe UI" w:cs="Segoe UI"/>
+          <w:color w:val="1F2937"/>
+          <w:sz w:val="21"/>
+          <w:szCs w:val="21"/>
+        </w:rPr>
+        <w:t xml:space="preserve">, the box starts on </w:t>
+      </w:r>
+      <w:r>
+        <w:rPr>
+          <w:rFonts w:ascii="Segoe UI" w:hAnsi="Segoe UI" w:cs="Segoe UI"/>
+          <w:b/>
+          <w:bCs/>
+          <w:color w:val="1F2937"/>
+          <w:sz w:val="21"/>
+          <w:szCs w:val="21"/>
+        </w:rPr>
+        <w:t>-- Select Project --</w:t>
+      </w:r>
+      <w:r>
+        <w:rPr>
+          <w:rFonts w:ascii="Segoe UI" w:hAnsi="Segoe UI" w:cs="Segoe UI"/>
+          <w:color w:val="1F2937"/>
+          <w:sz w:val="21"/>
+          <w:szCs w:val="21"/>
+        </w:rPr>
+        <w:t xml:space="preserve"> with the note </w:t>
+      </w:r>
+      <w:r>
+        <w:rPr>
+          <w:rFonts w:ascii="Segoe UI" w:hAnsi="Segoe UI" w:cs="Segoe UI"/>
+          <w:i/>
+          <w:iCs/>
+          <w:color w:val="1F2937"/>
+          <w:sz w:val="21"/>
+          <w:szCs w:val="21"/>
+        </w:rPr>
+        <w:t>“You have N projects — choose which one this is for.”</w:t>
+      </w:r>
+      <w:r>
+        <w:rPr>
+          <w:rFonts w:ascii="Segoe UI" w:hAnsi="Segoe UI" w:cs="Segoe UI"/>
+          <w:color w:val="1F2937"/>
+          <w:sz w:val="21"/>
+          <w:szCs w:val="21"/>
+        </w:rPr>
+        <w:t xml:space="preserve"> Pick the right one before you create the tasks.</w:t>
       </w:r>
     </w:p>
     <w:tbl>
@@ -3200,7 +3286,7 @@
                 <w:szCs w:val="21"/>
               </w:rPr>
               <w:drawing>
-                <wp:inline distT="0" distB="0" distL="0" distR="0" wp14:anchorId="6D29272E" wp14:editId="753D571B">
+                <wp:inline distT="0" distB="0" distL="0" distR="0" wp14:anchorId="54C35CA3" wp14:editId="1A52D73C">
                   <wp:extent cx="4191000" cy="1455420"/>
                   <wp:effectExtent l="0" t="0" r="0" b="0"/>
                   <wp:docPr id="4" name="Picture 4"/>
@@ -3260,7 +3346,13 @@
               <w:rPr>
                 <w:rFonts w:ascii="Segoe UI" w:hAnsi="Segoe UI" w:cs="Segoe UI"/>
               </w:rPr>
-              <w:t>Section 1 Destination — your project shown read-only, with the Version box</w:t>
+              <w:t xml:space="preserve">Section 1 Destination — </w:t>
+            </w:r>
+            <w:r>
+              <w:rPr>
+                <w:rFonts w:ascii="Segoe UI" w:hAnsi="Segoe UI" w:cs="Segoe UI"/>
+              </w:rPr>
+              <w:t>your project shown read-only, with the Version box</w:t>
             </w:r>
           </w:p>
         </w:tc>
@@ -3352,16 +3444,7 @@
           <w:sz w:val="21"/>
           <w:szCs w:val="21"/>
         </w:rPr>
-        <w:t xml:space="preserve"> — </w:t>
-      </w:r>
-      <w:r>
-        <w:rPr>
-          <w:rFonts w:ascii="Segoe UI" w:eastAsia="Times New Roman" w:hAnsi="Segoe UI" w:cs="Segoe UI"/>
-          <w:color w:val="1F2937"/>
-          <w:sz w:val="21"/>
-          <w:szCs w:val="21"/>
-        </w:rPr>
-        <w:t xml:space="preserve">paste your notes into the box marked </w:t>
+        <w:t xml:space="preserve"> — paste your notes into the box marked </w:t>
       </w:r>
       <w:r>
         <w:rPr>
@@ -3407,7 +3490,7 @@
           <w:sz w:val="21"/>
           <w:szCs w:val="21"/>
         </w:rPr>
-        <w:t>Import a spreadsheet</w:t>
+        <w:t>Import a file</w:t>
       </w:r>
       <w:r>
         <w:rPr>
@@ -3436,7 +3519,7 @@
           <w:sz w:val="21"/>
           <w:szCs w:val="21"/>
         </w:rPr>
-        <w:t xml:space="preserve"> and pick an Excel (.xlsx / .xls) or CSV file. If you pick anything else the app tells you: </w:t>
+        <w:t xml:space="preserve"> and pick an Excel (.xlsx / .xls), CSV or plain text (.txt) file. If you pick anything else the app tells you: </w:t>
       </w:r>
       <w:r>
         <w:rPr>
@@ -3447,7 +3530,18 @@
           <w:sz w:val="21"/>
           <w:szCs w:val="21"/>
         </w:rPr>
-        <w:t>“Please choose an Excel (.xlsx/.xls) or CSV (.csv) file.”</w:t>
+        <w:t>“</w:t>
+      </w:r>
+      <w:r>
+        <w:rPr>
+          <w:rFonts w:ascii="Segoe UI" w:eastAsia="Times New Roman" w:hAnsi="Segoe UI" w:cs="Segoe UI"/>
+          <w:i/>
+          <w:iCs/>
+          <w:color w:val="1F2937"/>
+          <w:sz w:val="21"/>
+          <w:szCs w:val="21"/>
+        </w:rPr>
+        <w:t>Please choose an Excel (.xlsx/.xls), CSV (.csv) or text (.txt) file.”</w:t>
       </w:r>
     </w:p>
     <w:p>
@@ -3547,16 +3641,7 @@
                 <w:sz w:val="19"/>
                 <w:szCs w:val="19"/>
               </w:rPr>
-              <w:t xml:space="preserve">  </w:t>
-            </w:r>
-            <w:r>
-              <w:rPr>
-                <w:rFonts w:ascii="Segoe UI" w:eastAsia="Times New Roman" w:hAnsi="Segoe UI" w:cs="Segoe UI"/>
-                <w:color w:val="1F2937"/>
-                <w:sz w:val="19"/>
-                <w:szCs w:val="19"/>
-              </w:rPr>
-              <w:t>Pasting plain text is the quickest way to raise a handful of items. For a big batch, download the blank template, fill it in on a computer, and import it.</w:t>
+              <w:t xml:space="preserve">  Pasting plain text is the quickest way to raise a handful of items. For a big batch, download the blank template, fill it in on a computer, and import it.</w:t>
             </w:r>
           </w:p>
         </w:tc>
@@ -3630,7 +3715,7 @@
                 <w:szCs w:val="21"/>
               </w:rPr>
               <w:drawing>
-                <wp:inline distT="0" distB="0" distL="0" distR="0" wp14:anchorId="1060261B" wp14:editId="4461C131">
+                <wp:inline distT="0" distB="0" distL="0" distR="0" wp14:anchorId="7010881D" wp14:editId="3F7F8660">
                   <wp:extent cx="4191000" cy="2133600"/>
                   <wp:effectExtent l="0" t="0" r="0" b="0"/>
                   <wp:docPr id="5" name="Picture 5"/>
@@ -3690,7 +3775,13 @@
               <w:rPr>
                 <w:rFonts w:ascii="Segoe UI" w:hAnsi="Segoe UI" w:cs="Segoe UI"/>
               </w:rPr>
-              <w:t>Section 2 Source &amp; Bulk Import — the paste box, Choose file and Download Blank Template</w:t>
+              <w:t>Section 2 Source</w:t>
+            </w:r>
+            <w:r>
+              <w:rPr>
+                <w:rFonts w:ascii="Segoe UI" w:hAnsi="Segoe UI" w:cs="Segoe UI"/>
+              </w:rPr>
+              <w:t xml:space="preserve"> &amp; Bulk Import — the paste box, Choose file and Download Blank Template</w:t>
             </w:r>
           </w:p>
         </w:tc>
@@ -3747,16 +3838,7 @@
           <w:sz w:val="21"/>
           <w:szCs w:val="21"/>
         </w:rPr>
-        <w:t xml:space="preserve"> </w:t>
-      </w:r>
-      <w:r>
-        <w:rPr>
-          <w:rFonts w:ascii="Segoe UI" w:hAnsi="Segoe UI" w:cs="Segoe UI"/>
-          <w:color w:val="1F2937"/>
-          <w:sz w:val="21"/>
-          <w:szCs w:val="21"/>
-        </w:rPr>
-        <w:t xml:space="preserve">lists the tasks that will be created. Every row can be edited, and you can add your own with </w:t>
+        <w:t xml:space="preserve"> lists the tasks that will be created. Every row can be edited, and you can add your own with </w:t>
       </w:r>
       <w:r>
         <w:rPr>
@@ -4425,7 +4507,7 @@
                 <w:szCs w:val="21"/>
               </w:rPr>
               <w:drawing>
-                <wp:inline distT="0" distB="0" distL="0" distR="0" wp14:anchorId="20A53D94" wp14:editId="5C730A5F">
+                <wp:inline distT="0" distB="0" distL="0" distR="0" wp14:anchorId="29738C3E" wp14:editId="6C096549">
                   <wp:extent cx="4191000" cy="1021080"/>
                   <wp:effectExtent l="0" t="0" r="0" b="7620"/>
                   <wp:docPr id="6" name="Picture 6"/>
@@ -4485,7 +4567,13 @@
               <w:rPr>
                 <w:rFonts w:ascii="Segoe UI" w:hAnsi="Segoe UI" w:cs="Segoe UI"/>
               </w:rPr>
-              <w:t>Section 3 — the editable task rows with Add Row</w:t>
+              <w:t xml:space="preserve">Section 3 — </w:t>
+            </w:r>
+            <w:r>
+              <w:rPr>
+                <w:rFonts w:ascii="Segoe UI" w:hAnsi="Segoe UI" w:cs="Segoe UI"/>
+              </w:rPr>
+              <w:t>the editable task rows with Add Row</w:t>
             </w:r>
           </w:p>
         </w:tc>
@@ -4844,7 +4932,7 @@
                 <w:szCs w:val="21"/>
               </w:rPr>
               <w:drawing>
-                <wp:inline distT="0" distB="0" distL="0" distR="0" wp14:anchorId="4929C476" wp14:editId="3C6A7E10">
+                <wp:inline distT="0" distB="0" distL="0" distR="0" wp14:anchorId="054B92BC" wp14:editId="3535CD15">
                   <wp:extent cx="4191000" cy="312420"/>
                   <wp:effectExtent l="0" t="0" r="0" b="0"/>
                   <wp:docPr id="7" name="Picture 7"/>
@@ -4935,7 +5023,13 @@
         <w:rPr>
           <w:rFonts w:ascii="Segoe UI" w:eastAsia="Times New Roman" w:hAnsi="Segoe UI" w:cs="Segoe UI"/>
         </w:rPr>
-        <w:t>Step 11   Open Requests</w:t>
+        <w:t xml:space="preserve">Step 11   </w:t>
+      </w:r>
+      <w:r>
+        <w:rPr>
+          <w:rFonts w:ascii="Segoe UI" w:eastAsia="Times New Roman" w:hAnsi="Segoe UI" w:cs="Segoe UI"/>
+        </w:rPr>
+        <w:t>Open Requests</w:t>
       </w:r>
     </w:p>
     <w:p>
@@ -5081,16 +5175,7 @@
           <w:sz w:val="21"/>
           <w:szCs w:val="21"/>
         </w:rPr>
-        <w:t xml:space="preserve"> — </w:t>
-      </w:r>
-      <w:r>
-        <w:rPr>
-          <w:rFonts w:ascii="Segoe UI" w:eastAsia="Times New Roman" w:hAnsi="Segoe UI" w:cs="Segoe UI"/>
-          <w:color w:val="1F2937"/>
-          <w:sz w:val="21"/>
-          <w:szCs w:val="21"/>
-        </w:rPr>
-        <w:t>work that is finished and needs you to confirm it.</w:t>
+        <w:t xml:space="preserve"> — work that is finished and needs you to confirm it.</w:t>
       </w:r>
     </w:p>
     <w:p>
@@ -5170,8 +5255,8 @@
                 <w:szCs w:val="21"/>
               </w:rPr>
               <w:drawing>
-                <wp:inline distT="0" distB="0" distL="0" distR="0" wp14:anchorId="7EB51707" wp14:editId="57358CE1">
-                  <wp:extent cx="2377440" cy="3810000"/>
+                <wp:inline distT="0" distB="0" distL="0" distR="0" wp14:anchorId="6AC18829" wp14:editId="726C062C">
+                  <wp:extent cx="2377440" cy="3604260"/>
                   <wp:effectExtent l="0" t="0" r="3810" b="0"/>
                   <wp:docPr id="8" name="Picture 8"/>
                   <wp:cNvGraphicFramePr>
@@ -5202,7 +5287,7 @@
                         <pic:spPr bwMode="auto">
                           <a:xfrm>
                             <a:off x="0" y="0"/>
-                            <a:ext cx="2377440" cy="3810000"/>
+                            <a:ext cx="2377440" cy="3604260"/>
                           </a:xfrm>
                           <a:prstGeom prst="rect">
                             <a:avLst/>
@@ -5247,7 +5332,13 @@
         <w:rPr>
           <w:rFonts w:ascii="Segoe UI" w:eastAsia="Times New Roman" w:hAnsi="Segoe UI" w:cs="Segoe UI"/>
         </w:rPr>
-        <w:t>Step 12   Approve or Reject the Developer</w:t>
+        <w:t xml:space="preserve">Step 12   </w:t>
+      </w:r>
+      <w:r>
+        <w:rPr>
+          <w:rFonts w:ascii="Segoe UI" w:eastAsia="Times New Roman" w:hAnsi="Segoe UI" w:cs="Segoe UI"/>
+        </w:rPr>
+        <w:t>Approve or Reject the Developer</w:t>
       </w:r>
     </w:p>
     <w:p>
@@ -5287,3425 +5378,8 @@
           <w:sz w:val="21"/>
           <w:szCs w:val="21"/>
         </w:rPr>
-        <w:t xml:space="preserve"> shows the task and who has been assigned to it, with a countdown.</w:t>
-      </w:r>
-    </w:p>
-    <w:p>
-      <w:pPr>
-        <w:numPr>
-          <w:ilvl w:val="0"/>
-          <w:numId w:val="5"/>
-        </w:numPr>
-        <w:spacing w:before="60" w:after="60"/>
-        <w:rPr>
-          <w:rFonts w:ascii="Segoe UI" w:eastAsia="Times New Roman" w:hAnsi="Segoe UI" w:cs="Segoe UI"/>
-          <w:color w:val="1F2937"/>
-          <w:sz w:val="21"/>
-          <w:szCs w:val="21"/>
-        </w:rPr>
-      </w:pPr>
-      <w:r>
-        <w:rPr>
-          <w:rFonts w:ascii="Segoe UI" w:eastAsia="Times New Roman" w:hAnsi="Segoe UI" w:cs="Segoe UI"/>
-          <w:color w:val="1F2937"/>
-          <w:sz w:val="21"/>
-          <w:szCs w:val="21"/>
-        </w:rPr>
-        <w:t xml:space="preserve">Tap </w:t>
-      </w:r>
-      <w:r>
-        <w:rPr>
-          <w:rFonts w:ascii="Segoe UI" w:eastAsia="Times New Roman" w:hAnsi="Segoe UI" w:cs="Segoe UI"/>
-          <w:b/>
-          <w:bCs/>
-          <w:color w:val="1F2937"/>
-          <w:sz w:val="21"/>
-          <w:szCs w:val="21"/>
-        </w:rPr>
-        <w:t>Approve</w:t>
-      </w:r>
-      <w:r>
-        <w:rPr>
-          <w:rFonts w:ascii="Segoe UI" w:eastAsia="Times New Roman" w:hAnsi="Segoe UI" w:cs="Segoe UI"/>
-          <w:color w:val="1F2937"/>
-          <w:sz w:val="21"/>
-          <w:szCs w:val="21"/>
-        </w:rPr>
-        <w:t xml:space="preserve"> if you are happy. You will see </w:t>
-      </w:r>
-      <w:r>
-        <w:rPr>
-          <w:rFonts w:ascii="Segoe UI" w:eastAsia="Times New Roman" w:hAnsi="Segoe UI" w:cs="Segoe UI"/>
-          <w:i/>
-          <w:iCs/>
-          <w:color w:val="1F2937"/>
-          <w:sz w:val="21"/>
-          <w:szCs w:val="21"/>
-        </w:rPr>
-        <w:t>“Approved — the developer can start.”</w:t>
-      </w:r>
-    </w:p>
-    <w:p>
-      <w:pPr>
-        <w:numPr>
-          <w:ilvl w:val="0"/>
-          <w:numId w:val="5"/>
-        </w:numPr>
-        <w:spacing w:before="60" w:after="60"/>
-        <w:rPr>
-          <w:rFonts w:ascii="Segoe UI" w:eastAsia="Times New Roman" w:hAnsi="Segoe UI" w:cs="Segoe UI"/>
-          <w:color w:val="1F2937"/>
-          <w:sz w:val="21"/>
-          <w:szCs w:val="21"/>
-        </w:rPr>
-      </w:pPr>
-      <w:r>
-        <w:rPr>
-          <w:rFonts w:ascii="Segoe UI" w:eastAsia="Times New Roman" w:hAnsi="Segoe UI" w:cs="Segoe UI"/>
-          <w:color w:val="1F2937"/>
-          <w:sz w:val="21"/>
-          <w:szCs w:val="21"/>
-        </w:rPr>
-        <w:t xml:space="preserve">Tap </w:t>
-      </w:r>
-      <w:r>
-        <w:rPr>
-          <w:rFonts w:ascii="Segoe UI" w:eastAsia="Times New Roman" w:hAnsi="Segoe UI" w:cs="Segoe UI"/>
-          <w:b/>
-          <w:bCs/>
-          <w:color w:val="1F2937"/>
-          <w:sz w:val="21"/>
-          <w:szCs w:val="21"/>
-        </w:rPr>
-        <w:t>Reject</w:t>
-      </w:r>
-      <w:r>
-        <w:rPr>
-          <w:rFonts w:ascii="Segoe UI" w:eastAsia="Times New Roman" w:hAnsi="Segoe UI" w:cs="Segoe UI"/>
-          <w:color w:val="1F2937"/>
-          <w:sz w:val="21"/>
-          <w:szCs w:val="21"/>
-        </w:rPr>
-        <w:t xml:space="preserve"> if you are not, and choose a reason.</w:t>
-      </w:r>
-    </w:p>
-    <w:tbl>
-      <w:tblPr>
-        <w:tblW w:w="5000" w:type="pct"/>
-        <w:tblCellMar>
-          <w:top w:w="15" w:type="dxa"/>
-          <w:left w:w="15" w:type="dxa"/>
-          <w:bottom w:w="15" w:type="dxa"/>
-          <w:right w:w="15" w:type="dxa"/>
-        </w:tblCellMar>
-        <w:tblLook w:val="04A0" w:firstRow="1" w:lastRow="0" w:firstColumn="1" w:lastColumn="0" w:noHBand="0" w:noVBand="1"/>
-      </w:tblPr>
-      <w:tblGrid>
-        <w:gridCol w:w="3604"/>
-        <w:gridCol w:w="5406"/>
-      </w:tblGrid>
-      <w:tr>
-        <w:trPr>
-          <w:cantSplit/>
-          <w:tblHeader/>
-        </w:trPr>
-        <w:tc>
-          <w:tcPr>
-            <w:tcW w:w="2000" w:type="pct"/>
-            <w:tcBorders>
-              <w:top w:val="single" w:sz="6" w:space="0" w:color="1E40AF"/>
-              <w:left w:val="single" w:sz="6" w:space="0" w:color="1E40AF"/>
-              <w:bottom w:val="single" w:sz="6" w:space="0" w:color="1E40AF"/>
-              <w:right w:val="single" w:sz="6" w:space="0" w:color="1E40AF"/>
-            </w:tcBorders>
-            <w:shd w:val="clear" w:color="auto" w:fill="1E40AF"/>
-            <w:tcMar>
-              <w:top w:w="100" w:type="dxa"/>
-              <w:left w:w="140" w:type="dxa"/>
-              <w:bottom w:w="100" w:type="dxa"/>
-              <w:right w:w="140" w:type="dxa"/>
-            </w:tcMar>
-            <w:vAlign w:val="center"/>
-            <w:hideMark/>
-          </w:tcPr>
-          <w:p>
-            <w:pPr>
-              <w:spacing w:before="200" w:after="200"/>
-              <w:rPr>
-                <w:rFonts w:ascii="Segoe UI" w:eastAsia="Times New Roman" w:hAnsi="Segoe UI" w:cs="Segoe UI"/>
-                <w:b/>
-                <w:bCs/>
-                <w:color w:val="FFFFFF"/>
-                <w:sz w:val="19"/>
-                <w:szCs w:val="19"/>
-              </w:rPr>
-            </w:pPr>
-            <w:r>
-              <w:rPr>
-                <w:rFonts w:ascii="Segoe UI" w:eastAsia="Times New Roman" w:hAnsi="Segoe UI" w:cs="Segoe UI"/>
-                <w:b/>
-                <w:bCs/>
-                <w:color w:val="FFFFFF"/>
-                <w:sz w:val="19"/>
-                <w:szCs w:val="19"/>
-              </w:rPr>
-              <w:t>Reason</w:t>
-            </w:r>
-          </w:p>
-        </w:tc>
-        <w:tc>
-          <w:tcPr>
-            <w:tcW w:w="0" w:type="auto"/>
-            <w:tcBorders>
-              <w:top w:val="single" w:sz="6" w:space="0" w:color="1E40AF"/>
-              <w:left w:val="single" w:sz="6" w:space="0" w:color="1E40AF"/>
-              <w:bottom w:val="single" w:sz="6" w:space="0" w:color="1E40AF"/>
-              <w:right w:val="single" w:sz="6" w:space="0" w:color="1E40AF"/>
-            </w:tcBorders>
-            <w:shd w:val="clear" w:color="auto" w:fill="1E40AF"/>
-            <w:tcMar>
-              <w:top w:w="100" w:type="dxa"/>
-              <w:left w:w="140" w:type="dxa"/>
-              <w:bottom w:w="100" w:type="dxa"/>
-              <w:right w:w="140" w:type="dxa"/>
-            </w:tcMar>
-            <w:vAlign w:val="center"/>
-            <w:hideMark/>
-          </w:tcPr>
-          <w:p>
-            <w:pPr>
-              <w:spacing w:before="200" w:after="200"/>
-              <w:rPr>
-                <w:rFonts w:ascii="Segoe UI" w:eastAsia="Times New Roman" w:hAnsi="Segoe UI" w:cs="Segoe UI"/>
-                <w:b/>
-                <w:bCs/>
-                <w:color w:val="FFFFFF"/>
-                <w:sz w:val="19"/>
-                <w:szCs w:val="19"/>
-              </w:rPr>
-            </w:pPr>
-            <w:r>
-              <w:rPr>
-                <w:rFonts w:ascii="Segoe UI" w:eastAsia="Times New Roman" w:hAnsi="Segoe UI" w:cs="Segoe UI"/>
-                <w:b/>
-                <w:bCs/>
-                <w:color w:val="FFFFFF"/>
-                <w:sz w:val="19"/>
-                <w:szCs w:val="19"/>
-              </w:rPr>
-              <w:t>Use it when</w:t>
-            </w:r>
-          </w:p>
-        </w:tc>
-      </w:tr>
-      <w:tr>
-        <w:trPr>
-          <w:cantSplit/>
-        </w:trPr>
-        <w:tc>
-          <w:tcPr>
-            <w:tcW w:w="0" w:type="auto"/>
-            <w:tcBorders>
-              <w:top w:val="single" w:sz="6" w:space="0" w:color="E5E9F0"/>
-              <w:left w:val="single" w:sz="6" w:space="0" w:color="E5E9F0"/>
-              <w:bottom w:val="single" w:sz="6" w:space="0" w:color="E5E9F0"/>
-              <w:right w:val="single" w:sz="6" w:space="0" w:color="E5E9F0"/>
-            </w:tcBorders>
-            <w:tcMar>
-              <w:top w:w="100" w:type="dxa"/>
-              <w:left w:w="140" w:type="dxa"/>
-              <w:bottom w:w="100" w:type="dxa"/>
-              <w:right w:w="140" w:type="dxa"/>
-            </w:tcMar>
-            <w:hideMark/>
-          </w:tcPr>
-          <w:p>
-            <w:pPr>
-              <w:spacing w:before="200" w:after="200"/>
-              <w:rPr>
-                <w:rFonts w:ascii="Segoe UI" w:eastAsia="Times New Roman" w:hAnsi="Segoe UI" w:cs="Segoe UI"/>
-                <w:color w:val="1F2937"/>
-                <w:sz w:val="19"/>
-                <w:szCs w:val="19"/>
-              </w:rPr>
-            </w:pPr>
-            <w:r>
-              <w:rPr>
-                <w:rFonts w:ascii="Segoe UI Emoji" w:eastAsia="Times New Roman" w:hAnsi="Segoe UI Emoji" w:cs="Segoe UI Emoji"/>
-                <w:color w:val="1F2937"/>
-                <w:sz w:val="19"/>
-                <w:szCs w:val="19"/>
-              </w:rPr>
-              <w:t>🔁</w:t>
-            </w:r>
-            <w:r>
-              <w:rPr>
-                <w:rFonts w:ascii="Segoe UI" w:eastAsia="Times New Roman" w:hAnsi="Segoe UI" w:cs="Segoe UI"/>
-                <w:color w:val="1F2937"/>
-                <w:sz w:val="19"/>
-                <w:szCs w:val="19"/>
-              </w:rPr>
-              <w:t xml:space="preserve"> </w:t>
-            </w:r>
-            <w:r>
-              <w:rPr>
-                <w:rFonts w:ascii="Segoe UI" w:eastAsia="Times New Roman" w:hAnsi="Segoe UI" w:cs="Segoe UI"/>
-                <w:b/>
-                <w:bCs/>
-                <w:color w:val="1F2937"/>
-                <w:sz w:val="19"/>
-                <w:szCs w:val="19"/>
-              </w:rPr>
-              <w:t>Want a different developer</w:t>
-            </w:r>
-          </w:p>
-        </w:tc>
-        <w:tc>
-          <w:tcPr>
-            <w:tcW w:w="0" w:type="auto"/>
-            <w:tcBorders>
-              <w:top w:val="single" w:sz="6" w:space="0" w:color="E5E9F0"/>
-              <w:left w:val="single" w:sz="6" w:space="0" w:color="E5E9F0"/>
-              <w:bottom w:val="single" w:sz="6" w:space="0" w:color="E5E9F0"/>
-              <w:right w:val="single" w:sz="6" w:space="0" w:color="E5E9F0"/>
-            </w:tcBorders>
-            <w:tcMar>
-              <w:top w:w="100" w:type="dxa"/>
-              <w:left w:w="140" w:type="dxa"/>
-              <w:bottom w:w="100" w:type="dxa"/>
-              <w:right w:w="140" w:type="dxa"/>
-            </w:tcMar>
-            <w:hideMark/>
-          </w:tcPr>
-          <w:p>
-            <w:pPr>
-              <w:spacing w:before="200" w:after="200"/>
-              <w:rPr>
-                <w:rFonts w:ascii="Segoe UI" w:eastAsia="Times New Roman" w:hAnsi="Segoe UI" w:cs="Segoe UI"/>
-                <w:color w:val="1F2937"/>
-                <w:sz w:val="19"/>
-                <w:szCs w:val="19"/>
-              </w:rPr>
-            </w:pPr>
-            <w:r>
-              <w:rPr>
-                <w:rFonts w:ascii="Segoe UI" w:eastAsia="Times New Roman" w:hAnsi="Segoe UI" w:cs="Segoe UI"/>
-                <w:color w:val="1F2937"/>
-                <w:sz w:val="19"/>
-                <w:szCs w:val="19"/>
-              </w:rPr>
-              <w:t>You would rather someone else did this.</w:t>
-            </w:r>
-          </w:p>
-        </w:tc>
-      </w:tr>
-      <w:tr>
-        <w:trPr>
-          <w:cantSplit/>
-        </w:trPr>
-        <w:tc>
-          <w:tcPr>
-            <w:tcW w:w="0" w:type="auto"/>
-            <w:tcBorders>
-              <w:top w:val="single" w:sz="6" w:space="0" w:color="E5E9F0"/>
-              <w:left w:val="single" w:sz="6" w:space="0" w:color="E5E9F0"/>
-              <w:bottom w:val="single" w:sz="6" w:space="0" w:color="E5E9F0"/>
-              <w:right w:val="single" w:sz="6" w:space="0" w:color="E5E9F0"/>
-            </w:tcBorders>
-            <w:shd w:val="clear" w:color="auto" w:fill="F7F9FC"/>
-            <w:tcMar>
-              <w:top w:w="100" w:type="dxa"/>
-              <w:left w:w="140" w:type="dxa"/>
-              <w:bottom w:w="100" w:type="dxa"/>
-              <w:right w:w="140" w:type="dxa"/>
-            </w:tcMar>
-            <w:hideMark/>
-          </w:tcPr>
-          <w:p>
-            <w:pPr>
-              <w:spacing w:before="200" w:after="200"/>
-              <w:rPr>
-                <w:rFonts w:ascii="Segoe UI" w:eastAsia="Times New Roman" w:hAnsi="Segoe UI" w:cs="Segoe UI"/>
-                <w:color w:val="1F2937"/>
-                <w:sz w:val="19"/>
-                <w:szCs w:val="19"/>
-              </w:rPr>
-            </w:pPr>
-            <w:r>
-              <w:rPr>
-                <w:rFonts w:ascii="Segoe UI Emoji" w:eastAsia="Times New Roman" w:hAnsi="Segoe UI Emoji" w:cs="Segoe UI Emoji"/>
-                <w:color w:val="1F2937"/>
-                <w:sz w:val="19"/>
-                <w:szCs w:val="19"/>
-              </w:rPr>
-              <w:t>📝</w:t>
-            </w:r>
-            <w:r>
-              <w:rPr>
-                <w:rFonts w:ascii="Segoe UI" w:eastAsia="Times New Roman" w:hAnsi="Segoe UI" w:cs="Segoe UI"/>
-                <w:color w:val="1F2937"/>
-                <w:sz w:val="19"/>
-                <w:szCs w:val="19"/>
-              </w:rPr>
-              <w:t xml:space="preserve"> </w:t>
-            </w:r>
-            <w:r>
-              <w:rPr>
-                <w:rFonts w:ascii="Segoe UI" w:eastAsia="Times New Roman" w:hAnsi="Segoe UI" w:cs="Segoe UI"/>
-                <w:b/>
-                <w:bCs/>
-                <w:color w:val="1F2937"/>
-                <w:sz w:val="19"/>
-                <w:szCs w:val="19"/>
-              </w:rPr>
-              <w:t>Task details are wrong</w:t>
-            </w:r>
-          </w:p>
-        </w:tc>
-        <w:tc>
-          <w:tcPr>
-            <w:tcW w:w="0" w:type="auto"/>
-            <w:tcBorders>
-              <w:top w:val="single" w:sz="6" w:space="0" w:color="E5E9F0"/>
-              <w:left w:val="single" w:sz="6" w:space="0" w:color="E5E9F0"/>
-              <w:bottom w:val="single" w:sz="6" w:space="0" w:color="E5E9F0"/>
-              <w:right w:val="single" w:sz="6" w:space="0" w:color="E5E9F0"/>
-            </w:tcBorders>
-            <w:shd w:val="clear" w:color="auto" w:fill="F7F9FC"/>
-            <w:tcMar>
-              <w:top w:w="100" w:type="dxa"/>
-              <w:left w:w="140" w:type="dxa"/>
-              <w:bottom w:w="100" w:type="dxa"/>
-              <w:right w:w="140" w:type="dxa"/>
-            </w:tcMar>
-            <w:hideMark/>
-          </w:tcPr>
-          <w:p>
-            <w:pPr>
-              <w:spacing w:before="200" w:after="200"/>
-              <w:rPr>
-                <w:rFonts w:ascii="Segoe UI" w:eastAsia="Times New Roman" w:hAnsi="Segoe UI" w:cs="Segoe UI"/>
-                <w:color w:val="1F2937"/>
-                <w:sz w:val="19"/>
-                <w:szCs w:val="19"/>
-              </w:rPr>
-            </w:pPr>
-            <w:r>
-              <w:rPr>
-                <w:rFonts w:ascii="Segoe UI" w:eastAsia="Times New Roman" w:hAnsi="Segoe UI" w:cs="Segoe UI"/>
-                <w:color w:val="1F2937"/>
-                <w:sz w:val="19"/>
-                <w:szCs w:val="19"/>
-              </w:rPr>
-              <w:t>The task has been written up incorrectly.</w:t>
-            </w:r>
-          </w:p>
-        </w:tc>
-      </w:tr>
-      <w:tr>
-        <w:trPr>
-          <w:cantSplit/>
-        </w:trPr>
-        <w:tc>
-          <w:tcPr>
-            <w:tcW w:w="0" w:type="auto"/>
-            <w:tcBorders>
-              <w:top w:val="single" w:sz="6" w:space="0" w:color="E5E9F0"/>
-              <w:left w:val="single" w:sz="6" w:space="0" w:color="E5E9F0"/>
-              <w:bottom w:val="single" w:sz="6" w:space="0" w:color="E5E9F0"/>
-              <w:right w:val="single" w:sz="6" w:space="0" w:color="E5E9F0"/>
-            </w:tcBorders>
-            <w:tcMar>
-              <w:top w:w="100" w:type="dxa"/>
-              <w:left w:w="140" w:type="dxa"/>
-              <w:bottom w:w="100" w:type="dxa"/>
-              <w:right w:w="140" w:type="dxa"/>
-            </w:tcMar>
-            <w:hideMark/>
-          </w:tcPr>
-          <w:p>
-            <w:pPr>
-              <w:spacing w:before="200" w:after="200"/>
-              <w:rPr>
-                <w:rFonts w:ascii="Segoe UI" w:eastAsia="Times New Roman" w:hAnsi="Segoe UI" w:cs="Segoe UI"/>
-                <w:color w:val="1F2937"/>
-                <w:sz w:val="19"/>
-                <w:szCs w:val="19"/>
-              </w:rPr>
-            </w:pPr>
-            <w:r>
-              <w:rPr>
-                <w:rFonts w:ascii="Segoe UI Emoji" w:eastAsia="Times New Roman" w:hAnsi="Segoe UI Emoji" w:cs="Segoe UI Emoji"/>
-                <w:color w:val="1F2937"/>
-                <w:sz w:val="19"/>
-                <w:szCs w:val="19"/>
-              </w:rPr>
-              <w:t>🚫</w:t>
-            </w:r>
-            <w:r>
-              <w:rPr>
-                <w:rFonts w:ascii="Segoe UI" w:eastAsia="Times New Roman" w:hAnsi="Segoe UI" w:cs="Segoe UI"/>
-                <w:color w:val="1F2937"/>
-                <w:sz w:val="19"/>
-                <w:szCs w:val="19"/>
-              </w:rPr>
-              <w:t xml:space="preserve"> </w:t>
-            </w:r>
-            <w:r>
-              <w:rPr>
-                <w:rFonts w:ascii="Segoe UI" w:eastAsia="Times New Roman" w:hAnsi="Segoe UI" w:cs="Segoe UI"/>
-                <w:b/>
-                <w:bCs/>
-                <w:color w:val="1F2937"/>
-                <w:sz w:val="19"/>
-                <w:szCs w:val="19"/>
-              </w:rPr>
-              <w:t>Not needed anymore</w:t>
-            </w:r>
-          </w:p>
-        </w:tc>
-        <w:tc>
-          <w:tcPr>
-            <w:tcW w:w="0" w:type="auto"/>
-            <w:tcBorders>
-              <w:top w:val="single" w:sz="6" w:space="0" w:color="E5E9F0"/>
-              <w:left w:val="single" w:sz="6" w:space="0" w:color="E5E9F0"/>
-              <w:bottom w:val="single" w:sz="6" w:space="0" w:color="E5E9F0"/>
-              <w:right w:val="single" w:sz="6" w:space="0" w:color="E5E9F0"/>
-            </w:tcBorders>
-            <w:tcMar>
-              <w:top w:w="100" w:type="dxa"/>
-              <w:left w:w="140" w:type="dxa"/>
-              <w:bottom w:w="100" w:type="dxa"/>
-              <w:right w:w="140" w:type="dxa"/>
-            </w:tcMar>
-            <w:hideMark/>
-          </w:tcPr>
-          <w:p>
-            <w:pPr>
-              <w:spacing w:before="200" w:after="200"/>
-              <w:rPr>
-                <w:rFonts w:ascii="Segoe UI" w:eastAsia="Times New Roman" w:hAnsi="Segoe UI" w:cs="Segoe UI"/>
-                <w:color w:val="1F2937"/>
-                <w:sz w:val="19"/>
-                <w:szCs w:val="19"/>
-              </w:rPr>
-            </w:pPr>
-            <w:r>
-              <w:rPr>
-                <w:rFonts w:ascii="Segoe UI" w:eastAsia="Times New Roman" w:hAnsi="Segoe UI" w:cs="Segoe UI"/>
-                <w:color w:val="1F2937"/>
-                <w:sz w:val="19"/>
-                <w:szCs w:val="19"/>
-              </w:rPr>
-              <w:t>You no longer want this done.</w:t>
-            </w:r>
-          </w:p>
-        </w:tc>
-      </w:tr>
-      <w:tr>
-        <w:trPr>
-          <w:cantSplit/>
-        </w:trPr>
-        <w:tc>
-          <w:tcPr>
-            <w:tcW w:w="0" w:type="auto"/>
-            <w:tcBorders>
-              <w:top w:val="single" w:sz="6" w:space="0" w:color="E5E9F0"/>
-              <w:left w:val="single" w:sz="6" w:space="0" w:color="E5E9F0"/>
-              <w:bottom w:val="single" w:sz="6" w:space="0" w:color="E5E9F0"/>
-              <w:right w:val="single" w:sz="6" w:space="0" w:color="E5E9F0"/>
-            </w:tcBorders>
-            <w:shd w:val="clear" w:color="auto" w:fill="F7F9FC"/>
-            <w:tcMar>
-              <w:top w:w="100" w:type="dxa"/>
-              <w:left w:w="140" w:type="dxa"/>
-              <w:bottom w:w="100" w:type="dxa"/>
-              <w:right w:w="140" w:type="dxa"/>
-            </w:tcMar>
-            <w:hideMark/>
-          </w:tcPr>
-          <w:p>
-            <w:pPr>
-              <w:spacing w:before="200" w:after="200"/>
-              <w:rPr>
-                <w:rFonts w:ascii="Segoe UI" w:eastAsia="Times New Roman" w:hAnsi="Segoe UI" w:cs="Segoe UI"/>
-                <w:color w:val="1F2937"/>
-                <w:sz w:val="19"/>
-                <w:szCs w:val="19"/>
-              </w:rPr>
-            </w:pPr>
-            <w:r>
-              <w:rPr>
-                <w:rFonts w:ascii="Segoe UI Symbol" w:eastAsia="Times New Roman" w:hAnsi="Segoe UI Symbol" w:cs="Segoe UI Symbol"/>
-                <w:color w:val="1F2937"/>
-                <w:sz w:val="19"/>
-                <w:szCs w:val="19"/>
-              </w:rPr>
-              <w:t>✍</w:t>
-            </w:r>
-            <w:r>
-              <w:rPr>
-                <w:rFonts w:ascii="Segoe UI" w:eastAsia="Times New Roman" w:hAnsi="Segoe UI" w:cs="Segoe UI"/>
-                <w:color w:val="1F2937"/>
-                <w:sz w:val="19"/>
-                <w:szCs w:val="19"/>
-              </w:rPr>
-              <w:t xml:space="preserve"> </w:t>
-            </w:r>
-            <w:r>
-              <w:rPr>
-                <w:rFonts w:ascii="Segoe UI" w:eastAsia="Times New Roman" w:hAnsi="Segoe UI" w:cs="Segoe UI"/>
-                <w:b/>
-                <w:bCs/>
-                <w:color w:val="1F2937"/>
-                <w:sz w:val="19"/>
-                <w:szCs w:val="19"/>
-              </w:rPr>
-              <w:t>Other</w:t>
-            </w:r>
-          </w:p>
-        </w:tc>
-        <w:tc>
-          <w:tcPr>
-            <w:tcW w:w="0" w:type="auto"/>
-            <w:tcBorders>
-              <w:top w:val="single" w:sz="6" w:space="0" w:color="E5E9F0"/>
-              <w:left w:val="single" w:sz="6" w:space="0" w:color="E5E9F0"/>
-              <w:bottom w:val="single" w:sz="6" w:space="0" w:color="E5E9F0"/>
-              <w:right w:val="single" w:sz="6" w:space="0" w:color="E5E9F0"/>
-            </w:tcBorders>
-            <w:shd w:val="clear" w:color="auto" w:fill="F7F9FC"/>
-            <w:tcMar>
-              <w:top w:w="100" w:type="dxa"/>
-              <w:left w:w="140" w:type="dxa"/>
-              <w:bottom w:w="100" w:type="dxa"/>
-              <w:right w:w="140" w:type="dxa"/>
-            </w:tcMar>
-            <w:hideMark/>
-          </w:tcPr>
-          <w:p>
-            <w:pPr>
-              <w:spacing w:before="200" w:after="200"/>
-              <w:rPr>
-                <w:rFonts w:ascii="Segoe UI" w:eastAsia="Times New Roman" w:hAnsi="Segoe UI" w:cs="Segoe UI"/>
-                <w:color w:val="1F2937"/>
-                <w:sz w:val="19"/>
-                <w:szCs w:val="19"/>
-              </w:rPr>
-            </w:pPr>
-            <w:r>
-              <w:rPr>
-                <w:rFonts w:ascii="Segoe UI" w:eastAsia="Times New Roman" w:hAnsi="Segoe UI" w:cs="Segoe UI"/>
-                <w:color w:val="1F2937"/>
-                <w:sz w:val="19"/>
-                <w:szCs w:val="19"/>
-              </w:rPr>
-              <w:t xml:space="preserve">Anything else. </w:t>
-            </w:r>
-            <w:r>
-              <w:rPr>
-                <w:rFonts w:ascii="Segoe UI" w:eastAsia="Times New Roman" w:hAnsi="Segoe UI" w:cs="Segoe UI"/>
-                <w:b/>
-                <w:bCs/>
-                <w:color w:val="1F2937"/>
-                <w:sz w:val="19"/>
-                <w:szCs w:val="19"/>
-              </w:rPr>
-              <w:t>You must type an explanation</w:t>
-            </w:r>
-            <w:r>
-              <w:rPr>
-                <w:rFonts w:ascii="Segoe UI" w:eastAsia="Times New Roman" w:hAnsi="Segoe UI" w:cs="Segoe UI"/>
-                <w:color w:val="1F2937"/>
-                <w:sz w:val="19"/>
-                <w:szCs w:val="19"/>
-              </w:rPr>
-              <w:t xml:space="preserve"> — the team cannot act on a blank reason.</w:t>
-            </w:r>
-          </w:p>
-        </w:tc>
-      </w:tr>
-    </w:tbl>
-    <w:p>
-      <w:pPr>
-        <w:pStyle w:val="NormalWeb"/>
-        <w:rPr>
-          <w:rFonts w:ascii="Segoe UI" w:hAnsi="Segoe UI" w:cs="Segoe UI"/>
-          <w:color w:val="1F2937"/>
-          <w:sz w:val="21"/>
-          <w:szCs w:val="21"/>
-        </w:rPr>
-      </w:pPr>
-      <w:r>
-        <w:rPr>
-          <w:rFonts w:ascii="Segoe UI" w:hAnsi="Segoe UI" w:cs="Segoe UI"/>
-          <w:color w:val="1F2937"/>
-          <w:sz w:val="21"/>
-          <w:szCs w:val="21"/>
-        </w:rPr>
-        <w:t xml:space="preserve">After rejecting you will see </w:t>
-      </w:r>
-      <w:r>
-        <w:rPr>
-          <w:rFonts w:ascii="Segoe UI" w:hAnsi="Segoe UI" w:cs="Segoe UI"/>
-          <w:i/>
-          <w:iCs/>
-          <w:color w:val="1F2937"/>
-          <w:sz w:val="21"/>
-          <w:szCs w:val="21"/>
-        </w:rPr>
-        <w:t>“Rejected — sent back to the team.”</w:t>
-      </w:r>
-    </w:p>
-    <w:p>
-      <w:pPr>
-        <w:pStyle w:val="Heading3"/>
-        <w:rPr>
-          <w:rFonts w:ascii="Segoe UI" w:eastAsia="Times New Roman" w:hAnsi="Segoe UI" w:cs="Segoe UI"/>
-        </w:rPr>
-      </w:pPr>
-      <w:r>
-        <w:rPr>
-          <w:rFonts w:ascii="Segoe UI" w:eastAsia="Times New Roman" w:hAnsi="Segoe UI" w:cs="Segoe UI"/>
-        </w:rPr>
-        <w:t>Step 13   Stop the Clock with Hold</w:t>
-      </w:r>
-    </w:p>
-    <w:p>
-      <w:pPr>
-        <w:pStyle w:val="NormalWeb"/>
-        <w:rPr>
-          <w:rFonts w:ascii="Segoe UI" w:hAnsi="Segoe UI" w:cs="Segoe UI"/>
-          <w:color w:val="1F2937"/>
-          <w:sz w:val="21"/>
-          <w:szCs w:val="21"/>
-        </w:rPr>
-      </w:pPr>
-      <w:r>
-        <w:rPr>
-          <w:rFonts w:ascii="Segoe UI" w:hAnsi="Segoe UI" w:cs="Segoe UI"/>
-          <w:color w:val="1F2937"/>
-          <w:sz w:val="21"/>
-          <w:szCs w:val="21"/>
-        </w:rPr>
-        <w:t xml:space="preserve">Not ready to decide? Tap </w:t>
-      </w:r>
-      <w:r>
-        <w:rPr>
-          <w:rFonts w:ascii="Segoe UI" w:hAnsi="Segoe UI" w:cs="Segoe UI"/>
-          <w:b/>
-          <w:bCs/>
-          <w:color w:val="1F2937"/>
-          <w:sz w:val="21"/>
-          <w:szCs w:val="21"/>
-        </w:rPr>
-        <w:t>Hold</w:t>
-      </w:r>
-      <w:r>
-        <w:rPr>
-          <w:rFonts w:ascii="Segoe UI" w:hAnsi="Segoe UI" w:cs="Segoe UI"/>
-          <w:color w:val="1F2937"/>
-          <w:sz w:val="21"/>
-          <w:szCs w:val="21"/>
-        </w:rPr>
-        <w:t xml:space="preserve">. The countdown stops and nothing auto-approves while it is held. </w:t>
-      </w:r>
-      <w:r>
-        <w:rPr>
-          <w:rFonts w:ascii="Segoe UI" w:hAnsi="Segoe UI" w:cs="Segoe UI"/>
-          <w:b/>
-          <w:bCs/>
-          <w:color w:val="1F2937"/>
-          <w:sz w:val="21"/>
-          <w:szCs w:val="21"/>
-        </w:rPr>
-        <w:t>Approve</w:t>
-      </w:r>
-      <w:r>
-        <w:rPr>
-          <w:rFonts w:ascii="Segoe UI" w:hAnsi="Segoe UI" w:cs="Segoe UI"/>
-          <w:color w:val="1F2937"/>
-          <w:sz w:val="21"/>
-          <w:szCs w:val="21"/>
-        </w:rPr>
-        <w:t xml:space="preserve"> and </w:t>
-      </w:r>
-      <w:r>
-        <w:rPr>
-          <w:rFonts w:ascii="Segoe UI" w:hAnsi="Segoe UI" w:cs="Segoe UI"/>
-          <w:b/>
-          <w:bCs/>
-          <w:color w:val="1F2937"/>
-          <w:sz w:val="21"/>
-          <w:szCs w:val="21"/>
-        </w:rPr>
-        <w:t>Reject</w:t>
-      </w:r>
-      <w:r>
-        <w:rPr>
-          <w:rFonts w:ascii="Segoe UI" w:hAnsi="Segoe UI" w:cs="Segoe UI"/>
-          <w:color w:val="1F2937"/>
-          <w:sz w:val="21"/>
-          <w:szCs w:val="21"/>
-        </w:rPr>
-        <w:t xml:space="preserve"> still work at any time. Tap </w:t>
-      </w:r>
-      <w:r>
-        <w:rPr>
-          <w:rFonts w:ascii="Segoe UI" w:hAnsi="Segoe UI" w:cs="Segoe UI"/>
-          <w:b/>
-          <w:bCs/>
-          <w:color w:val="1F2937"/>
-          <w:sz w:val="21"/>
-          <w:szCs w:val="21"/>
-        </w:rPr>
-        <w:t>Resume</w:t>
-      </w:r>
-      <w:r>
-        <w:rPr>
-          <w:rFonts w:ascii="Segoe UI" w:hAnsi="Segoe UI" w:cs="Segoe UI"/>
-          <w:color w:val="1F2937"/>
-          <w:sz w:val="21"/>
-          <w:szCs w:val="21"/>
-        </w:rPr>
-        <w:t xml:space="preserve"> to restart the countdown.</w:t>
-      </w:r>
-    </w:p>
-    <w:tbl>
-      <w:tblPr>
-        <w:tblW w:w="5000" w:type="pct"/>
-        <w:tblCellMar>
-          <w:top w:w="15" w:type="dxa"/>
-          <w:left w:w="15" w:type="dxa"/>
-          <w:bottom w:w="15" w:type="dxa"/>
-          <w:right w:w="15" w:type="dxa"/>
-        </w:tblCellMar>
-        <w:tblLook w:val="04A0" w:firstRow="1" w:lastRow="0" w:firstColumn="1" w:lastColumn="0" w:noHBand="0" w:noVBand="1"/>
-      </w:tblPr>
-      <w:tblGrid>
-        <w:gridCol w:w="8981"/>
-      </w:tblGrid>
-      <w:tr>
-        <w:trPr>
-          <w:cantSplit/>
-        </w:trPr>
-        <w:tc>
-          <w:tcPr>
-            <w:tcW w:w="0" w:type="auto"/>
-            <w:tcBorders>
-              <w:left w:val="single" w:sz="36" w:space="0" w:color="D97706"/>
-            </w:tcBorders>
-            <w:shd w:val="clear" w:color="auto" w:fill="FEF3C7"/>
-            <w:tcMar>
-              <w:top w:w="140" w:type="dxa"/>
-              <w:left w:w="200" w:type="dxa"/>
-              <w:bottom w:w="140" w:type="dxa"/>
-              <w:right w:w="200" w:type="dxa"/>
-            </w:tcMar>
-            <w:vAlign w:val="center"/>
-            <w:hideMark/>
-          </w:tcPr>
-          <w:p>
-            <w:pPr>
-              <w:spacing w:before="200" w:after="200"/>
-              <w:rPr>
-                <w:rFonts w:ascii="Segoe UI" w:eastAsia="Times New Roman" w:hAnsi="Segoe UI" w:cs="Segoe UI"/>
-                <w:color w:val="1F2937"/>
-                <w:sz w:val="19"/>
-                <w:szCs w:val="19"/>
-              </w:rPr>
-            </w:pPr>
-            <w:r>
-              <w:rPr>
-                <w:rFonts w:ascii="Segoe UI" w:eastAsia="Times New Roman" w:hAnsi="Segoe UI" w:cs="Segoe UI"/>
-                <w:b/>
-                <w:bCs/>
-                <w:color w:val="1F2937"/>
-                <w:sz w:val="19"/>
-                <w:szCs w:val="19"/>
-              </w:rPr>
-              <w:t>IMPORTANT</w:t>
-            </w:r>
-            <w:r>
-              <w:rPr>
-                <w:rFonts w:ascii="Segoe UI" w:eastAsia="Times New Roman" w:hAnsi="Segoe UI" w:cs="Segoe UI"/>
-                <w:color w:val="1F2937"/>
-                <w:sz w:val="19"/>
-                <w:szCs w:val="19"/>
-              </w:rPr>
-              <w:t xml:space="preserve">  If you do nothing, the approval releases on its own when the countdown runs out, so your work is never stuck waiting on us. </w:t>
-            </w:r>
-            <w:r>
-              <w:rPr>
-                <w:rFonts w:ascii="Segoe UI" w:eastAsia="Times New Roman" w:hAnsi="Segoe UI" w:cs="Segoe UI"/>
-                <w:b/>
-                <w:bCs/>
-                <w:color w:val="1F2937"/>
-                <w:sz w:val="19"/>
-                <w:szCs w:val="19"/>
-              </w:rPr>
-              <w:t>That is only permission to start work — it is never permission to invoice.</w:t>
-            </w:r>
-            <w:r>
-              <w:rPr>
-                <w:rFonts w:ascii="Segoe UI" w:eastAsia="Times New Roman" w:hAnsi="Segoe UI" w:cs="Segoe UI"/>
-                <w:color w:val="1F2937"/>
-                <w:sz w:val="19"/>
-                <w:szCs w:val="19"/>
-              </w:rPr>
-              <w:t xml:space="preserve"> You still sign off at the end, and that is what makes a task billable.</w:t>
-            </w:r>
-          </w:p>
-        </w:tc>
-      </w:tr>
-    </w:tbl>
-    <w:p>
-      <w:pPr>
-        <w:pStyle w:val="Heading2"/>
-        <w:rPr>
-          <w:rFonts w:ascii="Segoe UI" w:eastAsia="Times New Roman" w:hAnsi="Segoe UI" w:cs="Segoe UI"/>
-        </w:rPr>
-      </w:pPr>
-      <w:r>
-        <w:rPr>
-          <w:rFonts w:ascii="Segoe UI" w:eastAsia="Times New Roman" w:hAnsi="Segoe UI" w:cs="Segoe UI"/>
-        </w:rPr>
-        <w:t>PART 5   SIGNING OFF FINISHED WORK</w:t>
-      </w:r>
-    </w:p>
-    <w:p>
-      <w:pPr>
-        <w:pStyle w:val="Heading3"/>
-        <w:rPr>
-          <w:rFonts w:ascii="Segoe UI" w:eastAsia="Times New Roman" w:hAnsi="Segoe UI" w:cs="Segoe UI"/>
-        </w:rPr>
-      </w:pPr>
-      <w:r>
-        <w:rPr>
-          <w:rFonts w:ascii="Segoe UI" w:eastAsia="Times New Roman" w:hAnsi="Segoe UI" w:cs="Segoe UI"/>
-        </w:rPr>
-        <w:t>Step 14   Open the Sign-off</w:t>
-      </w:r>
-    </w:p>
-    <w:p>
-      <w:pPr>
-        <w:pStyle w:val="NormalWeb"/>
-        <w:rPr>
-          <w:rFonts w:ascii="Segoe UI" w:hAnsi="Segoe UI" w:cs="Segoe UI"/>
-          <w:color w:val="1F2937"/>
-          <w:sz w:val="21"/>
-          <w:szCs w:val="21"/>
-        </w:rPr>
-      </w:pPr>
-      <w:r>
-        <w:rPr>
-          <w:rFonts w:ascii="Segoe UI" w:hAnsi="Segoe UI" w:cs="Segoe UI"/>
-          <w:color w:val="1F2937"/>
-          <w:sz w:val="21"/>
-          <w:szCs w:val="21"/>
-        </w:rPr>
-        <w:t xml:space="preserve">When work is delivered it appears under </w:t>
-      </w:r>
-      <w:r>
-        <w:rPr>
-          <w:rFonts w:ascii="Segoe UI Symbol" w:hAnsi="Segoe UI Symbol" w:cs="Segoe UI Symbol"/>
-          <w:b/>
-          <w:bCs/>
-          <w:color w:val="1F2937"/>
-          <w:sz w:val="21"/>
-          <w:szCs w:val="21"/>
-        </w:rPr>
-        <w:t>⚠</w:t>
-      </w:r>
-      <w:r>
-        <w:rPr>
-          <w:rFonts w:ascii="Segoe UI" w:hAnsi="Segoe UI" w:cs="Segoe UI"/>
-          <w:b/>
-          <w:bCs/>
-          <w:color w:val="1F2937"/>
-          <w:sz w:val="21"/>
-          <w:szCs w:val="21"/>
-        </w:rPr>
-        <w:t xml:space="preserve"> Awaiting your sign-off</w:t>
-      </w:r>
-      <w:r>
-        <w:rPr>
-          <w:rFonts w:ascii="Segoe UI" w:hAnsi="Segoe UI" w:cs="Segoe UI"/>
-          <w:color w:val="1F2937"/>
-          <w:sz w:val="21"/>
-          <w:szCs w:val="21"/>
-        </w:rPr>
-        <w:t xml:space="preserve">. Review it, then tap </w:t>
-      </w:r>
-      <w:r>
-        <w:rPr>
-          <w:rFonts w:ascii="Segoe UI" w:hAnsi="Segoe UI" w:cs="Segoe UI"/>
-          <w:b/>
-          <w:bCs/>
-          <w:color w:val="1F2937"/>
-          <w:sz w:val="21"/>
-          <w:szCs w:val="21"/>
-        </w:rPr>
-        <w:t>Sign off this task</w:t>
-      </w:r>
-      <w:r>
-        <w:rPr>
-          <w:rFonts w:ascii="Segoe UI" w:hAnsi="Segoe UI" w:cs="Segoe UI"/>
-          <w:color w:val="1F2937"/>
-          <w:sz w:val="21"/>
-          <w:szCs w:val="21"/>
-        </w:rPr>
-        <w:t>.</w:t>
-      </w:r>
-    </w:p>
-    <w:p>
-      <w:pPr>
-        <w:pStyle w:val="Heading3"/>
-        <w:rPr>
-          <w:rFonts w:ascii="Segoe UI" w:eastAsia="Times New Roman" w:hAnsi="Segoe UI" w:cs="Segoe UI"/>
-        </w:rPr>
-      </w:pPr>
-      <w:r>
-        <w:rPr>
-          <w:rFonts w:ascii="Segoe UI" w:eastAsia="Times New Roman" w:hAnsi="Segoe UI" w:cs="Segoe UI"/>
-        </w:rPr>
-        <w:t>Step 15   Confirm and Sign</w:t>
-      </w:r>
-    </w:p>
-    <w:p>
-      <w:pPr>
-        <w:pStyle w:val="NormalWeb"/>
-        <w:rPr>
-          <w:rFonts w:ascii="Segoe UI" w:hAnsi="Segoe UI" w:cs="Segoe UI"/>
-          <w:color w:val="1F2937"/>
-          <w:sz w:val="21"/>
-          <w:szCs w:val="21"/>
-        </w:rPr>
-      </w:pPr>
-      <w:r>
-        <w:rPr>
-          <w:rFonts w:ascii="Segoe UI" w:hAnsi="Segoe UI" w:cs="Segoe UI"/>
-          <w:color w:val="1F2937"/>
-          <w:sz w:val="21"/>
-          <w:szCs w:val="21"/>
-        </w:rPr>
-        <w:t>The sign-off panel asks you to confirm three things. Tick each one:</w:t>
-      </w:r>
-    </w:p>
-    <w:p>
-      <w:pPr>
-        <w:numPr>
-          <w:ilvl w:val="0"/>
-          <w:numId w:val="6"/>
-        </w:numPr>
-        <w:spacing w:before="60" w:after="60"/>
-        <w:rPr>
-          <w:rFonts w:ascii="Segoe UI" w:eastAsia="Times New Roman" w:hAnsi="Segoe UI" w:cs="Segoe UI"/>
-          <w:color w:val="1F2937"/>
-          <w:sz w:val="21"/>
-          <w:szCs w:val="21"/>
-        </w:rPr>
-      </w:pPr>
-      <w:r>
-        <w:rPr>
-          <w:rFonts w:ascii="Segoe UI" w:eastAsia="Times New Roman" w:hAnsi="Segoe UI" w:cs="Segoe UI"/>
-          <w:color w:val="1F2937"/>
-          <w:sz w:val="21"/>
-          <w:szCs w:val="21"/>
-        </w:rPr>
-        <w:t>The work was delivered to me</w:t>
-      </w:r>
-    </w:p>
-    <w:p>
-      <w:pPr>
-        <w:numPr>
-          <w:ilvl w:val="0"/>
-          <w:numId w:val="6"/>
-        </w:numPr>
-        <w:spacing w:before="60" w:after="60"/>
-        <w:rPr>
-          <w:rFonts w:ascii="Segoe UI" w:eastAsia="Times New Roman" w:hAnsi="Segoe UI" w:cs="Segoe UI"/>
-          <w:color w:val="1F2937"/>
-          <w:sz w:val="21"/>
-          <w:szCs w:val="21"/>
-        </w:rPr>
-      </w:pPr>
-      <w:r>
-        <w:rPr>
-          <w:rFonts w:ascii="Segoe UI" w:eastAsia="Times New Roman" w:hAnsi="Segoe UI" w:cs="Segoe UI"/>
-          <w:color w:val="1F2937"/>
-          <w:sz w:val="21"/>
-          <w:szCs w:val="21"/>
-        </w:rPr>
-        <w:t>I have checked it and it works</w:t>
-      </w:r>
-    </w:p>
-    <w:p>
-      <w:pPr>
-        <w:numPr>
-          <w:ilvl w:val="0"/>
-          <w:numId w:val="6"/>
-        </w:numPr>
-        <w:spacing w:before="60" w:after="60"/>
-        <w:rPr>
-          <w:rFonts w:ascii="Segoe UI" w:eastAsia="Times New Roman" w:hAnsi="Segoe UI" w:cs="Segoe UI"/>
-          <w:color w:val="1F2937"/>
-          <w:sz w:val="21"/>
-          <w:szCs w:val="21"/>
-        </w:rPr>
-      </w:pPr>
-      <w:r>
-        <w:rPr>
-          <w:rFonts w:ascii="Segoe UI" w:eastAsia="Times New Roman" w:hAnsi="Segoe UI" w:cs="Segoe UI"/>
-          <w:color w:val="1F2937"/>
-          <w:sz w:val="21"/>
-          <w:szCs w:val="21"/>
-        </w:rPr>
-        <w:t>I'm authorized to approve this</w:t>
-      </w:r>
-    </w:p>
-    <w:p>
-      <w:pPr>
-        <w:pStyle w:val="NormalWeb"/>
-        <w:rPr>
-          <w:rFonts w:ascii="Segoe UI" w:hAnsi="Segoe UI" w:cs="Segoe UI"/>
-          <w:color w:val="1F2937"/>
-          <w:sz w:val="21"/>
-          <w:szCs w:val="21"/>
-        </w:rPr>
-      </w:pPr>
-      <w:r>
-        <w:rPr>
-          <w:rFonts w:ascii="Segoe UI" w:hAnsi="Segoe UI" w:cs="Segoe UI"/>
-          <w:color w:val="1F2937"/>
-          <w:sz w:val="21"/>
-          <w:szCs w:val="21"/>
-        </w:rPr>
-        <w:t xml:space="preserve">Then under </w:t>
-      </w:r>
-      <w:r>
-        <w:rPr>
-          <w:rFonts w:ascii="Segoe UI" w:hAnsi="Segoe UI" w:cs="Segoe UI"/>
-          <w:b/>
-          <w:bCs/>
-          <w:color w:val="1F2937"/>
-          <w:sz w:val="21"/>
-          <w:szCs w:val="21"/>
-        </w:rPr>
-        <w:t>Type your name to sign</w:t>
-      </w:r>
-      <w:r>
-        <w:rPr>
-          <w:rFonts w:ascii="Segoe UI" w:hAnsi="Segoe UI" w:cs="Segoe UI"/>
-          <w:color w:val="1F2937"/>
-          <w:sz w:val="21"/>
-          <w:szCs w:val="21"/>
-        </w:rPr>
-        <w:t>, type your full name and submit.</w:t>
-      </w:r>
-    </w:p>
-    <w:p>
-      <w:pPr>
-        <w:pStyle w:val="NormalWeb"/>
-        <w:rPr>
-          <w:rFonts w:ascii="Segoe UI" w:hAnsi="Segoe UI" w:cs="Segoe UI"/>
-          <w:color w:val="1F2937"/>
-          <w:sz w:val="21"/>
-          <w:szCs w:val="21"/>
-        </w:rPr>
-      </w:pPr>
-      <w:r>
-        <w:rPr>
-          <w:rFonts w:ascii="Segoe UI" w:hAnsi="Segoe UI" w:cs="Segoe UI"/>
-          <w:color w:val="1F2937"/>
-          <w:sz w:val="21"/>
-          <w:szCs w:val="21"/>
-        </w:rPr>
-        <w:t xml:space="preserve">The app notes: </w:t>
-      </w:r>
-      <w:r>
-        <w:rPr>
-          <w:rFonts w:ascii="Segoe UI" w:hAnsi="Segoe UI" w:cs="Segoe UI"/>
-          <w:i/>
-          <w:iCs/>
-          <w:color w:val="1F2937"/>
-          <w:sz w:val="21"/>
-          <w:szCs w:val="21"/>
-        </w:rPr>
-        <w:t>“This records your digital approval and generates the completion certificate.”</w:t>
-      </w:r>
-    </w:p>
-    <w:p>
-      <w:pPr>
-        <w:pStyle w:val="NormalWeb"/>
-        <w:rPr>
-          <w:rFonts w:ascii="Segoe UI" w:hAnsi="Segoe UI" w:cs="Segoe UI"/>
-          <w:color w:val="1F2937"/>
-          <w:sz w:val="21"/>
-          <w:szCs w:val="21"/>
-        </w:rPr>
-      </w:pPr>
-      <w:r>
-        <w:rPr>
-          <w:rFonts w:ascii="Segoe UI" w:hAnsi="Segoe UI" w:cs="Segoe UI"/>
-          <w:color w:val="1F2937"/>
-          <w:sz w:val="21"/>
-          <w:szCs w:val="21"/>
-        </w:rPr>
-        <w:t>That certificate is a proper branded PDF, not a text receipt. Once you have signed, the task carries a certificate you can open, save or share from the task itself — your record that the work was delivered and accepted.</w:t>
-      </w:r>
-    </w:p>
-    <w:tbl>
-      <w:tblPr>
-        <w:tblW w:w="5000" w:type="pct"/>
-        <w:tblCellMar>
-          <w:top w:w="15" w:type="dxa"/>
-          <w:left w:w="15" w:type="dxa"/>
-          <w:bottom w:w="15" w:type="dxa"/>
-          <w:right w:w="15" w:type="dxa"/>
-        </w:tblCellMar>
-        <w:tblLook w:val="04A0" w:firstRow="1" w:lastRow="0" w:firstColumn="1" w:lastColumn="0" w:noHBand="0" w:noVBand="1"/>
-      </w:tblPr>
-      <w:tblGrid>
-        <w:gridCol w:w="8981"/>
-      </w:tblGrid>
-      <w:tr>
-        <w:trPr>
-          <w:cantSplit/>
-        </w:trPr>
-        <w:tc>
-          <w:tcPr>
-            <w:tcW w:w="0" w:type="auto"/>
-            <w:tcBorders>
-              <w:left w:val="single" w:sz="36" w:space="0" w:color="D97706"/>
-            </w:tcBorders>
-            <w:shd w:val="clear" w:color="auto" w:fill="FEF3C7"/>
-            <w:tcMar>
-              <w:top w:w="140" w:type="dxa"/>
-              <w:left w:w="200" w:type="dxa"/>
-              <w:bottom w:w="140" w:type="dxa"/>
-              <w:right w:w="200" w:type="dxa"/>
-            </w:tcMar>
-            <w:vAlign w:val="center"/>
-            <w:hideMark/>
-          </w:tcPr>
-          <w:p>
-            <w:pPr>
-              <w:spacing w:before="200" w:after="200"/>
-              <w:rPr>
-                <w:rFonts w:ascii="Segoe UI" w:eastAsia="Times New Roman" w:hAnsi="Segoe UI" w:cs="Segoe UI"/>
-                <w:color w:val="1F2937"/>
-                <w:sz w:val="19"/>
-                <w:szCs w:val="19"/>
-              </w:rPr>
-            </w:pPr>
-            <w:r>
-              <w:rPr>
-                <w:rFonts w:ascii="Segoe UI" w:eastAsia="Times New Roman" w:hAnsi="Segoe UI" w:cs="Segoe UI"/>
-                <w:b/>
-                <w:bCs/>
-                <w:color w:val="1F2937"/>
-                <w:sz w:val="19"/>
-                <w:szCs w:val="19"/>
-              </w:rPr>
-              <w:t>IMPORTANT</w:t>
-            </w:r>
-            <w:r>
-              <w:rPr>
-                <w:rFonts w:ascii="Segoe UI" w:eastAsia="Times New Roman" w:hAnsi="Segoe UI" w:cs="Segoe UI"/>
-                <w:color w:val="1F2937"/>
-                <w:sz w:val="19"/>
-                <w:szCs w:val="19"/>
-              </w:rPr>
-              <w:t xml:space="preserve">  Only tick these if they are true. Your sign-off is what turns the task </w:t>
-            </w:r>
-            <w:r>
-              <w:rPr>
-                <w:rFonts w:ascii="Segoe UI" w:eastAsia="Times New Roman" w:hAnsi="Segoe UI" w:cs="Segoe UI"/>
-                <w:b/>
-                <w:bCs/>
-                <w:color w:val="1F2937"/>
-                <w:sz w:val="19"/>
-                <w:szCs w:val="19"/>
-              </w:rPr>
-              <w:t>Completed</w:t>
-            </w:r>
-            <w:r>
-              <w:rPr>
-                <w:rFonts w:ascii="Segoe UI" w:eastAsia="Times New Roman" w:hAnsi="Segoe UI" w:cs="Segoe UI"/>
-                <w:color w:val="1F2937"/>
-                <w:sz w:val="19"/>
-                <w:szCs w:val="19"/>
-              </w:rPr>
-              <w:t xml:space="preserve"> and makes it billable. If the work is not right, do not sign — contact your coordinator and it will be sent back to the team.</w:t>
-            </w:r>
-          </w:p>
-        </w:tc>
-      </w:tr>
-    </w:tbl>
-    <w:p>
-      <w:pPr>
-        <w:pStyle w:val="Heading2"/>
-        <w:rPr>
-          <w:rFonts w:ascii="Segoe UI" w:eastAsia="Times New Roman" w:hAnsi="Segoe UI" w:cs="Segoe UI"/>
-        </w:rPr>
-      </w:pPr>
-      <w:r>
-        <w:rPr>
-          <w:rFonts w:ascii="Segoe UI" w:eastAsia="Times New Roman" w:hAnsi="Segoe UI" w:cs="Segoe UI"/>
-        </w:rPr>
-        <w:t>PART 6   TRACKING YOUR REQUESTS</w:t>
-      </w:r>
-    </w:p>
-    <w:p>
-      <w:pPr>
-        <w:pStyle w:val="Heading3"/>
-        <w:rPr>
-          <w:rFonts w:ascii="Segoe UI" w:eastAsia="Times New Roman" w:hAnsi="Segoe UI" w:cs="Segoe UI"/>
-        </w:rPr>
-      </w:pPr>
-      <w:r>
-        <w:rPr>
-          <w:rFonts w:ascii="Segoe UI" w:eastAsia="Times New Roman" w:hAnsi="Segoe UI" w:cs="Segoe UI"/>
-        </w:rPr>
-        <w:t>Step 16   Read the Status Labels</w:t>
-      </w:r>
-    </w:p>
-    <w:p>
-      <w:pPr>
-        <w:pStyle w:val="NormalWeb"/>
-        <w:rPr>
-          <w:rFonts w:ascii="Segoe UI" w:hAnsi="Segoe UI" w:cs="Segoe UI"/>
-          <w:color w:val="1F2937"/>
-          <w:sz w:val="21"/>
-          <w:szCs w:val="21"/>
-        </w:rPr>
-      </w:pPr>
-      <w:r>
-        <w:rPr>
-          <w:rFonts w:ascii="Segoe UI" w:hAnsi="Segoe UI" w:cs="Segoe UI"/>
-          <w:color w:val="1F2937"/>
-          <w:sz w:val="21"/>
-          <w:szCs w:val="21"/>
-        </w:rPr>
-        <w:t xml:space="preserve">Every task in your </w:t>
-      </w:r>
-      <w:r>
-        <w:rPr>
-          <w:rFonts w:ascii="Segoe UI" w:hAnsi="Segoe UI" w:cs="Segoe UI"/>
-          <w:b/>
-          <w:bCs/>
-          <w:color w:val="1F2937"/>
-          <w:sz w:val="21"/>
-          <w:szCs w:val="21"/>
-        </w:rPr>
-        <w:t>Requests</w:t>
-      </w:r>
-      <w:r>
-        <w:rPr>
-          <w:rFonts w:ascii="Segoe UI" w:hAnsi="Segoe UI" w:cs="Segoe UI"/>
-          <w:color w:val="1F2937"/>
-          <w:sz w:val="21"/>
-          <w:szCs w:val="21"/>
-        </w:rPr>
-        <w:t xml:space="preserve"> list carries a status. Here is what each one means and whether you need to do anything:</w:t>
-      </w:r>
-    </w:p>
-    <w:tbl>
-      <w:tblPr>
-        <w:tblW w:w="5000" w:type="pct"/>
-        <w:tblCellMar>
-          <w:top w:w="15" w:type="dxa"/>
-          <w:left w:w="15" w:type="dxa"/>
-          <w:bottom w:w="15" w:type="dxa"/>
-          <w:right w:w="15" w:type="dxa"/>
-        </w:tblCellMar>
-        <w:tblLook w:val="04A0" w:firstRow="1" w:lastRow="0" w:firstColumn="1" w:lastColumn="0" w:noHBand="0" w:noVBand="1"/>
-      </w:tblPr>
-      <w:tblGrid>
-        <w:gridCol w:w="2343"/>
-        <w:gridCol w:w="3964"/>
-        <w:gridCol w:w="2703"/>
-      </w:tblGrid>
-      <w:tr>
-        <w:trPr>
-          <w:cantSplit/>
-          <w:tblHeader/>
-        </w:trPr>
-        <w:tc>
-          <w:tcPr>
-            <w:tcW w:w="1300" w:type="pct"/>
-            <w:tcBorders>
-              <w:top w:val="single" w:sz="6" w:space="0" w:color="1E40AF"/>
-              <w:left w:val="single" w:sz="6" w:space="0" w:color="1E40AF"/>
-              <w:bottom w:val="single" w:sz="6" w:space="0" w:color="1E40AF"/>
-              <w:right w:val="single" w:sz="6" w:space="0" w:color="1E40AF"/>
-            </w:tcBorders>
-            <w:shd w:val="clear" w:color="auto" w:fill="1E40AF"/>
-            <w:tcMar>
-              <w:top w:w="100" w:type="dxa"/>
-              <w:left w:w="140" w:type="dxa"/>
-              <w:bottom w:w="100" w:type="dxa"/>
-              <w:right w:w="140" w:type="dxa"/>
-            </w:tcMar>
-            <w:vAlign w:val="center"/>
-            <w:hideMark/>
-          </w:tcPr>
-          <w:p>
-            <w:pPr>
-              <w:spacing w:before="200" w:after="200"/>
-              <w:rPr>
-                <w:rFonts w:ascii="Segoe UI" w:eastAsia="Times New Roman" w:hAnsi="Segoe UI" w:cs="Segoe UI"/>
-                <w:b/>
-                <w:bCs/>
-                <w:color w:val="FFFFFF"/>
-                <w:sz w:val="19"/>
-                <w:szCs w:val="19"/>
-              </w:rPr>
-            </w:pPr>
-            <w:r>
-              <w:rPr>
-                <w:rFonts w:ascii="Segoe UI" w:eastAsia="Times New Roman" w:hAnsi="Segoe UI" w:cs="Segoe UI"/>
-                <w:b/>
-                <w:bCs/>
-                <w:color w:val="FFFFFF"/>
-                <w:sz w:val="19"/>
-                <w:szCs w:val="19"/>
-              </w:rPr>
-              <w:t>Status</w:t>
-            </w:r>
-          </w:p>
-        </w:tc>
-        <w:tc>
-          <w:tcPr>
-            <w:tcW w:w="2200" w:type="pct"/>
-            <w:tcBorders>
-              <w:top w:val="single" w:sz="6" w:space="0" w:color="1E40AF"/>
-              <w:left w:val="single" w:sz="6" w:space="0" w:color="1E40AF"/>
-              <w:bottom w:val="single" w:sz="6" w:space="0" w:color="1E40AF"/>
-              <w:right w:val="single" w:sz="6" w:space="0" w:color="1E40AF"/>
-            </w:tcBorders>
-            <w:shd w:val="clear" w:color="auto" w:fill="1E40AF"/>
-            <w:tcMar>
-              <w:top w:w="100" w:type="dxa"/>
-              <w:left w:w="140" w:type="dxa"/>
-              <w:bottom w:w="100" w:type="dxa"/>
-              <w:right w:w="140" w:type="dxa"/>
-            </w:tcMar>
-            <w:vAlign w:val="center"/>
-            <w:hideMark/>
-          </w:tcPr>
-          <w:p>
-            <w:pPr>
-              <w:spacing w:before="200" w:after="200"/>
-              <w:rPr>
-                <w:rFonts w:ascii="Segoe UI" w:eastAsia="Times New Roman" w:hAnsi="Segoe UI" w:cs="Segoe UI"/>
-                <w:b/>
-                <w:bCs/>
-                <w:color w:val="FFFFFF"/>
-                <w:sz w:val="19"/>
-                <w:szCs w:val="19"/>
-              </w:rPr>
-            </w:pPr>
-            <w:r>
-              <w:rPr>
-                <w:rFonts w:ascii="Segoe UI" w:eastAsia="Times New Roman" w:hAnsi="Segoe UI" w:cs="Segoe UI"/>
-                <w:b/>
-                <w:bCs/>
-                <w:color w:val="FFFFFF"/>
-                <w:sz w:val="19"/>
-                <w:szCs w:val="19"/>
-              </w:rPr>
-              <w:t>What it means</w:t>
-            </w:r>
-          </w:p>
-        </w:tc>
-        <w:tc>
-          <w:tcPr>
-            <w:tcW w:w="0" w:type="auto"/>
-            <w:tcBorders>
-              <w:top w:val="single" w:sz="6" w:space="0" w:color="1E40AF"/>
-              <w:left w:val="single" w:sz="6" w:space="0" w:color="1E40AF"/>
-              <w:bottom w:val="single" w:sz="6" w:space="0" w:color="1E40AF"/>
-              <w:right w:val="single" w:sz="6" w:space="0" w:color="1E40AF"/>
-            </w:tcBorders>
-            <w:shd w:val="clear" w:color="auto" w:fill="1E40AF"/>
-            <w:tcMar>
-              <w:top w:w="100" w:type="dxa"/>
-              <w:left w:w="140" w:type="dxa"/>
-              <w:bottom w:w="100" w:type="dxa"/>
-              <w:right w:w="140" w:type="dxa"/>
-            </w:tcMar>
-            <w:vAlign w:val="center"/>
-            <w:hideMark/>
-          </w:tcPr>
-          <w:p>
-            <w:pPr>
-              <w:spacing w:before="200" w:after="200"/>
-              <w:rPr>
-                <w:rFonts w:ascii="Segoe UI" w:eastAsia="Times New Roman" w:hAnsi="Segoe UI" w:cs="Segoe UI"/>
-                <w:b/>
-                <w:bCs/>
-                <w:color w:val="FFFFFF"/>
-                <w:sz w:val="19"/>
-                <w:szCs w:val="19"/>
-              </w:rPr>
-            </w:pPr>
-            <w:r>
-              <w:rPr>
-                <w:rFonts w:ascii="Segoe UI" w:eastAsia="Times New Roman" w:hAnsi="Segoe UI" w:cs="Segoe UI"/>
-                <w:b/>
-                <w:bCs/>
-                <w:color w:val="FFFFFF"/>
-                <w:sz w:val="19"/>
-                <w:szCs w:val="19"/>
-              </w:rPr>
-              <w:t>Your move</w:t>
-            </w:r>
-          </w:p>
-        </w:tc>
-      </w:tr>
-      <w:tr>
-        <w:trPr>
-          <w:cantSplit/>
-        </w:trPr>
-        <w:tc>
-          <w:tcPr>
-            <w:tcW w:w="0" w:type="auto"/>
-            <w:tcBorders>
-              <w:top w:val="single" w:sz="6" w:space="0" w:color="E5E9F0"/>
-              <w:left w:val="single" w:sz="6" w:space="0" w:color="E5E9F0"/>
-              <w:bottom w:val="single" w:sz="6" w:space="0" w:color="E5E9F0"/>
-              <w:right w:val="single" w:sz="6" w:space="0" w:color="E5E9F0"/>
-            </w:tcBorders>
-            <w:tcMar>
-              <w:top w:w="100" w:type="dxa"/>
-              <w:left w:w="140" w:type="dxa"/>
-              <w:bottom w:w="100" w:type="dxa"/>
-              <w:right w:w="140" w:type="dxa"/>
-            </w:tcMar>
-            <w:hideMark/>
-          </w:tcPr>
-          <w:p>
-            <w:pPr>
-              <w:spacing w:before="200" w:after="200"/>
-              <w:rPr>
-                <w:rFonts w:ascii="Segoe UI" w:eastAsia="Times New Roman" w:hAnsi="Segoe UI" w:cs="Segoe UI"/>
-                <w:color w:val="1F2937"/>
-                <w:sz w:val="19"/>
-                <w:szCs w:val="19"/>
-              </w:rPr>
-            </w:pPr>
-            <w:r>
-              <w:rPr>
-                <w:rFonts w:ascii="Segoe UI" w:eastAsia="Times New Roman" w:hAnsi="Segoe UI" w:cs="Segoe UI"/>
-                <w:b/>
-                <w:bCs/>
-                <w:color w:val="1F2937"/>
-                <w:sz w:val="19"/>
-                <w:szCs w:val="19"/>
-              </w:rPr>
-              <w:t>Assigned</w:t>
-            </w:r>
-          </w:p>
-        </w:tc>
-        <w:tc>
-          <w:tcPr>
-            <w:tcW w:w="0" w:type="auto"/>
-            <w:tcBorders>
-              <w:top w:val="single" w:sz="6" w:space="0" w:color="E5E9F0"/>
-              <w:left w:val="single" w:sz="6" w:space="0" w:color="E5E9F0"/>
-              <w:bottom w:val="single" w:sz="6" w:space="0" w:color="E5E9F0"/>
-              <w:right w:val="single" w:sz="6" w:space="0" w:color="E5E9F0"/>
-            </w:tcBorders>
-            <w:tcMar>
-              <w:top w:w="100" w:type="dxa"/>
-              <w:left w:w="140" w:type="dxa"/>
-              <w:bottom w:w="100" w:type="dxa"/>
-              <w:right w:w="140" w:type="dxa"/>
-            </w:tcMar>
-            <w:hideMark/>
-          </w:tcPr>
-          <w:p>
-            <w:pPr>
-              <w:spacing w:before="200" w:after="200"/>
-              <w:rPr>
-                <w:rFonts w:ascii="Segoe UI" w:eastAsia="Times New Roman" w:hAnsi="Segoe UI" w:cs="Segoe UI"/>
-                <w:color w:val="1F2937"/>
-                <w:sz w:val="19"/>
-                <w:szCs w:val="19"/>
-              </w:rPr>
-            </w:pPr>
-            <w:r>
-              <w:rPr>
-                <w:rFonts w:ascii="Segoe UI" w:eastAsia="Times New Roman" w:hAnsi="Segoe UI" w:cs="Segoe UI"/>
-                <w:color w:val="1F2937"/>
-                <w:sz w:val="19"/>
-                <w:szCs w:val="19"/>
-              </w:rPr>
-              <w:t>Logged and given to someone, not started yet.</w:t>
-            </w:r>
-          </w:p>
-        </w:tc>
-        <w:tc>
-          <w:tcPr>
-            <w:tcW w:w="0" w:type="auto"/>
-            <w:tcBorders>
-              <w:top w:val="single" w:sz="6" w:space="0" w:color="E5E9F0"/>
-              <w:left w:val="single" w:sz="6" w:space="0" w:color="E5E9F0"/>
-              <w:bottom w:val="single" w:sz="6" w:space="0" w:color="E5E9F0"/>
-              <w:right w:val="single" w:sz="6" w:space="0" w:color="E5E9F0"/>
-            </w:tcBorders>
-            <w:tcMar>
-              <w:top w:w="100" w:type="dxa"/>
-              <w:left w:w="140" w:type="dxa"/>
-              <w:bottom w:w="100" w:type="dxa"/>
-              <w:right w:w="140" w:type="dxa"/>
-            </w:tcMar>
-            <w:hideMark/>
-          </w:tcPr>
-          <w:p>
-            <w:pPr>
-              <w:spacing w:before="200" w:after="200"/>
-              <w:rPr>
-                <w:rFonts w:ascii="Segoe UI" w:eastAsia="Times New Roman" w:hAnsi="Segoe UI" w:cs="Segoe UI"/>
-                <w:color w:val="1F2937"/>
-                <w:sz w:val="19"/>
-                <w:szCs w:val="19"/>
-              </w:rPr>
-            </w:pPr>
-            <w:r>
-              <w:rPr>
-                <w:rFonts w:ascii="Segoe UI" w:eastAsia="Times New Roman" w:hAnsi="Segoe UI" w:cs="Segoe UI"/>
-                <w:color w:val="1F2937"/>
-                <w:sz w:val="19"/>
-                <w:szCs w:val="19"/>
-              </w:rPr>
-              <w:t>Nothing.</w:t>
-            </w:r>
-          </w:p>
-        </w:tc>
-      </w:tr>
-      <w:tr>
-        <w:trPr>
-          <w:cantSplit/>
-        </w:trPr>
-        <w:tc>
-          <w:tcPr>
-            <w:tcW w:w="0" w:type="auto"/>
-            <w:tcBorders>
-              <w:top w:val="single" w:sz="6" w:space="0" w:color="E5E9F0"/>
-              <w:left w:val="single" w:sz="6" w:space="0" w:color="E5E9F0"/>
-              <w:bottom w:val="single" w:sz="6" w:space="0" w:color="E5E9F0"/>
-              <w:right w:val="single" w:sz="6" w:space="0" w:color="E5E9F0"/>
-            </w:tcBorders>
-            <w:shd w:val="clear" w:color="auto" w:fill="F7F9FC"/>
-            <w:tcMar>
-              <w:top w:w="100" w:type="dxa"/>
-              <w:left w:w="140" w:type="dxa"/>
-              <w:bottom w:w="100" w:type="dxa"/>
-              <w:right w:w="140" w:type="dxa"/>
-            </w:tcMar>
-            <w:hideMark/>
-          </w:tcPr>
-          <w:p>
-            <w:pPr>
-              <w:spacing w:before="200" w:after="200"/>
-              <w:rPr>
-                <w:rFonts w:ascii="Segoe UI" w:eastAsia="Times New Roman" w:hAnsi="Segoe UI" w:cs="Segoe UI"/>
-                <w:color w:val="1F2937"/>
-                <w:sz w:val="19"/>
-                <w:szCs w:val="19"/>
-              </w:rPr>
-            </w:pPr>
-            <w:r>
-              <w:rPr>
-                <w:rFonts w:ascii="Segoe UI" w:eastAsia="Times New Roman" w:hAnsi="Segoe UI" w:cs="Segoe UI"/>
-                <w:b/>
-                <w:bCs/>
-                <w:color w:val="1F2937"/>
-                <w:sz w:val="19"/>
-                <w:szCs w:val="19"/>
-              </w:rPr>
-              <w:t>Urgent</w:t>
-            </w:r>
-          </w:p>
-        </w:tc>
-        <w:tc>
-          <w:tcPr>
-            <w:tcW w:w="0" w:type="auto"/>
-            <w:tcBorders>
-              <w:top w:val="single" w:sz="6" w:space="0" w:color="E5E9F0"/>
-              <w:left w:val="single" w:sz="6" w:space="0" w:color="E5E9F0"/>
-              <w:bottom w:val="single" w:sz="6" w:space="0" w:color="E5E9F0"/>
-              <w:right w:val="single" w:sz="6" w:space="0" w:color="E5E9F0"/>
-            </w:tcBorders>
-            <w:shd w:val="clear" w:color="auto" w:fill="F7F9FC"/>
-            <w:tcMar>
-              <w:top w:w="100" w:type="dxa"/>
-              <w:left w:w="140" w:type="dxa"/>
-              <w:bottom w:w="100" w:type="dxa"/>
-              <w:right w:w="140" w:type="dxa"/>
-            </w:tcMar>
-            <w:hideMark/>
-          </w:tcPr>
-          <w:p>
-            <w:pPr>
-              <w:spacing w:before="200" w:after="200"/>
-              <w:rPr>
-                <w:rFonts w:ascii="Segoe UI" w:eastAsia="Times New Roman" w:hAnsi="Segoe UI" w:cs="Segoe UI"/>
-                <w:color w:val="1F2937"/>
-                <w:sz w:val="19"/>
-                <w:szCs w:val="19"/>
-              </w:rPr>
-            </w:pPr>
-            <w:r>
-              <w:rPr>
-                <w:rFonts w:ascii="Segoe UI" w:eastAsia="Times New Roman" w:hAnsi="Segoe UI" w:cs="Segoe UI"/>
-                <w:color w:val="1F2937"/>
-                <w:sz w:val="19"/>
-                <w:szCs w:val="19"/>
-              </w:rPr>
-              <w:t>Queued as urgent, not started yet.</w:t>
-            </w:r>
-          </w:p>
-        </w:tc>
-        <w:tc>
-          <w:tcPr>
-            <w:tcW w:w="0" w:type="auto"/>
-            <w:tcBorders>
-              <w:top w:val="single" w:sz="6" w:space="0" w:color="E5E9F0"/>
-              <w:left w:val="single" w:sz="6" w:space="0" w:color="E5E9F0"/>
-              <w:bottom w:val="single" w:sz="6" w:space="0" w:color="E5E9F0"/>
-              <w:right w:val="single" w:sz="6" w:space="0" w:color="E5E9F0"/>
-            </w:tcBorders>
-            <w:shd w:val="clear" w:color="auto" w:fill="F7F9FC"/>
-            <w:tcMar>
-              <w:top w:w="100" w:type="dxa"/>
-              <w:left w:w="140" w:type="dxa"/>
-              <w:bottom w:w="100" w:type="dxa"/>
-              <w:right w:w="140" w:type="dxa"/>
-            </w:tcMar>
-            <w:hideMark/>
-          </w:tcPr>
-          <w:p>
-            <w:pPr>
-              <w:spacing w:before="200" w:after="200"/>
-              <w:rPr>
-                <w:rFonts w:ascii="Segoe UI" w:eastAsia="Times New Roman" w:hAnsi="Segoe UI" w:cs="Segoe UI"/>
-                <w:color w:val="1F2937"/>
-                <w:sz w:val="19"/>
-                <w:szCs w:val="19"/>
-              </w:rPr>
-            </w:pPr>
-            <w:r>
-              <w:rPr>
-                <w:rFonts w:ascii="Segoe UI" w:eastAsia="Times New Roman" w:hAnsi="Segoe UI" w:cs="Segoe UI"/>
-                <w:color w:val="1F2937"/>
-                <w:sz w:val="19"/>
-                <w:szCs w:val="19"/>
-              </w:rPr>
-              <w:t>Nothing.</w:t>
-            </w:r>
-          </w:p>
-        </w:tc>
-      </w:tr>
-      <w:tr>
-        <w:trPr>
-          <w:cantSplit/>
-        </w:trPr>
-        <w:tc>
-          <w:tcPr>
-            <w:tcW w:w="0" w:type="auto"/>
-            <w:tcBorders>
-              <w:top w:val="single" w:sz="6" w:space="0" w:color="E5E9F0"/>
-              <w:left w:val="single" w:sz="6" w:space="0" w:color="E5E9F0"/>
-              <w:bottom w:val="single" w:sz="6" w:space="0" w:color="E5E9F0"/>
-              <w:right w:val="single" w:sz="6" w:space="0" w:color="E5E9F0"/>
-            </w:tcBorders>
-            <w:tcMar>
-              <w:top w:w="100" w:type="dxa"/>
-              <w:left w:w="140" w:type="dxa"/>
-              <w:bottom w:w="100" w:type="dxa"/>
-              <w:right w:w="140" w:type="dxa"/>
-            </w:tcMar>
-            <w:hideMark/>
-          </w:tcPr>
-          <w:p>
-            <w:pPr>
-              <w:spacing w:before="200" w:after="200"/>
-              <w:rPr>
-                <w:rFonts w:ascii="Segoe UI" w:eastAsia="Times New Roman" w:hAnsi="Segoe UI" w:cs="Segoe UI"/>
-                <w:color w:val="1F2937"/>
-                <w:sz w:val="19"/>
-                <w:szCs w:val="19"/>
-              </w:rPr>
-            </w:pPr>
-            <w:r>
-              <w:rPr>
-                <w:rFonts w:ascii="Segoe UI" w:eastAsia="Times New Roman" w:hAnsi="Segoe UI" w:cs="Segoe UI"/>
-                <w:b/>
-                <w:bCs/>
-                <w:color w:val="1F2937"/>
-                <w:sz w:val="19"/>
-                <w:szCs w:val="19"/>
-              </w:rPr>
-              <w:t>Important</w:t>
-            </w:r>
-          </w:p>
-        </w:tc>
-        <w:tc>
-          <w:tcPr>
-            <w:tcW w:w="0" w:type="auto"/>
-            <w:tcBorders>
-              <w:top w:val="single" w:sz="6" w:space="0" w:color="E5E9F0"/>
-              <w:left w:val="single" w:sz="6" w:space="0" w:color="E5E9F0"/>
-              <w:bottom w:val="single" w:sz="6" w:space="0" w:color="E5E9F0"/>
-              <w:right w:val="single" w:sz="6" w:space="0" w:color="E5E9F0"/>
-            </w:tcBorders>
-            <w:tcMar>
-              <w:top w:w="100" w:type="dxa"/>
-              <w:left w:w="140" w:type="dxa"/>
-              <w:bottom w:w="100" w:type="dxa"/>
-              <w:right w:w="140" w:type="dxa"/>
-            </w:tcMar>
-            <w:hideMark/>
-          </w:tcPr>
-          <w:p>
-            <w:pPr>
-              <w:spacing w:before="200" w:after="200"/>
-              <w:rPr>
-                <w:rFonts w:ascii="Segoe UI" w:eastAsia="Times New Roman" w:hAnsi="Segoe UI" w:cs="Segoe UI"/>
-                <w:color w:val="1F2937"/>
-                <w:sz w:val="19"/>
-                <w:szCs w:val="19"/>
-              </w:rPr>
-            </w:pPr>
-            <w:r>
-              <w:rPr>
-                <w:rFonts w:ascii="Segoe UI" w:eastAsia="Times New Roman" w:hAnsi="Segoe UI" w:cs="Segoe UI"/>
-                <w:color w:val="1F2937"/>
-                <w:sz w:val="19"/>
-                <w:szCs w:val="19"/>
-              </w:rPr>
-              <w:t>Queued as important, not started yet.</w:t>
-            </w:r>
-          </w:p>
-        </w:tc>
-        <w:tc>
-          <w:tcPr>
-            <w:tcW w:w="0" w:type="auto"/>
-            <w:tcBorders>
-              <w:top w:val="single" w:sz="6" w:space="0" w:color="E5E9F0"/>
-              <w:left w:val="single" w:sz="6" w:space="0" w:color="E5E9F0"/>
-              <w:bottom w:val="single" w:sz="6" w:space="0" w:color="E5E9F0"/>
-              <w:right w:val="single" w:sz="6" w:space="0" w:color="E5E9F0"/>
-            </w:tcBorders>
-            <w:tcMar>
-              <w:top w:w="100" w:type="dxa"/>
-              <w:left w:w="140" w:type="dxa"/>
-              <w:bottom w:w="100" w:type="dxa"/>
-              <w:right w:w="140" w:type="dxa"/>
-            </w:tcMar>
-            <w:hideMark/>
-          </w:tcPr>
-          <w:p>
-            <w:pPr>
-              <w:spacing w:before="200" w:after="200"/>
-              <w:rPr>
-                <w:rFonts w:ascii="Segoe UI" w:eastAsia="Times New Roman" w:hAnsi="Segoe UI" w:cs="Segoe UI"/>
-                <w:color w:val="1F2937"/>
-                <w:sz w:val="19"/>
-                <w:szCs w:val="19"/>
-              </w:rPr>
-            </w:pPr>
-            <w:r>
-              <w:rPr>
-                <w:rFonts w:ascii="Segoe UI" w:eastAsia="Times New Roman" w:hAnsi="Segoe UI" w:cs="Segoe UI"/>
-                <w:color w:val="1F2937"/>
-                <w:sz w:val="19"/>
-                <w:szCs w:val="19"/>
-              </w:rPr>
-              <w:t>Nothing.</w:t>
-            </w:r>
-          </w:p>
-        </w:tc>
-      </w:tr>
-      <w:tr>
-        <w:trPr>
-          <w:cantSplit/>
-        </w:trPr>
-        <w:tc>
-          <w:tcPr>
-            <w:tcW w:w="0" w:type="auto"/>
-            <w:tcBorders>
-              <w:top w:val="single" w:sz="6" w:space="0" w:color="E5E9F0"/>
-              <w:left w:val="single" w:sz="6" w:space="0" w:color="E5E9F0"/>
-              <w:bottom w:val="single" w:sz="6" w:space="0" w:color="E5E9F0"/>
-              <w:right w:val="single" w:sz="6" w:space="0" w:color="E5E9F0"/>
-            </w:tcBorders>
-            <w:shd w:val="clear" w:color="auto" w:fill="F7F9FC"/>
-            <w:tcMar>
-              <w:top w:w="100" w:type="dxa"/>
-              <w:left w:w="140" w:type="dxa"/>
-              <w:bottom w:w="100" w:type="dxa"/>
-              <w:right w:w="140" w:type="dxa"/>
-            </w:tcMar>
-            <w:hideMark/>
-          </w:tcPr>
-          <w:p>
-            <w:pPr>
-              <w:spacing w:before="200" w:after="200"/>
-              <w:rPr>
-                <w:rFonts w:ascii="Segoe UI" w:eastAsia="Times New Roman" w:hAnsi="Segoe UI" w:cs="Segoe UI"/>
-                <w:color w:val="1F2937"/>
-                <w:sz w:val="19"/>
-                <w:szCs w:val="19"/>
-              </w:rPr>
-            </w:pPr>
-            <w:r>
-              <w:rPr>
-                <w:rFonts w:ascii="Segoe UI" w:eastAsia="Times New Roman" w:hAnsi="Segoe UI" w:cs="Segoe UI"/>
-                <w:b/>
-                <w:bCs/>
-                <w:color w:val="1F2937"/>
-                <w:sz w:val="19"/>
-                <w:szCs w:val="19"/>
-              </w:rPr>
-              <w:t>Regular</w:t>
-            </w:r>
-          </w:p>
-        </w:tc>
-        <w:tc>
-          <w:tcPr>
-            <w:tcW w:w="0" w:type="auto"/>
-            <w:tcBorders>
-              <w:top w:val="single" w:sz="6" w:space="0" w:color="E5E9F0"/>
-              <w:left w:val="single" w:sz="6" w:space="0" w:color="E5E9F0"/>
-              <w:bottom w:val="single" w:sz="6" w:space="0" w:color="E5E9F0"/>
-              <w:right w:val="single" w:sz="6" w:space="0" w:color="E5E9F0"/>
-            </w:tcBorders>
-            <w:shd w:val="clear" w:color="auto" w:fill="F7F9FC"/>
-            <w:tcMar>
-              <w:top w:w="100" w:type="dxa"/>
-              <w:left w:w="140" w:type="dxa"/>
-              <w:bottom w:w="100" w:type="dxa"/>
-              <w:right w:w="140" w:type="dxa"/>
-            </w:tcMar>
-            <w:hideMark/>
-          </w:tcPr>
-          <w:p>
-            <w:pPr>
-              <w:spacing w:before="200" w:after="200"/>
-              <w:rPr>
-                <w:rFonts w:ascii="Segoe UI" w:eastAsia="Times New Roman" w:hAnsi="Segoe UI" w:cs="Segoe UI"/>
-                <w:color w:val="1F2937"/>
-                <w:sz w:val="19"/>
-                <w:szCs w:val="19"/>
-              </w:rPr>
-            </w:pPr>
-            <w:r>
-              <w:rPr>
-                <w:rFonts w:ascii="Segoe UI" w:eastAsia="Times New Roman" w:hAnsi="Segoe UI" w:cs="Segoe UI"/>
-                <w:color w:val="1F2937"/>
-                <w:sz w:val="19"/>
-                <w:szCs w:val="19"/>
-              </w:rPr>
-              <w:t>Queued as normal priority, not started yet.</w:t>
-            </w:r>
-          </w:p>
-        </w:tc>
-        <w:tc>
-          <w:tcPr>
-            <w:tcW w:w="0" w:type="auto"/>
-            <w:tcBorders>
-              <w:top w:val="single" w:sz="6" w:space="0" w:color="E5E9F0"/>
-              <w:left w:val="single" w:sz="6" w:space="0" w:color="E5E9F0"/>
-              <w:bottom w:val="single" w:sz="6" w:space="0" w:color="E5E9F0"/>
-              <w:right w:val="single" w:sz="6" w:space="0" w:color="E5E9F0"/>
-            </w:tcBorders>
-            <w:shd w:val="clear" w:color="auto" w:fill="F7F9FC"/>
-            <w:tcMar>
-              <w:top w:w="100" w:type="dxa"/>
-              <w:left w:w="140" w:type="dxa"/>
-              <w:bottom w:w="100" w:type="dxa"/>
-              <w:right w:w="140" w:type="dxa"/>
-            </w:tcMar>
-            <w:hideMark/>
-          </w:tcPr>
-          <w:p>
-            <w:pPr>
-              <w:spacing w:before="200" w:after="200"/>
-              <w:rPr>
-                <w:rFonts w:ascii="Segoe UI" w:eastAsia="Times New Roman" w:hAnsi="Segoe UI" w:cs="Segoe UI"/>
-                <w:color w:val="1F2937"/>
-                <w:sz w:val="19"/>
-                <w:szCs w:val="19"/>
-              </w:rPr>
-            </w:pPr>
-            <w:r>
-              <w:rPr>
-                <w:rFonts w:ascii="Segoe UI" w:eastAsia="Times New Roman" w:hAnsi="Segoe UI" w:cs="Segoe UI"/>
-                <w:color w:val="1F2937"/>
-                <w:sz w:val="19"/>
-                <w:szCs w:val="19"/>
-              </w:rPr>
-              <w:t>Nothing.</w:t>
-            </w:r>
-          </w:p>
-        </w:tc>
-      </w:tr>
-      <w:tr>
-        <w:trPr>
-          <w:cantSplit/>
-        </w:trPr>
-        <w:tc>
-          <w:tcPr>
-            <w:tcW w:w="0" w:type="auto"/>
-            <w:tcBorders>
-              <w:top w:val="single" w:sz="6" w:space="0" w:color="E5E9F0"/>
-              <w:left w:val="single" w:sz="6" w:space="0" w:color="E5E9F0"/>
-              <w:bottom w:val="single" w:sz="6" w:space="0" w:color="E5E9F0"/>
-              <w:right w:val="single" w:sz="6" w:space="0" w:color="E5E9F0"/>
-            </w:tcBorders>
-            <w:tcMar>
-              <w:top w:w="100" w:type="dxa"/>
-              <w:left w:w="140" w:type="dxa"/>
-              <w:bottom w:w="100" w:type="dxa"/>
-              <w:right w:w="140" w:type="dxa"/>
-            </w:tcMar>
-            <w:hideMark/>
-          </w:tcPr>
-          <w:p>
-            <w:pPr>
-              <w:spacing w:before="200" w:after="200"/>
-              <w:rPr>
-                <w:rFonts w:ascii="Segoe UI" w:eastAsia="Times New Roman" w:hAnsi="Segoe UI" w:cs="Segoe UI"/>
-                <w:color w:val="1F2937"/>
-                <w:sz w:val="19"/>
-                <w:szCs w:val="19"/>
-              </w:rPr>
-            </w:pPr>
-            <w:r>
-              <w:rPr>
-                <w:rFonts w:ascii="Segoe UI" w:eastAsia="Times New Roman" w:hAnsi="Segoe UI" w:cs="Segoe UI"/>
-                <w:b/>
-                <w:bCs/>
-                <w:color w:val="1F2937"/>
-                <w:sz w:val="19"/>
-                <w:szCs w:val="19"/>
-              </w:rPr>
-              <w:t>In Progress</w:t>
-            </w:r>
-          </w:p>
-        </w:tc>
-        <w:tc>
-          <w:tcPr>
-            <w:tcW w:w="0" w:type="auto"/>
-            <w:tcBorders>
-              <w:top w:val="single" w:sz="6" w:space="0" w:color="E5E9F0"/>
-              <w:left w:val="single" w:sz="6" w:space="0" w:color="E5E9F0"/>
-              <w:bottom w:val="single" w:sz="6" w:space="0" w:color="E5E9F0"/>
-              <w:right w:val="single" w:sz="6" w:space="0" w:color="E5E9F0"/>
-            </w:tcBorders>
-            <w:tcMar>
-              <w:top w:w="100" w:type="dxa"/>
-              <w:left w:w="140" w:type="dxa"/>
-              <w:bottom w:w="100" w:type="dxa"/>
-              <w:right w:w="140" w:type="dxa"/>
-            </w:tcMar>
-            <w:hideMark/>
-          </w:tcPr>
-          <w:p>
-            <w:pPr>
-              <w:spacing w:before="200" w:after="200"/>
-              <w:rPr>
-                <w:rFonts w:ascii="Segoe UI" w:eastAsia="Times New Roman" w:hAnsi="Segoe UI" w:cs="Segoe UI"/>
-                <w:color w:val="1F2937"/>
-                <w:sz w:val="19"/>
-                <w:szCs w:val="19"/>
-              </w:rPr>
-            </w:pPr>
-            <w:r>
-              <w:rPr>
-                <w:rFonts w:ascii="Segoe UI" w:eastAsia="Times New Roman" w:hAnsi="Segoe UI" w:cs="Segoe UI"/>
-                <w:color w:val="1F2937"/>
-                <w:sz w:val="19"/>
-                <w:szCs w:val="19"/>
-              </w:rPr>
-              <w:t>Being worked on right now.</w:t>
-            </w:r>
-          </w:p>
-        </w:tc>
-        <w:tc>
-          <w:tcPr>
-            <w:tcW w:w="0" w:type="auto"/>
-            <w:tcBorders>
-              <w:top w:val="single" w:sz="6" w:space="0" w:color="E5E9F0"/>
-              <w:left w:val="single" w:sz="6" w:space="0" w:color="E5E9F0"/>
-              <w:bottom w:val="single" w:sz="6" w:space="0" w:color="E5E9F0"/>
-              <w:right w:val="single" w:sz="6" w:space="0" w:color="E5E9F0"/>
-            </w:tcBorders>
-            <w:tcMar>
-              <w:top w:w="100" w:type="dxa"/>
-              <w:left w:w="140" w:type="dxa"/>
-              <w:bottom w:w="100" w:type="dxa"/>
-              <w:right w:w="140" w:type="dxa"/>
-            </w:tcMar>
-            <w:hideMark/>
-          </w:tcPr>
-          <w:p>
-            <w:pPr>
-              <w:spacing w:before="200" w:after="200"/>
-              <w:rPr>
-                <w:rFonts w:ascii="Segoe UI" w:eastAsia="Times New Roman" w:hAnsi="Segoe UI" w:cs="Segoe UI"/>
-                <w:color w:val="1F2937"/>
-                <w:sz w:val="19"/>
-                <w:szCs w:val="19"/>
-              </w:rPr>
-            </w:pPr>
-            <w:r>
-              <w:rPr>
-                <w:rFonts w:ascii="Segoe UI" w:eastAsia="Times New Roman" w:hAnsi="Segoe UI" w:cs="Segoe UI"/>
-                <w:color w:val="1F2937"/>
-                <w:sz w:val="19"/>
-                <w:szCs w:val="19"/>
-              </w:rPr>
-              <w:t>Nothing.</w:t>
-            </w:r>
-          </w:p>
-        </w:tc>
-      </w:tr>
-      <w:tr>
-        <w:trPr>
-          <w:cantSplit/>
-        </w:trPr>
-        <w:tc>
-          <w:tcPr>
-            <w:tcW w:w="0" w:type="auto"/>
-            <w:tcBorders>
-              <w:top w:val="single" w:sz="6" w:space="0" w:color="E5E9F0"/>
-              <w:left w:val="single" w:sz="6" w:space="0" w:color="E5E9F0"/>
-              <w:bottom w:val="single" w:sz="6" w:space="0" w:color="E5E9F0"/>
-              <w:right w:val="single" w:sz="6" w:space="0" w:color="E5E9F0"/>
-            </w:tcBorders>
-            <w:shd w:val="clear" w:color="auto" w:fill="F7F9FC"/>
-            <w:tcMar>
-              <w:top w:w="100" w:type="dxa"/>
-              <w:left w:w="140" w:type="dxa"/>
-              <w:bottom w:w="100" w:type="dxa"/>
-              <w:right w:w="140" w:type="dxa"/>
-            </w:tcMar>
-            <w:hideMark/>
-          </w:tcPr>
-          <w:p>
-            <w:pPr>
-              <w:spacing w:before="200" w:after="200"/>
-              <w:rPr>
-                <w:rFonts w:ascii="Segoe UI" w:eastAsia="Times New Roman" w:hAnsi="Segoe UI" w:cs="Segoe UI"/>
-                <w:color w:val="1F2937"/>
-                <w:sz w:val="19"/>
-                <w:szCs w:val="19"/>
-              </w:rPr>
-            </w:pPr>
-            <w:r>
-              <w:rPr>
-                <w:rFonts w:ascii="Segoe UI" w:eastAsia="Times New Roman" w:hAnsi="Segoe UI" w:cs="Segoe UI"/>
-                <w:b/>
-                <w:bCs/>
-                <w:color w:val="1F2937"/>
-                <w:sz w:val="19"/>
-                <w:szCs w:val="19"/>
-              </w:rPr>
-              <w:t>On Hold</w:t>
-            </w:r>
-          </w:p>
-        </w:tc>
-        <w:tc>
-          <w:tcPr>
-            <w:tcW w:w="0" w:type="auto"/>
-            <w:tcBorders>
-              <w:top w:val="single" w:sz="6" w:space="0" w:color="E5E9F0"/>
-              <w:left w:val="single" w:sz="6" w:space="0" w:color="E5E9F0"/>
-              <w:bottom w:val="single" w:sz="6" w:space="0" w:color="E5E9F0"/>
-              <w:right w:val="single" w:sz="6" w:space="0" w:color="E5E9F0"/>
-            </w:tcBorders>
-            <w:shd w:val="clear" w:color="auto" w:fill="F7F9FC"/>
-            <w:tcMar>
-              <w:top w:w="100" w:type="dxa"/>
-              <w:left w:w="140" w:type="dxa"/>
-              <w:bottom w:w="100" w:type="dxa"/>
-              <w:right w:w="140" w:type="dxa"/>
-            </w:tcMar>
-            <w:hideMark/>
-          </w:tcPr>
-          <w:p>
-            <w:pPr>
-              <w:spacing w:before="200" w:after="200"/>
-              <w:rPr>
-                <w:rFonts w:ascii="Segoe UI" w:eastAsia="Times New Roman" w:hAnsi="Segoe UI" w:cs="Segoe UI"/>
-                <w:color w:val="1F2937"/>
-                <w:sz w:val="19"/>
-                <w:szCs w:val="19"/>
-              </w:rPr>
-            </w:pPr>
-            <w:r>
-              <w:rPr>
-                <w:rFonts w:ascii="Segoe UI" w:eastAsia="Times New Roman" w:hAnsi="Segoe UI" w:cs="Segoe UI"/>
-                <w:color w:val="1F2937"/>
-                <w:sz w:val="19"/>
-                <w:szCs w:val="19"/>
-              </w:rPr>
-              <w:t>Paused — a blocker, or waiting on something.</w:t>
-            </w:r>
-          </w:p>
-        </w:tc>
-        <w:tc>
-          <w:tcPr>
-            <w:tcW w:w="0" w:type="auto"/>
-            <w:tcBorders>
-              <w:top w:val="single" w:sz="6" w:space="0" w:color="E5E9F0"/>
-              <w:left w:val="single" w:sz="6" w:space="0" w:color="E5E9F0"/>
-              <w:bottom w:val="single" w:sz="6" w:space="0" w:color="E5E9F0"/>
-              <w:right w:val="single" w:sz="6" w:space="0" w:color="E5E9F0"/>
-            </w:tcBorders>
-            <w:shd w:val="clear" w:color="auto" w:fill="F7F9FC"/>
-            <w:tcMar>
-              <w:top w:w="100" w:type="dxa"/>
-              <w:left w:w="140" w:type="dxa"/>
-              <w:bottom w:w="100" w:type="dxa"/>
-              <w:right w:w="140" w:type="dxa"/>
-            </w:tcMar>
-            <w:hideMark/>
-          </w:tcPr>
-          <w:p>
-            <w:pPr>
-              <w:spacing w:before="200" w:after="200"/>
-              <w:rPr>
-                <w:rFonts w:ascii="Segoe UI" w:eastAsia="Times New Roman" w:hAnsi="Segoe UI" w:cs="Segoe UI"/>
-                <w:color w:val="1F2937"/>
-                <w:sz w:val="19"/>
-                <w:szCs w:val="19"/>
-              </w:rPr>
-            </w:pPr>
-            <w:r>
-              <w:rPr>
-                <w:rFonts w:ascii="Segoe UI" w:eastAsia="Times New Roman" w:hAnsi="Segoe UI" w:cs="Segoe UI"/>
-                <w:color w:val="1F2937"/>
-                <w:sz w:val="19"/>
-                <w:szCs w:val="19"/>
-              </w:rPr>
-              <w:t>Ask if it has been a while.</w:t>
-            </w:r>
-          </w:p>
-        </w:tc>
-      </w:tr>
-      <w:tr>
-        <w:trPr>
-          <w:cantSplit/>
-        </w:trPr>
-        <w:tc>
-          <w:tcPr>
-            <w:tcW w:w="0" w:type="auto"/>
-            <w:tcBorders>
-              <w:top w:val="single" w:sz="6" w:space="0" w:color="E5E9F0"/>
-              <w:left w:val="single" w:sz="6" w:space="0" w:color="E5E9F0"/>
-              <w:bottom w:val="single" w:sz="6" w:space="0" w:color="E5E9F0"/>
-              <w:right w:val="single" w:sz="6" w:space="0" w:color="E5E9F0"/>
-            </w:tcBorders>
-            <w:tcMar>
-              <w:top w:w="100" w:type="dxa"/>
-              <w:left w:w="140" w:type="dxa"/>
-              <w:bottom w:w="100" w:type="dxa"/>
-              <w:right w:w="140" w:type="dxa"/>
-            </w:tcMar>
-            <w:hideMark/>
-          </w:tcPr>
-          <w:p>
-            <w:pPr>
-              <w:spacing w:before="200" w:after="200"/>
-              <w:rPr>
-                <w:rFonts w:ascii="Segoe UI" w:eastAsia="Times New Roman" w:hAnsi="Segoe UI" w:cs="Segoe UI"/>
-                <w:color w:val="1F2937"/>
-                <w:sz w:val="19"/>
-                <w:szCs w:val="19"/>
-              </w:rPr>
-            </w:pPr>
-            <w:r>
-              <w:rPr>
-                <w:rFonts w:ascii="Segoe UI" w:eastAsia="Times New Roman" w:hAnsi="Segoe UI" w:cs="Segoe UI"/>
-                <w:b/>
-                <w:bCs/>
-                <w:color w:val="1F2937"/>
-                <w:sz w:val="19"/>
-                <w:szCs w:val="19"/>
-              </w:rPr>
-              <w:t>Verifying</w:t>
-            </w:r>
-          </w:p>
-        </w:tc>
-        <w:tc>
-          <w:tcPr>
-            <w:tcW w:w="0" w:type="auto"/>
-            <w:tcBorders>
-              <w:top w:val="single" w:sz="6" w:space="0" w:color="E5E9F0"/>
-              <w:left w:val="single" w:sz="6" w:space="0" w:color="E5E9F0"/>
-              <w:bottom w:val="single" w:sz="6" w:space="0" w:color="E5E9F0"/>
-              <w:right w:val="single" w:sz="6" w:space="0" w:color="E5E9F0"/>
-            </w:tcBorders>
-            <w:tcMar>
-              <w:top w:w="100" w:type="dxa"/>
-              <w:left w:w="140" w:type="dxa"/>
-              <w:bottom w:w="100" w:type="dxa"/>
-              <w:right w:w="140" w:type="dxa"/>
-            </w:tcMar>
-            <w:hideMark/>
-          </w:tcPr>
-          <w:p>
-            <w:pPr>
-              <w:spacing w:before="200" w:after="200"/>
-              <w:rPr>
-                <w:rFonts w:ascii="Segoe UI" w:eastAsia="Times New Roman" w:hAnsi="Segoe UI" w:cs="Segoe UI"/>
-                <w:color w:val="1F2937"/>
-                <w:sz w:val="19"/>
-                <w:szCs w:val="19"/>
-              </w:rPr>
-            </w:pPr>
-            <w:r>
-              <w:rPr>
-                <w:rFonts w:ascii="Segoe UI" w:eastAsia="Times New Roman" w:hAnsi="Segoe UI" w:cs="Segoe UI"/>
-                <w:color w:val="1F2937"/>
-                <w:sz w:val="19"/>
-                <w:szCs w:val="19"/>
-              </w:rPr>
-              <w:t>The developer has finished; an admin is checking it.</w:t>
-            </w:r>
-          </w:p>
-        </w:tc>
-        <w:tc>
-          <w:tcPr>
-            <w:tcW w:w="0" w:type="auto"/>
-            <w:tcBorders>
-              <w:top w:val="single" w:sz="6" w:space="0" w:color="E5E9F0"/>
-              <w:left w:val="single" w:sz="6" w:space="0" w:color="E5E9F0"/>
-              <w:bottom w:val="single" w:sz="6" w:space="0" w:color="E5E9F0"/>
-              <w:right w:val="single" w:sz="6" w:space="0" w:color="E5E9F0"/>
-            </w:tcBorders>
-            <w:tcMar>
-              <w:top w:w="100" w:type="dxa"/>
-              <w:left w:w="140" w:type="dxa"/>
-              <w:bottom w:w="100" w:type="dxa"/>
-              <w:right w:w="140" w:type="dxa"/>
-            </w:tcMar>
-            <w:hideMark/>
-          </w:tcPr>
-          <w:p>
-            <w:pPr>
-              <w:spacing w:before="200" w:after="200"/>
-              <w:rPr>
-                <w:rFonts w:ascii="Segoe UI" w:eastAsia="Times New Roman" w:hAnsi="Segoe UI" w:cs="Segoe UI"/>
-                <w:color w:val="1F2937"/>
-                <w:sz w:val="19"/>
-                <w:szCs w:val="19"/>
-              </w:rPr>
-            </w:pPr>
-            <w:r>
-              <w:rPr>
-                <w:rFonts w:ascii="Segoe UI" w:eastAsia="Times New Roman" w:hAnsi="Segoe UI" w:cs="Segoe UI"/>
-                <w:color w:val="1F2937"/>
-                <w:sz w:val="19"/>
-                <w:szCs w:val="19"/>
-              </w:rPr>
-              <w:t>Nothing.</w:t>
-            </w:r>
-          </w:p>
-        </w:tc>
-      </w:tr>
-      <w:tr>
-        <w:trPr>
-          <w:cantSplit/>
-        </w:trPr>
-        <w:tc>
-          <w:tcPr>
-            <w:tcW w:w="0" w:type="auto"/>
-            <w:tcBorders>
-              <w:top w:val="single" w:sz="6" w:space="0" w:color="E5E9F0"/>
-              <w:left w:val="single" w:sz="6" w:space="0" w:color="E5E9F0"/>
-              <w:bottom w:val="single" w:sz="6" w:space="0" w:color="E5E9F0"/>
-              <w:right w:val="single" w:sz="6" w:space="0" w:color="E5E9F0"/>
-            </w:tcBorders>
-            <w:shd w:val="clear" w:color="auto" w:fill="F7F9FC"/>
-            <w:tcMar>
-              <w:top w:w="100" w:type="dxa"/>
-              <w:left w:w="140" w:type="dxa"/>
-              <w:bottom w:w="100" w:type="dxa"/>
-              <w:right w:w="140" w:type="dxa"/>
-            </w:tcMar>
-            <w:hideMark/>
-          </w:tcPr>
-          <w:p>
-            <w:pPr>
-              <w:spacing w:before="200" w:after="200"/>
-              <w:rPr>
-                <w:rFonts w:ascii="Segoe UI" w:eastAsia="Times New Roman" w:hAnsi="Segoe UI" w:cs="Segoe UI"/>
-                <w:color w:val="1F2937"/>
-                <w:sz w:val="19"/>
-                <w:szCs w:val="19"/>
-              </w:rPr>
-            </w:pPr>
-            <w:r>
-              <w:rPr>
-                <w:rFonts w:ascii="Segoe UI" w:eastAsia="Times New Roman" w:hAnsi="Segoe UI" w:cs="Segoe UI"/>
-                <w:b/>
-                <w:bCs/>
-                <w:color w:val="1F2937"/>
-                <w:sz w:val="19"/>
-                <w:szCs w:val="19"/>
-              </w:rPr>
-              <w:t>Changes Requested</w:t>
-            </w:r>
-          </w:p>
-        </w:tc>
-        <w:tc>
-          <w:tcPr>
-            <w:tcW w:w="0" w:type="auto"/>
-            <w:tcBorders>
-              <w:top w:val="single" w:sz="6" w:space="0" w:color="E5E9F0"/>
-              <w:left w:val="single" w:sz="6" w:space="0" w:color="E5E9F0"/>
-              <w:bottom w:val="single" w:sz="6" w:space="0" w:color="E5E9F0"/>
-              <w:right w:val="single" w:sz="6" w:space="0" w:color="E5E9F0"/>
-            </w:tcBorders>
-            <w:shd w:val="clear" w:color="auto" w:fill="F7F9FC"/>
-            <w:tcMar>
-              <w:top w:w="100" w:type="dxa"/>
-              <w:left w:w="140" w:type="dxa"/>
-              <w:bottom w:w="100" w:type="dxa"/>
-              <w:right w:w="140" w:type="dxa"/>
-            </w:tcMar>
-            <w:hideMark/>
-          </w:tcPr>
-          <w:p>
-            <w:pPr>
-              <w:spacing w:before="200" w:after="200"/>
-              <w:rPr>
-                <w:rFonts w:ascii="Segoe UI" w:eastAsia="Times New Roman" w:hAnsi="Segoe UI" w:cs="Segoe UI"/>
-                <w:color w:val="1F2937"/>
-                <w:sz w:val="19"/>
-                <w:szCs w:val="19"/>
-              </w:rPr>
-            </w:pPr>
-            <w:r>
-              <w:rPr>
-                <w:rFonts w:ascii="Segoe UI" w:eastAsia="Times New Roman" w:hAnsi="Segoe UI" w:cs="Segoe UI"/>
-                <w:color w:val="1F2937"/>
-                <w:sz w:val="19"/>
-                <w:szCs w:val="19"/>
-              </w:rPr>
-              <w:t>It was sent back to the developer for rework.</w:t>
-            </w:r>
-          </w:p>
-        </w:tc>
-        <w:tc>
-          <w:tcPr>
-            <w:tcW w:w="0" w:type="auto"/>
-            <w:tcBorders>
-              <w:top w:val="single" w:sz="6" w:space="0" w:color="E5E9F0"/>
-              <w:left w:val="single" w:sz="6" w:space="0" w:color="E5E9F0"/>
-              <w:bottom w:val="single" w:sz="6" w:space="0" w:color="E5E9F0"/>
-              <w:right w:val="single" w:sz="6" w:space="0" w:color="E5E9F0"/>
-            </w:tcBorders>
-            <w:shd w:val="clear" w:color="auto" w:fill="F7F9FC"/>
-            <w:tcMar>
-              <w:top w:w="100" w:type="dxa"/>
-              <w:left w:w="140" w:type="dxa"/>
-              <w:bottom w:w="100" w:type="dxa"/>
-              <w:right w:w="140" w:type="dxa"/>
-            </w:tcMar>
-            <w:hideMark/>
-          </w:tcPr>
-          <w:p>
-            <w:pPr>
-              <w:spacing w:before="200" w:after="200"/>
-              <w:rPr>
-                <w:rFonts w:ascii="Segoe UI" w:eastAsia="Times New Roman" w:hAnsi="Segoe UI" w:cs="Segoe UI"/>
-                <w:color w:val="1F2937"/>
-                <w:sz w:val="19"/>
-                <w:szCs w:val="19"/>
-              </w:rPr>
-            </w:pPr>
-            <w:r>
-              <w:rPr>
-                <w:rFonts w:ascii="Segoe UI" w:eastAsia="Times New Roman" w:hAnsi="Segoe UI" w:cs="Segoe UI"/>
-                <w:color w:val="1F2937"/>
-                <w:sz w:val="19"/>
-                <w:szCs w:val="19"/>
-              </w:rPr>
-              <w:t>Nothing.</w:t>
-            </w:r>
-          </w:p>
-        </w:tc>
-      </w:tr>
-      <w:tr>
-        <w:trPr>
-          <w:cantSplit/>
-        </w:trPr>
-        <w:tc>
-          <w:tcPr>
-            <w:tcW w:w="0" w:type="auto"/>
-            <w:tcBorders>
-              <w:top w:val="single" w:sz="6" w:space="0" w:color="E5E9F0"/>
-              <w:left w:val="single" w:sz="6" w:space="0" w:color="E5E9F0"/>
-              <w:bottom w:val="single" w:sz="6" w:space="0" w:color="E5E9F0"/>
-              <w:right w:val="single" w:sz="6" w:space="0" w:color="E5E9F0"/>
-            </w:tcBorders>
-            <w:tcMar>
-              <w:top w:w="100" w:type="dxa"/>
-              <w:left w:w="140" w:type="dxa"/>
-              <w:bottom w:w="100" w:type="dxa"/>
-              <w:right w:w="140" w:type="dxa"/>
-            </w:tcMar>
-            <w:hideMark/>
-          </w:tcPr>
-          <w:p>
-            <w:pPr>
-              <w:spacing w:before="200" w:after="200"/>
-              <w:rPr>
-                <w:rFonts w:ascii="Segoe UI" w:eastAsia="Times New Roman" w:hAnsi="Segoe UI" w:cs="Segoe UI"/>
-                <w:color w:val="1F2937"/>
-                <w:sz w:val="19"/>
-                <w:szCs w:val="19"/>
-              </w:rPr>
-            </w:pPr>
-            <w:r>
-              <w:rPr>
-                <w:rFonts w:ascii="Segoe UI" w:eastAsia="Times New Roman" w:hAnsi="Segoe UI" w:cs="Segoe UI"/>
-                <w:b/>
-                <w:bCs/>
-                <w:color w:val="1F2937"/>
-                <w:sz w:val="19"/>
-                <w:szCs w:val="19"/>
-              </w:rPr>
-              <w:t>Awaiting You</w:t>
-            </w:r>
-          </w:p>
-        </w:tc>
-        <w:tc>
-          <w:tcPr>
-            <w:tcW w:w="0" w:type="auto"/>
-            <w:tcBorders>
-              <w:top w:val="single" w:sz="6" w:space="0" w:color="E5E9F0"/>
-              <w:left w:val="single" w:sz="6" w:space="0" w:color="E5E9F0"/>
-              <w:bottom w:val="single" w:sz="6" w:space="0" w:color="E5E9F0"/>
-              <w:right w:val="single" w:sz="6" w:space="0" w:color="E5E9F0"/>
-            </w:tcBorders>
-            <w:tcMar>
-              <w:top w:w="100" w:type="dxa"/>
-              <w:left w:w="140" w:type="dxa"/>
-              <w:bottom w:w="100" w:type="dxa"/>
-              <w:right w:w="140" w:type="dxa"/>
-            </w:tcMar>
-            <w:hideMark/>
-          </w:tcPr>
-          <w:p>
-            <w:pPr>
-              <w:spacing w:before="200" w:after="200"/>
-              <w:rPr>
-                <w:rFonts w:ascii="Segoe UI" w:eastAsia="Times New Roman" w:hAnsi="Segoe UI" w:cs="Segoe UI"/>
-                <w:color w:val="1F2937"/>
-                <w:sz w:val="19"/>
-                <w:szCs w:val="19"/>
-              </w:rPr>
-            </w:pPr>
-            <w:r>
-              <w:rPr>
-                <w:rFonts w:ascii="Segoe UI" w:eastAsia="Times New Roman" w:hAnsi="Segoe UI" w:cs="Segoe UI"/>
-                <w:color w:val="1F2937"/>
-                <w:sz w:val="19"/>
-                <w:szCs w:val="19"/>
-              </w:rPr>
-              <w:t>Delivered and waiting for your sign-off.</w:t>
-            </w:r>
-          </w:p>
-        </w:tc>
-        <w:tc>
-          <w:tcPr>
-            <w:tcW w:w="0" w:type="auto"/>
-            <w:tcBorders>
-              <w:top w:val="single" w:sz="6" w:space="0" w:color="E5E9F0"/>
-              <w:left w:val="single" w:sz="6" w:space="0" w:color="E5E9F0"/>
-              <w:bottom w:val="single" w:sz="6" w:space="0" w:color="E5E9F0"/>
-              <w:right w:val="single" w:sz="6" w:space="0" w:color="E5E9F0"/>
-            </w:tcBorders>
-            <w:tcMar>
-              <w:top w:w="100" w:type="dxa"/>
-              <w:left w:w="140" w:type="dxa"/>
-              <w:bottom w:w="100" w:type="dxa"/>
-              <w:right w:w="140" w:type="dxa"/>
-            </w:tcMar>
-            <w:hideMark/>
-          </w:tcPr>
-          <w:p>
-            <w:pPr>
-              <w:spacing w:before="200" w:after="200"/>
-              <w:rPr>
-                <w:rFonts w:ascii="Segoe UI" w:eastAsia="Times New Roman" w:hAnsi="Segoe UI" w:cs="Segoe UI"/>
-                <w:color w:val="1F2937"/>
-                <w:sz w:val="19"/>
-                <w:szCs w:val="19"/>
-              </w:rPr>
-            </w:pPr>
-            <w:r>
-              <w:rPr>
-                <w:rFonts w:ascii="Segoe UI" w:eastAsia="Times New Roman" w:hAnsi="Segoe UI" w:cs="Segoe UI"/>
-                <w:b/>
-                <w:bCs/>
-                <w:color w:val="1F2937"/>
-                <w:sz w:val="19"/>
-                <w:szCs w:val="19"/>
-              </w:rPr>
-              <w:t>Sign it off.</w:t>
-            </w:r>
-          </w:p>
-        </w:tc>
-      </w:tr>
-      <w:tr>
-        <w:trPr>
-          <w:cantSplit/>
-        </w:trPr>
-        <w:tc>
-          <w:tcPr>
-            <w:tcW w:w="0" w:type="auto"/>
-            <w:tcBorders>
-              <w:top w:val="single" w:sz="6" w:space="0" w:color="E5E9F0"/>
-              <w:left w:val="single" w:sz="6" w:space="0" w:color="E5E9F0"/>
-              <w:bottom w:val="single" w:sz="6" w:space="0" w:color="E5E9F0"/>
-              <w:right w:val="single" w:sz="6" w:space="0" w:color="E5E9F0"/>
-            </w:tcBorders>
-            <w:shd w:val="clear" w:color="auto" w:fill="F7F9FC"/>
-            <w:tcMar>
-              <w:top w:w="100" w:type="dxa"/>
-              <w:left w:w="140" w:type="dxa"/>
-              <w:bottom w:w="100" w:type="dxa"/>
-              <w:right w:w="140" w:type="dxa"/>
-            </w:tcMar>
-            <w:hideMark/>
-          </w:tcPr>
-          <w:p>
-            <w:pPr>
-              <w:spacing w:before="200" w:after="200"/>
-              <w:rPr>
-                <w:rFonts w:ascii="Segoe UI" w:eastAsia="Times New Roman" w:hAnsi="Segoe UI" w:cs="Segoe UI"/>
-                <w:color w:val="1F2937"/>
-                <w:sz w:val="19"/>
-                <w:szCs w:val="19"/>
-              </w:rPr>
-            </w:pPr>
-            <w:r>
-              <w:rPr>
-                <w:rFonts w:ascii="Segoe UI" w:eastAsia="Times New Roman" w:hAnsi="Segoe UI" w:cs="Segoe UI"/>
-                <w:b/>
-                <w:bCs/>
-                <w:color w:val="1F2937"/>
-                <w:sz w:val="19"/>
-                <w:szCs w:val="19"/>
-              </w:rPr>
-              <w:t>Completed</w:t>
-            </w:r>
-          </w:p>
-        </w:tc>
-        <w:tc>
-          <w:tcPr>
-            <w:tcW w:w="0" w:type="auto"/>
-            <w:tcBorders>
-              <w:top w:val="single" w:sz="6" w:space="0" w:color="E5E9F0"/>
-              <w:left w:val="single" w:sz="6" w:space="0" w:color="E5E9F0"/>
-              <w:bottom w:val="single" w:sz="6" w:space="0" w:color="E5E9F0"/>
-              <w:right w:val="single" w:sz="6" w:space="0" w:color="E5E9F0"/>
-            </w:tcBorders>
-            <w:shd w:val="clear" w:color="auto" w:fill="F7F9FC"/>
-            <w:tcMar>
-              <w:top w:w="100" w:type="dxa"/>
-              <w:left w:w="140" w:type="dxa"/>
-              <w:bottom w:w="100" w:type="dxa"/>
-              <w:right w:w="140" w:type="dxa"/>
-            </w:tcMar>
-            <w:hideMark/>
-          </w:tcPr>
-          <w:p>
-            <w:pPr>
-              <w:spacing w:before="200" w:after="200"/>
-              <w:rPr>
-                <w:rFonts w:ascii="Segoe UI" w:eastAsia="Times New Roman" w:hAnsi="Segoe UI" w:cs="Segoe UI"/>
-                <w:color w:val="1F2937"/>
-                <w:sz w:val="19"/>
-                <w:szCs w:val="19"/>
-              </w:rPr>
-            </w:pPr>
-            <w:r>
-              <w:rPr>
-                <w:rFonts w:ascii="Segoe UI" w:eastAsia="Times New Roman" w:hAnsi="Segoe UI" w:cs="Segoe UI"/>
-                <w:color w:val="1F2937"/>
-                <w:sz w:val="19"/>
-                <w:szCs w:val="19"/>
-              </w:rPr>
-              <w:t>Signed off and closed.</w:t>
-            </w:r>
-          </w:p>
-        </w:tc>
-        <w:tc>
-          <w:tcPr>
-            <w:tcW w:w="0" w:type="auto"/>
-            <w:tcBorders>
-              <w:top w:val="single" w:sz="6" w:space="0" w:color="E5E9F0"/>
-              <w:left w:val="single" w:sz="6" w:space="0" w:color="E5E9F0"/>
-              <w:bottom w:val="single" w:sz="6" w:space="0" w:color="E5E9F0"/>
-              <w:right w:val="single" w:sz="6" w:space="0" w:color="E5E9F0"/>
-            </w:tcBorders>
-            <w:shd w:val="clear" w:color="auto" w:fill="F7F9FC"/>
-            <w:tcMar>
-              <w:top w:w="100" w:type="dxa"/>
-              <w:left w:w="140" w:type="dxa"/>
-              <w:bottom w:w="100" w:type="dxa"/>
-              <w:right w:w="140" w:type="dxa"/>
-            </w:tcMar>
-            <w:hideMark/>
-          </w:tcPr>
-          <w:p>
-            <w:pPr>
-              <w:spacing w:before="200" w:after="200"/>
-              <w:rPr>
-                <w:rFonts w:ascii="Segoe UI" w:eastAsia="Times New Roman" w:hAnsi="Segoe UI" w:cs="Segoe UI"/>
-                <w:color w:val="1F2937"/>
-                <w:sz w:val="19"/>
-                <w:szCs w:val="19"/>
-              </w:rPr>
-            </w:pPr>
-            <w:r>
-              <w:rPr>
-                <w:rFonts w:ascii="Segoe UI" w:eastAsia="Times New Roman" w:hAnsi="Segoe UI" w:cs="Segoe UI"/>
-                <w:color w:val="1F2937"/>
-                <w:sz w:val="19"/>
-                <w:szCs w:val="19"/>
-              </w:rPr>
-              <w:t>Nothing.</w:t>
-            </w:r>
-          </w:p>
-        </w:tc>
-      </w:tr>
-    </w:tbl>
-    <w:p>
-      <w:pPr>
-        <w:pStyle w:val="NormalWeb"/>
-        <w:rPr>
-          <w:rFonts w:ascii="Segoe UI" w:hAnsi="Segoe UI" w:cs="Segoe UI"/>
-          <w:color w:val="1F2937"/>
-          <w:sz w:val="21"/>
-          <w:szCs w:val="21"/>
-        </w:rPr>
-      </w:pPr>
-      <w:r>
-        <w:rPr>
-          <w:rFonts w:ascii="Segoe UI" w:hAnsi="Segoe UI" w:cs="Segoe UI"/>
-          <w:color w:val="1F2937"/>
-          <w:sz w:val="21"/>
-          <w:szCs w:val="21"/>
-        </w:rPr>
-        <w:t xml:space="preserve">If you have not raised anything yet, the screen simply says </w:t>
-      </w:r>
-      <w:r>
-        <w:rPr>
-          <w:rFonts w:ascii="Segoe UI" w:hAnsi="Segoe UI" w:cs="Segoe UI"/>
-          <w:i/>
-          <w:iCs/>
-          <w:color w:val="1F2937"/>
-          <w:sz w:val="21"/>
-          <w:szCs w:val="21"/>
-        </w:rPr>
-        <w:t>“No tasks yet for your client.”</w:t>
-      </w:r>
-      <w:r>
-        <w:rPr>
-          <w:rFonts w:ascii="Segoe UI" w:hAnsi="Segoe UI" w:cs="Segoe UI"/>
-          <w:color w:val="1F2937"/>
-          <w:sz w:val="21"/>
-          <w:szCs w:val="21"/>
-        </w:rPr>
-        <w:t xml:space="preserve"> Pull down on the list at any time to refresh it.</w:t>
-      </w:r>
-    </w:p>
-    <w:p>
-      <w:pPr>
-        <w:pStyle w:val="Heading2"/>
-        <w:rPr>
-          <w:rFonts w:ascii="Segoe UI" w:eastAsia="Times New Roman" w:hAnsi="Segoe UI" w:cs="Segoe UI"/>
-        </w:rPr>
-      </w:pPr>
-      <w:r>
-        <w:rPr>
-          <w:rFonts w:ascii="Segoe UI" w:eastAsia="Times New Roman" w:hAnsi="Segoe UI" w:cs="Segoe UI"/>
-        </w:rPr>
-        <w:t>PART 7   YOUR INVOICES</w:t>
-      </w:r>
-    </w:p>
-    <w:p>
-      <w:pPr>
-        <w:pStyle w:val="Heading3"/>
-        <w:rPr>
-          <w:rFonts w:ascii="Segoe UI" w:eastAsia="Times New Roman" w:hAnsi="Segoe UI" w:cs="Segoe UI"/>
-        </w:rPr>
-      </w:pPr>
-      <w:r>
-        <w:rPr>
-          <w:rFonts w:ascii="Segoe UI" w:eastAsia="Times New Roman" w:hAnsi="Segoe UI" w:cs="Segoe UI"/>
-        </w:rPr>
-        <w:t>Step 17   Open Invoices</w:t>
-      </w:r>
-    </w:p>
-    <w:p>
-      <w:pPr>
-        <w:pStyle w:val="NormalWeb"/>
-        <w:rPr>
-          <w:rFonts w:ascii="Segoe UI" w:hAnsi="Segoe UI" w:cs="Segoe UI"/>
-          <w:color w:val="1F2937"/>
-          <w:sz w:val="21"/>
-          <w:szCs w:val="21"/>
-        </w:rPr>
-      </w:pPr>
-      <w:r>
-        <w:rPr>
-          <w:rFonts w:ascii="Segoe UI" w:hAnsi="Segoe UI" w:cs="Segoe UI"/>
-          <w:color w:val="1F2937"/>
-          <w:sz w:val="21"/>
-          <w:szCs w:val="21"/>
-        </w:rPr>
-        <w:t xml:space="preserve">Tap </w:t>
-      </w:r>
-      <w:r>
-        <w:rPr>
-          <w:rFonts w:ascii="Segoe UI" w:hAnsi="Segoe UI" w:cs="Segoe UI"/>
-          <w:b/>
-          <w:bCs/>
-          <w:color w:val="1F2937"/>
-          <w:sz w:val="21"/>
-          <w:szCs w:val="21"/>
-        </w:rPr>
-        <w:t>Invoices</w:t>
-      </w:r>
-      <w:r>
-        <w:rPr>
-          <w:rFonts w:ascii="Segoe UI" w:hAnsi="Segoe UI" w:cs="Segoe UI"/>
-          <w:color w:val="1F2937"/>
-          <w:sz w:val="21"/>
-          <w:szCs w:val="21"/>
-        </w:rPr>
-        <w:t>. You see only your own invoices, and only once they have been issued to you — drafts are never shown. Filter with the chips at the top:</w:t>
-      </w:r>
-    </w:p>
-    <w:tbl>
-      <w:tblPr>
-        <w:tblW w:w="5000" w:type="pct"/>
-        <w:tblCellMar>
-          <w:top w:w="15" w:type="dxa"/>
-          <w:left w:w="15" w:type="dxa"/>
-          <w:bottom w:w="15" w:type="dxa"/>
-          <w:right w:w="15" w:type="dxa"/>
-        </w:tblCellMar>
-        <w:tblLook w:val="04A0" w:firstRow="1" w:lastRow="0" w:firstColumn="1" w:lastColumn="0" w:noHBand="0" w:noVBand="1"/>
-      </w:tblPr>
-      <w:tblGrid>
-        <w:gridCol w:w="2703"/>
-        <w:gridCol w:w="6307"/>
-      </w:tblGrid>
-      <w:tr>
-        <w:trPr>
-          <w:cantSplit/>
-          <w:tblHeader/>
-        </w:trPr>
-        <w:tc>
-          <w:tcPr>
-            <w:tcW w:w="1500" w:type="pct"/>
-            <w:tcBorders>
-              <w:top w:val="single" w:sz="6" w:space="0" w:color="1E40AF"/>
-              <w:left w:val="single" w:sz="6" w:space="0" w:color="1E40AF"/>
-              <w:bottom w:val="single" w:sz="6" w:space="0" w:color="1E40AF"/>
-              <w:right w:val="single" w:sz="6" w:space="0" w:color="1E40AF"/>
-            </w:tcBorders>
-            <w:shd w:val="clear" w:color="auto" w:fill="1E40AF"/>
-            <w:tcMar>
-              <w:top w:w="100" w:type="dxa"/>
-              <w:left w:w="140" w:type="dxa"/>
-              <w:bottom w:w="100" w:type="dxa"/>
-              <w:right w:w="140" w:type="dxa"/>
-            </w:tcMar>
-            <w:vAlign w:val="center"/>
-            <w:hideMark/>
-          </w:tcPr>
-          <w:p>
-            <w:pPr>
-              <w:spacing w:before="200" w:after="200"/>
-              <w:rPr>
-                <w:rFonts w:ascii="Segoe UI" w:eastAsia="Times New Roman" w:hAnsi="Segoe UI" w:cs="Segoe UI"/>
-                <w:b/>
-                <w:bCs/>
-                <w:color w:val="FFFFFF"/>
-                <w:sz w:val="19"/>
-                <w:szCs w:val="19"/>
-              </w:rPr>
-            </w:pPr>
-            <w:r>
-              <w:rPr>
-                <w:rFonts w:ascii="Segoe UI" w:eastAsia="Times New Roman" w:hAnsi="Segoe UI" w:cs="Segoe UI"/>
-                <w:b/>
-                <w:bCs/>
-                <w:color w:val="FFFFFF"/>
-                <w:sz w:val="19"/>
-                <w:szCs w:val="19"/>
-              </w:rPr>
-              <w:t>Chip</w:t>
-            </w:r>
-          </w:p>
-        </w:tc>
-        <w:tc>
-          <w:tcPr>
-            <w:tcW w:w="0" w:type="auto"/>
-            <w:tcBorders>
-              <w:top w:val="single" w:sz="6" w:space="0" w:color="1E40AF"/>
-              <w:left w:val="single" w:sz="6" w:space="0" w:color="1E40AF"/>
-              <w:bottom w:val="single" w:sz="6" w:space="0" w:color="1E40AF"/>
-              <w:right w:val="single" w:sz="6" w:space="0" w:color="1E40AF"/>
-            </w:tcBorders>
-            <w:shd w:val="clear" w:color="auto" w:fill="1E40AF"/>
-            <w:tcMar>
-              <w:top w:w="100" w:type="dxa"/>
-              <w:left w:w="140" w:type="dxa"/>
-              <w:bottom w:w="100" w:type="dxa"/>
-              <w:right w:w="140" w:type="dxa"/>
-            </w:tcMar>
-            <w:vAlign w:val="center"/>
-            <w:hideMark/>
-          </w:tcPr>
-          <w:p>
-            <w:pPr>
-              <w:spacing w:before="200" w:after="200"/>
-              <w:rPr>
-                <w:rFonts w:ascii="Segoe UI" w:eastAsia="Times New Roman" w:hAnsi="Segoe UI" w:cs="Segoe UI"/>
-                <w:b/>
-                <w:bCs/>
-                <w:color w:val="FFFFFF"/>
-                <w:sz w:val="19"/>
-                <w:szCs w:val="19"/>
-              </w:rPr>
-            </w:pPr>
-            <w:r>
-              <w:rPr>
-                <w:rFonts w:ascii="Segoe UI" w:eastAsia="Times New Roman" w:hAnsi="Segoe UI" w:cs="Segoe UI"/>
-                <w:b/>
-                <w:bCs/>
-                <w:color w:val="FFFFFF"/>
-                <w:sz w:val="19"/>
-                <w:szCs w:val="19"/>
-              </w:rPr>
-              <w:t>Shows</w:t>
-            </w:r>
-          </w:p>
-        </w:tc>
-      </w:tr>
-      <w:tr>
-        <w:trPr>
-          <w:cantSplit/>
-        </w:trPr>
-        <w:tc>
-          <w:tcPr>
-            <w:tcW w:w="0" w:type="auto"/>
-            <w:tcBorders>
-              <w:top w:val="single" w:sz="6" w:space="0" w:color="E5E9F0"/>
-              <w:left w:val="single" w:sz="6" w:space="0" w:color="E5E9F0"/>
-              <w:bottom w:val="single" w:sz="6" w:space="0" w:color="E5E9F0"/>
-              <w:right w:val="single" w:sz="6" w:space="0" w:color="E5E9F0"/>
-            </w:tcBorders>
-            <w:tcMar>
-              <w:top w:w="100" w:type="dxa"/>
-              <w:left w:w="140" w:type="dxa"/>
-              <w:bottom w:w="100" w:type="dxa"/>
-              <w:right w:w="140" w:type="dxa"/>
-            </w:tcMar>
-            <w:hideMark/>
-          </w:tcPr>
-          <w:p>
-            <w:pPr>
-              <w:spacing w:before="200" w:after="200"/>
-              <w:rPr>
-                <w:rFonts w:ascii="Segoe UI" w:eastAsia="Times New Roman" w:hAnsi="Segoe UI" w:cs="Segoe UI"/>
-                <w:color w:val="1F2937"/>
-                <w:sz w:val="19"/>
-                <w:szCs w:val="19"/>
-              </w:rPr>
-            </w:pPr>
-            <w:r>
-              <w:rPr>
-                <w:rFonts w:ascii="Segoe UI" w:eastAsia="Times New Roman" w:hAnsi="Segoe UI" w:cs="Segoe UI"/>
-                <w:b/>
-                <w:bCs/>
-                <w:color w:val="1F2937"/>
-                <w:sz w:val="19"/>
-                <w:szCs w:val="19"/>
-              </w:rPr>
-              <w:t>All</w:t>
-            </w:r>
-          </w:p>
-        </w:tc>
-        <w:tc>
-          <w:tcPr>
-            <w:tcW w:w="0" w:type="auto"/>
-            <w:tcBorders>
-              <w:top w:val="single" w:sz="6" w:space="0" w:color="E5E9F0"/>
-              <w:left w:val="single" w:sz="6" w:space="0" w:color="E5E9F0"/>
-              <w:bottom w:val="single" w:sz="6" w:space="0" w:color="E5E9F0"/>
-              <w:right w:val="single" w:sz="6" w:space="0" w:color="E5E9F0"/>
-            </w:tcBorders>
-            <w:tcMar>
-              <w:top w:w="100" w:type="dxa"/>
-              <w:left w:w="140" w:type="dxa"/>
-              <w:bottom w:w="100" w:type="dxa"/>
-              <w:right w:w="140" w:type="dxa"/>
-            </w:tcMar>
-            <w:hideMark/>
-          </w:tcPr>
-          <w:p>
-            <w:pPr>
-              <w:spacing w:before="200" w:after="200"/>
-              <w:rPr>
-                <w:rFonts w:ascii="Segoe UI" w:eastAsia="Times New Roman" w:hAnsi="Segoe UI" w:cs="Segoe UI"/>
-                <w:color w:val="1F2937"/>
-                <w:sz w:val="19"/>
-                <w:szCs w:val="19"/>
-              </w:rPr>
-            </w:pPr>
-            <w:r>
-              <w:rPr>
-                <w:rFonts w:ascii="Segoe UI" w:eastAsia="Times New Roman" w:hAnsi="Segoe UI" w:cs="Segoe UI"/>
-                <w:color w:val="1F2937"/>
-                <w:sz w:val="19"/>
-                <w:szCs w:val="19"/>
-              </w:rPr>
-              <w:t>Every invoice issued to you.</w:t>
-            </w:r>
-          </w:p>
-        </w:tc>
-      </w:tr>
-      <w:tr>
-        <w:trPr>
-          <w:cantSplit/>
-        </w:trPr>
-        <w:tc>
-          <w:tcPr>
-            <w:tcW w:w="0" w:type="auto"/>
-            <w:tcBorders>
-              <w:top w:val="single" w:sz="6" w:space="0" w:color="E5E9F0"/>
-              <w:left w:val="single" w:sz="6" w:space="0" w:color="E5E9F0"/>
-              <w:bottom w:val="single" w:sz="6" w:space="0" w:color="E5E9F0"/>
-              <w:right w:val="single" w:sz="6" w:space="0" w:color="E5E9F0"/>
-            </w:tcBorders>
-            <w:shd w:val="clear" w:color="auto" w:fill="F7F9FC"/>
-            <w:tcMar>
-              <w:top w:w="100" w:type="dxa"/>
-              <w:left w:w="140" w:type="dxa"/>
-              <w:bottom w:w="100" w:type="dxa"/>
-              <w:right w:w="140" w:type="dxa"/>
-            </w:tcMar>
-            <w:hideMark/>
-          </w:tcPr>
-          <w:p>
-            <w:pPr>
-              <w:spacing w:before="200" w:after="200"/>
-              <w:rPr>
-                <w:rFonts w:ascii="Segoe UI" w:eastAsia="Times New Roman" w:hAnsi="Segoe UI" w:cs="Segoe UI"/>
-                <w:color w:val="1F2937"/>
-                <w:sz w:val="19"/>
-                <w:szCs w:val="19"/>
-              </w:rPr>
-            </w:pPr>
-            <w:r>
-              <w:rPr>
-                <w:rFonts w:ascii="Segoe UI" w:eastAsia="Times New Roman" w:hAnsi="Segoe UI" w:cs="Segoe UI"/>
-                <w:b/>
-                <w:bCs/>
-                <w:color w:val="1F2937"/>
-                <w:sz w:val="19"/>
-                <w:szCs w:val="19"/>
-              </w:rPr>
-              <w:t>Unpaid</w:t>
-            </w:r>
-          </w:p>
-        </w:tc>
-        <w:tc>
-          <w:tcPr>
-            <w:tcW w:w="0" w:type="auto"/>
-            <w:tcBorders>
-              <w:top w:val="single" w:sz="6" w:space="0" w:color="E5E9F0"/>
-              <w:left w:val="single" w:sz="6" w:space="0" w:color="E5E9F0"/>
-              <w:bottom w:val="single" w:sz="6" w:space="0" w:color="E5E9F0"/>
-              <w:right w:val="single" w:sz="6" w:space="0" w:color="E5E9F0"/>
-            </w:tcBorders>
-            <w:shd w:val="clear" w:color="auto" w:fill="F7F9FC"/>
-            <w:tcMar>
-              <w:top w:w="100" w:type="dxa"/>
-              <w:left w:w="140" w:type="dxa"/>
-              <w:bottom w:w="100" w:type="dxa"/>
-              <w:right w:w="140" w:type="dxa"/>
-            </w:tcMar>
-            <w:hideMark/>
-          </w:tcPr>
-          <w:p>
-            <w:pPr>
-              <w:spacing w:before="200" w:after="200"/>
-              <w:rPr>
-                <w:rFonts w:ascii="Segoe UI" w:eastAsia="Times New Roman" w:hAnsi="Segoe UI" w:cs="Segoe UI"/>
-                <w:color w:val="1F2937"/>
-                <w:sz w:val="19"/>
-                <w:szCs w:val="19"/>
-              </w:rPr>
-            </w:pPr>
-            <w:r>
-              <w:rPr>
-                <w:rFonts w:ascii="Segoe UI" w:eastAsia="Times New Roman" w:hAnsi="Segoe UI" w:cs="Segoe UI"/>
-                <w:color w:val="1F2937"/>
-                <w:sz w:val="19"/>
-                <w:szCs w:val="19"/>
-              </w:rPr>
-              <w:t>Invoices still to be paid.</w:t>
-            </w:r>
-          </w:p>
-        </w:tc>
-      </w:tr>
-      <w:tr>
-        <w:trPr>
-          <w:cantSplit/>
-        </w:trPr>
-        <w:tc>
-          <w:tcPr>
-            <w:tcW w:w="0" w:type="auto"/>
-            <w:tcBorders>
-              <w:top w:val="single" w:sz="6" w:space="0" w:color="E5E9F0"/>
-              <w:left w:val="single" w:sz="6" w:space="0" w:color="E5E9F0"/>
-              <w:bottom w:val="single" w:sz="6" w:space="0" w:color="E5E9F0"/>
-              <w:right w:val="single" w:sz="6" w:space="0" w:color="E5E9F0"/>
-            </w:tcBorders>
-            <w:tcMar>
-              <w:top w:w="100" w:type="dxa"/>
-              <w:left w:w="140" w:type="dxa"/>
-              <w:bottom w:w="100" w:type="dxa"/>
-              <w:right w:w="140" w:type="dxa"/>
-            </w:tcMar>
-            <w:hideMark/>
-          </w:tcPr>
-          <w:p>
-            <w:pPr>
-              <w:spacing w:before="200" w:after="200"/>
-              <w:rPr>
-                <w:rFonts w:ascii="Segoe UI" w:eastAsia="Times New Roman" w:hAnsi="Segoe UI" w:cs="Segoe UI"/>
-                <w:color w:val="1F2937"/>
-                <w:sz w:val="19"/>
-                <w:szCs w:val="19"/>
-              </w:rPr>
-            </w:pPr>
-            <w:r>
-              <w:rPr>
-                <w:rFonts w:ascii="Segoe UI" w:eastAsia="Times New Roman" w:hAnsi="Segoe UI" w:cs="Segoe UI"/>
-                <w:b/>
-                <w:bCs/>
-                <w:color w:val="1F2937"/>
-                <w:sz w:val="19"/>
-                <w:szCs w:val="19"/>
-              </w:rPr>
-              <w:t>Claimed</w:t>
-            </w:r>
-          </w:p>
-        </w:tc>
-        <w:tc>
-          <w:tcPr>
-            <w:tcW w:w="0" w:type="auto"/>
-            <w:tcBorders>
-              <w:top w:val="single" w:sz="6" w:space="0" w:color="E5E9F0"/>
-              <w:left w:val="single" w:sz="6" w:space="0" w:color="E5E9F0"/>
-              <w:bottom w:val="single" w:sz="6" w:space="0" w:color="E5E9F0"/>
-              <w:right w:val="single" w:sz="6" w:space="0" w:color="E5E9F0"/>
-            </w:tcBorders>
-            <w:tcMar>
-              <w:top w:w="100" w:type="dxa"/>
-              <w:left w:w="140" w:type="dxa"/>
-              <w:bottom w:w="100" w:type="dxa"/>
-              <w:right w:w="140" w:type="dxa"/>
-            </w:tcMar>
-            <w:hideMark/>
-          </w:tcPr>
-          <w:p>
-            <w:pPr>
-              <w:spacing w:before="200" w:after="200"/>
-              <w:rPr>
-                <w:rFonts w:ascii="Segoe UI" w:eastAsia="Times New Roman" w:hAnsi="Segoe UI" w:cs="Segoe UI"/>
-                <w:color w:val="1F2937"/>
-                <w:sz w:val="19"/>
-                <w:szCs w:val="19"/>
-              </w:rPr>
-            </w:pPr>
-            <w:r>
-              <w:rPr>
-                <w:rFonts w:ascii="Segoe UI" w:eastAsia="Times New Roman" w:hAnsi="Segoe UI" w:cs="Segoe UI"/>
-                <w:color w:val="1F2937"/>
-                <w:sz w:val="19"/>
-                <w:szCs w:val="19"/>
-              </w:rPr>
-              <w:t>Invoices where you have told us you paid, and we have not confirmed it yet.</w:t>
-            </w:r>
-          </w:p>
-        </w:tc>
-      </w:tr>
-      <w:tr>
-        <w:trPr>
-          <w:cantSplit/>
-        </w:trPr>
-        <w:tc>
-          <w:tcPr>
-            <w:tcW w:w="0" w:type="auto"/>
-            <w:tcBorders>
-              <w:top w:val="single" w:sz="6" w:space="0" w:color="E5E9F0"/>
-              <w:left w:val="single" w:sz="6" w:space="0" w:color="E5E9F0"/>
-              <w:bottom w:val="single" w:sz="6" w:space="0" w:color="E5E9F0"/>
-              <w:right w:val="single" w:sz="6" w:space="0" w:color="E5E9F0"/>
-            </w:tcBorders>
-            <w:shd w:val="clear" w:color="auto" w:fill="F7F9FC"/>
-            <w:tcMar>
-              <w:top w:w="100" w:type="dxa"/>
-              <w:left w:w="140" w:type="dxa"/>
-              <w:bottom w:w="100" w:type="dxa"/>
-              <w:right w:w="140" w:type="dxa"/>
-            </w:tcMar>
-            <w:hideMark/>
-          </w:tcPr>
-          <w:p>
-            <w:pPr>
-              <w:spacing w:before="200" w:after="200"/>
-              <w:rPr>
-                <w:rFonts w:ascii="Segoe UI" w:eastAsia="Times New Roman" w:hAnsi="Segoe UI" w:cs="Segoe UI"/>
-                <w:color w:val="1F2937"/>
-                <w:sz w:val="19"/>
-                <w:szCs w:val="19"/>
-              </w:rPr>
-            </w:pPr>
-            <w:r>
-              <w:rPr>
-                <w:rFonts w:ascii="Segoe UI" w:eastAsia="Times New Roman" w:hAnsi="Segoe UI" w:cs="Segoe UI"/>
-                <w:b/>
-                <w:bCs/>
-                <w:color w:val="1F2937"/>
-                <w:sz w:val="19"/>
-                <w:szCs w:val="19"/>
-              </w:rPr>
-              <w:t>Paid</w:t>
-            </w:r>
-          </w:p>
-        </w:tc>
-        <w:tc>
-          <w:tcPr>
-            <w:tcW w:w="0" w:type="auto"/>
-            <w:tcBorders>
-              <w:top w:val="single" w:sz="6" w:space="0" w:color="E5E9F0"/>
-              <w:left w:val="single" w:sz="6" w:space="0" w:color="E5E9F0"/>
-              <w:bottom w:val="single" w:sz="6" w:space="0" w:color="E5E9F0"/>
-              <w:right w:val="single" w:sz="6" w:space="0" w:color="E5E9F0"/>
-            </w:tcBorders>
-            <w:shd w:val="clear" w:color="auto" w:fill="F7F9FC"/>
-            <w:tcMar>
-              <w:top w:w="100" w:type="dxa"/>
-              <w:left w:w="140" w:type="dxa"/>
-              <w:bottom w:w="100" w:type="dxa"/>
-              <w:right w:w="140" w:type="dxa"/>
-            </w:tcMar>
-            <w:hideMark/>
-          </w:tcPr>
-          <w:p>
-            <w:pPr>
-              <w:spacing w:before="200" w:after="200"/>
-              <w:rPr>
-                <w:rFonts w:ascii="Segoe UI" w:eastAsia="Times New Roman" w:hAnsi="Segoe UI" w:cs="Segoe UI"/>
-                <w:color w:val="1F2937"/>
-                <w:sz w:val="19"/>
-                <w:szCs w:val="19"/>
-              </w:rPr>
-            </w:pPr>
-            <w:r>
-              <w:rPr>
-                <w:rFonts w:ascii="Segoe UI" w:eastAsia="Times New Roman" w:hAnsi="Segoe UI" w:cs="Segoe UI"/>
-                <w:color w:val="1F2937"/>
-                <w:sz w:val="19"/>
-                <w:szCs w:val="19"/>
-              </w:rPr>
-              <w:t>Invoices settled and confirmed.</w:t>
-            </w:r>
-          </w:p>
-        </w:tc>
-      </w:tr>
-    </w:tbl>
-    <w:p>
-      <w:pPr>
-        <w:rPr>
-          <w:rFonts w:ascii="Segoe UI" w:eastAsia="Times New Roman" w:hAnsi="Segoe UI" w:cs="Segoe UI"/>
-          <w:vanish/>
-          <w:color w:val="1F2937"/>
-          <w:sz w:val="21"/>
-          <w:szCs w:val="21"/>
-        </w:rPr>
-      </w:pPr>
-    </w:p>
-    <w:tbl>
-      <w:tblPr>
-        <w:tblW w:w="5000" w:type="pct"/>
-        <w:tblCellMar>
-          <w:top w:w="15" w:type="dxa"/>
-          <w:left w:w="15" w:type="dxa"/>
-          <w:bottom w:w="15" w:type="dxa"/>
-          <w:right w:w="15" w:type="dxa"/>
-        </w:tblCellMar>
-        <w:tblLook w:val="04A0" w:firstRow="1" w:lastRow="0" w:firstColumn="1" w:lastColumn="0" w:noHBand="0" w:noVBand="1"/>
-      </w:tblPr>
-      <w:tblGrid>
-        <w:gridCol w:w="8981"/>
-      </w:tblGrid>
-      <w:tr>
-        <w:trPr>
-          <w:cantSplit/>
-        </w:trPr>
-        <w:tc>
-          <w:tcPr>
-            <w:tcW w:w="0" w:type="auto"/>
-            <w:tcBorders>
-              <w:left w:val="single" w:sz="36" w:space="0" w:color="D97706"/>
-            </w:tcBorders>
-            <w:shd w:val="clear" w:color="auto" w:fill="FEF3C7"/>
-            <w:tcMar>
-              <w:top w:w="140" w:type="dxa"/>
-              <w:left w:w="200" w:type="dxa"/>
-              <w:bottom w:w="140" w:type="dxa"/>
-              <w:right w:w="200" w:type="dxa"/>
-            </w:tcMar>
-            <w:vAlign w:val="center"/>
-            <w:hideMark/>
-          </w:tcPr>
-          <w:p>
-            <w:pPr>
-              <w:spacing w:before="200" w:after="200"/>
-              <w:rPr>
-                <w:rFonts w:ascii="Segoe UI" w:eastAsia="Times New Roman" w:hAnsi="Segoe UI" w:cs="Segoe UI"/>
-                <w:color w:val="1F2937"/>
-                <w:sz w:val="19"/>
-                <w:szCs w:val="19"/>
-              </w:rPr>
-            </w:pPr>
-            <w:r>
-              <w:rPr>
-                <w:rFonts w:ascii="Segoe UI" w:eastAsia="Times New Roman" w:hAnsi="Segoe UI" w:cs="Segoe UI"/>
-                <w:b/>
-                <w:bCs/>
-                <w:color w:val="1F2937"/>
-                <w:sz w:val="19"/>
-                <w:szCs w:val="19"/>
-              </w:rPr>
-              <w:t>WHY THE CLAIMED CHIP MATTERS</w:t>
-            </w:r>
-            <w:r>
-              <w:rPr>
-                <w:rFonts w:ascii="Segoe UI" w:eastAsia="Times New Roman" w:hAnsi="Segoe UI" w:cs="Segoe UI"/>
-                <w:color w:val="1F2937"/>
-                <w:sz w:val="19"/>
-                <w:szCs w:val="19"/>
-              </w:rPr>
-              <w:t xml:space="preserve">  The moment you report a payment, that invoice </w:t>
-            </w:r>
-            <w:r>
-              <w:rPr>
-                <w:rFonts w:ascii="Segoe UI" w:eastAsia="Times New Roman" w:hAnsi="Segoe UI" w:cs="Segoe UI"/>
-                <w:b/>
-                <w:bCs/>
-                <w:color w:val="1F2937"/>
-                <w:sz w:val="19"/>
-                <w:szCs w:val="19"/>
-              </w:rPr>
-              <w:t>leaves Unpaid</w:t>
-            </w:r>
-            <w:r>
-              <w:rPr>
-                <w:rFonts w:ascii="Segoe UI" w:eastAsia="Times New Roman" w:hAnsi="Segoe UI" w:cs="Segoe UI"/>
-                <w:color w:val="1F2937"/>
-                <w:sz w:val="19"/>
-                <w:szCs w:val="19"/>
-              </w:rPr>
-              <w:t xml:space="preserve"> — </w:t>
-            </w:r>
-            <w:r>
-              <w:rPr>
-                <w:rFonts w:ascii="Segoe UI" w:eastAsia="Times New Roman" w:hAnsi="Segoe UI" w:cs="Segoe UI"/>
-                <w:color w:val="1F2937"/>
-                <w:sz w:val="19"/>
-                <w:szCs w:val="19"/>
-              </w:rPr>
-              <w:t xml:space="preserve">so if there were only two chips it would look as though it had vanished. It is under </w:t>
-            </w:r>
-            <w:r>
-              <w:rPr>
-                <w:rFonts w:ascii="Segoe UI" w:eastAsia="Times New Roman" w:hAnsi="Segoe UI" w:cs="Segoe UI"/>
-                <w:b/>
-                <w:bCs/>
-                <w:color w:val="1F2937"/>
-                <w:sz w:val="19"/>
-                <w:szCs w:val="19"/>
-              </w:rPr>
-              <w:t>Claimed</w:t>
-            </w:r>
-            <w:r>
-              <w:rPr>
-                <w:rFonts w:ascii="Segoe UI" w:eastAsia="Times New Roman" w:hAnsi="Segoe UI" w:cs="Segoe UI"/>
-                <w:color w:val="1F2937"/>
-                <w:sz w:val="19"/>
-                <w:szCs w:val="19"/>
-              </w:rPr>
-              <w:t xml:space="preserve"> until we confirm the money, and then it moves to </w:t>
-            </w:r>
-            <w:r>
-              <w:rPr>
-                <w:rFonts w:ascii="Segoe UI" w:eastAsia="Times New Roman" w:hAnsi="Segoe UI" w:cs="Segoe UI"/>
-                <w:b/>
-                <w:bCs/>
-                <w:color w:val="1F2937"/>
-                <w:sz w:val="19"/>
-                <w:szCs w:val="19"/>
-              </w:rPr>
-              <w:t>Paid</w:t>
-            </w:r>
-            <w:r>
-              <w:rPr>
-                <w:rFonts w:ascii="Segoe UI" w:eastAsia="Times New Roman" w:hAnsi="Segoe UI" w:cs="Segoe UI"/>
-                <w:color w:val="1F2937"/>
-                <w:sz w:val="19"/>
-                <w:szCs w:val="19"/>
-              </w:rPr>
-              <w:t>.</w:t>
-            </w:r>
-          </w:p>
-        </w:tc>
-      </w:tr>
-    </w:tbl>
-    <w:p>
-      <w:pPr>
-        <w:rPr>
-          <w:rFonts w:ascii="Segoe UI" w:eastAsia="Times New Roman" w:hAnsi="Segoe UI" w:cs="Segoe UI"/>
-          <w:vanish/>
-          <w:color w:val="1F2937"/>
-          <w:sz w:val="21"/>
-          <w:szCs w:val="21"/>
-        </w:rPr>
-      </w:pPr>
+        <w:t xml:space="preserve"> shows the task, its project and who has been assigned to it, with a countdown. If the task has a description, the card shows it too, so you can see what the work is before you decide.</w:t>
+      </w:r>
     </w:p>
     <w:tbl>
       <w:tblPr>
@@ -8764,8 +5438,8 @@
                 <w:szCs w:val="21"/>
               </w:rPr>
               <w:drawing>
-                <wp:inline distT="0" distB="0" distL="0" distR="0" wp14:anchorId="5DB14B10" wp14:editId="00339DB3">
-                  <wp:extent cx="2377440" cy="3810000"/>
+                <wp:inline distT="0" distB="0" distL="0" distR="0" wp14:anchorId="719D03BF" wp14:editId="768BF612">
+                  <wp:extent cx="2377440" cy="3604260"/>
                   <wp:effectExtent l="0" t="0" r="3810" b="0"/>
                   <wp:docPr id="9" name="Picture 9"/>
                   <wp:cNvGraphicFramePr>
@@ -8796,7 +5470,7 @@
                         <pic:spPr bwMode="auto">
                           <a:xfrm>
                             <a:off x="0" y="0"/>
-                            <a:ext cx="2377440" cy="3810000"/>
+                            <a:ext cx="2377440" cy="3604260"/>
                           </a:xfrm>
                           <a:prstGeom prst="rect">
                             <a:avLst/>
@@ -8824,7 +5498,7 @@
               <w:rPr>
                 <w:rFonts w:ascii="Segoe UI" w:hAnsi="Segoe UI" w:cs="Segoe UI"/>
               </w:rPr>
-              <w:t>The Invoices list with the All / Payment Due / Paid chips</w:t>
+              <w:t>Requests — Approval needed cards, each with Reject, Approve and Hold</w:t>
             </w:r>
           </w:p>
         </w:tc>
@@ -8832,56 +5506,715 @@
     </w:tbl>
     <w:p>
       <w:pPr>
-        <w:pStyle w:val="Heading3"/>
-        <w:rPr>
-          <w:rFonts w:ascii="Segoe UI" w:eastAsia="Times New Roman" w:hAnsi="Segoe UI" w:cs="Segoe UI"/>
-        </w:rPr>
-      </w:pPr>
-      <w:r>
-        <w:rPr>
-          <w:rFonts w:ascii="Segoe UI" w:eastAsia="Times New Roman" w:hAnsi="Segoe UI" w:cs="Segoe UI"/>
-        </w:rPr>
-        <w:t>Step 18   Open One and Check It</w:t>
+        <w:numPr>
+          <w:ilvl w:val="0"/>
+          <w:numId w:val="5"/>
+        </w:numPr>
+        <w:spacing w:before="60" w:after="60"/>
+        <w:rPr>
+          <w:rFonts w:ascii="Segoe UI" w:eastAsia="Times New Roman" w:hAnsi="Segoe UI" w:cs="Segoe UI"/>
+          <w:color w:val="1F2937"/>
+          <w:sz w:val="21"/>
+          <w:szCs w:val="21"/>
+        </w:rPr>
+      </w:pPr>
+      <w:r>
+        <w:rPr>
+          <w:rFonts w:ascii="Segoe UI" w:eastAsia="Times New Roman" w:hAnsi="Segoe UI" w:cs="Segoe UI"/>
+          <w:color w:val="1F2937"/>
+          <w:sz w:val="21"/>
+          <w:szCs w:val="21"/>
+        </w:rPr>
+        <w:t xml:space="preserve">Tap </w:t>
+      </w:r>
+      <w:r>
+        <w:rPr>
+          <w:rFonts w:ascii="Segoe UI" w:eastAsia="Times New Roman" w:hAnsi="Segoe UI" w:cs="Segoe UI"/>
+          <w:b/>
+          <w:bCs/>
+          <w:color w:val="1F2937"/>
+          <w:sz w:val="21"/>
+          <w:szCs w:val="21"/>
+        </w:rPr>
+        <w:t>Approve</w:t>
+      </w:r>
+      <w:r>
+        <w:rPr>
+          <w:rFonts w:ascii="Segoe UI" w:eastAsia="Times New Roman" w:hAnsi="Segoe UI" w:cs="Segoe UI"/>
+          <w:color w:val="1F2937"/>
+          <w:sz w:val="21"/>
+          <w:szCs w:val="21"/>
+        </w:rPr>
+        <w:t xml:space="preserve"> if you are happy. You will see </w:t>
+      </w:r>
+      <w:r>
+        <w:rPr>
+          <w:rFonts w:ascii="Segoe UI" w:eastAsia="Times New Roman" w:hAnsi="Segoe UI" w:cs="Segoe UI"/>
+          <w:i/>
+          <w:iCs/>
+          <w:color w:val="1F2937"/>
+          <w:sz w:val="21"/>
+          <w:szCs w:val="21"/>
+        </w:rPr>
+        <w:t xml:space="preserve">“Approved — </w:t>
+      </w:r>
+      <w:r>
+        <w:rPr>
+          <w:rFonts w:ascii="Segoe UI" w:eastAsia="Times New Roman" w:hAnsi="Segoe UI" w:cs="Segoe UI"/>
+          <w:i/>
+          <w:iCs/>
+          <w:color w:val="1F2937"/>
+          <w:sz w:val="21"/>
+          <w:szCs w:val="21"/>
+        </w:rPr>
+        <w:t>the developer can start.”</w:t>
       </w:r>
     </w:p>
     <w:p>
       <w:pPr>
-        <w:pStyle w:val="NormalWeb"/>
-        <w:rPr>
-          <w:rFonts w:ascii="Segoe UI" w:hAnsi="Segoe UI" w:cs="Segoe UI"/>
-          <w:color w:val="1F2937"/>
-          <w:sz w:val="21"/>
-          <w:szCs w:val="21"/>
-        </w:rPr>
-      </w:pPr>
-      <w:r>
-        <w:rPr>
-          <w:rFonts w:ascii="Segoe UI" w:hAnsi="Segoe UI" w:cs="Segoe UI"/>
-          <w:color w:val="1F2937"/>
-          <w:sz w:val="21"/>
-          <w:szCs w:val="21"/>
-        </w:rPr>
-        <w:t xml:space="preserve">Tap an invoice to see its lines. Each line is a task you signed off, grouped by type — </w:t>
-      </w:r>
-      <w:r>
-        <w:rPr>
-          <w:rFonts w:ascii="Segoe UI" w:hAnsi="Segoe UI" w:cs="Segoe UI"/>
+        <w:numPr>
+          <w:ilvl w:val="0"/>
+          <w:numId w:val="5"/>
+        </w:numPr>
+        <w:spacing w:before="60" w:after="60"/>
+        <w:rPr>
+          <w:rFonts w:ascii="Segoe UI" w:eastAsia="Times New Roman" w:hAnsi="Segoe UI" w:cs="Segoe UI"/>
+          <w:color w:val="1F2937"/>
+          <w:sz w:val="21"/>
+          <w:szCs w:val="21"/>
+        </w:rPr>
+      </w:pPr>
+      <w:r>
+        <w:rPr>
+          <w:rFonts w:ascii="Segoe UI" w:eastAsia="Times New Roman" w:hAnsi="Segoe UI" w:cs="Segoe UI"/>
+          <w:color w:val="1F2937"/>
+          <w:sz w:val="21"/>
+          <w:szCs w:val="21"/>
+        </w:rPr>
+        <w:t xml:space="preserve">Tap </w:t>
+      </w:r>
+      <w:r>
+        <w:rPr>
+          <w:rFonts w:ascii="Segoe UI" w:eastAsia="Times New Roman" w:hAnsi="Segoe UI" w:cs="Segoe UI"/>
           <w:b/>
           <w:bCs/>
           <w:color w:val="1F2937"/>
           <w:sz w:val="21"/>
           <w:szCs w:val="21"/>
         </w:rPr>
-        <w:t>Requirements</w:t>
-      </w:r>
-      <w:r>
-        <w:rPr>
-          <w:rFonts w:ascii="Segoe UI" w:hAnsi="Segoe UI" w:cs="Segoe UI"/>
-          <w:color w:val="1F2937"/>
-          <w:sz w:val="21"/>
-          <w:szCs w:val="21"/>
-        </w:rPr>
-        <w:t xml:space="preserve">, </w:t>
+        <w:t>Reject</w:t>
+      </w:r>
+      <w:r>
+        <w:rPr>
+          <w:rFonts w:ascii="Segoe UI" w:eastAsia="Times New Roman" w:hAnsi="Segoe UI" w:cs="Segoe UI"/>
+          <w:color w:val="1F2937"/>
+          <w:sz w:val="21"/>
+          <w:szCs w:val="21"/>
+        </w:rPr>
+        <w:t xml:space="preserve"> if you are not, and choose a reason.</w:t>
+      </w:r>
+    </w:p>
+    <w:tbl>
+      <w:tblPr>
+        <w:tblW w:w="5000" w:type="pct"/>
+        <w:tblCellMar>
+          <w:top w:w="15" w:type="dxa"/>
+          <w:left w:w="15" w:type="dxa"/>
+          <w:bottom w:w="15" w:type="dxa"/>
+          <w:right w:w="15" w:type="dxa"/>
+        </w:tblCellMar>
+        <w:tblLook w:val="04A0" w:firstRow="1" w:lastRow="0" w:firstColumn="1" w:lastColumn="0" w:noHBand="0" w:noVBand="1"/>
+      </w:tblPr>
+      <w:tblGrid>
+        <w:gridCol w:w="3604"/>
+        <w:gridCol w:w="5406"/>
+      </w:tblGrid>
+      <w:tr>
+        <w:trPr>
+          <w:cantSplit/>
+          <w:tblHeader/>
+        </w:trPr>
+        <w:tc>
+          <w:tcPr>
+            <w:tcW w:w="2000" w:type="pct"/>
+            <w:tcBorders>
+              <w:top w:val="single" w:sz="6" w:space="0" w:color="1E40AF"/>
+              <w:left w:val="single" w:sz="6" w:space="0" w:color="1E40AF"/>
+              <w:bottom w:val="single" w:sz="6" w:space="0" w:color="1E40AF"/>
+              <w:right w:val="single" w:sz="6" w:space="0" w:color="1E40AF"/>
+            </w:tcBorders>
+            <w:shd w:val="clear" w:color="auto" w:fill="1E40AF"/>
+            <w:tcMar>
+              <w:top w:w="100" w:type="dxa"/>
+              <w:left w:w="140" w:type="dxa"/>
+              <w:bottom w:w="100" w:type="dxa"/>
+              <w:right w:w="140" w:type="dxa"/>
+            </w:tcMar>
+            <w:vAlign w:val="center"/>
+            <w:hideMark/>
+          </w:tcPr>
+          <w:p>
+            <w:pPr>
+              <w:spacing w:before="200" w:after="200"/>
+              <w:rPr>
+                <w:rFonts w:ascii="Segoe UI" w:eastAsia="Times New Roman" w:hAnsi="Segoe UI" w:cs="Segoe UI"/>
+                <w:b/>
+                <w:bCs/>
+                <w:color w:val="FFFFFF"/>
+                <w:sz w:val="19"/>
+                <w:szCs w:val="19"/>
+              </w:rPr>
+            </w:pPr>
+            <w:r>
+              <w:rPr>
+                <w:rFonts w:ascii="Segoe UI" w:eastAsia="Times New Roman" w:hAnsi="Segoe UI" w:cs="Segoe UI"/>
+                <w:b/>
+                <w:bCs/>
+                <w:color w:val="FFFFFF"/>
+                <w:sz w:val="19"/>
+                <w:szCs w:val="19"/>
+              </w:rPr>
+              <w:t>Reason</w:t>
+            </w:r>
+          </w:p>
+        </w:tc>
+        <w:tc>
+          <w:tcPr>
+            <w:tcW w:w="0" w:type="auto"/>
+            <w:tcBorders>
+              <w:top w:val="single" w:sz="6" w:space="0" w:color="1E40AF"/>
+              <w:left w:val="single" w:sz="6" w:space="0" w:color="1E40AF"/>
+              <w:bottom w:val="single" w:sz="6" w:space="0" w:color="1E40AF"/>
+              <w:right w:val="single" w:sz="6" w:space="0" w:color="1E40AF"/>
+            </w:tcBorders>
+            <w:shd w:val="clear" w:color="auto" w:fill="1E40AF"/>
+            <w:tcMar>
+              <w:top w:w="100" w:type="dxa"/>
+              <w:left w:w="140" w:type="dxa"/>
+              <w:bottom w:w="100" w:type="dxa"/>
+              <w:right w:w="140" w:type="dxa"/>
+            </w:tcMar>
+            <w:vAlign w:val="center"/>
+            <w:hideMark/>
+          </w:tcPr>
+          <w:p>
+            <w:pPr>
+              <w:spacing w:before="200" w:after="200"/>
+              <w:rPr>
+                <w:rFonts w:ascii="Segoe UI" w:eastAsia="Times New Roman" w:hAnsi="Segoe UI" w:cs="Segoe UI"/>
+                <w:b/>
+                <w:bCs/>
+                <w:color w:val="FFFFFF"/>
+                <w:sz w:val="19"/>
+                <w:szCs w:val="19"/>
+              </w:rPr>
+            </w:pPr>
+            <w:r>
+              <w:rPr>
+                <w:rFonts w:ascii="Segoe UI" w:eastAsia="Times New Roman" w:hAnsi="Segoe UI" w:cs="Segoe UI"/>
+                <w:b/>
+                <w:bCs/>
+                <w:color w:val="FFFFFF"/>
+                <w:sz w:val="19"/>
+                <w:szCs w:val="19"/>
+              </w:rPr>
+              <w:t>Use it when</w:t>
+            </w:r>
+          </w:p>
+        </w:tc>
+      </w:tr>
+      <w:tr>
+        <w:trPr>
+          <w:cantSplit/>
+        </w:trPr>
+        <w:tc>
+          <w:tcPr>
+            <w:tcW w:w="0" w:type="auto"/>
+            <w:tcBorders>
+              <w:top w:val="single" w:sz="6" w:space="0" w:color="E5E9F0"/>
+              <w:left w:val="single" w:sz="6" w:space="0" w:color="E5E9F0"/>
+              <w:bottom w:val="single" w:sz="6" w:space="0" w:color="E5E9F0"/>
+              <w:right w:val="single" w:sz="6" w:space="0" w:color="E5E9F0"/>
+            </w:tcBorders>
+            <w:tcMar>
+              <w:top w:w="100" w:type="dxa"/>
+              <w:left w:w="140" w:type="dxa"/>
+              <w:bottom w:w="100" w:type="dxa"/>
+              <w:right w:w="140" w:type="dxa"/>
+            </w:tcMar>
+            <w:hideMark/>
+          </w:tcPr>
+          <w:p>
+            <w:pPr>
+              <w:spacing w:before="200" w:after="200"/>
+              <w:rPr>
+                <w:rFonts w:ascii="Segoe UI" w:eastAsia="Times New Roman" w:hAnsi="Segoe UI" w:cs="Segoe UI"/>
+                <w:color w:val="1F2937"/>
+                <w:sz w:val="19"/>
+                <w:szCs w:val="19"/>
+              </w:rPr>
+            </w:pPr>
+            <w:r>
+              <w:rPr>
+                <w:rFonts w:ascii="Segoe UI Emoji" w:eastAsia="Times New Roman" w:hAnsi="Segoe UI Emoji" w:cs="Segoe UI Emoji"/>
+                <w:color w:val="1F2937"/>
+                <w:sz w:val="19"/>
+                <w:szCs w:val="19"/>
+              </w:rPr>
+              <w:t>🔁</w:t>
+            </w:r>
+            <w:r>
+              <w:rPr>
+                <w:rFonts w:ascii="Segoe UI" w:eastAsia="Times New Roman" w:hAnsi="Segoe UI" w:cs="Segoe UI"/>
+                <w:color w:val="1F2937"/>
+                <w:sz w:val="19"/>
+                <w:szCs w:val="19"/>
+              </w:rPr>
+              <w:t xml:space="preserve"> </w:t>
+            </w:r>
+            <w:r>
+              <w:rPr>
+                <w:rFonts w:ascii="Segoe UI" w:eastAsia="Times New Roman" w:hAnsi="Segoe UI" w:cs="Segoe UI"/>
+                <w:b/>
+                <w:bCs/>
+                <w:color w:val="1F2937"/>
+                <w:sz w:val="19"/>
+                <w:szCs w:val="19"/>
+              </w:rPr>
+              <w:t>Want a different developer</w:t>
+            </w:r>
+          </w:p>
+        </w:tc>
+        <w:tc>
+          <w:tcPr>
+            <w:tcW w:w="0" w:type="auto"/>
+            <w:tcBorders>
+              <w:top w:val="single" w:sz="6" w:space="0" w:color="E5E9F0"/>
+              <w:left w:val="single" w:sz="6" w:space="0" w:color="E5E9F0"/>
+              <w:bottom w:val="single" w:sz="6" w:space="0" w:color="E5E9F0"/>
+              <w:right w:val="single" w:sz="6" w:space="0" w:color="E5E9F0"/>
+            </w:tcBorders>
+            <w:tcMar>
+              <w:top w:w="100" w:type="dxa"/>
+              <w:left w:w="140" w:type="dxa"/>
+              <w:bottom w:w="100" w:type="dxa"/>
+              <w:right w:w="140" w:type="dxa"/>
+            </w:tcMar>
+            <w:hideMark/>
+          </w:tcPr>
+          <w:p>
+            <w:pPr>
+              <w:spacing w:before="200" w:after="200"/>
+              <w:rPr>
+                <w:rFonts w:ascii="Segoe UI" w:eastAsia="Times New Roman" w:hAnsi="Segoe UI" w:cs="Segoe UI"/>
+                <w:color w:val="1F2937"/>
+                <w:sz w:val="19"/>
+                <w:szCs w:val="19"/>
+              </w:rPr>
+            </w:pPr>
+            <w:r>
+              <w:rPr>
+                <w:rFonts w:ascii="Segoe UI" w:eastAsia="Times New Roman" w:hAnsi="Segoe UI" w:cs="Segoe UI"/>
+                <w:color w:val="1F2937"/>
+                <w:sz w:val="19"/>
+                <w:szCs w:val="19"/>
+              </w:rPr>
+              <w:t>You would rather someone else did this.</w:t>
+            </w:r>
+          </w:p>
+        </w:tc>
+      </w:tr>
+      <w:tr>
+        <w:trPr>
+          <w:cantSplit/>
+        </w:trPr>
+        <w:tc>
+          <w:tcPr>
+            <w:tcW w:w="0" w:type="auto"/>
+            <w:tcBorders>
+              <w:top w:val="single" w:sz="6" w:space="0" w:color="E5E9F0"/>
+              <w:left w:val="single" w:sz="6" w:space="0" w:color="E5E9F0"/>
+              <w:bottom w:val="single" w:sz="6" w:space="0" w:color="E5E9F0"/>
+              <w:right w:val="single" w:sz="6" w:space="0" w:color="E5E9F0"/>
+            </w:tcBorders>
+            <w:shd w:val="clear" w:color="auto" w:fill="F7F9FC"/>
+            <w:tcMar>
+              <w:top w:w="100" w:type="dxa"/>
+              <w:left w:w="140" w:type="dxa"/>
+              <w:bottom w:w="100" w:type="dxa"/>
+              <w:right w:w="140" w:type="dxa"/>
+            </w:tcMar>
+            <w:hideMark/>
+          </w:tcPr>
+          <w:p>
+            <w:pPr>
+              <w:spacing w:before="200" w:after="200"/>
+              <w:rPr>
+                <w:rFonts w:ascii="Segoe UI" w:eastAsia="Times New Roman" w:hAnsi="Segoe UI" w:cs="Segoe UI"/>
+                <w:color w:val="1F2937"/>
+                <w:sz w:val="19"/>
+                <w:szCs w:val="19"/>
+              </w:rPr>
+            </w:pPr>
+            <w:r>
+              <w:rPr>
+                <w:rFonts w:ascii="Segoe UI Emoji" w:eastAsia="Times New Roman" w:hAnsi="Segoe UI Emoji" w:cs="Segoe UI Emoji"/>
+                <w:color w:val="1F2937"/>
+                <w:sz w:val="19"/>
+                <w:szCs w:val="19"/>
+              </w:rPr>
+              <w:t>📝</w:t>
+            </w:r>
+            <w:r>
+              <w:rPr>
+                <w:rFonts w:ascii="Segoe UI" w:eastAsia="Times New Roman" w:hAnsi="Segoe UI" w:cs="Segoe UI"/>
+                <w:color w:val="1F2937"/>
+                <w:sz w:val="19"/>
+                <w:szCs w:val="19"/>
+              </w:rPr>
+              <w:t xml:space="preserve"> </w:t>
+            </w:r>
+            <w:r>
+              <w:rPr>
+                <w:rFonts w:ascii="Segoe UI" w:eastAsia="Times New Roman" w:hAnsi="Segoe UI" w:cs="Segoe UI"/>
+                <w:b/>
+                <w:bCs/>
+                <w:color w:val="1F2937"/>
+                <w:sz w:val="19"/>
+                <w:szCs w:val="19"/>
+              </w:rPr>
+              <w:t>Task details are wrong</w:t>
+            </w:r>
+          </w:p>
+        </w:tc>
+        <w:tc>
+          <w:tcPr>
+            <w:tcW w:w="0" w:type="auto"/>
+            <w:tcBorders>
+              <w:top w:val="single" w:sz="6" w:space="0" w:color="E5E9F0"/>
+              <w:left w:val="single" w:sz="6" w:space="0" w:color="E5E9F0"/>
+              <w:bottom w:val="single" w:sz="6" w:space="0" w:color="E5E9F0"/>
+              <w:right w:val="single" w:sz="6" w:space="0" w:color="E5E9F0"/>
+            </w:tcBorders>
+            <w:shd w:val="clear" w:color="auto" w:fill="F7F9FC"/>
+            <w:tcMar>
+              <w:top w:w="100" w:type="dxa"/>
+              <w:left w:w="140" w:type="dxa"/>
+              <w:bottom w:w="100" w:type="dxa"/>
+              <w:right w:w="140" w:type="dxa"/>
+            </w:tcMar>
+            <w:hideMark/>
+          </w:tcPr>
+          <w:p>
+            <w:pPr>
+              <w:spacing w:before="200" w:after="200"/>
+              <w:rPr>
+                <w:rFonts w:ascii="Segoe UI" w:eastAsia="Times New Roman" w:hAnsi="Segoe UI" w:cs="Segoe UI"/>
+                <w:color w:val="1F2937"/>
+                <w:sz w:val="19"/>
+                <w:szCs w:val="19"/>
+              </w:rPr>
+            </w:pPr>
+            <w:r>
+              <w:rPr>
+                <w:rFonts w:ascii="Segoe UI" w:eastAsia="Times New Roman" w:hAnsi="Segoe UI" w:cs="Segoe UI"/>
+                <w:color w:val="1F2937"/>
+                <w:sz w:val="19"/>
+                <w:szCs w:val="19"/>
+              </w:rPr>
+              <w:t>The task has been written up incorrectly.</w:t>
+            </w:r>
+          </w:p>
+        </w:tc>
+      </w:tr>
+      <w:tr>
+        <w:trPr>
+          <w:cantSplit/>
+        </w:trPr>
+        <w:tc>
+          <w:tcPr>
+            <w:tcW w:w="0" w:type="auto"/>
+            <w:tcBorders>
+              <w:top w:val="single" w:sz="6" w:space="0" w:color="E5E9F0"/>
+              <w:left w:val="single" w:sz="6" w:space="0" w:color="E5E9F0"/>
+              <w:bottom w:val="single" w:sz="6" w:space="0" w:color="E5E9F0"/>
+              <w:right w:val="single" w:sz="6" w:space="0" w:color="E5E9F0"/>
+            </w:tcBorders>
+            <w:tcMar>
+              <w:top w:w="100" w:type="dxa"/>
+              <w:left w:w="140" w:type="dxa"/>
+              <w:bottom w:w="100" w:type="dxa"/>
+              <w:right w:w="140" w:type="dxa"/>
+            </w:tcMar>
+            <w:hideMark/>
+          </w:tcPr>
+          <w:p>
+            <w:pPr>
+              <w:spacing w:before="200" w:after="200"/>
+              <w:rPr>
+                <w:rFonts w:ascii="Segoe UI" w:eastAsia="Times New Roman" w:hAnsi="Segoe UI" w:cs="Segoe UI"/>
+                <w:color w:val="1F2937"/>
+                <w:sz w:val="19"/>
+                <w:szCs w:val="19"/>
+              </w:rPr>
+            </w:pPr>
+            <w:r>
+              <w:rPr>
+                <w:rFonts w:ascii="Segoe UI Emoji" w:eastAsia="Times New Roman" w:hAnsi="Segoe UI Emoji" w:cs="Segoe UI Emoji"/>
+                <w:color w:val="1F2937"/>
+                <w:sz w:val="19"/>
+                <w:szCs w:val="19"/>
+              </w:rPr>
+              <w:t>🚫</w:t>
+            </w:r>
+            <w:r>
+              <w:rPr>
+                <w:rFonts w:ascii="Segoe UI" w:eastAsia="Times New Roman" w:hAnsi="Segoe UI" w:cs="Segoe UI"/>
+                <w:color w:val="1F2937"/>
+                <w:sz w:val="19"/>
+                <w:szCs w:val="19"/>
+              </w:rPr>
+              <w:t xml:space="preserve"> </w:t>
+            </w:r>
+            <w:r>
+              <w:rPr>
+                <w:rFonts w:ascii="Segoe UI" w:eastAsia="Times New Roman" w:hAnsi="Segoe UI" w:cs="Segoe UI"/>
+                <w:b/>
+                <w:bCs/>
+                <w:color w:val="1F2937"/>
+                <w:sz w:val="19"/>
+                <w:szCs w:val="19"/>
+              </w:rPr>
+              <w:t>Not needed anymore</w:t>
+            </w:r>
+          </w:p>
+        </w:tc>
+        <w:tc>
+          <w:tcPr>
+            <w:tcW w:w="0" w:type="auto"/>
+            <w:tcBorders>
+              <w:top w:val="single" w:sz="6" w:space="0" w:color="E5E9F0"/>
+              <w:left w:val="single" w:sz="6" w:space="0" w:color="E5E9F0"/>
+              <w:bottom w:val="single" w:sz="6" w:space="0" w:color="E5E9F0"/>
+              <w:right w:val="single" w:sz="6" w:space="0" w:color="E5E9F0"/>
+            </w:tcBorders>
+            <w:tcMar>
+              <w:top w:w="100" w:type="dxa"/>
+              <w:left w:w="140" w:type="dxa"/>
+              <w:bottom w:w="100" w:type="dxa"/>
+              <w:right w:w="140" w:type="dxa"/>
+            </w:tcMar>
+            <w:hideMark/>
+          </w:tcPr>
+          <w:p>
+            <w:pPr>
+              <w:spacing w:before="200" w:after="200"/>
+              <w:rPr>
+                <w:rFonts w:ascii="Segoe UI" w:eastAsia="Times New Roman" w:hAnsi="Segoe UI" w:cs="Segoe UI"/>
+                <w:color w:val="1F2937"/>
+                <w:sz w:val="19"/>
+                <w:szCs w:val="19"/>
+              </w:rPr>
+            </w:pPr>
+            <w:r>
+              <w:rPr>
+                <w:rFonts w:ascii="Segoe UI" w:eastAsia="Times New Roman" w:hAnsi="Segoe UI" w:cs="Segoe UI"/>
+                <w:color w:val="1F2937"/>
+                <w:sz w:val="19"/>
+                <w:szCs w:val="19"/>
+              </w:rPr>
+              <w:t>You no longer want this done.</w:t>
+            </w:r>
+          </w:p>
+        </w:tc>
+      </w:tr>
+      <w:tr>
+        <w:trPr>
+          <w:cantSplit/>
+        </w:trPr>
+        <w:tc>
+          <w:tcPr>
+            <w:tcW w:w="0" w:type="auto"/>
+            <w:tcBorders>
+              <w:top w:val="single" w:sz="6" w:space="0" w:color="E5E9F0"/>
+              <w:left w:val="single" w:sz="6" w:space="0" w:color="E5E9F0"/>
+              <w:bottom w:val="single" w:sz="6" w:space="0" w:color="E5E9F0"/>
+              <w:right w:val="single" w:sz="6" w:space="0" w:color="E5E9F0"/>
+            </w:tcBorders>
+            <w:shd w:val="clear" w:color="auto" w:fill="F7F9FC"/>
+            <w:tcMar>
+              <w:top w:w="100" w:type="dxa"/>
+              <w:left w:w="140" w:type="dxa"/>
+              <w:bottom w:w="100" w:type="dxa"/>
+              <w:right w:w="140" w:type="dxa"/>
+            </w:tcMar>
+            <w:hideMark/>
+          </w:tcPr>
+          <w:p>
+            <w:pPr>
+              <w:spacing w:before="200" w:after="200"/>
+              <w:rPr>
+                <w:rFonts w:ascii="Segoe UI" w:eastAsia="Times New Roman" w:hAnsi="Segoe UI" w:cs="Segoe UI"/>
+                <w:color w:val="1F2937"/>
+                <w:sz w:val="19"/>
+                <w:szCs w:val="19"/>
+              </w:rPr>
+            </w:pPr>
+            <w:r>
+              <w:rPr>
+                <w:rFonts w:ascii="Segoe UI Symbol" w:eastAsia="Times New Roman" w:hAnsi="Segoe UI Symbol" w:cs="Segoe UI Symbol"/>
+                <w:color w:val="1F2937"/>
+                <w:sz w:val="19"/>
+                <w:szCs w:val="19"/>
+              </w:rPr>
+              <w:t>✍</w:t>
+            </w:r>
+            <w:r>
+              <w:rPr>
+                <w:rFonts w:ascii="Segoe UI" w:eastAsia="Times New Roman" w:hAnsi="Segoe UI" w:cs="Segoe UI"/>
+                <w:color w:val="1F2937"/>
+                <w:sz w:val="19"/>
+                <w:szCs w:val="19"/>
+              </w:rPr>
+              <w:t xml:space="preserve"> </w:t>
+            </w:r>
+            <w:r>
+              <w:rPr>
+                <w:rFonts w:ascii="Segoe UI" w:eastAsia="Times New Roman" w:hAnsi="Segoe UI" w:cs="Segoe UI"/>
+                <w:b/>
+                <w:bCs/>
+                <w:color w:val="1F2937"/>
+                <w:sz w:val="19"/>
+                <w:szCs w:val="19"/>
+              </w:rPr>
+              <w:t>Other</w:t>
+            </w:r>
+          </w:p>
+        </w:tc>
+        <w:tc>
+          <w:tcPr>
+            <w:tcW w:w="0" w:type="auto"/>
+            <w:tcBorders>
+              <w:top w:val="single" w:sz="6" w:space="0" w:color="E5E9F0"/>
+              <w:left w:val="single" w:sz="6" w:space="0" w:color="E5E9F0"/>
+              <w:bottom w:val="single" w:sz="6" w:space="0" w:color="E5E9F0"/>
+              <w:right w:val="single" w:sz="6" w:space="0" w:color="E5E9F0"/>
+            </w:tcBorders>
+            <w:shd w:val="clear" w:color="auto" w:fill="F7F9FC"/>
+            <w:tcMar>
+              <w:top w:w="100" w:type="dxa"/>
+              <w:left w:w="140" w:type="dxa"/>
+              <w:bottom w:w="100" w:type="dxa"/>
+              <w:right w:w="140" w:type="dxa"/>
+            </w:tcMar>
+            <w:hideMark/>
+          </w:tcPr>
+          <w:p>
+            <w:pPr>
+              <w:spacing w:before="200" w:after="200"/>
+              <w:rPr>
+                <w:rFonts w:ascii="Segoe UI" w:eastAsia="Times New Roman" w:hAnsi="Segoe UI" w:cs="Segoe UI"/>
+                <w:color w:val="1F2937"/>
+                <w:sz w:val="19"/>
+                <w:szCs w:val="19"/>
+              </w:rPr>
+            </w:pPr>
+            <w:r>
+              <w:rPr>
+                <w:rFonts w:ascii="Segoe UI" w:eastAsia="Times New Roman" w:hAnsi="Segoe UI" w:cs="Segoe UI"/>
+                <w:color w:val="1F2937"/>
+                <w:sz w:val="19"/>
+                <w:szCs w:val="19"/>
+              </w:rPr>
+              <w:t xml:space="preserve">Anything else. </w:t>
+            </w:r>
+            <w:r>
+              <w:rPr>
+                <w:rFonts w:ascii="Segoe UI" w:eastAsia="Times New Roman" w:hAnsi="Segoe UI" w:cs="Segoe UI"/>
+                <w:b/>
+                <w:bCs/>
+                <w:color w:val="1F2937"/>
+                <w:sz w:val="19"/>
+                <w:szCs w:val="19"/>
+              </w:rPr>
+              <w:t>You must type an explanation</w:t>
+            </w:r>
+            <w:r>
+              <w:rPr>
+                <w:rFonts w:ascii="Segoe UI" w:eastAsia="Times New Roman" w:hAnsi="Segoe UI" w:cs="Segoe UI"/>
+                <w:color w:val="1F2937"/>
+                <w:sz w:val="19"/>
+                <w:szCs w:val="19"/>
+              </w:rPr>
+              <w:t xml:space="preserve"> — the team cannot act on a blank reason.</w:t>
+            </w:r>
+          </w:p>
+        </w:tc>
+      </w:tr>
+    </w:tbl>
+    <w:p>
+      <w:pPr>
+        <w:pStyle w:val="NormalWeb"/>
+        <w:rPr>
+          <w:rFonts w:ascii="Segoe UI" w:hAnsi="Segoe UI" w:cs="Segoe UI"/>
+          <w:color w:val="1F2937"/>
+          <w:sz w:val="21"/>
+          <w:szCs w:val="21"/>
+        </w:rPr>
+      </w:pPr>
+      <w:r>
+        <w:rPr>
+          <w:rFonts w:ascii="Segoe UI" w:hAnsi="Segoe UI" w:cs="Segoe UI"/>
+          <w:color w:val="1F2937"/>
+          <w:sz w:val="21"/>
+          <w:szCs w:val="21"/>
+        </w:rPr>
+        <w:t xml:space="preserve">After rejecting you will see </w:t>
+      </w:r>
+      <w:r>
+        <w:rPr>
+          <w:rFonts w:ascii="Segoe UI" w:hAnsi="Segoe UI" w:cs="Segoe UI"/>
+          <w:i/>
+          <w:iCs/>
+          <w:color w:val="1F2937"/>
+          <w:sz w:val="21"/>
+          <w:szCs w:val="21"/>
+        </w:rPr>
+        <w:t>“Rejected — sent back to the team.”</w:t>
+      </w:r>
+    </w:p>
+    <w:p>
+      <w:pPr>
+        <w:pStyle w:val="Heading3"/>
+        <w:rPr>
+          <w:rFonts w:ascii="Segoe UI" w:eastAsia="Times New Roman" w:hAnsi="Segoe UI" w:cs="Segoe UI"/>
+        </w:rPr>
+      </w:pPr>
+      <w:r>
+        <w:rPr>
+          <w:rFonts w:ascii="Segoe UI" w:eastAsia="Times New Roman" w:hAnsi="Segoe UI" w:cs="Segoe UI"/>
+        </w:rPr>
+        <w:t>Step 13   Stop the Clock with Hold</w:t>
+      </w:r>
+    </w:p>
+    <w:p>
+      <w:pPr>
+        <w:pStyle w:val="NormalWeb"/>
+        <w:rPr>
+          <w:rFonts w:ascii="Segoe UI" w:hAnsi="Segoe UI" w:cs="Segoe UI"/>
+          <w:color w:val="1F2937"/>
+          <w:sz w:val="21"/>
+          <w:szCs w:val="21"/>
+        </w:rPr>
+      </w:pPr>
+      <w:r>
+        <w:rPr>
+          <w:rFonts w:ascii="Segoe UI" w:hAnsi="Segoe UI" w:cs="Segoe UI"/>
+          <w:color w:val="1F2937"/>
+          <w:sz w:val="21"/>
+          <w:szCs w:val="21"/>
+        </w:rPr>
+        <w:t xml:space="preserve">Not ready to decide? Tap </w:t>
       </w:r>
       <w:r>
         <w:rPr>
@@ -8892,16 +6225,16 @@
           <w:sz w:val="21"/>
           <w:szCs w:val="21"/>
         </w:rPr>
-        <w:t>Updates / Amendments</w:t>
-      </w:r>
-      <w:r>
-        <w:rPr>
-          <w:rFonts w:ascii="Segoe UI" w:hAnsi="Segoe UI" w:cs="Segoe UI"/>
-          <w:color w:val="1F2937"/>
-          <w:sz w:val="21"/>
-          <w:szCs w:val="21"/>
-        </w:rPr>
-        <w:t xml:space="preserve"> and </w:t>
+        <w:t>Hold</w:t>
+      </w:r>
+      <w:r>
+        <w:rPr>
+          <w:rFonts w:ascii="Segoe UI" w:hAnsi="Segoe UI" w:cs="Segoe UI"/>
+          <w:color w:val="1F2937"/>
+          <w:sz w:val="21"/>
+          <w:szCs w:val="21"/>
+        </w:rPr>
+        <w:t xml:space="preserve">. The countdown stops and nothing auto-approves while it is held. </w:t>
       </w:r>
       <w:r>
         <w:rPr>
@@ -8912,16 +6245,16 @@
           <w:sz w:val="21"/>
           <w:szCs w:val="21"/>
         </w:rPr>
-        <w:t>Bug Fixes</w:t>
-      </w:r>
-      <w:r>
-        <w:rPr>
-          <w:rFonts w:ascii="Segoe UI" w:hAnsi="Segoe UI" w:cs="Segoe UI"/>
-          <w:color w:val="1F2937"/>
-          <w:sz w:val="21"/>
-          <w:szCs w:val="21"/>
-        </w:rPr>
-        <w:t xml:space="preserve">. Any agreed correction appears as an </w:t>
+        <w:t>Approve</w:t>
+      </w:r>
+      <w:r>
+        <w:rPr>
+          <w:rFonts w:ascii="Segoe UI" w:hAnsi="Segoe UI" w:cs="Segoe UI"/>
+          <w:color w:val="1F2937"/>
+          <w:sz w:val="21"/>
+          <w:szCs w:val="21"/>
+        </w:rPr>
+        <w:t xml:space="preserve"> and </w:t>
       </w:r>
       <w:r>
         <w:rPr>
@@ -8932,20 +6265,162 @@
           <w:sz w:val="21"/>
           <w:szCs w:val="21"/>
         </w:rPr>
-        <w:t>ADJUSTMENT</w:t>
-      </w:r>
-      <w:r>
-        <w:rPr>
-          <w:rFonts w:ascii="Segoe UI" w:hAnsi="Segoe UI" w:cs="Segoe UI"/>
-          <w:color w:val="1F2937"/>
-          <w:sz w:val="21"/>
-          <w:szCs w:val="21"/>
-        </w:rPr>
-        <w:t xml:space="preserve"> line.</w:t>
+        <w:t>Reject</w:t>
+      </w:r>
+      <w:r>
+        <w:rPr>
+          <w:rFonts w:ascii="Segoe UI" w:hAnsi="Segoe UI" w:cs="Segoe UI"/>
+          <w:color w:val="1F2937"/>
+          <w:sz w:val="21"/>
+          <w:szCs w:val="21"/>
+        </w:rPr>
+        <w:t xml:space="preserve"> still work at any time. Tap </w:t>
+      </w:r>
+      <w:r>
+        <w:rPr>
+          <w:rFonts w:ascii="Segoe UI" w:hAnsi="Segoe UI" w:cs="Segoe UI"/>
+          <w:b/>
+          <w:bCs/>
+          <w:color w:val="1F2937"/>
+          <w:sz w:val="21"/>
+          <w:szCs w:val="21"/>
+        </w:rPr>
+        <w:t>Resume</w:t>
+      </w:r>
+      <w:r>
+        <w:rPr>
+          <w:rFonts w:ascii="Segoe UI" w:hAnsi="Segoe UI" w:cs="Segoe UI"/>
+          <w:color w:val="1F2937"/>
+          <w:sz w:val="21"/>
+          <w:szCs w:val="21"/>
+        </w:rPr>
+        <w:t xml:space="preserve"> to restart the countdown.</w:t>
+      </w:r>
+    </w:p>
+    <w:tbl>
+      <w:tblPr>
+        <w:tblW w:w="5000" w:type="pct"/>
+        <w:tblCellMar>
+          <w:top w:w="15" w:type="dxa"/>
+          <w:left w:w="15" w:type="dxa"/>
+          <w:bottom w:w="15" w:type="dxa"/>
+          <w:right w:w="15" w:type="dxa"/>
+        </w:tblCellMar>
+        <w:tblLook w:val="04A0" w:firstRow="1" w:lastRow="0" w:firstColumn="1" w:lastColumn="0" w:noHBand="0" w:noVBand="1"/>
+      </w:tblPr>
+      <w:tblGrid>
+        <w:gridCol w:w="8981"/>
+      </w:tblGrid>
+      <w:tr>
+        <w:trPr>
+          <w:cantSplit/>
+        </w:trPr>
+        <w:tc>
+          <w:tcPr>
+            <w:tcW w:w="0" w:type="auto"/>
+            <w:tcBorders>
+              <w:left w:val="single" w:sz="36" w:space="0" w:color="D97706"/>
+            </w:tcBorders>
+            <w:shd w:val="clear" w:color="auto" w:fill="FEF3C7"/>
+            <w:tcMar>
+              <w:top w:w="140" w:type="dxa"/>
+              <w:left w:w="200" w:type="dxa"/>
+              <w:bottom w:w="140" w:type="dxa"/>
+              <w:right w:w="200" w:type="dxa"/>
+            </w:tcMar>
+            <w:vAlign w:val="center"/>
+            <w:hideMark/>
+          </w:tcPr>
+          <w:p>
+            <w:pPr>
+              <w:spacing w:before="200" w:after="200"/>
+              <w:rPr>
+                <w:rFonts w:ascii="Segoe UI" w:eastAsia="Times New Roman" w:hAnsi="Segoe UI" w:cs="Segoe UI"/>
+                <w:color w:val="1F2937"/>
+                <w:sz w:val="19"/>
+                <w:szCs w:val="19"/>
+              </w:rPr>
+            </w:pPr>
+            <w:r>
+              <w:rPr>
+                <w:rFonts w:ascii="Segoe UI" w:eastAsia="Times New Roman" w:hAnsi="Segoe UI" w:cs="Segoe UI"/>
+                <w:b/>
+                <w:bCs/>
+                <w:color w:val="1F2937"/>
+                <w:sz w:val="19"/>
+                <w:szCs w:val="19"/>
+              </w:rPr>
+              <w:t>IMPORTANT</w:t>
+            </w:r>
+            <w:r>
+              <w:rPr>
+                <w:rFonts w:ascii="Segoe UI" w:eastAsia="Times New Roman" w:hAnsi="Segoe UI" w:cs="Segoe UI"/>
+                <w:color w:val="1F2937"/>
+                <w:sz w:val="19"/>
+                <w:szCs w:val="19"/>
+              </w:rPr>
+              <w:t xml:space="preserve">  If you do nothing, the approval releases on its own when the countdown runs out, so your work is never stuck waiting on us. </w:t>
+            </w:r>
+            <w:r>
+              <w:rPr>
+                <w:rFonts w:ascii="Segoe UI" w:eastAsia="Times New Roman" w:hAnsi="Segoe UI" w:cs="Segoe UI"/>
+                <w:b/>
+                <w:bCs/>
+                <w:color w:val="1F2937"/>
+                <w:sz w:val="19"/>
+                <w:szCs w:val="19"/>
+              </w:rPr>
+              <w:t>That is only permission to start work — it is never permission to invoice.</w:t>
+            </w:r>
+            <w:r>
+              <w:rPr>
+                <w:rFonts w:ascii="Segoe UI" w:eastAsia="Times New Roman" w:hAnsi="Segoe UI" w:cs="Segoe UI"/>
+                <w:color w:val="1F2937"/>
+                <w:sz w:val="19"/>
+                <w:szCs w:val="19"/>
+              </w:rPr>
+              <w:t xml:space="preserve"> You still sign off at the end, and that is what makes a task billable.</w:t>
+            </w:r>
+          </w:p>
+        </w:tc>
+      </w:tr>
+    </w:tbl>
+    <w:p>
+      <w:pPr>
+        <w:pStyle w:val="Heading2"/>
+        <w:rPr>
+          <w:rFonts w:ascii="Segoe UI" w:eastAsia="Times New Roman" w:hAnsi="Segoe UI" w:cs="Segoe UI"/>
+        </w:rPr>
+      </w:pPr>
+      <w:r>
+        <w:rPr>
+          <w:rFonts w:ascii="Segoe UI" w:eastAsia="Times New Roman" w:hAnsi="Segoe UI" w:cs="Segoe UI"/>
+        </w:rPr>
+        <w:t>PART 5   SIGNING OFF FINISHED WORK</w:t>
       </w:r>
     </w:p>
     <w:p>
       <w:pPr>
+        <w:pStyle w:val="Heading3"/>
+        <w:rPr>
+          <w:rFonts w:ascii="Segoe UI" w:eastAsia="Times New Roman" w:hAnsi="Segoe UI" w:cs="Segoe UI"/>
+        </w:rPr>
+      </w:pPr>
+      <w:r>
+        <w:rPr>
+          <w:rFonts w:ascii="Segoe UI" w:eastAsia="Times New Roman" w:hAnsi="Segoe UI" w:cs="Segoe UI"/>
+        </w:rPr>
+        <w:t xml:space="preserve">Step 14   </w:t>
+      </w:r>
+      <w:r>
+        <w:rPr>
+          <w:rFonts w:ascii="Segoe UI" w:eastAsia="Times New Roman" w:hAnsi="Segoe UI" w:cs="Segoe UI"/>
+        </w:rPr>
+        <w:t>Open the Sign-off</w:t>
+      </w:r>
+    </w:p>
+    <w:p>
+      <w:pPr>
         <w:pStyle w:val="NormalWeb"/>
         <w:rPr>
           <w:rFonts w:ascii="Segoe UI" w:hAnsi="Segoe UI" w:cs="Segoe UI"/>
@@ -8961,27 +6436,18 @@
           <w:sz w:val="21"/>
           <w:szCs w:val="21"/>
         </w:rPr>
-        <w:t xml:space="preserve">Use </w:t>
-      </w:r>
-      <w:r>
-        <w:rPr>
-          <w:rFonts w:ascii="Segoe UI" w:hAnsi="Segoe UI" w:cs="Segoe UI"/>
+        <w:t xml:space="preserve">When work is delivered it appears under </w:t>
+      </w:r>
+      <w:r>
+        <w:rPr>
+          <w:rFonts w:ascii="Segoe UI Symbol" w:hAnsi="Segoe UI Symbol" w:cs="Segoe UI Symbol"/>
           <w:b/>
           <w:bCs/>
           <w:color w:val="1F2937"/>
           <w:sz w:val="21"/>
           <w:szCs w:val="21"/>
         </w:rPr>
-        <w:t>PDF</w:t>
-      </w:r>
-      <w:r>
-        <w:rPr>
-          <w:rFonts w:ascii="Segoe UI" w:hAnsi="Segoe UI" w:cs="Segoe UI"/>
-          <w:color w:val="1F2937"/>
-          <w:sz w:val="21"/>
-          <w:szCs w:val="21"/>
-        </w:rPr>
-        <w:t xml:space="preserve"> to save a copy, or </w:t>
+        <w:t>⚠</w:t>
       </w:r>
       <w:r>
         <w:rPr>
@@ -8992,16 +6458,36 @@
           <w:sz w:val="21"/>
           <w:szCs w:val="21"/>
         </w:rPr>
-        <w:t>Share</w:t>
-      </w:r>
-      <w:r>
-        <w:rPr>
-          <w:rFonts w:ascii="Segoe UI" w:hAnsi="Segoe UI" w:cs="Segoe UI"/>
-          <w:color w:val="1F2937"/>
-          <w:sz w:val="21"/>
-          <w:szCs w:val="21"/>
-        </w:rPr>
-        <w:t xml:space="preserve"> to send it on to your accounts team.</w:t>
+        <w:t xml:space="preserve"> Awaiting your sign-off</w:t>
+      </w:r>
+      <w:r>
+        <w:rPr>
+          <w:rFonts w:ascii="Segoe UI" w:hAnsi="Segoe UI" w:cs="Segoe UI"/>
+          <w:color w:val="1F2937"/>
+          <w:sz w:val="21"/>
+          <w:szCs w:val="21"/>
+        </w:rPr>
+        <w:t xml:space="preserve">. Review it, then tap </w:t>
+      </w:r>
+      <w:r>
+        <w:rPr>
+          <w:rFonts w:ascii="Segoe UI" w:hAnsi="Segoe UI" w:cs="Segoe UI"/>
+          <w:b/>
+          <w:bCs/>
+          <w:color w:val="1F2937"/>
+          <w:sz w:val="21"/>
+          <w:szCs w:val="21"/>
+        </w:rPr>
+        <w:t>Sign off this task</w:t>
+      </w:r>
+      <w:r>
+        <w:rPr>
+          <w:rFonts w:ascii="Segoe UI" w:hAnsi="Segoe UI" w:cs="Segoe UI"/>
+          <w:color w:val="1F2937"/>
+          <w:sz w:val="21"/>
+          <w:szCs w:val="21"/>
+        </w:rPr>
+        <w:t>.</w:t>
       </w:r>
     </w:p>
     <w:p>
@@ -9015,7 +6501,7 @@
         <w:rPr>
           <w:rFonts w:ascii="Segoe UI" w:eastAsia="Times New Roman" w:hAnsi="Segoe UI" w:cs="Segoe UI"/>
         </w:rPr>
-        <w:t>Step 19   Tell Us You Have Paid</w:t>
+        <w:t>Step 15   Confirm and Sign</w:t>
       </w:r>
     </w:p>
     <w:p>
@@ -9035,184 +6521,1849 @@
           <w:sz w:val="21"/>
           <w:szCs w:val="21"/>
         </w:rPr>
-        <w:t>Once you have made payment, mark the invoice as paid in the app. This notifies the team straight away, so nobody chases you for money you have already sent.</w:t>
+        <w:t>The sign-off panel asks you to confirm three things. Tick each one:</w:t>
       </w:r>
     </w:p>
     <w:p>
       <w:pPr>
-        <w:pStyle w:val="Heading2"/>
-        <w:rPr>
-          <w:rFonts w:ascii="Segoe UI" w:eastAsia="Times New Roman" w:hAnsi="Segoe UI" w:cs="Segoe UI"/>
-        </w:rPr>
-      </w:pPr>
-      <w:r>
-        <w:rPr>
-          <w:rFonts w:ascii="Segoe UI" w:eastAsia="Times New Roman" w:hAnsi="Segoe UI" w:cs="Segoe UI"/>
-        </w:rPr>
-        <w:t>PART 8   NOTIFICATIONS AND YOUR PROFILE</w:t>
+        <w:numPr>
+          <w:ilvl w:val="0"/>
+          <w:numId w:val="6"/>
+        </w:numPr>
+        <w:spacing w:before="60" w:after="60"/>
+        <w:rPr>
+          <w:rFonts w:ascii="Segoe UI" w:eastAsia="Times New Roman" w:hAnsi="Segoe UI" w:cs="Segoe UI"/>
+          <w:color w:val="1F2937"/>
+          <w:sz w:val="21"/>
+          <w:szCs w:val="21"/>
+        </w:rPr>
+      </w:pPr>
+      <w:r>
+        <w:rPr>
+          <w:rFonts w:ascii="Segoe UI" w:eastAsia="Times New Roman" w:hAnsi="Segoe UI" w:cs="Segoe UI"/>
+          <w:color w:val="1F2937"/>
+          <w:sz w:val="21"/>
+          <w:szCs w:val="21"/>
+        </w:rPr>
+        <w:t>The work was delivered to me</w:t>
       </w:r>
     </w:p>
     <w:p>
       <w:pPr>
-        <w:pStyle w:val="Heading3"/>
-        <w:rPr>
-          <w:rFonts w:ascii="Segoe UI" w:eastAsia="Times New Roman" w:hAnsi="Segoe UI" w:cs="Segoe UI"/>
-        </w:rPr>
-      </w:pPr>
-      <w:r>
-        <w:rPr>
-          <w:rFonts w:ascii="Segoe UI" w:eastAsia="Times New Roman" w:hAnsi="Segoe UI" w:cs="Segoe UI"/>
-        </w:rPr>
-        <w:t>Notifications</w:t>
+        <w:numPr>
+          <w:ilvl w:val="0"/>
+          <w:numId w:val="6"/>
+        </w:numPr>
+        <w:spacing w:before="60" w:after="60"/>
+        <w:rPr>
+          <w:rFonts w:ascii="Segoe UI" w:eastAsia="Times New Roman" w:hAnsi="Segoe UI" w:cs="Segoe UI"/>
+          <w:color w:val="1F2937"/>
+          <w:sz w:val="21"/>
+          <w:szCs w:val="21"/>
+        </w:rPr>
+      </w:pPr>
+      <w:r>
+        <w:rPr>
+          <w:rFonts w:ascii="Segoe UI" w:eastAsia="Times New Roman" w:hAnsi="Segoe UI" w:cs="Segoe UI"/>
+          <w:color w:val="1F2937"/>
+          <w:sz w:val="21"/>
+          <w:szCs w:val="21"/>
+        </w:rPr>
+        <w:t>I have checked it and it works</w:t>
       </w:r>
     </w:p>
     <w:p>
       <w:pPr>
-        <w:pStyle w:val="NormalWeb"/>
-        <w:rPr>
-          <w:rFonts w:ascii="Segoe UI" w:hAnsi="Segoe UI" w:cs="Segoe UI"/>
-          <w:color w:val="1F2937"/>
-          <w:sz w:val="21"/>
-          <w:szCs w:val="21"/>
-        </w:rPr>
-      </w:pPr>
-      <w:r>
-        <w:rPr>
-          <w:rFonts w:ascii="Segoe UI" w:hAnsi="Segoe UI" w:cs="Segoe UI"/>
-          <w:color w:val="1F2937"/>
-          <w:sz w:val="21"/>
-          <w:szCs w:val="21"/>
-        </w:rPr>
-        <w:t>Tap the bell on Home. Three tabs sort everything:</w:t>
+        <w:numPr>
+          <w:ilvl w:val="0"/>
+          <w:numId w:val="6"/>
+        </w:numPr>
+        <w:spacing w:before="60" w:after="60"/>
+        <w:rPr>
+          <w:rFonts w:ascii="Segoe UI" w:eastAsia="Times New Roman" w:hAnsi="Segoe UI" w:cs="Segoe UI"/>
+          <w:color w:val="1F2937"/>
+          <w:sz w:val="21"/>
+          <w:szCs w:val="21"/>
+        </w:rPr>
+      </w:pPr>
+      <w:r>
+        <w:rPr>
+          <w:rFonts w:ascii="Segoe UI" w:eastAsia="Times New Roman" w:hAnsi="Segoe UI" w:cs="Segoe UI"/>
+          <w:color w:val="1F2937"/>
+          <w:sz w:val="21"/>
+          <w:szCs w:val="21"/>
+        </w:rPr>
+        <w:t>I'm authorized to approve this</w:t>
       </w:r>
     </w:p>
     <w:p>
       <w:pPr>
-        <w:numPr>
-          <w:ilvl w:val="0"/>
-          <w:numId w:val="7"/>
-        </w:numPr>
-        <w:spacing w:before="60" w:after="60"/>
-        <w:rPr>
-          <w:rFonts w:ascii="Segoe UI" w:eastAsia="Times New Roman" w:hAnsi="Segoe UI" w:cs="Segoe UI"/>
-          <w:color w:val="1F2937"/>
-          <w:sz w:val="21"/>
-          <w:szCs w:val="21"/>
-        </w:rPr>
-      </w:pPr>
-      <w:r>
-        <w:rPr>
-          <w:rFonts w:ascii="Segoe UI" w:eastAsia="Times New Roman" w:hAnsi="Segoe UI" w:cs="Segoe UI"/>
+        <w:pStyle w:val="NormalWeb"/>
+        <w:rPr>
+          <w:rFonts w:ascii="Segoe UI" w:hAnsi="Segoe UI" w:cs="Segoe UI"/>
+          <w:color w:val="1F2937"/>
+          <w:sz w:val="21"/>
+          <w:szCs w:val="21"/>
+        </w:rPr>
+      </w:pPr>
+      <w:r>
+        <w:rPr>
+          <w:rFonts w:ascii="Segoe UI" w:hAnsi="Segoe UI" w:cs="Segoe UI"/>
+          <w:color w:val="1F2937"/>
+          <w:sz w:val="21"/>
+          <w:szCs w:val="21"/>
+        </w:rPr>
+        <w:t xml:space="preserve">Then under </w:t>
+      </w:r>
+      <w:r>
+        <w:rPr>
+          <w:rFonts w:ascii="Segoe UI" w:hAnsi="Segoe UI" w:cs="Segoe UI"/>
           <w:b/>
           <w:bCs/>
           <w:color w:val="1F2937"/>
           <w:sz w:val="21"/>
           <w:szCs w:val="21"/>
         </w:rPr>
-        <w:t>All</w:t>
-      </w:r>
-      <w:r>
-        <w:rPr>
-          <w:rFonts w:ascii="Segoe UI" w:eastAsia="Times New Roman" w:hAnsi="Segoe UI" w:cs="Segoe UI"/>
-          <w:color w:val="1F2937"/>
-          <w:sz w:val="21"/>
-          <w:szCs w:val="21"/>
-        </w:rPr>
-        <w:t xml:space="preserve"> — everything.</w:t>
+        <w:t>Type your name to sign</w:t>
+      </w:r>
+      <w:r>
+        <w:rPr>
+          <w:rFonts w:ascii="Segoe UI" w:hAnsi="Segoe UI" w:cs="Segoe UI"/>
+          <w:color w:val="1F2937"/>
+          <w:sz w:val="21"/>
+          <w:szCs w:val="21"/>
+        </w:rPr>
+        <w:t>, type your full name and submit.</w:t>
       </w:r>
     </w:p>
     <w:p>
       <w:pPr>
-        <w:numPr>
-          <w:ilvl w:val="0"/>
-          <w:numId w:val="7"/>
-        </w:numPr>
-        <w:spacing w:before="60" w:after="60"/>
-        <w:rPr>
-          <w:rFonts w:ascii="Segoe UI" w:eastAsia="Times New Roman" w:hAnsi="Segoe UI" w:cs="Segoe UI"/>
-          <w:color w:val="1F2937"/>
-          <w:sz w:val="21"/>
-          <w:szCs w:val="21"/>
-        </w:rPr>
-      </w:pPr>
-      <w:r>
-        <w:rPr>
-          <w:rFonts w:ascii="Segoe UI" w:eastAsia="Times New Roman" w:hAnsi="Segoe UI" w:cs="Segoe UI"/>
+        <w:pStyle w:val="NormalWeb"/>
+        <w:rPr>
+          <w:rFonts w:ascii="Segoe UI" w:hAnsi="Segoe UI" w:cs="Segoe UI"/>
+          <w:color w:val="1F2937"/>
+          <w:sz w:val="21"/>
+          <w:szCs w:val="21"/>
+        </w:rPr>
+      </w:pPr>
+      <w:r>
+        <w:rPr>
+          <w:rFonts w:ascii="Segoe UI" w:hAnsi="Segoe UI" w:cs="Segoe UI"/>
+          <w:color w:val="1F2937"/>
+          <w:sz w:val="21"/>
+          <w:szCs w:val="21"/>
+        </w:rPr>
+        <w:t xml:space="preserve">There is also an optional box, </w:t>
+      </w:r>
+      <w:r>
+        <w:rPr>
+          <w:rFonts w:ascii="Segoe UI" w:hAnsi="Segoe UI" w:cs="Segoe UI"/>
           <w:b/>
           <w:bCs/>
           <w:color w:val="1F2937"/>
           <w:sz w:val="21"/>
           <w:szCs w:val="21"/>
         </w:rPr>
-        <w:t>Unread</w:t>
-      </w:r>
-      <w:r>
-        <w:rPr>
-          <w:rFonts w:ascii="Segoe UI" w:eastAsia="Times New Roman" w:hAnsi="Segoe UI" w:cs="Segoe UI"/>
-          <w:color w:val="1F2937"/>
-          <w:sz w:val="21"/>
-          <w:szCs w:val="21"/>
-        </w:rPr>
-        <w:t xml:space="preserve"> — what you have not opened yet.</w:t>
+        <w:t>Anything to add? (optional)</w:t>
+      </w:r>
+      <w:r>
+        <w:rPr>
+          <w:rFonts w:ascii="Segoe UI" w:hAnsi="Segoe UI" w:cs="Segoe UI"/>
+          <w:color w:val="1F2937"/>
+          <w:sz w:val="21"/>
+          <w:szCs w:val="21"/>
+        </w:rPr>
+        <w:t>. Whatever you write there is printed on that task’s line on the invoice.</w:t>
       </w:r>
     </w:p>
     <w:p>
       <w:pPr>
-        <w:numPr>
-          <w:ilvl w:val="0"/>
-          <w:numId w:val="7"/>
-        </w:numPr>
-        <w:spacing w:before="60" w:after="60"/>
-        <w:rPr>
-          <w:rFonts w:ascii="Segoe UI" w:eastAsia="Times New Roman" w:hAnsi="Segoe UI" w:cs="Segoe UI"/>
-          <w:color w:val="1F2937"/>
-          <w:sz w:val="21"/>
-          <w:szCs w:val="21"/>
-        </w:rPr>
-      </w:pPr>
-      <w:r>
-        <w:rPr>
-          <w:rFonts w:ascii="Segoe UI" w:eastAsia="Times New Roman" w:hAnsi="Segoe UI" w:cs="Segoe UI"/>
+        <w:pStyle w:val="NormalWeb"/>
+        <w:rPr>
+          <w:rFonts w:ascii="Segoe UI" w:hAnsi="Segoe UI" w:cs="Segoe UI"/>
+          <w:color w:val="1F2937"/>
+          <w:sz w:val="21"/>
+          <w:szCs w:val="21"/>
+        </w:rPr>
+      </w:pPr>
+      <w:r>
+        <w:rPr>
+          <w:rFonts w:ascii="Segoe UI" w:hAnsi="Segoe UI" w:cs="Segoe UI"/>
+          <w:color w:val="1F2937"/>
+          <w:sz w:val="21"/>
+          <w:szCs w:val="21"/>
+        </w:rPr>
+        <w:t xml:space="preserve">The app notes: </w:t>
+      </w:r>
+      <w:r>
+        <w:rPr>
+          <w:rFonts w:ascii="Segoe UI" w:hAnsi="Segoe UI" w:cs="Segoe UI"/>
+          <w:i/>
+          <w:iCs/>
+          <w:color w:val="1F2937"/>
+          <w:sz w:val="21"/>
+          <w:szCs w:val="21"/>
+        </w:rPr>
+        <w:t>“This records your digital approval and generates the completion certificate.”</w:t>
+      </w:r>
+    </w:p>
+    <w:p>
+      <w:pPr>
+        <w:pStyle w:val="NormalWeb"/>
+        <w:rPr>
+          <w:rFonts w:ascii="Segoe UI" w:hAnsi="Segoe UI" w:cs="Segoe UI"/>
+          <w:color w:val="1F2937"/>
+          <w:sz w:val="21"/>
+          <w:szCs w:val="21"/>
+        </w:rPr>
+      </w:pPr>
+      <w:r>
+        <w:rPr>
+          <w:rFonts w:ascii="Segoe UI" w:hAnsi="Segoe UI" w:cs="Segoe UI"/>
+          <w:color w:val="1F2937"/>
+          <w:sz w:val="21"/>
+          <w:szCs w:val="21"/>
+        </w:rPr>
+        <w:t xml:space="preserve">That certificate is a proper branded PDF, not a text receipt. Once you have signed, the task carries a certificate you can open, save or share from the task itself — your record that the work was delivered and accepted. Tap </w:t>
+      </w:r>
+      <w:r>
+        <w:rPr>
+          <w:rFonts w:ascii="Segoe UI" w:hAnsi="Segoe UI" w:cs="Segoe UI"/>
           <w:b/>
           <w:bCs/>
           <w:color w:val="1F2937"/>
           <w:sz w:val="21"/>
           <w:szCs w:val="21"/>
         </w:rPr>
-        <w:t>Action needed</w:t>
-      </w:r>
-      <w:r>
-        <w:rPr>
-          <w:rFonts w:ascii="Segoe UI" w:eastAsia="Times New Roman" w:hAnsi="Segoe UI" w:cs="Segoe UI"/>
-          <w:color w:val="1F2937"/>
-          <w:sz w:val="21"/>
-          <w:szCs w:val="21"/>
-        </w:rPr>
-        <w:t xml:space="preserve"> — </w:t>
-      </w:r>
-      <w:r>
-        <w:rPr>
-          <w:rFonts w:ascii="Segoe UI" w:eastAsia="Times New Roman" w:hAnsi="Segoe UI" w:cs="Segoe UI"/>
-          <w:color w:val="1F2937"/>
-          <w:sz w:val="21"/>
-          <w:szCs w:val="21"/>
-        </w:rPr>
-        <w:t xml:space="preserve">the ones waiting on you. </w:t>
-      </w:r>
-      <w:r>
-        <w:rPr>
-          <w:rFonts w:ascii="Segoe UI" w:eastAsia="Times New Roman" w:hAnsi="Segoe UI" w:cs="Segoe UI"/>
+        <w:t>Download completion certificate</w:t>
+      </w:r>
+      <w:r>
+        <w:rPr>
+          <w:rFonts w:ascii="Segoe UI" w:hAnsi="Segoe UI" w:cs="Segoe UI"/>
+          <w:color w:val="1F2937"/>
+          <w:sz w:val="21"/>
+          <w:szCs w:val="21"/>
+        </w:rPr>
+        <w:t xml:space="preserve"> on the task, then choose the folder on your phone to save it in.</w:t>
+      </w:r>
+    </w:p>
+    <w:tbl>
+      <w:tblPr>
+        <w:tblW w:w="5000" w:type="pct"/>
+        <w:tblCellMar>
+          <w:top w:w="15" w:type="dxa"/>
+          <w:left w:w="15" w:type="dxa"/>
+          <w:bottom w:w="15" w:type="dxa"/>
+          <w:right w:w="15" w:type="dxa"/>
+        </w:tblCellMar>
+        <w:tblLook w:val="04A0" w:firstRow="1" w:lastRow="0" w:firstColumn="1" w:lastColumn="0" w:noHBand="0" w:noVBand="1"/>
+      </w:tblPr>
+      <w:tblGrid>
+        <w:gridCol w:w="8981"/>
+      </w:tblGrid>
+      <w:tr>
+        <w:trPr>
+          <w:cantSplit/>
+        </w:trPr>
+        <w:tc>
+          <w:tcPr>
+            <w:tcW w:w="0" w:type="auto"/>
+            <w:tcBorders>
+              <w:left w:val="single" w:sz="36" w:space="0" w:color="D97706"/>
+            </w:tcBorders>
+            <w:shd w:val="clear" w:color="auto" w:fill="FEF3C7"/>
+            <w:tcMar>
+              <w:top w:w="140" w:type="dxa"/>
+              <w:left w:w="200" w:type="dxa"/>
+              <w:bottom w:w="140" w:type="dxa"/>
+              <w:right w:w="200" w:type="dxa"/>
+            </w:tcMar>
+            <w:vAlign w:val="center"/>
+            <w:hideMark/>
+          </w:tcPr>
+          <w:p>
+            <w:pPr>
+              <w:spacing w:before="200" w:after="200"/>
+              <w:rPr>
+                <w:rFonts w:ascii="Segoe UI" w:eastAsia="Times New Roman" w:hAnsi="Segoe UI" w:cs="Segoe UI"/>
+                <w:color w:val="1F2937"/>
+                <w:sz w:val="19"/>
+                <w:szCs w:val="19"/>
+              </w:rPr>
+            </w:pPr>
+            <w:r>
+              <w:rPr>
+                <w:rFonts w:ascii="Segoe UI" w:eastAsia="Times New Roman" w:hAnsi="Segoe UI" w:cs="Segoe UI"/>
+                <w:b/>
+                <w:bCs/>
+                <w:color w:val="1F2937"/>
+                <w:sz w:val="19"/>
+                <w:szCs w:val="19"/>
+              </w:rPr>
+              <w:t>IMPORTANT</w:t>
+            </w:r>
+            <w:r>
+              <w:rPr>
+                <w:rFonts w:ascii="Segoe UI" w:eastAsia="Times New Roman" w:hAnsi="Segoe UI" w:cs="Segoe UI"/>
+                <w:color w:val="1F2937"/>
+                <w:sz w:val="19"/>
+                <w:szCs w:val="19"/>
+              </w:rPr>
+              <w:t xml:space="preserve">  Only tick these if they are true. Your sign-off is what turns the task </w:t>
+            </w:r>
+            <w:r>
+              <w:rPr>
+                <w:rFonts w:ascii="Segoe UI" w:eastAsia="Times New Roman" w:hAnsi="Segoe UI" w:cs="Segoe UI"/>
+                <w:b/>
+                <w:bCs/>
+                <w:color w:val="1F2937"/>
+                <w:sz w:val="19"/>
+                <w:szCs w:val="19"/>
+              </w:rPr>
+              <w:t>Completed</w:t>
+            </w:r>
+            <w:r>
+              <w:rPr>
+                <w:rFonts w:ascii="Segoe UI" w:eastAsia="Times New Roman" w:hAnsi="Segoe UI" w:cs="Segoe UI"/>
+                <w:color w:val="1F2937"/>
+                <w:sz w:val="19"/>
+                <w:szCs w:val="19"/>
+              </w:rPr>
+              <w:t xml:space="preserve"> </w:t>
+            </w:r>
+            <w:r>
+              <w:rPr>
+                <w:rFonts w:ascii="Segoe UI" w:eastAsia="Times New Roman" w:hAnsi="Segoe UI" w:cs="Segoe UI"/>
+                <w:color w:val="1F2937"/>
+                <w:sz w:val="19"/>
+                <w:szCs w:val="19"/>
+              </w:rPr>
+              <w:t>and makes it billable. If the work is not right, do not sign — contact your coordinator and it will be sent back to the team.</w:t>
+            </w:r>
+          </w:p>
+        </w:tc>
+      </w:tr>
+    </w:tbl>
+    <w:p>
+      <w:pPr>
+        <w:pStyle w:val="Heading2"/>
+        <w:rPr>
+          <w:rFonts w:ascii="Segoe UI" w:eastAsia="Times New Roman" w:hAnsi="Segoe UI" w:cs="Segoe UI"/>
+        </w:rPr>
+      </w:pPr>
+      <w:r>
+        <w:rPr>
+          <w:rFonts w:ascii="Segoe UI" w:eastAsia="Times New Roman" w:hAnsi="Segoe UI" w:cs="Segoe UI"/>
+        </w:rPr>
+        <w:t>PART 6   TRACKING YOUR REQUESTS</w:t>
+      </w:r>
+    </w:p>
+    <w:p>
+      <w:pPr>
+        <w:pStyle w:val="Heading3"/>
+        <w:rPr>
+          <w:rFonts w:ascii="Segoe UI" w:eastAsia="Times New Roman" w:hAnsi="Segoe UI" w:cs="Segoe UI"/>
+        </w:rPr>
+      </w:pPr>
+      <w:r>
+        <w:rPr>
+          <w:rFonts w:ascii="Segoe UI" w:eastAsia="Times New Roman" w:hAnsi="Segoe UI" w:cs="Segoe UI"/>
+        </w:rPr>
+        <w:t>Step 16   Read the Status Labels</w:t>
+      </w:r>
+    </w:p>
+    <w:p>
+      <w:pPr>
+        <w:pStyle w:val="NormalWeb"/>
+        <w:rPr>
+          <w:rFonts w:ascii="Segoe UI" w:hAnsi="Segoe UI" w:cs="Segoe UI"/>
+          <w:color w:val="1F2937"/>
+          <w:sz w:val="21"/>
+          <w:szCs w:val="21"/>
+        </w:rPr>
+      </w:pPr>
+      <w:r>
+        <w:rPr>
+          <w:rFonts w:ascii="Segoe UI" w:hAnsi="Segoe UI" w:cs="Segoe UI"/>
+          <w:color w:val="1F2937"/>
+          <w:sz w:val="21"/>
+          <w:szCs w:val="21"/>
+        </w:rPr>
+        <w:t xml:space="preserve">Every task in your </w:t>
+      </w:r>
+      <w:r>
+        <w:rPr>
+          <w:rFonts w:ascii="Segoe UI" w:hAnsi="Segoe UI" w:cs="Segoe UI"/>
           <w:b/>
           <w:bCs/>
           <w:color w:val="1F2937"/>
           <w:sz w:val="21"/>
           <w:szCs w:val="21"/>
         </w:rPr>
-        <w:t>Check this one first.</w:t>
+        <w:t>Requests</w:t>
+      </w:r>
+      <w:r>
+        <w:rPr>
+          <w:rFonts w:ascii="Segoe UI" w:hAnsi="Segoe UI" w:cs="Segoe UI"/>
+          <w:color w:val="1F2937"/>
+          <w:sz w:val="21"/>
+          <w:szCs w:val="21"/>
+        </w:rPr>
+        <w:t xml:space="preserve"> list carries a status. Here is what each one means and whether you need to do anything:</w:t>
+      </w:r>
+    </w:p>
+    <w:tbl>
+      <w:tblPr>
+        <w:tblW w:w="5000" w:type="pct"/>
+        <w:tblCellMar>
+          <w:top w:w="15" w:type="dxa"/>
+          <w:left w:w="15" w:type="dxa"/>
+          <w:bottom w:w="15" w:type="dxa"/>
+          <w:right w:w="15" w:type="dxa"/>
+        </w:tblCellMar>
+        <w:tblLook w:val="04A0" w:firstRow="1" w:lastRow="0" w:firstColumn="1" w:lastColumn="0" w:noHBand="0" w:noVBand="1"/>
+      </w:tblPr>
+      <w:tblGrid>
+        <w:gridCol w:w="2343"/>
+        <w:gridCol w:w="3964"/>
+        <w:gridCol w:w="2703"/>
+      </w:tblGrid>
+      <w:tr>
+        <w:trPr>
+          <w:cantSplit/>
+          <w:tblHeader/>
+        </w:trPr>
+        <w:tc>
+          <w:tcPr>
+            <w:tcW w:w="1300" w:type="pct"/>
+            <w:tcBorders>
+              <w:top w:val="single" w:sz="6" w:space="0" w:color="1E40AF"/>
+              <w:left w:val="single" w:sz="6" w:space="0" w:color="1E40AF"/>
+              <w:bottom w:val="single" w:sz="6" w:space="0" w:color="1E40AF"/>
+              <w:right w:val="single" w:sz="6" w:space="0" w:color="1E40AF"/>
+            </w:tcBorders>
+            <w:shd w:val="clear" w:color="auto" w:fill="1E40AF"/>
+            <w:tcMar>
+              <w:top w:w="100" w:type="dxa"/>
+              <w:left w:w="140" w:type="dxa"/>
+              <w:bottom w:w="100" w:type="dxa"/>
+              <w:right w:w="140" w:type="dxa"/>
+            </w:tcMar>
+            <w:vAlign w:val="center"/>
+            <w:hideMark/>
+          </w:tcPr>
+          <w:p>
+            <w:pPr>
+              <w:spacing w:before="200" w:after="200"/>
+              <w:rPr>
+                <w:rFonts w:ascii="Segoe UI" w:eastAsia="Times New Roman" w:hAnsi="Segoe UI" w:cs="Segoe UI"/>
+                <w:b/>
+                <w:bCs/>
+                <w:color w:val="FFFFFF"/>
+                <w:sz w:val="19"/>
+                <w:szCs w:val="19"/>
+              </w:rPr>
+            </w:pPr>
+            <w:r>
+              <w:rPr>
+                <w:rFonts w:ascii="Segoe UI" w:eastAsia="Times New Roman" w:hAnsi="Segoe UI" w:cs="Segoe UI"/>
+                <w:b/>
+                <w:bCs/>
+                <w:color w:val="FFFFFF"/>
+                <w:sz w:val="19"/>
+                <w:szCs w:val="19"/>
+              </w:rPr>
+              <w:t>Status</w:t>
+            </w:r>
+          </w:p>
+        </w:tc>
+        <w:tc>
+          <w:tcPr>
+            <w:tcW w:w="2200" w:type="pct"/>
+            <w:tcBorders>
+              <w:top w:val="single" w:sz="6" w:space="0" w:color="1E40AF"/>
+              <w:left w:val="single" w:sz="6" w:space="0" w:color="1E40AF"/>
+              <w:bottom w:val="single" w:sz="6" w:space="0" w:color="1E40AF"/>
+              <w:right w:val="single" w:sz="6" w:space="0" w:color="1E40AF"/>
+            </w:tcBorders>
+            <w:shd w:val="clear" w:color="auto" w:fill="1E40AF"/>
+            <w:tcMar>
+              <w:top w:w="100" w:type="dxa"/>
+              <w:left w:w="140" w:type="dxa"/>
+              <w:bottom w:w="100" w:type="dxa"/>
+              <w:right w:w="140" w:type="dxa"/>
+            </w:tcMar>
+            <w:vAlign w:val="center"/>
+            <w:hideMark/>
+          </w:tcPr>
+          <w:p>
+            <w:pPr>
+              <w:spacing w:before="200" w:after="200"/>
+              <w:rPr>
+                <w:rFonts w:ascii="Segoe UI" w:eastAsia="Times New Roman" w:hAnsi="Segoe UI" w:cs="Segoe UI"/>
+                <w:b/>
+                <w:bCs/>
+                <w:color w:val="FFFFFF"/>
+                <w:sz w:val="19"/>
+                <w:szCs w:val="19"/>
+              </w:rPr>
+            </w:pPr>
+            <w:r>
+              <w:rPr>
+                <w:rFonts w:ascii="Segoe UI" w:eastAsia="Times New Roman" w:hAnsi="Segoe UI" w:cs="Segoe UI"/>
+                <w:b/>
+                <w:bCs/>
+                <w:color w:val="FFFFFF"/>
+                <w:sz w:val="19"/>
+                <w:szCs w:val="19"/>
+              </w:rPr>
+              <w:t>What it means</w:t>
+            </w:r>
+          </w:p>
+        </w:tc>
+        <w:tc>
+          <w:tcPr>
+            <w:tcW w:w="0" w:type="auto"/>
+            <w:tcBorders>
+              <w:top w:val="single" w:sz="6" w:space="0" w:color="1E40AF"/>
+              <w:left w:val="single" w:sz="6" w:space="0" w:color="1E40AF"/>
+              <w:bottom w:val="single" w:sz="6" w:space="0" w:color="1E40AF"/>
+              <w:right w:val="single" w:sz="6" w:space="0" w:color="1E40AF"/>
+            </w:tcBorders>
+            <w:shd w:val="clear" w:color="auto" w:fill="1E40AF"/>
+            <w:tcMar>
+              <w:top w:w="100" w:type="dxa"/>
+              <w:left w:w="140" w:type="dxa"/>
+              <w:bottom w:w="100" w:type="dxa"/>
+              <w:right w:w="140" w:type="dxa"/>
+            </w:tcMar>
+            <w:vAlign w:val="center"/>
+            <w:hideMark/>
+          </w:tcPr>
+          <w:p>
+            <w:pPr>
+              <w:spacing w:before="200" w:after="200"/>
+              <w:rPr>
+                <w:rFonts w:ascii="Segoe UI" w:eastAsia="Times New Roman" w:hAnsi="Segoe UI" w:cs="Segoe UI"/>
+                <w:b/>
+                <w:bCs/>
+                <w:color w:val="FFFFFF"/>
+                <w:sz w:val="19"/>
+                <w:szCs w:val="19"/>
+              </w:rPr>
+            </w:pPr>
+            <w:r>
+              <w:rPr>
+                <w:rFonts w:ascii="Segoe UI" w:eastAsia="Times New Roman" w:hAnsi="Segoe UI" w:cs="Segoe UI"/>
+                <w:b/>
+                <w:bCs/>
+                <w:color w:val="FFFFFF"/>
+                <w:sz w:val="19"/>
+                <w:szCs w:val="19"/>
+              </w:rPr>
+              <w:t>Your move</w:t>
+            </w:r>
+          </w:p>
+        </w:tc>
+      </w:tr>
+      <w:tr>
+        <w:trPr>
+          <w:cantSplit/>
+        </w:trPr>
+        <w:tc>
+          <w:tcPr>
+            <w:tcW w:w="0" w:type="auto"/>
+            <w:tcBorders>
+              <w:top w:val="single" w:sz="6" w:space="0" w:color="E5E9F0"/>
+              <w:left w:val="single" w:sz="6" w:space="0" w:color="E5E9F0"/>
+              <w:bottom w:val="single" w:sz="6" w:space="0" w:color="E5E9F0"/>
+              <w:right w:val="single" w:sz="6" w:space="0" w:color="E5E9F0"/>
+            </w:tcBorders>
+            <w:tcMar>
+              <w:top w:w="100" w:type="dxa"/>
+              <w:left w:w="140" w:type="dxa"/>
+              <w:bottom w:w="100" w:type="dxa"/>
+              <w:right w:w="140" w:type="dxa"/>
+            </w:tcMar>
+            <w:hideMark/>
+          </w:tcPr>
+          <w:p>
+            <w:pPr>
+              <w:spacing w:before="200" w:after="200"/>
+              <w:rPr>
+                <w:rFonts w:ascii="Segoe UI" w:eastAsia="Times New Roman" w:hAnsi="Segoe UI" w:cs="Segoe UI"/>
+                <w:color w:val="1F2937"/>
+                <w:sz w:val="19"/>
+                <w:szCs w:val="19"/>
+              </w:rPr>
+            </w:pPr>
+            <w:r>
+              <w:rPr>
+                <w:rFonts w:ascii="Segoe UI" w:eastAsia="Times New Roman" w:hAnsi="Segoe UI" w:cs="Segoe UI"/>
+                <w:b/>
+                <w:bCs/>
+                <w:color w:val="1F2937"/>
+                <w:sz w:val="19"/>
+                <w:szCs w:val="19"/>
+              </w:rPr>
+              <w:t>Assigned</w:t>
+            </w:r>
+          </w:p>
+        </w:tc>
+        <w:tc>
+          <w:tcPr>
+            <w:tcW w:w="0" w:type="auto"/>
+            <w:tcBorders>
+              <w:top w:val="single" w:sz="6" w:space="0" w:color="E5E9F0"/>
+              <w:left w:val="single" w:sz="6" w:space="0" w:color="E5E9F0"/>
+              <w:bottom w:val="single" w:sz="6" w:space="0" w:color="E5E9F0"/>
+              <w:right w:val="single" w:sz="6" w:space="0" w:color="E5E9F0"/>
+            </w:tcBorders>
+            <w:tcMar>
+              <w:top w:w="100" w:type="dxa"/>
+              <w:left w:w="140" w:type="dxa"/>
+              <w:bottom w:w="100" w:type="dxa"/>
+              <w:right w:w="140" w:type="dxa"/>
+            </w:tcMar>
+            <w:hideMark/>
+          </w:tcPr>
+          <w:p>
+            <w:pPr>
+              <w:spacing w:before="200" w:after="200"/>
+              <w:rPr>
+                <w:rFonts w:ascii="Segoe UI" w:eastAsia="Times New Roman" w:hAnsi="Segoe UI" w:cs="Segoe UI"/>
+                <w:color w:val="1F2937"/>
+                <w:sz w:val="19"/>
+                <w:szCs w:val="19"/>
+              </w:rPr>
+            </w:pPr>
+            <w:r>
+              <w:rPr>
+                <w:rFonts w:ascii="Segoe UI" w:eastAsia="Times New Roman" w:hAnsi="Segoe UI" w:cs="Segoe UI"/>
+                <w:color w:val="1F2937"/>
+                <w:sz w:val="19"/>
+                <w:szCs w:val="19"/>
+              </w:rPr>
+              <w:t>Logged and given to someone, not started yet.</w:t>
+            </w:r>
+          </w:p>
+        </w:tc>
+        <w:tc>
+          <w:tcPr>
+            <w:tcW w:w="0" w:type="auto"/>
+            <w:tcBorders>
+              <w:top w:val="single" w:sz="6" w:space="0" w:color="E5E9F0"/>
+              <w:left w:val="single" w:sz="6" w:space="0" w:color="E5E9F0"/>
+              <w:bottom w:val="single" w:sz="6" w:space="0" w:color="E5E9F0"/>
+              <w:right w:val="single" w:sz="6" w:space="0" w:color="E5E9F0"/>
+            </w:tcBorders>
+            <w:tcMar>
+              <w:top w:w="100" w:type="dxa"/>
+              <w:left w:w="140" w:type="dxa"/>
+              <w:bottom w:w="100" w:type="dxa"/>
+              <w:right w:w="140" w:type="dxa"/>
+            </w:tcMar>
+            <w:hideMark/>
+          </w:tcPr>
+          <w:p>
+            <w:pPr>
+              <w:spacing w:before="200" w:after="200"/>
+              <w:rPr>
+                <w:rFonts w:ascii="Segoe UI" w:eastAsia="Times New Roman" w:hAnsi="Segoe UI" w:cs="Segoe UI"/>
+                <w:color w:val="1F2937"/>
+                <w:sz w:val="19"/>
+                <w:szCs w:val="19"/>
+              </w:rPr>
+            </w:pPr>
+            <w:r>
+              <w:rPr>
+                <w:rFonts w:ascii="Segoe UI" w:eastAsia="Times New Roman" w:hAnsi="Segoe UI" w:cs="Segoe UI"/>
+                <w:color w:val="1F2937"/>
+                <w:sz w:val="19"/>
+                <w:szCs w:val="19"/>
+              </w:rPr>
+              <w:t>Nothing.</w:t>
+            </w:r>
+          </w:p>
+        </w:tc>
+      </w:tr>
+      <w:tr>
+        <w:trPr>
+          <w:cantSplit/>
+        </w:trPr>
+        <w:tc>
+          <w:tcPr>
+            <w:tcW w:w="0" w:type="auto"/>
+            <w:tcBorders>
+              <w:top w:val="single" w:sz="6" w:space="0" w:color="E5E9F0"/>
+              <w:left w:val="single" w:sz="6" w:space="0" w:color="E5E9F0"/>
+              <w:bottom w:val="single" w:sz="6" w:space="0" w:color="E5E9F0"/>
+              <w:right w:val="single" w:sz="6" w:space="0" w:color="E5E9F0"/>
+            </w:tcBorders>
+            <w:shd w:val="clear" w:color="auto" w:fill="F7F9FC"/>
+            <w:tcMar>
+              <w:top w:w="100" w:type="dxa"/>
+              <w:left w:w="140" w:type="dxa"/>
+              <w:bottom w:w="100" w:type="dxa"/>
+              <w:right w:w="140" w:type="dxa"/>
+            </w:tcMar>
+            <w:hideMark/>
+          </w:tcPr>
+          <w:p>
+            <w:pPr>
+              <w:spacing w:before="200" w:after="200"/>
+              <w:rPr>
+                <w:rFonts w:ascii="Segoe UI" w:eastAsia="Times New Roman" w:hAnsi="Segoe UI" w:cs="Segoe UI"/>
+                <w:color w:val="1F2937"/>
+                <w:sz w:val="19"/>
+                <w:szCs w:val="19"/>
+              </w:rPr>
+            </w:pPr>
+            <w:r>
+              <w:rPr>
+                <w:rFonts w:ascii="Segoe UI" w:eastAsia="Times New Roman" w:hAnsi="Segoe UI" w:cs="Segoe UI"/>
+                <w:b/>
+                <w:bCs/>
+                <w:color w:val="1F2937"/>
+                <w:sz w:val="19"/>
+                <w:szCs w:val="19"/>
+              </w:rPr>
+              <w:t>Urgent</w:t>
+            </w:r>
+          </w:p>
+        </w:tc>
+        <w:tc>
+          <w:tcPr>
+            <w:tcW w:w="0" w:type="auto"/>
+            <w:tcBorders>
+              <w:top w:val="single" w:sz="6" w:space="0" w:color="E5E9F0"/>
+              <w:left w:val="single" w:sz="6" w:space="0" w:color="E5E9F0"/>
+              <w:bottom w:val="single" w:sz="6" w:space="0" w:color="E5E9F0"/>
+              <w:right w:val="single" w:sz="6" w:space="0" w:color="E5E9F0"/>
+            </w:tcBorders>
+            <w:shd w:val="clear" w:color="auto" w:fill="F7F9FC"/>
+            <w:tcMar>
+              <w:top w:w="100" w:type="dxa"/>
+              <w:left w:w="140" w:type="dxa"/>
+              <w:bottom w:w="100" w:type="dxa"/>
+              <w:right w:w="140" w:type="dxa"/>
+            </w:tcMar>
+            <w:hideMark/>
+          </w:tcPr>
+          <w:p>
+            <w:pPr>
+              <w:spacing w:before="200" w:after="200"/>
+              <w:rPr>
+                <w:rFonts w:ascii="Segoe UI" w:eastAsia="Times New Roman" w:hAnsi="Segoe UI" w:cs="Segoe UI"/>
+                <w:color w:val="1F2937"/>
+                <w:sz w:val="19"/>
+                <w:szCs w:val="19"/>
+              </w:rPr>
+            </w:pPr>
+            <w:r>
+              <w:rPr>
+                <w:rFonts w:ascii="Segoe UI" w:eastAsia="Times New Roman" w:hAnsi="Segoe UI" w:cs="Segoe UI"/>
+                <w:color w:val="1F2937"/>
+                <w:sz w:val="19"/>
+                <w:szCs w:val="19"/>
+              </w:rPr>
+              <w:t>Queued as urgent, not started yet.</w:t>
+            </w:r>
+          </w:p>
+        </w:tc>
+        <w:tc>
+          <w:tcPr>
+            <w:tcW w:w="0" w:type="auto"/>
+            <w:tcBorders>
+              <w:top w:val="single" w:sz="6" w:space="0" w:color="E5E9F0"/>
+              <w:left w:val="single" w:sz="6" w:space="0" w:color="E5E9F0"/>
+              <w:bottom w:val="single" w:sz="6" w:space="0" w:color="E5E9F0"/>
+              <w:right w:val="single" w:sz="6" w:space="0" w:color="E5E9F0"/>
+            </w:tcBorders>
+            <w:shd w:val="clear" w:color="auto" w:fill="F7F9FC"/>
+            <w:tcMar>
+              <w:top w:w="100" w:type="dxa"/>
+              <w:left w:w="140" w:type="dxa"/>
+              <w:bottom w:w="100" w:type="dxa"/>
+              <w:right w:w="140" w:type="dxa"/>
+            </w:tcMar>
+            <w:hideMark/>
+          </w:tcPr>
+          <w:p>
+            <w:pPr>
+              <w:spacing w:before="200" w:after="200"/>
+              <w:rPr>
+                <w:rFonts w:ascii="Segoe UI" w:eastAsia="Times New Roman" w:hAnsi="Segoe UI" w:cs="Segoe UI"/>
+                <w:color w:val="1F2937"/>
+                <w:sz w:val="19"/>
+                <w:szCs w:val="19"/>
+              </w:rPr>
+            </w:pPr>
+            <w:r>
+              <w:rPr>
+                <w:rFonts w:ascii="Segoe UI" w:eastAsia="Times New Roman" w:hAnsi="Segoe UI" w:cs="Segoe UI"/>
+                <w:color w:val="1F2937"/>
+                <w:sz w:val="19"/>
+                <w:szCs w:val="19"/>
+              </w:rPr>
+              <w:t>Nothing.</w:t>
+            </w:r>
+          </w:p>
+        </w:tc>
+      </w:tr>
+      <w:tr>
+        <w:trPr>
+          <w:cantSplit/>
+        </w:trPr>
+        <w:tc>
+          <w:tcPr>
+            <w:tcW w:w="0" w:type="auto"/>
+            <w:tcBorders>
+              <w:top w:val="single" w:sz="6" w:space="0" w:color="E5E9F0"/>
+              <w:left w:val="single" w:sz="6" w:space="0" w:color="E5E9F0"/>
+              <w:bottom w:val="single" w:sz="6" w:space="0" w:color="E5E9F0"/>
+              <w:right w:val="single" w:sz="6" w:space="0" w:color="E5E9F0"/>
+            </w:tcBorders>
+            <w:tcMar>
+              <w:top w:w="100" w:type="dxa"/>
+              <w:left w:w="140" w:type="dxa"/>
+              <w:bottom w:w="100" w:type="dxa"/>
+              <w:right w:w="140" w:type="dxa"/>
+            </w:tcMar>
+            <w:hideMark/>
+          </w:tcPr>
+          <w:p>
+            <w:pPr>
+              <w:spacing w:before="200" w:after="200"/>
+              <w:rPr>
+                <w:rFonts w:ascii="Segoe UI" w:eastAsia="Times New Roman" w:hAnsi="Segoe UI" w:cs="Segoe UI"/>
+                <w:color w:val="1F2937"/>
+                <w:sz w:val="19"/>
+                <w:szCs w:val="19"/>
+              </w:rPr>
+            </w:pPr>
+            <w:r>
+              <w:rPr>
+                <w:rFonts w:ascii="Segoe UI" w:eastAsia="Times New Roman" w:hAnsi="Segoe UI" w:cs="Segoe UI"/>
+                <w:b/>
+                <w:bCs/>
+                <w:color w:val="1F2937"/>
+                <w:sz w:val="19"/>
+                <w:szCs w:val="19"/>
+              </w:rPr>
+              <w:t>Important</w:t>
+            </w:r>
+          </w:p>
+        </w:tc>
+        <w:tc>
+          <w:tcPr>
+            <w:tcW w:w="0" w:type="auto"/>
+            <w:tcBorders>
+              <w:top w:val="single" w:sz="6" w:space="0" w:color="E5E9F0"/>
+              <w:left w:val="single" w:sz="6" w:space="0" w:color="E5E9F0"/>
+              <w:bottom w:val="single" w:sz="6" w:space="0" w:color="E5E9F0"/>
+              <w:right w:val="single" w:sz="6" w:space="0" w:color="E5E9F0"/>
+            </w:tcBorders>
+            <w:tcMar>
+              <w:top w:w="100" w:type="dxa"/>
+              <w:left w:w="140" w:type="dxa"/>
+              <w:bottom w:w="100" w:type="dxa"/>
+              <w:right w:w="140" w:type="dxa"/>
+            </w:tcMar>
+            <w:hideMark/>
+          </w:tcPr>
+          <w:p>
+            <w:pPr>
+              <w:spacing w:before="200" w:after="200"/>
+              <w:rPr>
+                <w:rFonts w:ascii="Segoe UI" w:eastAsia="Times New Roman" w:hAnsi="Segoe UI" w:cs="Segoe UI"/>
+                <w:color w:val="1F2937"/>
+                <w:sz w:val="19"/>
+                <w:szCs w:val="19"/>
+              </w:rPr>
+            </w:pPr>
+            <w:r>
+              <w:rPr>
+                <w:rFonts w:ascii="Segoe UI" w:eastAsia="Times New Roman" w:hAnsi="Segoe UI" w:cs="Segoe UI"/>
+                <w:color w:val="1F2937"/>
+                <w:sz w:val="19"/>
+                <w:szCs w:val="19"/>
+              </w:rPr>
+              <w:t>Queued as important, not started yet.</w:t>
+            </w:r>
+          </w:p>
+        </w:tc>
+        <w:tc>
+          <w:tcPr>
+            <w:tcW w:w="0" w:type="auto"/>
+            <w:tcBorders>
+              <w:top w:val="single" w:sz="6" w:space="0" w:color="E5E9F0"/>
+              <w:left w:val="single" w:sz="6" w:space="0" w:color="E5E9F0"/>
+              <w:bottom w:val="single" w:sz="6" w:space="0" w:color="E5E9F0"/>
+              <w:right w:val="single" w:sz="6" w:space="0" w:color="E5E9F0"/>
+            </w:tcBorders>
+            <w:tcMar>
+              <w:top w:w="100" w:type="dxa"/>
+              <w:left w:w="140" w:type="dxa"/>
+              <w:bottom w:w="100" w:type="dxa"/>
+              <w:right w:w="140" w:type="dxa"/>
+            </w:tcMar>
+            <w:hideMark/>
+          </w:tcPr>
+          <w:p>
+            <w:pPr>
+              <w:spacing w:before="200" w:after="200"/>
+              <w:rPr>
+                <w:rFonts w:ascii="Segoe UI" w:eastAsia="Times New Roman" w:hAnsi="Segoe UI" w:cs="Segoe UI"/>
+                <w:color w:val="1F2937"/>
+                <w:sz w:val="19"/>
+                <w:szCs w:val="19"/>
+              </w:rPr>
+            </w:pPr>
+            <w:r>
+              <w:rPr>
+                <w:rFonts w:ascii="Segoe UI" w:eastAsia="Times New Roman" w:hAnsi="Segoe UI" w:cs="Segoe UI"/>
+                <w:color w:val="1F2937"/>
+                <w:sz w:val="19"/>
+                <w:szCs w:val="19"/>
+              </w:rPr>
+              <w:t>Nothing.</w:t>
+            </w:r>
+          </w:p>
+        </w:tc>
+      </w:tr>
+      <w:tr>
+        <w:trPr>
+          <w:cantSplit/>
+        </w:trPr>
+        <w:tc>
+          <w:tcPr>
+            <w:tcW w:w="0" w:type="auto"/>
+            <w:tcBorders>
+              <w:top w:val="single" w:sz="6" w:space="0" w:color="E5E9F0"/>
+              <w:left w:val="single" w:sz="6" w:space="0" w:color="E5E9F0"/>
+              <w:bottom w:val="single" w:sz="6" w:space="0" w:color="E5E9F0"/>
+              <w:right w:val="single" w:sz="6" w:space="0" w:color="E5E9F0"/>
+            </w:tcBorders>
+            <w:shd w:val="clear" w:color="auto" w:fill="F7F9FC"/>
+            <w:tcMar>
+              <w:top w:w="100" w:type="dxa"/>
+              <w:left w:w="140" w:type="dxa"/>
+              <w:bottom w:w="100" w:type="dxa"/>
+              <w:right w:w="140" w:type="dxa"/>
+            </w:tcMar>
+            <w:hideMark/>
+          </w:tcPr>
+          <w:p>
+            <w:pPr>
+              <w:spacing w:before="200" w:after="200"/>
+              <w:rPr>
+                <w:rFonts w:ascii="Segoe UI" w:eastAsia="Times New Roman" w:hAnsi="Segoe UI" w:cs="Segoe UI"/>
+                <w:color w:val="1F2937"/>
+                <w:sz w:val="19"/>
+                <w:szCs w:val="19"/>
+              </w:rPr>
+            </w:pPr>
+            <w:r>
+              <w:rPr>
+                <w:rFonts w:ascii="Segoe UI" w:eastAsia="Times New Roman" w:hAnsi="Segoe UI" w:cs="Segoe UI"/>
+                <w:b/>
+                <w:bCs/>
+                <w:color w:val="1F2937"/>
+                <w:sz w:val="19"/>
+                <w:szCs w:val="19"/>
+              </w:rPr>
+              <w:t>Regular</w:t>
+            </w:r>
+          </w:p>
+        </w:tc>
+        <w:tc>
+          <w:tcPr>
+            <w:tcW w:w="0" w:type="auto"/>
+            <w:tcBorders>
+              <w:top w:val="single" w:sz="6" w:space="0" w:color="E5E9F0"/>
+              <w:left w:val="single" w:sz="6" w:space="0" w:color="E5E9F0"/>
+              <w:bottom w:val="single" w:sz="6" w:space="0" w:color="E5E9F0"/>
+              <w:right w:val="single" w:sz="6" w:space="0" w:color="E5E9F0"/>
+            </w:tcBorders>
+            <w:shd w:val="clear" w:color="auto" w:fill="F7F9FC"/>
+            <w:tcMar>
+              <w:top w:w="100" w:type="dxa"/>
+              <w:left w:w="140" w:type="dxa"/>
+              <w:bottom w:w="100" w:type="dxa"/>
+              <w:right w:w="140" w:type="dxa"/>
+            </w:tcMar>
+            <w:hideMark/>
+          </w:tcPr>
+          <w:p>
+            <w:pPr>
+              <w:spacing w:before="200" w:after="200"/>
+              <w:rPr>
+                <w:rFonts w:ascii="Segoe UI" w:eastAsia="Times New Roman" w:hAnsi="Segoe UI" w:cs="Segoe UI"/>
+                <w:color w:val="1F2937"/>
+                <w:sz w:val="19"/>
+                <w:szCs w:val="19"/>
+              </w:rPr>
+            </w:pPr>
+            <w:r>
+              <w:rPr>
+                <w:rFonts w:ascii="Segoe UI" w:eastAsia="Times New Roman" w:hAnsi="Segoe UI" w:cs="Segoe UI"/>
+                <w:color w:val="1F2937"/>
+                <w:sz w:val="19"/>
+                <w:szCs w:val="19"/>
+              </w:rPr>
+              <w:t>Queued as normal priority, not started yet.</w:t>
+            </w:r>
+          </w:p>
+        </w:tc>
+        <w:tc>
+          <w:tcPr>
+            <w:tcW w:w="0" w:type="auto"/>
+            <w:tcBorders>
+              <w:top w:val="single" w:sz="6" w:space="0" w:color="E5E9F0"/>
+              <w:left w:val="single" w:sz="6" w:space="0" w:color="E5E9F0"/>
+              <w:bottom w:val="single" w:sz="6" w:space="0" w:color="E5E9F0"/>
+              <w:right w:val="single" w:sz="6" w:space="0" w:color="E5E9F0"/>
+            </w:tcBorders>
+            <w:shd w:val="clear" w:color="auto" w:fill="F7F9FC"/>
+            <w:tcMar>
+              <w:top w:w="100" w:type="dxa"/>
+              <w:left w:w="140" w:type="dxa"/>
+              <w:bottom w:w="100" w:type="dxa"/>
+              <w:right w:w="140" w:type="dxa"/>
+            </w:tcMar>
+            <w:hideMark/>
+          </w:tcPr>
+          <w:p>
+            <w:pPr>
+              <w:spacing w:before="200" w:after="200"/>
+              <w:rPr>
+                <w:rFonts w:ascii="Segoe UI" w:eastAsia="Times New Roman" w:hAnsi="Segoe UI" w:cs="Segoe UI"/>
+                <w:color w:val="1F2937"/>
+                <w:sz w:val="19"/>
+                <w:szCs w:val="19"/>
+              </w:rPr>
+            </w:pPr>
+            <w:r>
+              <w:rPr>
+                <w:rFonts w:ascii="Segoe UI" w:eastAsia="Times New Roman" w:hAnsi="Segoe UI" w:cs="Segoe UI"/>
+                <w:color w:val="1F2937"/>
+                <w:sz w:val="19"/>
+                <w:szCs w:val="19"/>
+              </w:rPr>
+              <w:t>Nothing.</w:t>
+            </w:r>
+          </w:p>
+        </w:tc>
+      </w:tr>
+      <w:tr>
+        <w:trPr>
+          <w:cantSplit/>
+        </w:trPr>
+        <w:tc>
+          <w:tcPr>
+            <w:tcW w:w="0" w:type="auto"/>
+            <w:tcBorders>
+              <w:top w:val="single" w:sz="6" w:space="0" w:color="E5E9F0"/>
+              <w:left w:val="single" w:sz="6" w:space="0" w:color="E5E9F0"/>
+              <w:bottom w:val="single" w:sz="6" w:space="0" w:color="E5E9F0"/>
+              <w:right w:val="single" w:sz="6" w:space="0" w:color="E5E9F0"/>
+            </w:tcBorders>
+            <w:tcMar>
+              <w:top w:w="100" w:type="dxa"/>
+              <w:left w:w="140" w:type="dxa"/>
+              <w:bottom w:w="100" w:type="dxa"/>
+              <w:right w:w="140" w:type="dxa"/>
+            </w:tcMar>
+            <w:hideMark/>
+          </w:tcPr>
+          <w:p>
+            <w:pPr>
+              <w:spacing w:before="200" w:after="200"/>
+              <w:rPr>
+                <w:rFonts w:ascii="Segoe UI" w:eastAsia="Times New Roman" w:hAnsi="Segoe UI" w:cs="Segoe UI"/>
+                <w:color w:val="1F2937"/>
+                <w:sz w:val="19"/>
+                <w:szCs w:val="19"/>
+              </w:rPr>
+            </w:pPr>
+            <w:r>
+              <w:rPr>
+                <w:rFonts w:ascii="Segoe UI" w:eastAsia="Times New Roman" w:hAnsi="Segoe UI" w:cs="Segoe UI"/>
+                <w:b/>
+                <w:bCs/>
+                <w:color w:val="1F2937"/>
+                <w:sz w:val="19"/>
+                <w:szCs w:val="19"/>
+              </w:rPr>
+              <w:t>In Progress</w:t>
+            </w:r>
+          </w:p>
+        </w:tc>
+        <w:tc>
+          <w:tcPr>
+            <w:tcW w:w="0" w:type="auto"/>
+            <w:tcBorders>
+              <w:top w:val="single" w:sz="6" w:space="0" w:color="E5E9F0"/>
+              <w:left w:val="single" w:sz="6" w:space="0" w:color="E5E9F0"/>
+              <w:bottom w:val="single" w:sz="6" w:space="0" w:color="E5E9F0"/>
+              <w:right w:val="single" w:sz="6" w:space="0" w:color="E5E9F0"/>
+            </w:tcBorders>
+            <w:tcMar>
+              <w:top w:w="100" w:type="dxa"/>
+              <w:left w:w="140" w:type="dxa"/>
+              <w:bottom w:w="100" w:type="dxa"/>
+              <w:right w:w="140" w:type="dxa"/>
+            </w:tcMar>
+            <w:hideMark/>
+          </w:tcPr>
+          <w:p>
+            <w:pPr>
+              <w:spacing w:before="200" w:after="200"/>
+              <w:rPr>
+                <w:rFonts w:ascii="Segoe UI" w:eastAsia="Times New Roman" w:hAnsi="Segoe UI" w:cs="Segoe UI"/>
+                <w:color w:val="1F2937"/>
+                <w:sz w:val="19"/>
+                <w:szCs w:val="19"/>
+              </w:rPr>
+            </w:pPr>
+            <w:r>
+              <w:rPr>
+                <w:rFonts w:ascii="Segoe UI" w:eastAsia="Times New Roman" w:hAnsi="Segoe UI" w:cs="Segoe UI"/>
+                <w:color w:val="1F2937"/>
+                <w:sz w:val="19"/>
+                <w:szCs w:val="19"/>
+              </w:rPr>
+              <w:t>Being worked on right now.</w:t>
+            </w:r>
+          </w:p>
+        </w:tc>
+        <w:tc>
+          <w:tcPr>
+            <w:tcW w:w="0" w:type="auto"/>
+            <w:tcBorders>
+              <w:top w:val="single" w:sz="6" w:space="0" w:color="E5E9F0"/>
+              <w:left w:val="single" w:sz="6" w:space="0" w:color="E5E9F0"/>
+              <w:bottom w:val="single" w:sz="6" w:space="0" w:color="E5E9F0"/>
+              <w:right w:val="single" w:sz="6" w:space="0" w:color="E5E9F0"/>
+            </w:tcBorders>
+            <w:tcMar>
+              <w:top w:w="100" w:type="dxa"/>
+              <w:left w:w="140" w:type="dxa"/>
+              <w:bottom w:w="100" w:type="dxa"/>
+              <w:right w:w="140" w:type="dxa"/>
+            </w:tcMar>
+            <w:hideMark/>
+          </w:tcPr>
+          <w:p>
+            <w:pPr>
+              <w:spacing w:before="200" w:after="200"/>
+              <w:rPr>
+                <w:rFonts w:ascii="Segoe UI" w:eastAsia="Times New Roman" w:hAnsi="Segoe UI" w:cs="Segoe UI"/>
+                <w:color w:val="1F2937"/>
+                <w:sz w:val="19"/>
+                <w:szCs w:val="19"/>
+              </w:rPr>
+            </w:pPr>
+            <w:r>
+              <w:rPr>
+                <w:rFonts w:ascii="Segoe UI" w:eastAsia="Times New Roman" w:hAnsi="Segoe UI" w:cs="Segoe UI"/>
+                <w:color w:val="1F2937"/>
+                <w:sz w:val="19"/>
+                <w:szCs w:val="19"/>
+              </w:rPr>
+              <w:t>Nothing.</w:t>
+            </w:r>
+          </w:p>
+        </w:tc>
+      </w:tr>
+      <w:tr>
+        <w:trPr>
+          <w:cantSplit/>
+        </w:trPr>
+        <w:tc>
+          <w:tcPr>
+            <w:tcW w:w="0" w:type="auto"/>
+            <w:tcBorders>
+              <w:top w:val="single" w:sz="6" w:space="0" w:color="E5E9F0"/>
+              <w:left w:val="single" w:sz="6" w:space="0" w:color="E5E9F0"/>
+              <w:bottom w:val="single" w:sz="6" w:space="0" w:color="E5E9F0"/>
+              <w:right w:val="single" w:sz="6" w:space="0" w:color="E5E9F0"/>
+            </w:tcBorders>
+            <w:shd w:val="clear" w:color="auto" w:fill="F7F9FC"/>
+            <w:tcMar>
+              <w:top w:w="100" w:type="dxa"/>
+              <w:left w:w="140" w:type="dxa"/>
+              <w:bottom w:w="100" w:type="dxa"/>
+              <w:right w:w="140" w:type="dxa"/>
+            </w:tcMar>
+            <w:hideMark/>
+          </w:tcPr>
+          <w:p>
+            <w:pPr>
+              <w:spacing w:before="200" w:after="200"/>
+              <w:rPr>
+                <w:rFonts w:ascii="Segoe UI" w:eastAsia="Times New Roman" w:hAnsi="Segoe UI" w:cs="Segoe UI"/>
+                <w:color w:val="1F2937"/>
+                <w:sz w:val="19"/>
+                <w:szCs w:val="19"/>
+              </w:rPr>
+            </w:pPr>
+            <w:r>
+              <w:rPr>
+                <w:rFonts w:ascii="Segoe UI" w:eastAsia="Times New Roman" w:hAnsi="Segoe UI" w:cs="Segoe UI"/>
+                <w:b/>
+                <w:bCs/>
+                <w:color w:val="1F2937"/>
+                <w:sz w:val="19"/>
+                <w:szCs w:val="19"/>
+              </w:rPr>
+              <w:t>On Hold</w:t>
+            </w:r>
+          </w:p>
+        </w:tc>
+        <w:tc>
+          <w:tcPr>
+            <w:tcW w:w="0" w:type="auto"/>
+            <w:tcBorders>
+              <w:top w:val="single" w:sz="6" w:space="0" w:color="E5E9F0"/>
+              <w:left w:val="single" w:sz="6" w:space="0" w:color="E5E9F0"/>
+              <w:bottom w:val="single" w:sz="6" w:space="0" w:color="E5E9F0"/>
+              <w:right w:val="single" w:sz="6" w:space="0" w:color="E5E9F0"/>
+            </w:tcBorders>
+            <w:shd w:val="clear" w:color="auto" w:fill="F7F9FC"/>
+            <w:tcMar>
+              <w:top w:w="100" w:type="dxa"/>
+              <w:left w:w="140" w:type="dxa"/>
+              <w:bottom w:w="100" w:type="dxa"/>
+              <w:right w:w="140" w:type="dxa"/>
+            </w:tcMar>
+            <w:hideMark/>
+          </w:tcPr>
+          <w:p>
+            <w:pPr>
+              <w:spacing w:before="200" w:after="200"/>
+              <w:rPr>
+                <w:rFonts w:ascii="Segoe UI" w:eastAsia="Times New Roman" w:hAnsi="Segoe UI" w:cs="Segoe UI"/>
+                <w:color w:val="1F2937"/>
+                <w:sz w:val="19"/>
+                <w:szCs w:val="19"/>
+              </w:rPr>
+            </w:pPr>
+            <w:r>
+              <w:rPr>
+                <w:rFonts w:ascii="Segoe UI" w:eastAsia="Times New Roman" w:hAnsi="Segoe UI" w:cs="Segoe UI"/>
+                <w:color w:val="1F2937"/>
+                <w:sz w:val="19"/>
+                <w:szCs w:val="19"/>
+              </w:rPr>
+              <w:t>Paused — a blocker, or waiting on something.</w:t>
+            </w:r>
+          </w:p>
+        </w:tc>
+        <w:tc>
+          <w:tcPr>
+            <w:tcW w:w="0" w:type="auto"/>
+            <w:tcBorders>
+              <w:top w:val="single" w:sz="6" w:space="0" w:color="E5E9F0"/>
+              <w:left w:val="single" w:sz="6" w:space="0" w:color="E5E9F0"/>
+              <w:bottom w:val="single" w:sz="6" w:space="0" w:color="E5E9F0"/>
+              <w:right w:val="single" w:sz="6" w:space="0" w:color="E5E9F0"/>
+            </w:tcBorders>
+            <w:shd w:val="clear" w:color="auto" w:fill="F7F9FC"/>
+            <w:tcMar>
+              <w:top w:w="100" w:type="dxa"/>
+              <w:left w:w="140" w:type="dxa"/>
+              <w:bottom w:w="100" w:type="dxa"/>
+              <w:right w:w="140" w:type="dxa"/>
+            </w:tcMar>
+            <w:hideMark/>
+          </w:tcPr>
+          <w:p>
+            <w:pPr>
+              <w:spacing w:before="200" w:after="200"/>
+              <w:rPr>
+                <w:rFonts w:ascii="Segoe UI" w:eastAsia="Times New Roman" w:hAnsi="Segoe UI" w:cs="Segoe UI"/>
+                <w:color w:val="1F2937"/>
+                <w:sz w:val="19"/>
+                <w:szCs w:val="19"/>
+              </w:rPr>
+            </w:pPr>
+            <w:r>
+              <w:rPr>
+                <w:rFonts w:ascii="Segoe UI" w:eastAsia="Times New Roman" w:hAnsi="Segoe UI" w:cs="Segoe UI"/>
+                <w:color w:val="1F2937"/>
+                <w:sz w:val="19"/>
+                <w:szCs w:val="19"/>
+              </w:rPr>
+              <w:t>Ask if it has been a while.</w:t>
+            </w:r>
+          </w:p>
+        </w:tc>
+      </w:tr>
+      <w:tr>
+        <w:trPr>
+          <w:cantSplit/>
+        </w:trPr>
+        <w:tc>
+          <w:tcPr>
+            <w:tcW w:w="0" w:type="auto"/>
+            <w:tcBorders>
+              <w:top w:val="single" w:sz="6" w:space="0" w:color="E5E9F0"/>
+              <w:left w:val="single" w:sz="6" w:space="0" w:color="E5E9F0"/>
+              <w:bottom w:val="single" w:sz="6" w:space="0" w:color="E5E9F0"/>
+              <w:right w:val="single" w:sz="6" w:space="0" w:color="E5E9F0"/>
+            </w:tcBorders>
+            <w:tcMar>
+              <w:top w:w="100" w:type="dxa"/>
+              <w:left w:w="140" w:type="dxa"/>
+              <w:bottom w:w="100" w:type="dxa"/>
+              <w:right w:w="140" w:type="dxa"/>
+            </w:tcMar>
+            <w:hideMark/>
+          </w:tcPr>
+          <w:p>
+            <w:pPr>
+              <w:spacing w:before="200" w:after="200"/>
+              <w:rPr>
+                <w:rFonts w:ascii="Segoe UI" w:eastAsia="Times New Roman" w:hAnsi="Segoe UI" w:cs="Segoe UI"/>
+                <w:color w:val="1F2937"/>
+                <w:sz w:val="19"/>
+                <w:szCs w:val="19"/>
+              </w:rPr>
+            </w:pPr>
+            <w:r>
+              <w:rPr>
+                <w:rFonts w:ascii="Segoe UI" w:eastAsia="Times New Roman" w:hAnsi="Segoe UI" w:cs="Segoe UI"/>
+                <w:b/>
+                <w:bCs/>
+                <w:color w:val="1F2937"/>
+                <w:sz w:val="19"/>
+                <w:szCs w:val="19"/>
+              </w:rPr>
+              <w:t>Verifying</w:t>
+            </w:r>
+          </w:p>
+        </w:tc>
+        <w:tc>
+          <w:tcPr>
+            <w:tcW w:w="0" w:type="auto"/>
+            <w:tcBorders>
+              <w:top w:val="single" w:sz="6" w:space="0" w:color="E5E9F0"/>
+              <w:left w:val="single" w:sz="6" w:space="0" w:color="E5E9F0"/>
+              <w:bottom w:val="single" w:sz="6" w:space="0" w:color="E5E9F0"/>
+              <w:right w:val="single" w:sz="6" w:space="0" w:color="E5E9F0"/>
+            </w:tcBorders>
+            <w:tcMar>
+              <w:top w:w="100" w:type="dxa"/>
+              <w:left w:w="140" w:type="dxa"/>
+              <w:bottom w:w="100" w:type="dxa"/>
+              <w:right w:w="140" w:type="dxa"/>
+            </w:tcMar>
+            <w:hideMark/>
+          </w:tcPr>
+          <w:p>
+            <w:pPr>
+              <w:spacing w:before="200" w:after="200"/>
+              <w:rPr>
+                <w:rFonts w:ascii="Segoe UI" w:eastAsia="Times New Roman" w:hAnsi="Segoe UI" w:cs="Segoe UI"/>
+                <w:color w:val="1F2937"/>
+                <w:sz w:val="19"/>
+                <w:szCs w:val="19"/>
+              </w:rPr>
+            </w:pPr>
+            <w:r>
+              <w:rPr>
+                <w:rFonts w:ascii="Segoe UI" w:eastAsia="Times New Roman" w:hAnsi="Segoe UI" w:cs="Segoe UI"/>
+                <w:color w:val="1F2937"/>
+                <w:sz w:val="19"/>
+                <w:szCs w:val="19"/>
+              </w:rPr>
+              <w:t>The developer has finished; an admin is checking it.</w:t>
+            </w:r>
+          </w:p>
+        </w:tc>
+        <w:tc>
+          <w:tcPr>
+            <w:tcW w:w="0" w:type="auto"/>
+            <w:tcBorders>
+              <w:top w:val="single" w:sz="6" w:space="0" w:color="E5E9F0"/>
+              <w:left w:val="single" w:sz="6" w:space="0" w:color="E5E9F0"/>
+              <w:bottom w:val="single" w:sz="6" w:space="0" w:color="E5E9F0"/>
+              <w:right w:val="single" w:sz="6" w:space="0" w:color="E5E9F0"/>
+            </w:tcBorders>
+            <w:tcMar>
+              <w:top w:w="100" w:type="dxa"/>
+              <w:left w:w="140" w:type="dxa"/>
+              <w:bottom w:w="100" w:type="dxa"/>
+              <w:right w:w="140" w:type="dxa"/>
+            </w:tcMar>
+            <w:hideMark/>
+          </w:tcPr>
+          <w:p>
+            <w:pPr>
+              <w:spacing w:before="200" w:after="200"/>
+              <w:rPr>
+                <w:rFonts w:ascii="Segoe UI" w:eastAsia="Times New Roman" w:hAnsi="Segoe UI" w:cs="Segoe UI"/>
+                <w:color w:val="1F2937"/>
+                <w:sz w:val="19"/>
+                <w:szCs w:val="19"/>
+              </w:rPr>
+            </w:pPr>
+            <w:r>
+              <w:rPr>
+                <w:rFonts w:ascii="Segoe UI" w:eastAsia="Times New Roman" w:hAnsi="Segoe UI" w:cs="Segoe UI"/>
+                <w:color w:val="1F2937"/>
+                <w:sz w:val="19"/>
+                <w:szCs w:val="19"/>
+              </w:rPr>
+              <w:t>Nothing.</w:t>
+            </w:r>
+          </w:p>
+        </w:tc>
+      </w:tr>
+      <w:tr>
+        <w:trPr>
+          <w:cantSplit/>
+        </w:trPr>
+        <w:tc>
+          <w:tcPr>
+            <w:tcW w:w="0" w:type="auto"/>
+            <w:tcBorders>
+              <w:top w:val="single" w:sz="6" w:space="0" w:color="E5E9F0"/>
+              <w:left w:val="single" w:sz="6" w:space="0" w:color="E5E9F0"/>
+              <w:bottom w:val="single" w:sz="6" w:space="0" w:color="E5E9F0"/>
+              <w:right w:val="single" w:sz="6" w:space="0" w:color="E5E9F0"/>
+            </w:tcBorders>
+            <w:shd w:val="clear" w:color="auto" w:fill="F7F9FC"/>
+            <w:tcMar>
+              <w:top w:w="100" w:type="dxa"/>
+              <w:left w:w="140" w:type="dxa"/>
+              <w:bottom w:w="100" w:type="dxa"/>
+              <w:right w:w="140" w:type="dxa"/>
+            </w:tcMar>
+            <w:hideMark/>
+          </w:tcPr>
+          <w:p>
+            <w:pPr>
+              <w:spacing w:before="200" w:after="200"/>
+              <w:rPr>
+                <w:rFonts w:ascii="Segoe UI" w:eastAsia="Times New Roman" w:hAnsi="Segoe UI" w:cs="Segoe UI"/>
+                <w:color w:val="1F2937"/>
+                <w:sz w:val="19"/>
+                <w:szCs w:val="19"/>
+              </w:rPr>
+            </w:pPr>
+            <w:r>
+              <w:rPr>
+                <w:rFonts w:ascii="Segoe UI" w:eastAsia="Times New Roman" w:hAnsi="Segoe UI" w:cs="Segoe UI"/>
+                <w:b/>
+                <w:bCs/>
+                <w:color w:val="1F2937"/>
+                <w:sz w:val="19"/>
+                <w:szCs w:val="19"/>
+              </w:rPr>
+              <w:t>Changes Requested</w:t>
+            </w:r>
+          </w:p>
+        </w:tc>
+        <w:tc>
+          <w:tcPr>
+            <w:tcW w:w="0" w:type="auto"/>
+            <w:tcBorders>
+              <w:top w:val="single" w:sz="6" w:space="0" w:color="E5E9F0"/>
+              <w:left w:val="single" w:sz="6" w:space="0" w:color="E5E9F0"/>
+              <w:bottom w:val="single" w:sz="6" w:space="0" w:color="E5E9F0"/>
+              <w:right w:val="single" w:sz="6" w:space="0" w:color="E5E9F0"/>
+            </w:tcBorders>
+            <w:shd w:val="clear" w:color="auto" w:fill="F7F9FC"/>
+            <w:tcMar>
+              <w:top w:w="100" w:type="dxa"/>
+              <w:left w:w="140" w:type="dxa"/>
+              <w:bottom w:w="100" w:type="dxa"/>
+              <w:right w:w="140" w:type="dxa"/>
+            </w:tcMar>
+            <w:hideMark/>
+          </w:tcPr>
+          <w:p>
+            <w:pPr>
+              <w:spacing w:before="200" w:after="200"/>
+              <w:rPr>
+                <w:rFonts w:ascii="Segoe UI" w:eastAsia="Times New Roman" w:hAnsi="Segoe UI" w:cs="Segoe UI"/>
+                <w:color w:val="1F2937"/>
+                <w:sz w:val="19"/>
+                <w:szCs w:val="19"/>
+              </w:rPr>
+            </w:pPr>
+            <w:r>
+              <w:rPr>
+                <w:rFonts w:ascii="Segoe UI" w:eastAsia="Times New Roman" w:hAnsi="Segoe UI" w:cs="Segoe UI"/>
+                <w:color w:val="1F2937"/>
+                <w:sz w:val="19"/>
+                <w:szCs w:val="19"/>
+              </w:rPr>
+              <w:t>It was sent back to the developer for rework.</w:t>
+            </w:r>
+          </w:p>
+        </w:tc>
+        <w:tc>
+          <w:tcPr>
+            <w:tcW w:w="0" w:type="auto"/>
+            <w:tcBorders>
+              <w:top w:val="single" w:sz="6" w:space="0" w:color="E5E9F0"/>
+              <w:left w:val="single" w:sz="6" w:space="0" w:color="E5E9F0"/>
+              <w:bottom w:val="single" w:sz="6" w:space="0" w:color="E5E9F0"/>
+              <w:right w:val="single" w:sz="6" w:space="0" w:color="E5E9F0"/>
+            </w:tcBorders>
+            <w:shd w:val="clear" w:color="auto" w:fill="F7F9FC"/>
+            <w:tcMar>
+              <w:top w:w="100" w:type="dxa"/>
+              <w:left w:w="140" w:type="dxa"/>
+              <w:bottom w:w="100" w:type="dxa"/>
+              <w:right w:w="140" w:type="dxa"/>
+            </w:tcMar>
+            <w:hideMark/>
+          </w:tcPr>
+          <w:p>
+            <w:pPr>
+              <w:spacing w:before="200" w:after="200"/>
+              <w:rPr>
+                <w:rFonts w:ascii="Segoe UI" w:eastAsia="Times New Roman" w:hAnsi="Segoe UI" w:cs="Segoe UI"/>
+                <w:color w:val="1F2937"/>
+                <w:sz w:val="19"/>
+                <w:szCs w:val="19"/>
+              </w:rPr>
+            </w:pPr>
+            <w:r>
+              <w:rPr>
+                <w:rFonts w:ascii="Segoe UI" w:eastAsia="Times New Roman" w:hAnsi="Segoe UI" w:cs="Segoe UI"/>
+                <w:color w:val="1F2937"/>
+                <w:sz w:val="19"/>
+                <w:szCs w:val="19"/>
+              </w:rPr>
+              <w:t>Nothing.</w:t>
+            </w:r>
+          </w:p>
+        </w:tc>
+      </w:tr>
+      <w:tr>
+        <w:trPr>
+          <w:cantSplit/>
+        </w:trPr>
+        <w:tc>
+          <w:tcPr>
+            <w:tcW w:w="0" w:type="auto"/>
+            <w:tcBorders>
+              <w:top w:val="single" w:sz="6" w:space="0" w:color="E5E9F0"/>
+              <w:left w:val="single" w:sz="6" w:space="0" w:color="E5E9F0"/>
+              <w:bottom w:val="single" w:sz="6" w:space="0" w:color="E5E9F0"/>
+              <w:right w:val="single" w:sz="6" w:space="0" w:color="E5E9F0"/>
+            </w:tcBorders>
+            <w:tcMar>
+              <w:top w:w="100" w:type="dxa"/>
+              <w:left w:w="140" w:type="dxa"/>
+              <w:bottom w:w="100" w:type="dxa"/>
+              <w:right w:w="140" w:type="dxa"/>
+            </w:tcMar>
+            <w:hideMark/>
+          </w:tcPr>
+          <w:p>
+            <w:pPr>
+              <w:spacing w:before="200" w:after="200"/>
+              <w:rPr>
+                <w:rFonts w:ascii="Segoe UI" w:eastAsia="Times New Roman" w:hAnsi="Segoe UI" w:cs="Segoe UI"/>
+                <w:color w:val="1F2937"/>
+                <w:sz w:val="19"/>
+                <w:szCs w:val="19"/>
+              </w:rPr>
+            </w:pPr>
+            <w:r>
+              <w:rPr>
+                <w:rFonts w:ascii="Segoe UI" w:eastAsia="Times New Roman" w:hAnsi="Segoe UI" w:cs="Segoe UI"/>
+                <w:b/>
+                <w:bCs/>
+                <w:color w:val="1F2937"/>
+                <w:sz w:val="19"/>
+                <w:szCs w:val="19"/>
+              </w:rPr>
+              <w:t>Awaiting You</w:t>
+            </w:r>
+          </w:p>
+        </w:tc>
+        <w:tc>
+          <w:tcPr>
+            <w:tcW w:w="0" w:type="auto"/>
+            <w:tcBorders>
+              <w:top w:val="single" w:sz="6" w:space="0" w:color="E5E9F0"/>
+              <w:left w:val="single" w:sz="6" w:space="0" w:color="E5E9F0"/>
+              <w:bottom w:val="single" w:sz="6" w:space="0" w:color="E5E9F0"/>
+              <w:right w:val="single" w:sz="6" w:space="0" w:color="E5E9F0"/>
+            </w:tcBorders>
+            <w:tcMar>
+              <w:top w:w="100" w:type="dxa"/>
+              <w:left w:w="140" w:type="dxa"/>
+              <w:bottom w:w="100" w:type="dxa"/>
+              <w:right w:w="140" w:type="dxa"/>
+            </w:tcMar>
+            <w:hideMark/>
+          </w:tcPr>
+          <w:p>
+            <w:pPr>
+              <w:spacing w:before="200" w:after="200"/>
+              <w:rPr>
+                <w:rFonts w:ascii="Segoe UI" w:eastAsia="Times New Roman" w:hAnsi="Segoe UI" w:cs="Segoe UI"/>
+                <w:color w:val="1F2937"/>
+                <w:sz w:val="19"/>
+                <w:szCs w:val="19"/>
+              </w:rPr>
+            </w:pPr>
+            <w:r>
+              <w:rPr>
+                <w:rFonts w:ascii="Segoe UI" w:eastAsia="Times New Roman" w:hAnsi="Segoe UI" w:cs="Segoe UI"/>
+                <w:color w:val="1F2937"/>
+                <w:sz w:val="19"/>
+                <w:szCs w:val="19"/>
+              </w:rPr>
+              <w:t>Delivered and waiting for your sign-off.</w:t>
+            </w:r>
+          </w:p>
+        </w:tc>
+        <w:tc>
+          <w:tcPr>
+            <w:tcW w:w="0" w:type="auto"/>
+            <w:tcBorders>
+              <w:top w:val="single" w:sz="6" w:space="0" w:color="E5E9F0"/>
+              <w:left w:val="single" w:sz="6" w:space="0" w:color="E5E9F0"/>
+              <w:bottom w:val="single" w:sz="6" w:space="0" w:color="E5E9F0"/>
+              <w:right w:val="single" w:sz="6" w:space="0" w:color="E5E9F0"/>
+            </w:tcBorders>
+            <w:tcMar>
+              <w:top w:w="100" w:type="dxa"/>
+              <w:left w:w="140" w:type="dxa"/>
+              <w:bottom w:w="100" w:type="dxa"/>
+              <w:right w:w="140" w:type="dxa"/>
+            </w:tcMar>
+            <w:hideMark/>
+          </w:tcPr>
+          <w:p>
+            <w:pPr>
+              <w:spacing w:before="200" w:after="200"/>
+              <w:rPr>
+                <w:rFonts w:ascii="Segoe UI" w:eastAsia="Times New Roman" w:hAnsi="Segoe UI" w:cs="Segoe UI"/>
+                <w:color w:val="1F2937"/>
+                <w:sz w:val="19"/>
+                <w:szCs w:val="19"/>
+              </w:rPr>
+            </w:pPr>
+            <w:r>
+              <w:rPr>
+                <w:rFonts w:ascii="Segoe UI" w:eastAsia="Times New Roman" w:hAnsi="Segoe UI" w:cs="Segoe UI"/>
+                <w:b/>
+                <w:bCs/>
+                <w:color w:val="1F2937"/>
+                <w:sz w:val="19"/>
+                <w:szCs w:val="19"/>
+              </w:rPr>
+              <w:t>Sign it off.</w:t>
+            </w:r>
+          </w:p>
+        </w:tc>
+      </w:tr>
+      <w:tr>
+        <w:trPr>
+          <w:cantSplit/>
+        </w:trPr>
+        <w:tc>
+          <w:tcPr>
+            <w:tcW w:w="0" w:type="auto"/>
+            <w:tcBorders>
+              <w:top w:val="single" w:sz="6" w:space="0" w:color="E5E9F0"/>
+              <w:left w:val="single" w:sz="6" w:space="0" w:color="E5E9F0"/>
+              <w:bottom w:val="single" w:sz="6" w:space="0" w:color="E5E9F0"/>
+              <w:right w:val="single" w:sz="6" w:space="0" w:color="E5E9F0"/>
+            </w:tcBorders>
+            <w:shd w:val="clear" w:color="auto" w:fill="F7F9FC"/>
+            <w:tcMar>
+              <w:top w:w="100" w:type="dxa"/>
+              <w:left w:w="140" w:type="dxa"/>
+              <w:bottom w:w="100" w:type="dxa"/>
+              <w:right w:w="140" w:type="dxa"/>
+            </w:tcMar>
+            <w:hideMark/>
+          </w:tcPr>
+          <w:p>
+            <w:pPr>
+              <w:spacing w:before="200" w:after="200"/>
+              <w:rPr>
+                <w:rFonts w:ascii="Segoe UI" w:eastAsia="Times New Roman" w:hAnsi="Segoe UI" w:cs="Segoe UI"/>
+                <w:color w:val="1F2937"/>
+                <w:sz w:val="19"/>
+                <w:szCs w:val="19"/>
+              </w:rPr>
+            </w:pPr>
+            <w:r>
+              <w:rPr>
+                <w:rFonts w:ascii="Segoe UI" w:eastAsia="Times New Roman" w:hAnsi="Segoe UI" w:cs="Segoe UI"/>
+                <w:b/>
+                <w:bCs/>
+                <w:color w:val="1F2937"/>
+                <w:sz w:val="19"/>
+                <w:szCs w:val="19"/>
+              </w:rPr>
+              <w:t>Completed</w:t>
+            </w:r>
+          </w:p>
+        </w:tc>
+        <w:tc>
+          <w:tcPr>
+            <w:tcW w:w="0" w:type="auto"/>
+            <w:tcBorders>
+              <w:top w:val="single" w:sz="6" w:space="0" w:color="E5E9F0"/>
+              <w:left w:val="single" w:sz="6" w:space="0" w:color="E5E9F0"/>
+              <w:bottom w:val="single" w:sz="6" w:space="0" w:color="E5E9F0"/>
+              <w:right w:val="single" w:sz="6" w:space="0" w:color="E5E9F0"/>
+            </w:tcBorders>
+            <w:shd w:val="clear" w:color="auto" w:fill="F7F9FC"/>
+            <w:tcMar>
+              <w:top w:w="100" w:type="dxa"/>
+              <w:left w:w="140" w:type="dxa"/>
+              <w:bottom w:w="100" w:type="dxa"/>
+              <w:right w:w="140" w:type="dxa"/>
+            </w:tcMar>
+            <w:hideMark/>
+          </w:tcPr>
+          <w:p>
+            <w:pPr>
+              <w:spacing w:before="200" w:after="200"/>
+              <w:rPr>
+                <w:rFonts w:ascii="Segoe UI" w:eastAsia="Times New Roman" w:hAnsi="Segoe UI" w:cs="Segoe UI"/>
+                <w:color w:val="1F2937"/>
+                <w:sz w:val="19"/>
+                <w:szCs w:val="19"/>
+              </w:rPr>
+            </w:pPr>
+            <w:r>
+              <w:rPr>
+                <w:rFonts w:ascii="Segoe UI" w:eastAsia="Times New Roman" w:hAnsi="Segoe UI" w:cs="Segoe UI"/>
+                <w:color w:val="1F2937"/>
+                <w:sz w:val="19"/>
+                <w:szCs w:val="19"/>
+              </w:rPr>
+              <w:t>Signed off and closed.</w:t>
+            </w:r>
+          </w:p>
+        </w:tc>
+        <w:tc>
+          <w:tcPr>
+            <w:tcW w:w="0" w:type="auto"/>
+            <w:tcBorders>
+              <w:top w:val="single" w:sz="6" w:space="0" w:color="E5E9F0"/>
+              <w:left w:val="single" w:sz="6" w:space="0" w:color="E5E9F0"/>
+              <w:bottom w:val="single" w:sz="6" w:space="0" w:color="E5E9F0"/>
+              <w:right w:val="single" w:sz="6" w:space="0" w:color="E5E9F0"/>
+            </w:tcBorders>
+            <w:shd w:val="clear" w:color="auto" w:fill="F7F9FC"/>
+            <w:tcMar>
+              <w:top w:w="100" w:type="dxa"/>
+              <w:left w:w="140" w:type="dxa"/>
+              <w:bottom w:w="100" w:type="dxa"/>
+              <w:right w:w="140" w:type="dxa"/>
+            </w:tcMar>
+            <w:hideMark/>
+          </w:tcPr>
+          <w:p>
+            <w:pPr>
+              <w:spacing w:before="200" w:after="200"/>
+              <w:rPr>
+                <w:rFonts w:ascii="Segoe UI" w:eastAsia="Times New Roman" w:hAnsi="Segoe UI" w:cs="Segoe UI"/>
+                <w:color w:val="1F2937"/>
+                <w:sz w:val="19"/>
+                <w:szCs w:val="19"/>
+              </w:rPr>
+            </w:pPr>
+            <w:r>
+              <w:rPr>
+                <w:rFonts w:ascii="Segoe UI" w:eastAsia="Times New Roman" w:hAnsi="Segoe UI" w:cs="Segoe UI"/>
+                <w:color w:val="1F2937"/>
+                <w:sz w:val="19"/>
+                <w:szCs w:val="19"/>
+              </w:rPr>
+              <w:t>Nothing.</w:t>
+            </w:r>
+          </w:p>
+        </w:tc>
+      </w:tr>
+    </w:tbl>
+    <w:p>
+      <w:pPr>
+        <w:pStyle w:val="NormalWeb"/>
+        <w:rPr>
+          <w:rFonts w:ascii="Segoe UI" w:hAnsi="Segoe UI" w:cs="Segoe UI"/>
+          <w:color w:val="1F2937"/>
+          <w:sz w:val="21"/>
+          <w:szCs w:val="21"/>
+        </w:rPr>
+      </w:pPr>
+      <w:r>
+        <w:rPr>
+          <w:rFonts w:ascii="Segoe UI" w:hAnsi="Segoe UI" w:cs="Segoe UI"/>
+          <w:color w:val="1F2937"/>
+          <w:sz w:val="21"/>
+          <w:szCs w:val="21"/>
+        </w:rPr>
+        <w:t xml:space="preserve">If you have not raised anything yet, the screen simply says </w:t>
+      </w:r>
+      <w:r>
+        <w:rPr>
+          <w:rFonts w:ascii="Segoe UI" w:hAnsi="Segoe UI" w:cs="Segoe UI"/>
+          <w:i/>
+          <w:iCs/>
+          <w:color w:val="1F2937"/>
+          <w:sz w:val="21"/>
+          <w:szCs w:val="21"/>
+        </w:rPr>
+        <w:t>“No tasks yet for your client.”</w:t>
+      </w:r>
+      <w:r>
+        <w:rPr>
+          <w:rFonts w:ascii="Segoe UI" w:hAnsi="Segoe UI" w:cs="Segoe UI"/>
+          <w:color w:val="1F2937"/>
+          <w:sz w:val="21"/>
+          <w:szCs w:val="21"/>
+        </w:rPr>
+        <w:t xml:space="preserve"> Pull down on the list at any time to refresh it.</w:t>
       </w:r>
     </w:p>
     <w:p>
       <w:pPr>
+        <w:pStyle w:val="Heading2"/>
+        <w:rPr>
+          <w:rFonts w:ascii="Segoe UI" w:eastAsia="Times New Roman" w:hAnsi="Segoe UI" w:cs="Segoe UI"/>
+        </w:rPr>
+      </w:pPr>
+      <w:r>
+        <w:rPr>
+          <w:rFonts w:ascii="Segoe UI" w:eastAsia="Times New Roman" w:hAnsi="Segoe UI" w:cs="Segoe UI"/>
+        </w:rPr>
+        <w:t>PART 7   YOUR INVOICES</w:t>
+      </w:r>
+    </w:p>
+    <w:p>
+      <w:pPr>
+        <w:pStyle w:val="Heading3"/>
+        <w:rPr>
+          <w:rFonts w:ascii="Segoe UI" w:eastAsia="Times New Roman" w:hAnsi="Segoe UI" w:cs="Segoe UI"/>
+        </w:rPr>
+      </w:pPr>
+      <w:r>
+        <w:rPr>
+          <w:rFonts w:ascii="Segoe UI" w:eastAsia="Times New Roman" w:hAnsi="Segoe UI" w:cs="Segoe UI"/>
+        </w:rPr>
+        <w:t>Step 17   Open Invoices</w:t>
+      </w:r>
+    </w:p>
+    <w:p>
+      <w:pPr>
         <w:pStyle w:val="NormalWeb"/>
         <w:rPr>
           <w:rFonts w:ascii="Segoe UI" w:hAnsi="Segoe UI" w:cs="Segoe UI"/>
@@ -9228,7 +8379,7 @@
           <w:sz w:val="21"/>
           <w:szCs w:val="21"/>
         </w:rPr>
-        <w:t xml:space="preserve">Items are grouped into </w:t>
+        <w:t xml:space="preserve">Tap </w:t>
       </w:r>
       <w:r>
         <w:rPr>
@@ -9239,117 +8390,613 @@
           <w:sz w:val="21"/>
           <w:szCs w:val="21"/>
         </w:rPr>
-        <w:t>Today</w:t>
-      </w:r>
-      <w:r>
-        <w:rPr>
-          <w:rFonts w:ascii="Segoe UI" w:hAnsi="Segoe UI" w:cs="Segoe UI"/>
-          <w:color w:val="1F2937"/>
-          <w:sz w:val="21"/>
-          <w:szCs w:val="21"/>
-        </w:rPr>
-        <w:t xml:space="preserve">, </w:t>
-      </w:r>
-      <w:r>
-        <w:rPr>
-          <w:rFonts w:ascii="Segoe UI" w:hAnsi="Segoe UI" w:cs="Segoe UI"/>
-          <w:b/>
-          <w:bCs/>
-          <w:color w:val="1F2937"/>
-          <w:sz w:val="21"/>
-          <w:szCs w:val="21"/>
-        </w:rPr>
-        <w:t>Yesterday</w:t>
-      </w:r>
-      <w:r>
-        <w:rPr>
-          <w:rFonts w:ascii="Segoe UI" w:hAnsi="Segoe UI" w:cs="Segoe UI"/>
-          <w:color w:val="1F2937"/>
-          <w:sz w:val="21"/>
-          <w:szCs w:val="21"/>
-        </w:rPr>
-        <w:t xml:space="preserve"> and </w:t>
-      </w:r>
-      <w:r>
-        <w:rPr>
-          <w:rFonts w:ascii="Segoe UI" w:hAnsi="Segoe UI" w:cs="Segoe UI"/>
-          <w:b/>
-          <w:bCs/>
-          <w:color w:val="1F2937"/>
-          <w:sz w:val="21"/>
-          <w:szCs w:val="21"/>
-        </w:rPr>
-        <w:t>Earlier</w:t>
-      </w:r>
-      <w:r>
-        <w:rPr>
-          <w:rFonts w:ascii="Segoe UI" w:hAnsi="Segoe UI" w:cs="Segoe UI"/>
-          <w:color w:val="1F2937"/>
-          <w:sz w:val="21"/>
-          <w:szCs w:val="21"/>
-        </w:rPr>
-        <w:t xml:space="preserve">, and anything critical carries a red </w:t>
-      </w:r>
-      <w:r>
-        <w:rPr>
-          <w:rFonts w:ascii="Segoe UI" w:hAnsi="Segoe UI" w:cs="Segoe UI"/>
-          <w:b/>
-          <w:bCs/>
-          <w:color w:val="1F2937"/>
-          <w:sz w:val="21"/>
-          <w:szCs w:val="21"/>
-        </w:rPr>
-        <w:t>URGENT</w:t>
-      </w:r>
-      <w:r>
-        <w:rPr>
-          <w:rFonts w:ascii="Segoe UI" w:hAnsi="Segoe UI" w:cs="Segoe UI"/>
-          <w:color w:val="1F2937"/>
-          <w:sz w:val="21"/>
-          <w:szCs w:val="21"/>
-        </w:rPr>
-        <w:t xml:space="preserve"> badge. Tap a notification to jump to the task or invoice it is about. </w:t>
-      </w:r>
-      <w:r>
-        <w:rPr>
-          <w:rFonts w:ascii="Segoe UI" w:hAnsi="Segoe UI" w:cs="Segoe UI"/>
-          <w:b/>
-          <w:bCs/>
-          <w:color w:val="1F2937"/>
-          <w:sz w:val="21"/>
-          <w:szCs w:val="21"/>
-        </w:rPr>
-        <w:t>Mark all read</w:t>
-      </w:r>
-      <w:r>
-        <w:rPr>
-          <w:rFonts w:ascii="Segoe UI" w:hAnsi="Segoe UI" w:cs="Segoe UI"/>
-          <w:color w:val="1F2937"/>
-          <w:sz w:val="21"/>
-          <w:szCs w:val="21"/>
-        </w:rPr>
-        <w:t xml:space="preserve"> clears the badge.</w:t>
+        <w:t>Invoices</w:t>
+      </w:r>
+      <w:r>
+        <w:rPr>
+          <w:rFonts w:ascii="Segoe UI" w:hAnsi="Segoe UI" w:cs="Segoe UI"/>
+          <w:color w:val="1F2937"/>
+          <w:sz w:val="21"/>
+          <w:szCs w:val="21"/>
+        </w:rPr>
+        <w:t>. You see only your own invoices, and only once they have been issued to you — drafts are never shown. Filter with the chips at the top:</w:t>
       </w:r>
     </w:p>
+    <w:tbl>
+      <w:tblPr>
+        <w:tblW w:w="5000" w:type="pct"/>
+        <w:tblCellMar>
+          <w:top w:w="15" w:type="dxa"/>
+          <w:left w:w="15" w:type="dxa"/>
+          <w:bottom w:w="15" w:type="dxa"/>
+          <w:right w:w="15" w:type="dxa"/>
+        </w:tblCellMar>
+        <w:tblLook w:val="04A0" w:firstRow="1" w:lastRow="0" w:firstColumn="1" w:lastColumn="0" w:noHBand="0" w:noVBand="1"/>
+      </w:tblPr>
+      <w:tblGrid>
+        <w:gridCol w:w="2703"/>
+        <w:gridCol w:w="6307"/>
+      </w:tblGrid>
+      <w:tr>
+        <w:trPr>
+          <w:cantSplit/>
+          <w:tblHeader/>
+        </w:trPr>
+        <w:tc>
+          <w:tcPr>
+            <w:tcW w:w="1500" w:type="pct"/>
+            <w:tcBorders>
+              <w:top w:val="single" w:sz="6" w:space="0" w:color="1E40AF"/>
+              <w:left w:val="single" w:sz="6" w:space="0" w:color="1E40AF"/>
+              <w:bottom w:val="single" w:sz="6" w:space="0" w:color="1E40AF"/>
+              <w:right w:val="single" w:sz="6" w:space="0" w:color="1E40AF"/>
+            </w:tcBorders>
+            <w:shd w:val="clear" w:color="auto" w:fill="1E40AF"/>
+            <w:tcMar>
+              <w:top w:w="100" w:type="dxa"/>
+              <w:left w:w="140" w:type="dxa"/>
+              <w:bottom w:w="100" w:type="dxa"/>
+              <w:right w:w="140" w:type="dxa"/>
+            </w:tcMar>
+            <w:vAlign w:val="center"/>
+            <w:hideMark/>
+          </w:tcPr>
+          <w:p>
+            <w:pPr>
+              <w:spacing w:before="200" w:after="200"/>
+              <w:rPr>
+                <w:rFonts w:ascii="Segoe UI" w:eastAsia="Times New Roman" w:hAnsi="Segoe UI" w:cs="Segoe UI"/>
+                <w:b/>
+                <w:bCs/>
+                <w:color w:val="FFFFFF"/>
+                <w:sz w:val="19"/>
+                <w:szCs w:val="19"/>
+              </w:rPr>
+            </w:pPr>
+            <w:r>
+              <w:rPr>
+                <w:rFonts w:ascii="Segoe UI" w:eastAsia="Times New Roman" w:hAnsi="Segoe UI" w:cs="Segoe UI"/>
+                <w:b/>
+                <w:bCs/>
+                <w:color w:val="FFFFFF"/>
+                <w:sz w:val="19"/>
+                <w:szCs w:val="19"/>
+              </w:rPr>
+              <w:t>Chip</w:t>
+            </w:r>
+          </w:p>
+        </w:tc>
+        <w:tc>
+          <w:tcPr>
+            <w:tcW w:w="0" w:type="auto"/>
+            <w:tcBorders>
+              <w:top w:val="single" w:sz="6" w:space="0" w:color="1E40AF"/>
+              <w:left w:val="single" w:sz="6" w:space="0" w:color="1E40AF"/>
+              <w:bottom w:val="single" w:sz="6" w:space="0" w:color="1E40AF"/>
+              <w:right w:val="single" w:sz="6" w:space="0" w:color="1E40AF"/>
+            </w:tcBorders>
+            <w:shd w:val="clear" w:color="auto" w:fill="1E40AF"/>
+            <w:tcMar>
+              <w:top w:w="100" w:type="dxa"/>
+              <w:left w:w="140" w:type="dxa"/>
+              <w:bottom w:w="100" w:type="dxa"/>
+              <w:right w:w="140" w:type="dxa"/>
+            </w:tcMar>
+            <w:vAlign w:val="center"/>
+            <w:hideMark/>
+          </w:tcPr>
+          <w:p>
+            <w:pPr>
+              <w:spacing w:before="200" w:after="200"/>
+              <w:rPr>
+                <w:rFonts w:ascii="Segoe UI" w:eastAsia="Times New Roman" w:hAnsi="Segoe UI" w:cs="Segoe UI"/>
+                <w:b/>
+                <w:bCs/>
+                <w:color w:val="FFFFFF"/>
+                <w:sz w:val="19"/>
+                <w:szCs w:val="19"/>
+              </w:rPr>
+            </w:pPr>
+            <w:r>
+              <w:rPr>
+                <w:rFonts w:ascii="Segoe UI" w:eastAsia="Times New Roman" w:hAnsi="Segoe UI" w:cs="Segoe UI"/>
+                <w:b/>
+                <w:bCs/>
+                <w:color w:val="FFFFFF"/>
+                <w:sz w:val="19"/>
+                <w:szCs w:val="19"/>
+              </w:rPr>
+              <w:t>Shows</w:t>
+            </w:r>
+          </w:p>
+        </w:tc>
+      </w:tr>
+      <w:tr>
+        <w:trPr>
+          <w:cantSplit/>
+        </w:trPr>
+        <w:tc>
+          <w:tcPr>
+            <w:tcW w:w="0" w:type="auto"/>
+            <w:tcBorders>
+              <w:top w:val="single" w:sz="6" w:space="0" w:color="E5E9F0"/>
+              <w:left w:val="single" w:sz="6" w:space="0" w:color="E5E9F0"/>
+              <w:bottom w:val="single" w:sz="6" w:space="0" w:color="E5E9F0"/>
+              <w:right w:val="single" w:sz="6" w:space="0" w:color="E5E9F0"/>
+            </w:tcBorders>
+            <w:tcMar>
+              <w:top w:w="100" w:type="dxa"/>
+              <w:left w:w="140" w:type="dxa"/>
+              <w:bottom w:w="100" w:type="dxa"/>
+              <w:right w:w="140" w:type="dxa"/>
+            </w:tcMar>
+            <w:hideMark/>
+          </w:tcPr>
+          <w:p>
+            <w:pPr>
+              <w:spacing w:before="200" w:after="200"/>
+              <w:rPr>
+                <w:rFonts w:ascii="Segoe UI" w:eastAsia="Times New Roman" w:hAnsi="Segoe UI" w:cs="Segoe UI"/>
+                <w:color w:val="1F2937"/>
+                <w:sz w:val="19"/>
+                <w:szCs w:val="19"/>
+              </w:rPr>
+            </w:pPr>
+            <w:r>
+              <w:rPr>
+                <w:rFonts w:ascii="Segoe UI" w:eastAsia="Times New Roman" w:hAnsi="Segoe UI" w:cs="Segoe UI"/>
+                <w:b/>
+                <w:bCs/>
+                <w:color w:val="1F2937"/>
+                <w:sz w:val="19"/>
+                <w:szCs w:val="19"/>
+              </w:rPr>
+              <w:t>All</w:t>
+            </w:r>
+          </w:p>
+        </w:tc>
+        <w:tc>
+          <w:tcPr>
+            <w:tcW w:w="0" w:type="auto"/>
+            <w:tcBorders>
+              <w:top w:val="single" w:sz="6" w:space="0" w:color="E5E9F0"/>
+              <w:left w:val="single" w:sz="6" w:space="0" w:color="E5E9F0"/>
+              <w:bottom w:val="single" w:sz="6" w:space="0" w:color="E5E9F0"/>
+              <w:right w:val="single" w:sz="6" w:space="0" w:color="E5E9F0"/>
+            </w:tcBorders>
+            <w:tcMar>
+              <w:top w:w="100" w:type="dxa"/>
+              <w:left w:w="140" w:type="dxa"/>
+              <w:bottom w:w="100" w:type="dxa"/>
+              <w:right w:w="140" w:type="dxa"/>
+            </w:tcMar>
+            <w:hideMark/>
+          </w:tcPr>
+          <w:p>
+            <w:pPr>
+              <w:spacing w:before="200" w:after="200"/>
+              <w:rPr>
+                <w:rFonts w:ascii="Segoe UI" w:eastAsia="Times New Roman" w:hAnsi="Segoe UI" w:cs="Segoe UI"/>
+                <w:color w:val="1F2937"/>
+                <w:sz w:val="19"/>
+                <w:szCs w:val="19"/>
+              </w:rPr>
+            </w:pPr>
+            <w:r>
+              <w:rPr>
+                <w:rFonts w:ascii="Segoe UI" w:eastAsia="Times New Roman" w:hAnsi="Segoe UI" w:cs="Segoe UI"/>
+                <w:color w:val="1F2937"/>
+                <w:sz w:val="19"/>
+                <w:szCs w:val="19"/>
+              </w:rPr>
+              <w:t>Every invoice issued to you.</w:t>
+            </w:r>
+          </w:p>
+        </w:tc>
+      </w:tr>
+      <w:tr>
+        <w:trPr>
+          <w:cantSplit/>
+        </w:trPr>
+        <w:tc>
+          <w:tcPr>
+            <w:tcW w:w="0" w:type="auto"/>
+            <w:tcBorders>
+              <w:top w:val="single" w:sz="6" w:space="0" w:color="E5E9F0"/>
+              <w:left w:val="single" w:sz="6" w:space="0" w:color="E5E9F0"/>
+              <w:bottom w:val="single" w:sz="6" w:space="0" w:color="E5E9F0"/>
+              <w:right w:val="single" w:sz="6" w:space="0" w:color="E5E9F0"/>
+            </w:tcBorders>
+            <w:shd w:val="clear" w:color="auto" w:fill="F7F9FC"/>
+            <w:tcMar>
+              <w:top w:w="100" w:type="dxa"/>
+              <w:left w:w="140" w:type="dxa"/>
+              <w:bottom w:w="100" w:type="dxa"/>
+              <w:right w:w="140" w:type="dxa"/>
+            </w:tcMar>
+            <w:hideMark/>
+          </w:tcPr>
+          <w:p>
+            <w:pPr>
+              <w:spacing w:before="200" w:after="200"/>
+              <w:rPr>
+                <w:rFonts w:ascii="Segoe UI" w:eastAsia="Times New Roman" w:hAnsi="Segoe UI" w:cs="Segoe UI"/>
+                <w:color w:val="1F2937"/>
+                <w:sz w:val="19"/>
+                <w:szCs w:val="19"/>
+              </w:rPr>
+            </w:pPr>
+            <w:r>
+              <w:rPr>
+                <w:rFonts w:ascii="Segoe UI" w:eastAsia="Times New Roman" w:hAnsi="Segoe UI" w:cs="Segoe UI"/>
+                <w:b/>
+                <w:bCs/>
+                <w:color w:val="1F2937"/>
+                <w:sz w:val="19"/>
+                <w:szCs w:val="19"/>
+              </w:rPr>
+              <w:t>Unpaid</w:t>
+            </w:r>
+          </w:p>
+        </w:tc>
+        <w:tc>
+          <w:tcPr>
+            <w:tcW w:w="0" w:type="auto"/>
+            <w:tcBorders>
+              <w:top w:val="single" w:sz="6" w:space="0" w:color="E5E9F0"/>
+              <w:left w:val="single" w:sz="6" w:space="0" w:color="E5E9F0"/>
+              <w:bottom w:val="single" w:sz="6" w:space="0" w:color="E5E9F0"/>
+              <w:right w:val="single" w:sz="6" w:space="0" w:color="E5E9F0"/>
+            </w:tcBorders>
+            <w:shd w:val="clear" w:color="auto" w:fill="F7F9FC"/>
+            <w:tcMar>
+              <w:top w:w="100" w:type="dxa"/>
+              <w:left w:w="140" w:type="dxa"/>
+              <w:bottom w:w="100" w:type="dxa"/>
+              <w:right w:w="140" w:type="dxa"/>
+            </w:tcMar>
+            <w:hideMark/>
+          </w:tcPr>
+          <w:p>
+            <w:pPr>
+              <w:spacing w:before="200" w:after="200"/>
+              <w:rPr>
+                <w:rFonts w:ascii="Segoe UI" w:eastAsia="Times New Roman" w:hAnsi="Segoe UI" w:cs="Segoe UI"/>
+                <w:color w:val="1F2937"/>
+                <w:sz w:val="19"/>
+                <w:szCs w:val="19"/>
+              </w:rPr>
+            </w:pPr>
+            <w:r>
+              <w:rPr>
+                <w:rFonts w:ascii="Segoe UI" w:eastAsia="Times New Roman" w:hAnsi="Segoe UI" w:cs="Segoe UI"/>
+                <w:color w:val="1F2937"/>
+                <w:sz w:val="19"/>
+                <w:szCs w:val="19"/>
+              </w:rPr>
+              <w:t>Invoices still to be paid.</w:t>
+            </w:r>
+          </w:p>
+        </w:tc>
+      </w:tr>
+      <w:tr>
+        <w:trPr>
+          <w:cantSplit/>
+        </w:trPr>
+        <w:tc>
+          <w:tcPr>
+            <w:tcW w:w="0" w:type="auto"/>
+            <w:tcBorders>
+              <w:top w:val="single" w:sz="6" w:space="0" w:color="E5E9F0"/>
+              <w:left w:val="single" w:sz="6" w:space="0" w:color="E5E9F0"/>
+              <w:bottom w:val="single" w:sz="6" w:space="0" w:color="E5E9F0"/>
+              <w:right w:val="single" w:sz="6" w:space="0" w:color="E5E9F0"/>
+            </w:tcBorders>
+            <w:tcMar>
+              <w:top w:w="100" w:type="dxa"/>
+              <w:left w:w="140" w:type="dxa"/>
+              <w:bottom w:w="100" w:type="dxa"/>
+              <w:right w:w="140" w:type="dxa"/>
+            </w:tcMar>
+            <w:hideMark/>
+          </w:tcPr>
+          <w:p>
+            <w:pPr>
+              <w:spacing w:before="200" w:after="200"/>
+              <w:rPr>
+                <w:rFonts w:ascii="Segoe UI" w:eastAsia="Times New Roman" w:hAnsi="Segoe UI" w:cs="Segoe UI"/>
+                <w:color w:val="1F2937"/>
+                <w:sz w:val="19"/>
+                <w:szCs w:val="19"/>
+              </w:rPr>
+            </w:pPr>
+            <w:r>
+              <w:rPr>
+                <w:rFonts w:ascii="Segoe UI" w:eastAsia="Times New Roman" w:hAnsi="Segoe UI" w:cs="Segoe UI"/>
+                <w:b/>
+                <w:bCs/>
+                <w:color w:val="1F2937"/>
+                <w:sz w:val="19"/>
+                <w:szCs w:val="19"/>
+              </w:rPr>
+              <w:t>Claimed</w:t>
+            </w:r>
+          </w:p>
+        </w:tc>
+        <w:tc>
+          <w:tcPr>
+            <w:tcW w:w="0" w:type="auto"/>
+            <w:tcBorders>
+              <w:top w:val="single" w:sz="6" w:space="0" w:color="E5E9F0"/>
+              <w:left w:val="single" w:sz="6" w:space="0" w:color="E5E9F0"/>
+              <w:bottom w:val="single" w:sz="6" w:space="0" w:color="E5E9F0"/>
+              <w:right w:val="single" w:sz="6" w:space="0" w:color="E5E9F0"/>
+            </w:tcBorders>
+            <w:tcMar>
+              <w:top w:w="100" w:type="dxa"/>
+              <w:left w:w="140" w:type="dxa"/>
+              <w:bottom w:w="100" w:type="dxa"/>
+              <w:right w:w="140" w:type="dxa"/>
+            </w:tcMar>
+            <w:hideMark/>
+          </w:tcPr>
+          <w:p>
+            <w:pPr>
+              <w:spacing w:before="200" w:after="200"/>
+              <w:rPr>
+                <w:rFonts w:ascii="Segoe UI" w:eastAsia="Times New Roman" w:hAnsi="Segoe UI" w:cs="Segoe UI"/>
+                <w:color w:val="1F2937"/>
+                <w:sz w:val="19"/>
+                <w:szCs w:val="19"/>
+              </w:rPr>
+            </w:pPr>
+            <w:r>
+              <w:rPr>
+                <w:rFonts w:ascii="Segoe UI" w:eastAsia="Times New Roman" w:hAnsi="Segoe UI" w:cs="Segoe UI"/>
+                <w:color w:val="1F2937"/>
+                <w:sz w:val="19"/>
+                <w:szCs w:val="19"/>
+              </w:rPr>
+              <w:t>Invoices where you have told us you paid, and we have not confirmed it yet.</w:t>
+            </w:r>
+          </w:p>
+        </w:tc>
+      </w:tr>
+      <w:tr>
+        <w:trPr>
+          <w:cantSplit/>
+        </w:trPr>
+        <w:tc>
+          <w:tcPr>
+            <w:tcW w:w="0" w:type="auto"/>
+            <w:tcBorders>
+              <w:top w:val="single" w:sz="6" w:space="0" w:color="E5E9F0"/>
+              <w:left w:val="single" w:sz="6" w:space="0" w:color="E5E9F0"/>
+              <w:bottom w:val="single" w:sz="6" w:space="0" w:color="E5E9F0"/>
+              <w:right w:val="single" w:sz="6" w:space="0" w:color="E5E9F0"/>
+            </w:tcBorders>
+            <w:shd w:val="clear" w:color="auto" w:fill="F7F9FC"/>
+            <w:tcMar>
+              <w:top w:w="100" w:type="dxa"/>
+              <w:left w:w="140" w:type="dxa"/>
+              <w:bottom w:w="100" w:type="dxa"/>
+              <w:right w:w="140" w:type="dxa"/>
+            </w:tcMar>
+            <w:hideMark/>
+          </w:tcPr>
+          <w:p>
+            <w:pPr>
+              <w:spacing w:before="200" w:after="200"/>
+              <w:rPr>
+                <w:rFonts w:ascii="Segoe UI" w:eastAsia="Times New Roman" w:hAnsi="Segoe UI" w:cs="Segoe UI"/>
+                <w:color w:val="1F2937"/>
+                <w:sz w:val="19"/>
+                <w:szCs w:val="19"/>
+              </w:rPr>
+            </w:pPr>
+            <w:r>
+              <w:rPr>
+                <w:rFonts w:ascii="Segoe UI" w:eastAsia="Times New Roman" w:hAnsi="Segoe UI" w:cs="Segoe UI"/>
+                <w:b/>
+                <w:bCs/>
+                <w:color w:val="1F2937"/>
+                <w:sz w:val="19"/>
+                <w:szCs w:val="19"/>
+              </w:rPr>
+              <w:t>Paid</w:t>
+            </w:r>
+          </w:p>
+        </w:tc>
+        <w:tc>
+          <w:tcPr>
+            <w:tcW w:w="0" w:type="auto"/>
+            <w:tcBorders>
+              <w:top w:val="single" w:sz="6" w:space="0" w:color="E5E9F0"/>
+              <w:left w:val="single" w:sz="6" w:space="0" w:color="E5E9F0"/>
+              <w:bottom w:val="single" w:sz="6" w:space="0" w:color="E5E9F0"/>
+              <w:right w:val="single" w:sz="6" w:space="0" w:color="E5E9F0"/>
+            </w:tcBorders>
+            <w:shd w:val="clear" w:color="auto" w:fill="F7F9FC"/>
+            <w:tcMar>
+              <w:top w:w="100" w:type="dxa"/>
+              <w:left w:w="140" w:type="dxa"/>
+              <w:bottom w:w="100" w:type="dxa"/>
+              <w:right w:w="140" w:type="dxa"/>
+            </w:tcMar>
+            <w:hideMark/>
+          </w:tcPr>
+          <w:p>
+            <w:pPr>
+              <w:spacing w:before="200" w:after="200"/>
+              <w:rPr>
+                <w:rFonts w:ascii="Segoe UI" w:eastAsia="Times New Roman" w:hAnsi="Segoe UI" w:cs="Segoe UI"/>
+                <w:color w:val="1F2937"/>
+                <w:sz w:val="19"/>
+                <w:szCs w:val="19"/>
+              </w:rPr>
+            </w:pPr>
+            <w:r>
+              <w:rPr>
+                <w:rFonts w:ascii="Segoe UI" w:eastAsia="Times New Roman" w:hAnsi="Segoe UI" w:cs="Segoe UI"/>
+                <w:color w:val="1F2937"/>
+                <w:sz w:val="19"/>
+                <w:szCs w:val="19"/>
+              </w:rPr>
+              <w:t>Invoices settled and confirmed.</w:t>
+            </w:r>
+          </w:p>
+        </w:tc>
+      </w:tr>
+    </w:tbl>
     <w:p>
       <w:pPr>
-        <w:pStyle w:val="NormalWeb"/>
-        <w:rPr>
-          <w:rFonts w:ascii="Segoe UI" w:hAnsi="Segoe UI" w:cs="Segoe UI"/>
-          <w:color w:val="1F2937"/>
-          <w:sz w:val="21"/>
-          <w:szCs w:val="21"/>
-        </w:rPr>
-      </w:pPr>
-      <w:r>
-        <w:rPr>
-          <w:rFonts w:ascii="Segoe UI" w:hAnsi="Segoe UI" w:cs="Segoe UI"/>
-          <w:color w:val="1F2937"/>
-          <w:sz w:val="21"/>
-          <w:szCs w:val="21"/>
-        </w:rPr>
-        <w:t>You will be notified when a task needs your approval, when work is ready for your sign-off, and when an invoice is issued to you.</w:t>
-      </w:r>
+        <w:rPr>
+          <w:rFonts w:ascii="Segoe UI" w:eastAsia="Times New Roman" w:hAnsi="Segoe UI" w:cs="Segoe UI"/>
+          <w:vanish/>
+          <w:color w:val="1F2937"/>
+          <w:sz w:val="21"/>
+          <w:szCs w:val="21"/>
+        </w:rPr>
+      </w:pPr>
+    </w:p>
+    <w:tbl>
+      <w:tblPr>
+        <w:tblW w:w="5000" w:type="pct"/>
+        <w:tblCellMar>
+          <w:top w:w="15" w:type="dxa"/>
+          <w:left w:w="15" w:type="dxa"/>
+          <w:bottom w:w="15" w:type="dxa"/>
+          <w:right w:w="15" w:type="dxa"/>
+        </w:tblCellMar>
+        <w:tblLook w:val="04A0" w:firstRow="1" w:lastRow="0" w:firstColumn="1" w:lastColumn="0" w:noHBand="0" w:noVBand="1"/>
+      </w:tblPr>
+      <w:tblGrid>
+        <w:gridCol w:w="8981"/>
+      </w:tblGrid>
+      <w:tr>
+        <w:trPr>
+          <w:cantSplit/>
+        </w:trPr>
+        <w:tc>
+          <w:tcPr>
+            <w:tcW w:w="0" w:type="auto"/>
+            <w:tcBorders>
+              <w:left w:val="single" w:sz="36" w:space="0" w:color="D97706"/>
+            </w:tcBorders>
+            <w:shd w:val="clear" w:color="auto" w:fill="FEF3C7"/>
+            <w:tcMar>
+              <w:top w:w="140" w:type="dxa"/>
+              <w:left w:w="200" w:type="dxa"/>
+              <w:bottom w:w="140" w:type="dxa"/>
+              <w:right w:w="200" w:type="dxa"/>
+            </w:tcMar>
+            <w:vAlign w:val="center"/>
+            <w:hideMark/>
+          </w:tcPr>
+          <w:p>
+            <w:pPr>
+              <w:spacing w:before="200" w:after="200"/>
+              <w:rPr>
+                <w:rFonts w:ascii="Segoe UI" w:eastAsia="Times New Roman" w:hAnsi="Segoe UI" w:cs="Segoe UI"/>
+                <w:color w:val="1F2937"/>
+                <w:sz w:val="19"/>
+                <w:szCs w:val="19"/>
+              </w:rPr>
+            </w:pPr>
+            <w:r>
+              <w:rPr>
+                <w:rFonts w:ascii="Segoe UI" w:eastAsia="Times New Roman" w:hAnsi="Segoe UI" w:cs="Segoe UI"/>
+                <w:b/>
+                <w:bCs/>
+                <w:color w:val="1F2937"/>
+                <w:sz w:val="19"/>
+                <w:szCs w:val="19"/>
+              </w:rPr>
+              <w:t>WHY THE CLAIMED CHIP MATTERS</w:t>
+            </w:r>
+            <w:r>
+              <w:rPr>
+                <w:rFonts w:ascii="Segoe UI" w:eastAsia="Times New Roman" w:hAnsi="Segoe UI" w:cs="Segoe UI"/>
+                <w:color w:val="1F2937"/>
+                <w:sz w:val="19"/>
+                <w:szCs w:val="19"/>
+              </w:rPr>
+              <w:t xml:space="preserve">  The moment you report a payment, that invoice </w:t>
+            </w:r>
+            <w:r>
+              <w:rPr>
+                <w:rFonts w:ascii="Segoe UI" w:eastAsia="Times New Roman" w:hAnsi="Segoe UI" w:cs="Segoe UI"/>
+                <w:b/>
+                <w:bCs/>
+                <w:color w:val="1F2937"/>
+                <w:sz w:val="19"/>
+                <w:szCs w:val="19"/>
+              </w:rPr>
+              <w:t>leaves Unpaid</w:t>
+            </w:r>
+            <w:r>
+              <w:rPr>
+                <w:rFonts w:ascii="Segoe UI" w:eastAsia="Times New Roman" w:hAnsi="Segoe UI" w:cs="Segoe UI"/>
+                <w:color w:val="1F2937"/>
+                <w:sz w:val="19"/>
+                <w:szCs w:val="19"/>
+              </w:rPr>
+              <w:t xml:space="preserve"> — so if there were only two chips it would look as though it had vanished. It is under </w:t>
+            </w:r>
+            <w:r>
+              <w:rPr>
+                <w:rFonts w:ascii="Segoe UI" w:eastAsia="Times New Roman" w:hAnsi="Segoe UI" w:cs="Segoe UI"/>
+                <w:b/>
+                <w:bCs/>
+                <w:color w:val="1F2937"/>
+                <w:sz w:val="19"/>
+                <w:szCs w:val="19"/>
+              </w:rPr>
+              <w:t>Claimed</w:t>
+            </w:r>
+            <w:r>
+              <w:rPr>
+                <w:rFonts w:ascii="Segoe UI" w:eastAsia="Times New Roman" w:hAnsi="Segoe UI" w:cs="Segoe UI"/>
+                <w:color w:val="1F2937"/>
+                <w:sz w:val="19"/>
+                <w:szCs w:val="19"/>
+              </w:rPr>
+              <w:t xml:space="preserve"> until we confirm the money, and then it moves to </w:t>
+            </w:r>
+            <w:r>
+              <w:rPr>
+                <w:rFonts w:ascii="Segoe UI" w:eastAsia="Times New Roman" w:hAnsi="Segoe UI" w:cs="Segoe UI"/>
+                <w:b/>
+                <w:bCs/>
+                <w:color w:val="1F2937"/>
+                <w:sz w:val="19"/>
+                <w:szCs w:val="19"/>
+              </w:rPr>
+              <w:t>Paid</w:t>
+            </w:r>
+            <w:r>
+              <w:rPr>
+                <w:rFonts w:ascii="Segoe UI" w:eastAsia="Times New Roman" w:hAnsi="Segoe UI" w:cs="Segoe UI"/>
+                <w:color w:val="1F2937"/>
+                <w:sz w:val="19"/>
+                <w:szCs w:val="19"/>
+              </w:rPr>
+              <w:t>.</w:t>
+            </w:r>
+          </w:p>
+        </w:tc>
+      </w:tr>
+    </w:tbl>
+    <w:p>
+      <w:pPr>
+        <w:rPr>
+          <w:rFonts w:ascii="Segoe UI" w:eastAsia="Times New Roman" w:hAnsi="Segoe UI" w:cs="Segoe UI"/>
+          <w:vanish/>
+          <w:color w:val="1F2937"/>
+          <w:sz w:val="21"/>
+          <w:szCs w:val="21"/>
+        </w:rPr>
+      </w:pPr>
     </w:p>
     <w:tbl>
       <w:tblPr>
@@ -9408,8 +9055,8 @@
                 <w:szCs w:val="21"/>
               </w:rPr>
               <w:drawing>
-                <wp:inline distT="0" distB="0" distL="0" distR="0" wp14:anchorId="1C8E3EFD" wp14:editId="13C824AC">
-                  <wp:extent cx="2377440" cy="3810000"/>
+                <wp:inline distT="0" distB="0" distL="0" distR="0" wp14:anchorId="00F08C56" wp14:editId="2B83B38D">
+                  <wp:extent cx="2377440" cy="3604260"/>
                   <wp:effectExtent l="0" t="0" r="3810" b="0"/>
                   <wp:docPr id="10" name="Picture 10"/>
                   <wp:cNvGraphicFramePr>
@@ -9440,7 +9087,7 @@
                         <pic:spPr bwMode="auto">
                           <a:xfrm>
                             <a:off x="0" y="0"/>
-                            <a:ext cx="2377440" cy="3810000"/>
+                            <a:ext cx="2377440" cy="3604260"/>
                           </a:xfrm>
                           <a:prstGeom prst="rect">
                             <a:avLst/>
@@ -9468,7 +9115,7 @@
               <w:rPr>
                 <w:rFonts w:ascii="Segoe UI" w:hAnsi="Segoe UI" w:cs="Segoe UI"/>
               </w:rPr>
-              <w:t>Notifications — the All / Unread / Action needed tabs</w:t>
+              <w:t>The Invoices list with the All / Unpaid / Claimed / Paid chips, the I’ve paid button, and a claimed invoice awaiting confirmation</w:t>
             </w:r>
           </w:p>
         </w:tc>
@@ -9485,7 +9132,7 @@
         <w:rPr>
           <w:rFonts w:ascii="Segoe UI" w:eastAsia="Times New Roman" w:hAnsi="Segoe UI" w:cs="Segoe UI"/>
         </w:rPr>
-        <w:t>Profile</w:t>
+        <w:t>Step 18   Open One and Check It</w:t>
       </w:r>
     </w:p>
     <w:p>
@@ -9505,7 +9152,7 @@
           <w:sz w:val="21"/>
           <w:szCs w:val="21"/>
         </w:rPr>
-        <w:t xml:space="preserve">Tap </w:t>
+        <w:t xml:space="preserve">Tap an invoice to see its lines. Each line is a task you signed off, grouped by type — </w:t>
       </w:r>
       <w:r>
         <w:rPr>
@@ -9516,16 +9163,16 @@
           <w:sz w:val="21"/>
           <w:szCs w:val="21"/>
         </w:rPr>
-        <w:t>Profile</w:t>
-      </w:r>
-      <w:r>
-        <w:rPr>
-          <w:rFonts w:ascii="Segoe UI" w:hAnsi="Segoe UI" w:cs="Segoe UI"/>
-          <w:color w:val="1F2937"/>
-          <w:sz w:val="21"/>
-          <w:szCs w:val="21"/>
-        </w:rPr>
-        <w:t xml:space="preserve"> at the bottom of the screen to set your photo, check whether you are </w:t>
+        <w:t>Requirements</w:t>
+      </w:r>
+      <w:r>
+        <w:rPr>
+          <w:rFonts w:ascii="Segoe UI" w:hAnsi="Segoe UI" w:cs="Segoe UI"/>
+          <w:color w:val="1F2937"/>
+          <w:sz w:val="21"/>
+          <w:szCs w:val="21"/>
+        </w:rPr>
+        <w:t xml:space="preserve">, </w:t>
       </w:r>
       <w:r>
         <w:rPr>
@@ -9536,16 +9183,16 @@
           <w:sz w:val="21"/>
           <w:szCs w:val="21"/>
         </w:rPr>
-        <w:t>Connected</w:t>
-      </w:r>
-      <w:r>
-        <w:rPr>
-          <w:rFonts w:ascii="Segoe UI" w:hAnsi="Segoe UI" w:cs="Segoe UI"/>
-          <w:color w:val="1F2937"/>
-          <w:sz w:val="21"/>
-          <w:szCs w:val="21"/>
-        </w:rPr>
-        <w:t xml:space="preserve">, change your password with </w:t>
+        <w:t>Updates / Amendments</w:t>
+      </w:r>
+      <w:r>
+        <w:rPr>
+          <w:rFonts w:ascii="Segoe UI" w:hAnsi="Segoe UI" w:cs="Segoe UI"/>
+          <w:color w:val="1F2937"/>
+          <w:sz w:val="21"/>
+          <w:szCs w:val="21"/>
+        </w:rPr>
+        <w:t xml:space="preserve"> and </w:t>
       </w:r>
       <w:r>
         <w:rPr>
@@ -9556,16 +9203,16 @@
           <w:sz w:val="21"/>
           <w:szCs w:val="21"/>
         </w:rPr>
-        <w:t>Forgot Password</w:t>
-      </w:r>
-      <w:r>
-        <w:rPr>
-          <w:rFonts w:ascii="Segoe UI" w:hAnsi="Segoe UI" w:cs="Segoe UI"/>
-          <w:color w:val="1F2937"/>
-          <w:sz w:val="21"/>
-          <w:szCs w:val="21"/>
-        </w:rPr>
-        <w:t xml:space="preserve">, or </w:t>
+        <w:t>Bug Fixes</w:t>
+      </w:r>
+      <w:r>
+        <w:rPr>
+          <w:rFonts w:ascii="Segoe UI" w:hAnsi="Segoe UI" w:cs="Segoe UI"/>
+          <w:color w:val="1F2937"/>
+          <w:sz w:val="21"/>
+          <w:szCs w:val="21"/>
+        </w:rPr>
+        <w:t xml:space="preserve">. Any agreed correction appears as an </w:t>
       </w:r>
       <w:r>
         <w:rPr>
@@ -9576,16 +9223,36 @@
           <w:sz w:val="21"/>
           <w:szCs w:val="21"/>
         </w:rPr>
-        <w:t>Log Out</w:t>
-      </w:r>
-      <w:r>
-        <w:rPr>
-          <w:rFonts w:ascii="Segoe UI" w:hAnsi="Segoe UI" w:cs="Segoe UI"/>
-          <w:color w:val="1F2937"/>
-          <w:sz w:val="21"/>
-          <w:szCs w:val="21"/>
-        </w:rPr>
-        <w:t xml:space="preserve">. Your role badge here reads </w:t>
+        <w:t>ADJUSTMENT</w:t>
+      </w:r>
+      <w:r>
+        <w:rPr>
+          <w:rFonts w:ascii="Segoe UI" w:hAnsi="Segoe UI" w:cs="Segoe UI"/>
+          <w:color w:val="1F2937"/>
+          <w:sz w:val="21"/>
+          <w:szCs w:val="21"/>
+        </w:rPr>
+        <w:t xml:space="preserve"> line.</w:t>
+      </w:r>
+    </w:p>
+    <w:p>
+      <w:pPr>
+        <w:pStyle w:val="NormalWeb"/>
+        <w:rPr>
+          <w:rFonts w:ascii="Segoe UI" w:hAnsi="Segoe UI" w:cs="Segoe UI"/>
+          <w:color w:val="1F2937"/>
+          <w:sz w:val="21"/>
+          <w:szCs w:val="21"/>
+        </w:rPr>
+      </w:pPr>
+      <w:r>
+        <w:rPr>
+          <w:rFonts w:ascii="Segoe UI" w:hAnsi="Segoe UI" w:cs="Segoe UI"/>
+          <w:color w:val="1F2937"/>
+          <w:sz w:val="21"/>
+          <w:szCs w:val="21"/>
+        </w:rPr>
+        <w:t xml:space="preserve">Use </w:t>
       </w:r>
       <w:r>
         <w:rPr>
@@ -9596,16 +9263,139 @@
           <w:sz w:val="21"/>
           <w:szCs w:val="21"/>
         </w:rPr>
-        <w:t>Client</w:t>
-      </w:r>
-      <w:r>
-        <w:rPr>
-          <w:rFonts w:ascii="Segoe UI" w:hAnsi="Segoe UI" w:cs="Segoe UI"/>
-          <w:color w:val="1F2937"/>
-          <w:sz w:val="21"/>
-          <w:szCs w:val="21"/>
-        </w:rPr>
-        <w:t>.</w:t>
+        <w:t>PDF</w:t>
+      </w:r>
+      <w:r>
+        <w:rPr>
+          <w:rFonts w:ascii="Segoe UI" w:hAnsi="Segoe UI" w:cs="Segoe UI"/>
+          <w:color w:val="1F2937"/>
+          <w:sz w:val="21"/>
+          <w:szCs w:val="21"/>
+        </w:rPr>
+        <w:t xml:space="preserve"> to save a copy, or </w:t>
+      </w:r>
+      <w:r>
+        <w:rPr>
+          <w:rFonts w:ascii="Segoe UI" w:hAnsi="Segoe UI" w:cs="Segoe UI"/>
+          <w:b/>
+          <w:bCs/>
+          <w:color w:val="1F2937"/>
+          <w:sz w:val="21"/>
+          <w:szCs w:val="21"/>
+        </w:rPr>
+        <w:t>Share</w:t>
+      </w:r>
+      <w:r>
+        <w:rPr>
+          <w:rFonts w:ascii="Segoe UI" w:hAnsi="Segoe UI" w:cs="Segoe UI"/>
+          <w:color w:val="1F2937"/>
+          <w:sz w:val="21"/>
+          <w:szCs w:val="21"/>
+        </w:rPr>
+        <w:t xml:space="preserve"> </w:t>
+      </w:r>
+      <w:r>
+        <w:rPr>
+          <w:rFonts w:ascii="Segoe UI" w:hAnsi="Segoe UI" w:cs="Segoe UI"/>
+          <w:color w:val="1F2937"/>
+          <w:sz w:val="21"/>
+          <w:szCs w:val="21"/>
+        </w:rPr>
+        <w:t>to send it on to your accounts team. The PDF is the same one the team sees on the web, including any overall notes they added to the invoice.</w:t>
+      </w:r>
+    </w:p>
+    <w:p>
+      <w:pPr>
+        <w:pStyle w:val="Heading3"/>
+        <w:rPr>
+          <w:rFonts w:ascii="Segoe UI" w:eastAsia="Times New Roman" w:hAnsi="Segoe UI" w:cs="Segoe UI"/>
+        </w:rPr>
+      </w:pPr>
+      <w:r>
+        <w:rPr>
+          <w:rFonts w:ascii="Segoe UI" w:eastAsia="Times New Roman" w:hAnsi="Segoe UI" w:cs="Segoe UI"/>
+        </w:rPr>
+        <w:t>Step 19   Tell Us You Have Paid</w:t>
+      </w:r>
+    </w:p>
+    <w:p>
+      <w:pPr>
+        <w:pStyle w:val="NormalWeb"/>
+        <w:rPr>
+          <w:rFonts w:ascii="Segoe UI" w:hAnsi="Segoe UI" w:cs="Segoe UI"/>
+          <w:color w:val="1F2937"/>
+          <w:sz w:val="21"/>
+          <w:szCs w:val="21"/>
+        </w:rPr>
+      </w:pPr>
+      <w:r>
+        <w:rPr>
+          <w:rFonts w:ascii="Segoe UI" w:hAnsi="Segoe UI" w:cs="Segoe UI"/>
+          <w:color w:val="1F2937"/>
+          <w:sz w:val="21"/>
+          <w:szCs w:val="21"/>
+        </w:rPr>
+        <w:t xml:space="preserve">Once you have made payment, tap </w:t>
+      </w:r>
+      <w:r>
+        <w:rPr>
+          <w:rFonts w:ascii="Segoe UI" w:hAnsi="Segoe UI" w:cs="Segoe UI"/>
+          <w:b/>
+          <w:bCs/>
+          <w:color w:val="1F2937"/>
+          <w:sz w:val="21"/>
+          <w:szCs w:val="21"/>
+        </w:rPr>
+        <w:t>I’ve paid</w:t>
+      </w:r>
+      <w:r>
+        <w:rPr>
+          <w:rFonts w:ascii="Segoe UI" w:hAnsi="Segoe UI" w:cs="Segoe UI"/>
+          <w:color w:val="1F2937"/>
+          <w:sz w:val="21"/>
+          <w:szCs w:val="21"/>
+        </w:rPr>
+        <w:t xml:space="preserve"> on the invoice. In </w:t>
+      </w:r>
+      <w:r>
+        <w:rPr>
+          <w:rFonts w:ascii="Segoe UI" w:hAnsi="Segoe UI" w:cs="Segoe UI"/>
+          <w:b/>
+          <w:bCs/>
+          <w:color w:val="1F2937"/>
+          <w:sz w:val="21"/>
+          <w:szCs w:val="21"/>
+        </w:rPr>
+        <w:t>Report payment</w:t>
+      </w:r>
+      <w:r>
+        <w:rPr>
+          <w:rFonts w:ascii="Segoe UI" w:hAnsi="Segoe UI" w:cs="Segoe UI"/>
+          <w:color w:val="1F2937"/>
+          <w:sz w:val="21"/>
+          <w:szCs w:val="21"/>
+        </w:rPr>
+        <w:t xml:space="preserve">, choose how you paid and add a </w:t>
+      </w:r>
+      <w:r>
+        <w:rPr>
+          <w:rFonts w:ascii="Segoe UI" w:hAnsi="Segoe UI" w:cs="Segoe UI"/>
+          <w:b/>
+          <w:bCs/>
+          <w:color w:val="1F2937"/>
+          <w:sz w:val="21"/>
+          <w:szCs w:val="21"/>
+        </w:rPr>
+        <w:t>Reference or note (optional)</w:t>
+      </w:r>
+      <w:r>
+        <w:rPr>
+          <w:rFonts w:ascii="Segoe UI" w:hAnsi="Segoe UI" w:cs="Segoe UI"/>
+          <w:color w:val="1F2937"/>
+          <w:sz w:val="21"/>
+          <w:szCs w:val="21"/>
+        </w:rPr>
+        <w:t xml:space="preserve"> — a transaction ID helps the team match it. This notifies the team straight away, so nobody chases you for money you have already sent.</w:t>
       </w:r>
     </w:p>
     <w:tbl>
@@ -9665,8 +9455,8 @@
                 <w:szCs w:val="21"/>
               </w:rPr>
               <w:drawing>
-                <wp:inline distT="0" distB="0" distL="0" distR="0" wp14:anchorId="34497BB8" wp14:editId="7AD9E236">
-                  <wp:extent cx="2377440" cy="3810000"/>
+                <wp:inline distT="0" distB="0" distL="0" distR="0" wp14:anchorId="086D68F6" wp14:editId="354B7992">
+                  <wp:extent cx="2377440" cy="3604260"/>
                   <wp:effectExtent l="0" t="0" r="3810" b="0"/>
                   <wp:docPr id="11" name="Picture 11"/>
                   <wp:cNvGraphicFramePr>
@@ -9697,7 +9487,923 @@
                         <pic:spPr bwMode="auto">
                           <a:xfrm>
                             <a:off x="0" y="0"/>
-                            <a:ext cx="2377440" cy="3810000"/>
+                            <a:ext cx="2377440" cy="3604260"/>
+                          </a:xfrm>
+                          <a:prstGeom prst="rect">
+                            <a:avLst/>
+                          </a:prstGeom>
+                          <a:noFill/>
+                          <a:ln>
+                            <a:noFill/>
+                          </a:ln>
+                        </pic:spPr>
+                      </pic:pic>
+                    </a:graphicData>
+                  </a:graphic>
+                </wp:inline>
+              </w:drawing>
+            </w:r>
+          </w:p>
+          <w:p>
+            <w:pPr>
+              <w:pStyle w:val="imgc"/>
+              <w:rPr>
+                <w:rFonts w:ascii="Segoe UI" w:hAnsi="Segoe UI" w:cs="Segoe UI"/>
+              </w:rPr>
+            </w:pPr>
+            <w:r>
+              <w:rPr>
+                <w:rFonts w:ascii="Segoe UI" w:hAnsi="Segoe UI" w:cs="Segoe UI"/>
+              </w:rPr>
+              <w:t>Report payment — the payment method and the optional reference</w:t>
+            </w:r>
+          </w:p>
+        </w:tc>
+      </w:tr>
+    </w:tbl>
+    <w:p>
+      <w:pPr>
+        <w:pStyle w:val="NormalWeb"/>
+        <w:rPr>
+          <w:rFonts w:ascii="Segoe UI" w:hAnsi="Segoe UI" w:cs="Segoe UI"/>
+          <w:color w:val="1F2937"/>
+          <w:sz w:val="21"/>
+          <w:szCs w:val="21"/>
+        </w:rPr>
+      </w:pPr>
+      <w:r>
+        <w:rPr>
+          <w:rFonts w:ascii="Segoe UI" w:hAnsi="Segoe UI" w:cs="Segoe UI"/>
+          <w:color w:val="1F2937"/>
+          <w:sz w:val="21"/>
+          <w:szCs w:val="21"/>
+        </w:rPr>
+        <w:t xml:space="preserve">The invoice then moves to </w:t>
+      </w:r>
+      <w:r>
+        <w:rPr>
+          <w:rFonts w:ascii="Segoe UI" w:hAnsi="Segoe UI" w:cs="Segoe UI"/>
+          <w:b/>
+          <w:bCs/>
+          <w:color w:val="1F2937"/>
+          <w:sz w:val="21"/>
+          <w:szCs w:val="21"/>
+        </w:rPr>
+        <w:t>Claimed</w:t>
+      </w:r>
+      <w:r>
+        <w:rPr>
+          <w:rFonts w:ascii="Segoe UI" w:hAnsi="Segoe UI" w:cs="Segoe UI"/>
+          <w:color w:val="1F2937"/>
+          <w:sz w:val="21"/>
+          <w:szCs w:val="21"/>
+        </w:rPr>
+        <w:t xml:space="preserve"> and shows what you reported — for example </w:t>
+      </w:r>
+      <w:r>
+        <w:rPr>
+          <w:rFonts w:ascii="Segoe UI" w:hAnsi="Segoe UI" w:cs="Segoe UI"/>
+          <w:i/>
+          <w:iCs/>
+          <w:color w:val="1F2937"/>
+          <w:sz w:val="21"/>
+          <w:szCs w:val="21"/>
+        </w:rPr>
+        <w:t>“You reported paying this invoice by Bank Transfer on …”</w:t>
+      </w:r>
+      <w:r>
+        <w:rPr>
+          <w:rFonts w:ascii="Segoe UI" w:hAnsi="Segoe UI" w:cs="Segoe UI"/>
+          <w:color w:val="1F2937"/>
+          <w:sz w:val="21"/>
+          <w:szCs w:val="21"/>
+        </w:rPr>
+        <w:t xml:space="preserve"> — with </w:t>
+      </w:r>
+      <w:r>
+        <w:rPr>
+          <w:rFonts w:ascii="Segoe UI" w:hAnsi="Segoe UI" w:cs="Segoe UI"/>
+          <w:i/>
+          <w:iCs/>
+          <w:color w:val="1F2937"/>
+          <w:sz w:val="21"/>
+          <w:szCs w:val="21"/>
+        </w:rPr>
+        <w:t>“Awaiting confirmation — we'll mark it paid once the payment is checked.”</w:t>
+      </w:r>
+      <w:r>
+        <w:rPr>
+          <w:rFonts w:ascii="Segoe UI" w:hAnsi="Segoe UI" w:cs="Segoe UI"/>
+          <w:color w:val="1F2937"/>
+          <w:sz w:val="21"/>
+          <w:szCs w:val="21"/>
+        </w:rPr>
+        <w:t xml:space="preserve"> When the team confirms the money, it moves to </w:t>
+      </w:r>
+      <w:r>
+        <w:rPr>
+          <w:rFonts w:ascii="Segoe UI" w:hAnsi="Segoe UI" w:cs="Segoe UI"/>
+          <w:b/>
+          <w:bCs/>
+          <w:color w:val="1F2937"/>
+          <w:sz w:val="21"/>
+          <w:szCs w:val="21"/>
+        </w:rPr>
+        <w:t>Paid</w:t>
+      </w:r>
+      <w:r>
+        <w:rPr>
+          <w:rFonts w:ascii="Segoe UI" w:hAnsi="Segoe UI" w:cs="Segoe UI"/>
+          <w:color w:val="1F2937"/>
+          <w:sz w:val="21"/>
+          <w:szCs w:val="21"/>
+        </w:rPr>
+        <w:t>.</w:t>
+      </w:r>
+    </w:p>
+    <w:tbl>
+      <w:tblPr>
+        <w:tblW w:w="5000" w:type="pct"/>
+        <w:tblCellMar>
+          <w:top w:w="15" w:type="dxa"/>
+          <w:left w:w="15" w:type="dxa"/>
+          <w:bottom w:w="15" w:type="dxa"/>
+          <w:right w:w="15" w:type="dxa"/>
+        </w:tblCellMar>
+        <w:tblLook w:val="04A0" w:firstRow="1" w:lastRow="0" w:firstColumn="1" w:lastColumn="0" w:noHBand="0" w:noVBand="1"/>
+      </w:tblPr>
+      <w:tblGrid>
+        <w:gridCol w:w="9010"/>
+      </w:tblGrid>
+      <w:tr>
+        <w:trPr>
+          <w:cantSplit/>
+        </w:trPr>
+        <w:tc>
+          <w:tcPr>
+            <w:tcW w:w="0" w:type="auto"/>
+            <w:tcBorders>
+              <w:top w:val="single" w:sz="6" w:space="0" w:color="E5E9F0"/>
+              <w:left w:val="single" w:sz="6" w:space="0" w:color="E5E9F0"/>
+              <w:bottom w:val="single" w:sz="6" w:space="0" w:color="E5E9F0"/>
+              <w:right w:val="single" w:sz="6" w:space="0" w:color="E5E9F0"/>
+            </w:tcBorders>
+            <w:shd w:val="clear" w:color="auto" w:fill="F7F9FC"/>
+            <w:tcMar>
+              <w:top w:w="200" w:type="dxa"/>
+              <w:left w:w="200" w:type="dxa"/>
+              <w:bottom w:w="200" w:type="dxa"/>
+              <w:right w:w="200" w:type="dxa"/>
+            </w:tcMar>
+            <w:vAlign w:val="center"/>
+            <w:hideMark/>
+          </w:tcPr>
+          <w:p>
+            <w:pPr>
+              <w:spacing w:before="200" w:after="200"/>
+              <w:jc w:val="center"/>
+              <w:rPr>
+                <w:rFonts w:ascii="Segoe UI" w:eastAsia="Times New Roman" w:hAnsi="Segoe UI" w:cs="Segoe UI"/>
+                <w:color w:val="1F2937"/>
+                <w:sz w:val="21"/>
+                <w:szCs w:val="21"/>
+              </w:rPr>
+            </w:pPr>
+            <w:r>
+              <w:rPr>
+                <w:rFonts w:ascii="Segoe UI" w:eastAsia="Times New Roman" w:hAnsi="Segoe UI" w:cs="Segoe UI"/>
+                <w:noProof/>
+                <w:color w:val="1F2937"/>
+                <w:sz w:val="21"/>
+                <w:szCs w:val="21"/>
+              </w:rPr>
+              <w:drawing>
+                <wp:inline distT="0" distB="0" distL="0" distR="0" wp14:anchorId="5155EE10" wp14:editId="66110075">
+                  <wp:extent cx="2377440" cy="3604260"/>
+                  <wp:effectExtent l="0" t="0" r="3810" b="0"/>
+                  <wp:docPr id="12" name="Picture 12"/>
+                  <wp:cNvGraphicFramePr>
+                    <a:graphicFrameLocks xmlns:a="http://schemas.openxmlformats.org/drawingml/2006/main" noChangeAspect="1"/>
+                  </wp:cNvGraphicFramePr>
+                  <a:graphic xmlns:a="http://schemas.openxmlformats.org/drawingml/2006/main">
+                    <a:graphicData uri="http://schemas.openxmlformats.org/drawingml/2006/picture">
+                      <pic:pic xmlns:pic="http://schemas.openxmlformats.org/drawingml/2006/picture">
+                        <pic:nvPicPr>
+                          <pic:cNvPr id="0" name="Picture 12"/>
+                          <pic:cNvPicPr>
+                            <a:picLocks noChangeAspect="1" noChangeArrowheads="1"/>
+                          </pic:cNvPicPr>
+                        </pic:nvPicPr>
+                        <pic:blipFill>
+                          <a:blip r:embed="rId16" cstate="print">
+                            <a:extLst>
+                              <a:ext uri="{28A0092B-C50C-407E-A947-70E740481C1C}">
+                                <a14:useLocalDpi xmlns:a14="http://schemas.microsoft.com/office/drawing/2010/main" val="0"/>
+                              </a:ext>
+                            </a:extLst>
+                          </a:blip>
+                          <a:srcRect/>
+                          <a:stretch>
+                            <a:fillRect/>
+                          </a:stretch>
+                        </pic:blipFill>
+                        <pic:spPr bwMode="auto">
+                          <a:xfrm>
+                            <a:off x="0" y="0"/>
+                            <a:ext cx="2377440" cy="3604260"/>
+                          </a:xfrm>
+                          <a:prstGeom prst="rect">
+                            <a:avLst/>
+                          </a:prstGeom>
+                          <a:noFill/>
+                          <a:ln>
+                            <a:noFill/>
+                          </a:ln>
+                        </pic:spPr>
+                      </pic:pic>
+                    </a:graphicData>
+                  </a:graphic>
+                </wp:inline>
+              </w:drawing>
+            </w:r>
+          </w:p>
+          <w:p>
+            <w:pPr>
+              <w:pStyle w:val="imgc"/>
+              <w:rPr>
+                <w:rFonts w:ascii="Segoe UI" w:hAnsi="Segoe UI" w:cs="Segoe UI"/>
+              </w:rPr>
+            </w:pPr>
+            <w:r>
+              <w:rPr>
+                <w:rFonts w:ascii="Segoe UI" w:hAnsi="Segoe UI" w:cs="Segoe UI"/>
+              </w:rPr>
+              <w:t>A claimed invoice — your reported payment shown back to you, awaiting confirmation</w:t>
+            </w:r>
+          </w:p>
+        </w:tc>
+      </w:tr>
+    </w:tbl>
+    <w:p>
+      <w:pPr>
+        <w:pStyle w:val="Heading2"/>
+        <w:rPr>
+          <w:rFonts w:ascii="Segoe UI" w:eastAsia="Times New Roman" w:hAnsi="Segoe UI" w:cs="Segoe UI"/>
+        </w:rPr>
+      </w:pPr>
+      <w:r>
+        <w:rPr>
+          <w:rFonts w:ascii="Segoe UI" w:eastAsia="Times New Roman" w:hAnsi="Segoe UI" w:cs="Segoe UI"/>
+        </w:rPr>
+        <w:t>PART 8   NOTIFICATIONS AND YOUR PROFILE</w:t>
+      </w:r>
+    </w:p>
+    <w:p>
+      <w:pPr>
+        <w:pStyle w:val="Heading3"/>
+        <w:rPr>
+          <w:rFonts w:ascii="Segoe UI" w:eastAsia="Times New Roman" w:hAnsi="Segoe UI" w:cs="Segoe UI"/>
+        </w:rPr>
+      </w:pPr>
+      <w:r>
+        <w:rPr>
+          <w:rFonts w:ascii="Segoe UI" w:eastAsia="Times New Roman" w:hAnsi="Segoe UI" w:cs="Segoe UI"/>
+        </w:rPr>
+        <w:t>Notifications</w:t>
+      </w:r>
+    </w:p>
+    <w:p>
+      <w:pPr>
+        <w:pStyle w:val="NormalWeb"/>
+        <w:rPr>
+          <w:rFonts w:ascii="Segoe UI" w:hAnsi="Segoe UI" w:cs="Segoe UI"/>
+          <w:color w:val="1F2937"/>
+          <w:sz w:val="21"/>
+          <w:szCs w:val="21"/>
+        </w:rPr>
+      </w:pPr>
+      <w:r>
+        <w:rPr>
+          <w:rFonts w:ascii="Segoe UI" w:hAnsi="Segoe UI" w:cs="Segoe UI"/>
+          <w:color w:val="1F2937"/>
+          <w:sz w:val="21"/>
+          <w:szCs w:val="21"/>
+        </w:rPr>
+        <w:t>Tap the bell on Home. Three tabs sort everything:</w:t>
+      </w:r>
+    </w:p>
+    <w:p>
+      <w:pPr>
+        <w:numPr>
+          <w:ilvl w:val="0"/>
+          <w:numId w:val="7"/>
+        </w:numPr>
+        <w:spacing w:before="60" w:after="60"/>
+        <w:rPr>
+          <w:rFonts w:ascii="Segoe UI" w:eastAsia="Times New Roman" w:hAnsi="Segoe UI" w:cs="Segoe UI"/>
+          <w:color w:val="1F2937"/>
+          <w:sz w:val="21"/>
+          <w:szCs w:val="21"/>
+        </w:rPr>
+      </w:pPr>
+      <w:r>
+        <w:rPr>
+          <w:rFonts w:ascii="Segoe UI" w:eastAsia="Times New Roman" w:hAnsi="Segoe UI" w:cs="Segoe UI"/>
+          <w:b/>
+          <w:bCs/>
+          <w:color w:val="1F2937"/>
+          <w:sz w:val="21"/>
+          <w:szCs w:val="21"/>
+        </w:rPr>
+        <w:t>All</w:t>
+      </w:r>
+      <w:r>
+        <w:rPr>
+          <w:rFonts w:ascii="Segoe UI" w:eastAsia="Times New Roman" w:hAnsi="Segoe UI" w:cs="Segoe UI"/>
+          <w:color w:val="1F2937"/>
+          <w:sz w:val="21"/>
+          <w:szCs w:val="21"/>
+        </w:rPr>
+        <w:t xml:space="preserve"> — everything.</w:t>
+      </w:r>
+    </w:p>
+    <w:p>
+      <w:pPr>
+        <w:numPr>
+          <w:ilvl w:val="0"/>
+          <w:numId w:val="7"/>
+        </w:numPr>
+        <w:spacing w:before="60" w:after="60"/>
+        <w:rPr>
+          <w:rFonts w:ascii="Segoe UI" w:eastAsia="Times New Roman" w:hAnsi="Segoe UI" w:cs="Segoe UI"/>
+          <w:color w:val="1F2937"/>
+          <w:sz w:val="21"/>
+          <w:szCs w:val="21"/>
+        </w:rPr>
+      </w:pPr>
+      <w:r>
+        <w:rPr>
+          <w:rFonts w:ascii="Segoe UI" w:eastAsia="Times New Roman" w:hAnsi="Segoe UI" w:cs="Segoe UI"/>
+          <w:b/>
+          <w:bCs/>
+          <w:color w:val="1F2937"/>
+          <w:sz w:val="21"/>
+          <w:szCs w:val="21"/>
+        </w:rPr>
+        <w:t>Unread</w:t>
+      </w:r>
+      <w:r>
+        <w:rPr>
+          <w:rFonts w:ascii="Segoe UI" w:eastAsia="Times New Roman" w:hAnsi="Segoe UI" w:cs="Segoe UI"/>
+          <w:color w:val="1F2937"/>
+          <w:sz w:val="21"/>
+          <w:szCs w:val="21"/>
+        </w:rPr>
+        <w:t xml:space="preserve"> — what you have not opened yet.</w:t>
+      </w:r>
+    </w:p>
+    <w:p>
+      <w:pPr>
+        <w:numPr>
+          <w:ilvl w:val="0"/>
+          <w:numId w:val="7"/>
+        </w:numPr>
+        <w:spacing w:before="60" w:after="60"/>
+        <w:rPr>
+          <w:rFonts w:ascii="Segoe UI" w:eastAsia="Times New Roman" w:hAnsi="Segoe UI" w:cs="Segoe UI"/>
+          <w:color w:val="1F2937"/>
+          <w:sz w:val="21"/>
+          <w:szCs w:val="21"/>
+        </w:rPr>
+      </w:pPr>
+      <w:r>
+        <w:rPr>
+          <w:rFonts w:ascii="Segoe UI" w:eastAsia="Times New Roman" w:hAnsi="Segoe UI" w:cs="Segoe UI"/>
+          <w:b/>
+          <w:bCs/>
+          <w:color w:val="1F2937"/>
+          <w:sz w:val="21"/>
+          <w:szCs w:val="21"/>
+        </w:rPr>
+        <w:t>Action needed</w:t>
+      </w:r>
+      <w:r>
+        <w:rPr>
+          <w:rFonts w:ascii="Segoe UI" w:eastAsia="Times New Roman" w:hAnsi="Segoe UI" w:cs="Segoe UI"/>
+          <w:color w:val="1F2937"/>
+          <w:sz w:val="21"/>
+          <w:szCs w:val="21"/>
+        </w:rPr>
+        <w:t xml:space="preserve"> — the ones waiting on you. </w:t>
+      </w:r>
+      <w:r>
+        <w:rPr>
+          <w:rFonts w:ascii="Segoe UI" w:eastAsia="Times New Roman" w:hAnsi="Segoe UI" w:cs="Segoe UI"/>
+          <w:b/>
+          <w:bCs/>
+          <w:color w:val="1F2937"/>
+          <w:sz w:val="21"/>
+          <w:szCs w:val="21"/>
+        </w:rPr>
+        <w:t>Check this one first.</w:t>
+      </w:r>
+    </w:p>
+    <w:p>
+      <w:pPr>
+        <w:pStyle w:val="NormalWeb"/>
+        <w:rPr>
+          <w:rFonts w:ascii="Segoe UI" w:hAnsi="Segoe UI" w:cs="Segoe UI"/>
+          <w:color w:val="1F2937"/>
+          <w:sz w:val="21"/>
+          <w:szCs w:val="21"/>
+        </w:rPr>
+      </w:pPr>
+      <w:r>
+        <w:rPr>
+          <w:rFonts w:ascii="Segoe UI" w:hAnsi="Segoe UI" w:cs="Segoe UI"/>
+          <w:color w:val="1F2937"/>
+          <w:sz w:val="21"/>
+          <w:szCs w:val="21"/>
+        </w:rPr>
+        <w:t xml:space="preserve">Items are grouped into </w:t>
+      </w:r>
+      <w:r>
+        <w:rPr>
+          <w:rFonts w:ascii="Segoe UI" w:hAnsi="Segoe UI" w:cs="Segoe UI"/>
+          <w:b/>
+          <w:bCs/>
+          <w:color w:val="1F2937"/>
+          <w:sz w:val="21"/>
+          <w:szCs w:val="21"/>
+        </w:rPr>
+        <w:t>Today</w:t>
+      </w:r>
+      <w:r>
+        <w:rPr>
+          <w:rFonts w:ascii="Segoe UI" w:hAnsi="Segoe UI" w:cs="Segoe UI"/>
+          <w:color w:val="1F2937"/>
+          <w:sz w:val="21"/>
+          <w:szCs w:val="21"/>
+        </w:rPr>
+        <w:t xml:space="preserve">, </w:t>
+      </w:r>
+      <w:r>
+        <w:rPr>
+          <w:rFonts w:ascii="Segoe UI" w:hAnsi="Segoe UI" w:cs="Segoe UI"/>
+          <w:b/>
+          <w:bCs/>
+          <w:color w:val="1F2937"/>
+          <w:sz w:val="21"/>
+          <w:szCs w:val="21"/>
+        </w:rPr>
+        <w:t>Yesterday</w:t>
+      </w:r>
+      <w:r>
+        <w:rPr>
+          <w:rFonts w:ascii="Segoe UI" w:hAnsi="Segoe UI" w:cs="Segoe UI"/>
+          <w:color w:val="1F2937"/>
+          <w:sz w:val="21"/>
+          <w:szCs w:val="21"/>
+        </w:rPr>
+        <w:t xml:space="preserve"> and </w:t>
+      </w:r>
+      <w:r>
+        <w:rPr>
+          <w:rFonts w:ascii="Segoe UI" w:hAnsi="Segoe UI" w:cs="Segoe UI"/>
+          <w:b/>
+          <w:bCs/>
+          <w:color w:val="1F2937"/>
+          <w:sz w:val="21"/>
+          <w:szCs w:val="21"/>
+        </w:rPr>
+        <w:t>Earlier</w:t>
+      </w:r>
+      <w:r>
+        <w:rPr>
+          <w:rFonts w:ascii="Segoe UI" w:hAnsi="Segoe UI" w:cs="Segoe UI"/>
+          <w:color w:val="1F2937"/>
+          <w:sz w:val="21"/>
+          <w:szCs w:val="21"/>
+        </w:rPr>
+        <w:t xml:space="preserve">, and anything critical carries a red </w:t>
+      </w:r>
+      <w:r>
+        <w:rPr>
+          <w:rFonts w:ascii="Segoe UI" w:hAnsi="Segoe UI" w:cs="Segoe UI"/>
+          <w:b/>
+          <w:bCs/>
+          <w:color w:val="1F2937"/>
+          <w:sz w:val="21"/>
+          <w:szCs w:val="21"/>
+        </w:rPr>
+        <w:t>URGENT</w:t>
+      </w:r>
+      <w:r>
+        <w:rPr>
+          <w:rFonts w:ascii="Segoe UI" w:hAnsi="Segoe UI" w:cs="Segoe UI"/>
+          <w:color w:val="1F2937"/>
+          <w:sz w:val="21"/>
+          <w:szCs w:val="21"/>
+        </w:rPr>
+        <w:t xml:space="preserve"> badge. Tap a notification to jump to the task or invoice it is about. </w:t>
+      </w:r>
+      <w:r>
+        <w:rPr>
+          <w:rFonts w:ascii="Segoe UI" w:hAnsi="Segoe UI" w:cs="Segoe UI"/>
+          <w:b/>
+          <w:bCs/>
+          <w:color w:val="1F2937"/>
+          <w:sz w:val="21"/>
+          <w:szCs w:val="21"/>
+        </w:rPr>
+        <w:t>Mark all read</w:t>
+      </w:r>
+      <w:r>
+        <w:rPr>
+          <w:rFonts w:ascii="Segoe UI" w:hAnsi="Segoe UI" w:cs="Segoe UI"/>
+          <w:color w:val="1F2937"/>
+          <w:sz w:val="21"/>
+          <w:szCs w:val="21"/>
+        </w:rPr>
+        <w:t xml:space="preserve"> clears the badge.</w:t>
+      </w:r>
+    </w:p>
+    <w:p>
+      <w:pPr>
+        <w:pStyle w:val="NormalWeb"/>
+        <w:rPr>
+          <w:rFonts w:ascii="Segoe UI" w:hAnsi="Segoe UI" w:cs="Segoe UI"/>
+          <w:color w:val="1F2937"/>
+          <w:sz w:val="21"/>
+          <w:szCs w:val="21"/>
+        </w:rPr>
+      </w:pPr>
+      <w:r>
+        <w:rPr>
+          <w:rFonts w:ascii="Segoe UI" w:hAnsi="Segoe UI" w:cs="Segoe UI"/>
+          <w:color w:val="1F2937"/>
+          <w:sz w:val="21"/>
+          <w:szCs w:val="21"/>
+        </w:rPr>
+        <w:t>You will be notified when a task needs your approval, when work is ready for your sign-off, and when an invoice is issued to you.</w:t>
+      </w:r>
+    </w:p>
+    <w:tbl>
+      <w:tblPr>
+        <w:tblW w:w="5000" w:type="pct"/>
+        <w:tblCellMar>
+          <w:top w:w="15" w:type="dxa"/>
+          <w:left w:w="15" w:type="dxa"/>
+          <w:bottom w:w="15" w:type="dxa"/>
+          <w:right w:w="15" w:type="dxa"/>
+        </w:tblCellMar>
+        <w:tblLook w:val="04A0" w:firstRow="1" w:lastRow="0" w:firstColumn="1" w:lastColumn="0" w:noHBand="0" w:noVBand="1"/>
+      </w:tblPr>
+      <w:tblGrid>
+        <w:gridCol w:w="9010"/>
+      </w:tblGrid>
+      <w:tr>
+        <w:trPr>
+          <w:cantSplit/>
+        </w:trPr>
+        <w:tc>
+          <w:tcPr>
+            <w:tcW w:w="0" w:type="auto"/>
+            <w:tcBorders>
+              <w:top w:val="single" w:sz="6" w:space="0" w:color="E5E9F0"/>
+              <w:left w:val="single" w:sz="6" w:space="0" w:color="E5E9F0"/>
+              <w:bottom w:val="single" w:sz="6" w:space="0" w:color="E5E9F0"/>
+              <w:right w:val="single" w:sz="6" w:space="0" w:color="E5E9F0"/>
+            </w:tcBorders>
+            <w:shd w:val="clear" w:color="auto" w:fill="F7F9FC"/>
+            <w:tcMar>
+              <w:top w:w="200" w:type="dxa"/>
+              <w:left w:w="200" w:type="dxa"/>
+              <w:bottom w:w="200" w:type="dxa"/>
+              <w:right w:w="200" w:type="dxa"/>
+            </w:tcMar>
+            <w:vAlign w:val="center"/>
+            <w:hideMark/>
+          </w:tcPr>
+          <w:p>
+            <w:pPr>
+              <w:spacing w:before="200" w:after="200"/>
+              <w:jc w:val="center"/>
+              <w:rPr>
+                <w:rFonts w:ascii="Segoe UI" w:eastAsia="Times New Roman" w:hAnsi="Segoe UI" w:cs="Segoe UI"/>
+                <w:color w:val="1F2937"/>
+                <w:sz w:val="21"/>
+                <w:szCs w:val="21"/>
+              </w:rPr>
+            </w:pPr>
+            <w:r>
+              <w:rPr>
+                <w:rFonts w:ascii="Segoe UI" w:eastAsia="Times New Roman" w:hAnsi="Segoe UI" w:cs="Segoe UI"/>
+                <w:noProof/>
+                <w:color w:val="1F2937"/>
+                <w:sz w:val="21"/>
+                <w:szCs w:val="21"/>
+              </w:rPr>
+              <w:drawing>
+                <wp:inline distT="0" distB="0" distL="0" distR="0" wp14:anchorId="107A0D63" wp14:editId="75A8C16A">
+                  <wp:extent cx="2377440" cy="3604260"/>
+                  <wp:effectExtent l="0" t="0" r="3810" b="0"/>
+                  <wp:docPr id="13" name="Picture 13"/>
+                  <wp:cNvGraphicFramePr>
+                    <a:graphicFrameLocks xmlns:a="http://schemas.openxmlformats.org/drawingml/2006/main" noChangeAspect="1"/>
+                  </wp:cNvGraphicFramePr>
+                  <a:graphic xmlns:a="http://schemas.openxmlformats.org/drawingml/2006/main">
+                    <a:graphicData uri="http://schemas.openxmlformats.org/drawingml/2006/picture">
+                      <pic:pic xmlns:pic="http://schemas.openxmlformats.org/drawingml/2006/picture">
+                        <pic:nvPicPr>
+                          <pic:cNvPr id="0" name="Picture 13"/>
+                          <pic:cNvPicPr>
+                            <a:picLocks noChangeAspect="1" noChangeArrowheads="1"/>
+                          </pic:cNvPicPr>
+                        </pic:nvPicPr>
+                        <pic:blipFill>
+                          <a:blip r:embed="rId17" cstate="print">
+                            <a:extLst>
+                              <a:ext uri="{28A0092B-C50C-407E-A947-70E740481C1C}">
+                                <a14:useLocalDpi xmlns:a14="http://schemas.microsoft.com/office/drawing/2010/main" val="0"/>
+                              </a:ext>
+                            </a:extLst>
+                          </a:blip>
+                          <a:srcRect/>
+                          <a:stretch>
+                            <a:fillRect/>
+                          </a:stretch>
+                        </pic:blipFill>
+                        <pic:spPr bwMode="auto">
+                          <a:xfrm>
+                            <a:off x="0" y="0"/>
+                            <a:ext cx="2377440" cy="3604260"/>
+                          </a:xfrm>
+                          <a:prstGeom prst="rect">
+                            <a:avLst/>
+                          </a:prstGeom>
+                          <a:noFill/>
+                          <a:ln>
+                            <a:noFill/>
+                          </a:ln>
+                        </pic:spPr>
+                      </pic:pic>
+                    </a:graphicData>
+                  </a:graphic>
+                </wp:inline>
+              </w:drawing>
+            </w:r>
+          </w:p>
+          <w:p>
+            <w:pPr>
+              <w:pStyle w:val="imgc"/>
+              <w:rPr>
+                <w:rFonts w:ascii="Segoe UI" w:hAnsi="Segoe UI" w:cs="Segoe UI"/>
+              </w:rPr>
+            </w:pPr>
+            <w:r>
+              <w:rPr>
+                <w:rFonts w:ascii="Segoe UI" w:hAnsi="Segoe UI" w:cs="Segoe UI"/>
+              </w:rPr>
+              <w:t>Notifications — the All / Unread / Action needed tabs</w:t>
+            </w:r>
+          </w:p>
+        </w:tc>
+      </w:tr>
+    </w:tbl>
+    <w:p>
+      <w:pPr>
+        <w:pStyle w:val="Heading3"/>
+        <w:rPr>
+          <w:rFonts w:ascii="Segoe UI" w:eastAsia="Times New Roman" w:hAnsi="Segoe UI" w:cs="Segoe UI"/>
+        </w:rPr>
+      </w:pPr>
+      <w:r>
+        <w:rPr>
+          <w:rFonts w:ascii="Segoe UI" w:eastAsia="Times New Roman" w:hAnsi="Segoe UI" w:cs="Segoe UI"/>
+        </w:rPr>
+        <w:t>Profile</w:t>
+      </w:r>
+    </w:p>
+    <w:p>
+      <w:pPr>
+        <w:pStyle w:val="NormalWeb"/>
+        <w:rPr>
+          <w:rFonts w:ascii="Segoe UI" w:hAnsi="Segoe UI" w:cs="Segoe UI"/>
+          <w:color w:val="1F2937"/>
+          <w:sz w:val="21"/>
+          <w:szCs w:val="21"/>
+        </w:rPr>
+      </w:pPr>
+      <w:r>
+        <w:rPr>
+          <w:rFonts w:ascii="Segoe UI" w:hAnsi="Segoe UI" w:cs="Segoe UI"/>
+          <w:color w:val="1F2937"/>
+          <w:sz w:val="21"/>
+          <w:szCs w:val="21"/>
+        </w:rPr>
+        <w:t xml:space="preserve">Tap </w:t>
+      </w:r>
+      <w:r>
+        <w:rPr>
+          <w:rFonts w:ascii="Segoe UI" w:hAnsi="Segoe UI" w:cs="Segoe UI"/>
+          <w:b/>
+          <w:bCs/>
+          <w:color w:val="1F2937"/>
+          <w:sz w:val="21"/>
+          <w:szCs w:val="21"/>
+        </w:rPr>
+        <w:t>Profile</w:t>
+      </w:r>
+      <w:r>
+        <w:rPr>
+          <w:rFonts w:ascii="Segoe UI" w:hAnsi="Segoe UI" w:cs="Segoe UI"/>
+          <w:color w:val="1F2937"/>
+          <w:sz w:val="21"/>
+          <w:szCs w:val="21"/>
+        </w:rPr>
+        <w:t xml:space="preserve"> </w:t>
+      </w:r>
+      <w:r>
+        <w:rPr>
+          <w:rFonts w:ascii="Segoe UI" w:hAnsi="Segoe UI" w:cs="Segoe UI"/>
+          <w:color w:val="1F2937"/>
+          <w:sz w:val="21"/>
+          <w:szCs w:val="21"/>
+        </w:rPr>
+        <w:t xml:space="preserve">at the bottom of the screen to set your photo, check whether you are </w:t>
+      </w:r>
+      <w:r>
+        <w:rPr>
+          <w:rFonts w:ascii="Segoe UI" w:hAnsi="Segoe UI" w:cs="Segoe UI"/>
+          <w:b/>
+          <w:bCs/>
+          <w:color w:val="1F2937"/>
+          <w:sz w:val="21"/>
+          <w:szCs w:val="21"/>
+        </w:rPr>
+        <w:t>Connected</w:t>
+      </w:r>
+      <w:r>
+        <w:rPr>
+          <w:rFonts w:ascii="Segoe UI" w:hAnsi="Segoe UI" w:cs="Segoe UI"/>
+          <w:color w:val="1F2937"/>
+          <w:sz w:val="21"/>
+          <w:szCs w:val="21"/>
+        </w:rPr>
+        <w:t xml:space="preserve">, change your password with </w:t>
+      </w:r>
+      <w:r>
+        <w:rPr>
+          <w:rFonts w:ascii="Segoe UI" w:hAnsi="Segoe UI" w:cs="Segoe UI"/>
+          <w:b/>
+          <w:bCs/>
+          <w:color w:val="1F2937"/>
+          <w:sz w:val="21"/>
+          <w:szCs w:val="21"/>
+        </w:rPr>
+        <w:t>Forgot Password</w:t>
+      </w:r>
+      <w:r>
+        <w:rPr>
+          <w:rFonts w:ascii="Segoe UI" w:hAnsi="Segoe UI" w:cs="Segoe UI"/>
+          <w:color w:val="1F2937"/>
+          <w:sz w:val="21"/>
+          <w:szCs w:val="21"/>
+        </w:rPr>
+        <w:t xml:space="preserve">, or </w:t>
+      </w:r>
+      <w:r>
+        <w:rPr>
+          <w:rFonts w:ascii="Segoe UI" w:hAnsi="Segoe UI" w:cs="Segoe UI"/>
+          <w:b/>
+          <w:bCs/>
+          <w:color w:val="1F2937"/>
+          <w:sz w:val="21"/>
+          <w:szCs w:val="21"/>
+        </w:rPr>
+        <w:t>Log Out</w:t>
+      </w:r>
+      <w:r>
+        <w:rPr>
+          <w:rFonts w:ascii="Segoe UI" w:hAnsi="Segoe UI" w:cs="Segoe UI"/>
+          <w:color w:val="1F2937"/>
+          <w:sz w:val="21"/>
+          <w:szCs w:val="21"/>
+        </w:rPr>
+        <w:t xml:space="preserve">. Your role badge here reads </w:t>
+      </w:r>
+      <w:r>
+        <w:rPr>
+          <w:rFonts w:ascii="Segoe UI" w:hAnsi="Segoe UI" w:cs="Segoe UI"/>
+          <w:b/>
+          <w:bCs/>
+          <w:color w:val="1F2937"/>
+          <w:sz w:val="21"/>
+          <w:szCs w:val="21"/>
+        </w:rPr>
+        <w:t>Client</w:t>
+      </w:r>
+      <w:r>
+        <w:rPr>
+          <w:rFonts w:ascii="Segoe UI" w:hAnsi="Segoe UI" w:cs="Segoe UI"/>
+          <w:color w:val="1F2937"/>
+          <w:sz w:val="21"/>
+          <w:szCs w:val="21"/>
+        </w:rPr>
+        <w:t>.</w:t>
+      </w:r>
+    </w:p>
+    <w:tbl>
+      <w:tblPr>
+        <w:tblW w:w="5000" w:type="pct"/>
+        <w:tblCellMar>
+          <w:top w:w="15" w:type="dxa"/>
+          <w:left w:w="15" w:type="dxa"/>
+          <w:bottom w:w="15" w:type="dxa"/>
+          <w:right w:w="15" w:type="dxa"/>
+        </w:tblCellMar>
+        <w:tblLook w:val="04A0" w:firstRow="1" w:lastRow="0" w:firstColumn="1" w:lastColumn="0" w:noHBand="0" w:noVBand="1"/>
+      </w:tblPr>
+      <w:tblGrid>
+        <w:gridCol w:w="9010"/>
+      </w:tblGrid>
+      <w:tr>
+        <w:trPr>
+          <w:cantSplit/>
+        </w:trPr>
+        <w:tc>
+          <w:tcPr>
+            <w:tcW w:w="0" w:type="auto"/>
+            <w:tcBorders>
+              <w:top w:val="single" w:sz="6" w:space="0" w:color="E5E9F0"/>
+              <w:left w:val="single" w:sz="6" w:space="0" w:color="E5E9F0"/>
+              <w:bottom w:val="single" w:sz="6" w:space="0" w:color="E5E9F0"/>
+              <w:right w:val="single" w:sz="6" w:space="0" w:color="E5E9F0"/>
+            </w:tcBorders>
+            <w:shd w:val="clear" w:color="auto" w:fill="F7F9FC"/>
+            <w:tcMar>
+              <w:top w:w="200" w:type="dxa"/>
+              <w:left w:w="200" w:type="dxa"/>
+              <w:bottom w:w="200" w:type="dxa"/>
+              <w:right w:w="200" w:type="dxa"/>
+            </w:tcMar>
+            <w:vAlign w:val="center"/>
+            <w:hideMark/>
+          </w:tcPr>
+          <w:p>
+            <w:pPr>
+              <w:spacing w:before="200" w:after="200"/>
+              <w:jc w:val="center"/>
+              <w:rPr>
+                <w:rFonts w:ascii="Segoe UI" w:eastAsia="Times New Roman" w:hAnsi="Segoe UI" w:cs="Segoe UI"/>
+                <w:color w:val="1F2937"/>
+                <w:sz w:val="21"/>
+                <w:szCs w:val="21"/>
+              </w:rPr>
+            </w:pPr>
+            <w:r>
+              <w:rPr>
+                <w:rFonts w:ascii="Segoe UI" w:eastAsia="Times New Roman" w:hAnsi="Segoe UI" w:cs="Segoe UI"/>
+                <w:noProof/>
+                <w:color w:val="1F2937"/>
+                <w:sz w:val="21"/>
+                <w:szCs w:val="21"/>
+              </w:rPr>
+              <w:drawing>
+                <wp:inline distT="0" distB="0" distL="0" distR="0" wp14:anchorId="4C8DB06F" wp14:editId="2BB263BB">
+                  <wp:extent cx="2377440" cy="3604260"/>
+                  <wp:effectExtent l="0" t="0" r="3810" b="0"/>
+                  <wp:docPr id="14" name="Picture 14"/>
+                  <wp:cNvGraphicFramePr>
+                    <a:graphicFrameLocks xmlns:a="http://schemas.openxmlformats.org/drawingml/2006/main" noChangeAspect="1"/>
+                  </wp:cNvGraphicFramePr>
+                  <a:graphic xmlns:a="http://schemas.openxmlformats.org/drawingml/2006/main">
+                    <a:graphicData uri="http://schemas.openxmlformats.org/drawingml/2006/picture">
+                      <pic:pic xmlns:pic="http://schemas.openxmlformats.org/drawingml/2006/picture">
+                        <pic:nvPicPr>
+                          <pic:cNvPr id="0" name="Picture 14"/>
+                          <pic:cNvPicPr>
+                            <a:picLocks noChangeAspect="1" noChangeArrowheads="1"/>
+                          </pic:cNvPicPr>
+                        </pic:nvPicPr>
+                        <pic:blipFill>
+                          <a:blip r:embed="rId18" cstate="print">
+                            <a:extLst>
+                              <a:ext uri="{28A0092B-C50C-407E-A947-70E740481C1C}">
+                                <a14:useLocalDpi xmlns:a14="http://schemas.microsoft.com/office/drawing/2010/main" val="0"/>
+                              </a:ext>
+                            </a:extLst>
+                          </a:blip>
+                          <a:srcRect/>
+                          <a:stretch>
+                            <a:fillRect/>
+                          </a:stretch>
+                        </pic:blipFill>
+                        <pic:spPr bwMode="auto">
+                          <a:xfrm>
+                            <a:off x="0" y="0"/>
+                            <a:ext cx="2377440" cy="3604260"/>
                           </a:xfrm>
                           <a:prstGeom prst="rect">
                             <a:avLst/>
@@ -10803,7 +11509,16 @@
           <w:sz w:val="21"/>
           <w:szCs w:val="21"/>
         </w:rPr>
-        <w:t xml:space="preserve"> requires an explanation. Be specific and the fix comes back faster.</w:t>
+        <w:t xml:space="preserve"> </w:t>
+      </w:r>
+      <w:r>
+        <w:rPr>
+          <w:rFonts w:ascii="Segoe UI" w:eastAsia="Times New Roman" w:hAnsi="Segoe UI" w:cs="Segoe UI"/>
+          <w:color w:val="1F2937"/>
+          <w:sz w:val="21"/>
+          <w:szCs w:val="21"/>
+        </w:rPr>
+        <w:t>requires an explanation. Be specific and the fix comes back faster.</w:t>
       </w:r>
     </w:p>
     <w:p>
@@ -10975,11 +11690,11 @@
 </file>
 
 <file path=word/numbering.xml><?xml version="1.0" encoding="utf-8"?>
-<w:numbering xmlns:wpc="http://schemas.microsoft.com/office/word/2010/wordprocessingCanvas" xmlns:cx="http://schemas.microsoft.com/office/drawing/2014/chartex" xmlns:cx1="http://schemas.microsoft.com/office/drawing/2015/9/8/chartex" xmlns:cx2="http://schemas.microsoft.com/office/drawing/2015/10/21/chartex" xmlns:cx3="http://schemas.microsoft.com/office/drawing/2016/5/9/chartex" xmlns:cx4="http://schemas.microsoft.com/office/drawing/2016/5/10/chartex" xmlns:cx5="http://schemas.microsoft.com/office/drawing/2016/5/11/chartex" xmlns:cx6="http://schemas.microsoft.com/office/drawing/2016/5/12/chartex" xmlns:cx7="http://schemas.microsoft.com/office/drawing/2016/5/13/chartex" xmlns:cx8="http://schemas.microsoft.com/office/drawing/2016/5/14/chartex" xmlns:mc="http://schemas.openxmlformats.org/markup-compatibility/2006" xmlns:aink="http://schemas.microsoft.com/office/drawing/2016/ink" xmlns:am3d="http://schemas.microsoft.com/office/drawing/2017/model3d" xmlns:o="urn:schemas-microsoft-com:office:office" xmlns:oel="http://schemas.microsoft.com/office/2019/extlst" xmlns:r="http://schemas.openxmlformats.org/officeDocument/2006/relationships" xmlns:m="http://schemas.openxmlformats.org/officeDocument/2006/math" xmlns:v="urn:schemas-microsoft-com:vml" xmlns:wp14="http://schemas.microsoft.com/office/word/2010/wordprocessingDrawing" xmlns:wp="http://schemas.openxmlformats.org/drawingml/2006/wordprocessingDrawing" xmlns:w10="urn:schemas-microsoft-com:office:word" xmlns:w="http://schemas.openxmlformats.org/wordprocessingml/2006/main" xmlns:w14="http://schemas.microsoft.com/office/word/2010/wordml" xmlns:w15="http://schemas.microsoft.com/office/word/2012/wordml" xmlns:w16cei="http://schemas.microsoft.com/office/word/2026/wordml/cei" xmlns:w16cex="http://schemas.microsoft.com/office/word/2018/wordml/cex" xmlns:w16cid="http://schemas.microsoft.com/office/word/2016/wordml/cid" xmlns:w16="http://schemas.microsoft.com/office/word/2018/wordml" xmlns:w16du="http://schemas.microsoft.com/office/word/2023/wordml/word16du" xmlns:w16sdtdh="http://schemas.microsoft.com/office/word/2020/wordml/sdtdatahash" xmlns:w16sdtfl="http://schemas.microsoft.com/office/word/2024/wordml/sdtformatlock" xmlns:w16se="http://schemas.microsoft.com/office/word/2015/wordml/symex" xmlns:wpg="http://schemas.microsoft.com/office/word/2010/wordprocessingGroup" xmlns:wpi="http://schemas.microsoft.com/office/word/2010/wordprocessingInk" xmlns:wne="http://schemas.microsoft.com/office/word/2006/wordml" xmlns:wps="http://schemas.microsoft.com/office/word/2010/wordprocessingShape" mc:Ignorable="w14 w15 w16se w16cid w16 w16cex w16sdtdh w16sdtfl w16du wp14">
+<w:numbering xmlns:wpc="http://schemas.microsoft.com/office/word/2010/wordprocessingCanvas" xmlns:cx="http://schemas.microsoft.com/office/drawing/2014/chartex" xmlns:cx1="http://schemas.microsoft.com/office/drawing/2015/9/8/chartex" xmlns:cx2="http://schemas.microsoft.com/office/drawing/2015/10/21/chartex" xmlns:cx3="http://schemas.microsoft.com/office/drawing/2016/5/9/chartex" xmlns:cx4="http://schemas.microsoft.com/office/drawing/2016/5/10/chartex" xmlns:cx5="http://schemas.microsoft.com/office/drawing/2016/5/11/chartex" xmlns:cx6="http://schemas.microsoft.com/office/drawing/2016/5/12/chartex" xmlns:cx7="http://schemas.microsoft.com/office/drawing/2016/5/13/chartex" xmlns:cx8="http://schemas.microsoft.com/office/drawing/2016/5/14/chartex" xmlns:mc="http://schemas.openxmlformats.org/markup-compatibility/2006" xmlns:aink="http://schemas.microsoft.com/office/drawing/2016/ink" xmlns:am3d="http://schemas.microsoft.com/office/drawing/2017/model3d" xmlns:o="urn:schemas-microsoft-com:office:office" xmlns:oel="http://schemas.microsoft.com/office/2019/extlst" xmlns:r="http://schemas.openxmlformats.org/officeDocument/2006/relationships" xmlns:m="http://schemas.openxmlformats.org/officeDocument/2006/math" xmlns:v="urn:schemas-microsoft-com:vml" xmlns:wp14="http://schemas.microsoft.com/office/word/2010/wordprocessingDrawing" xmlns:wp="http://schemas.openxmlformats.org/drawingml/2006/wordprocessingDrawing" xmlns:w10="urn:schemas-microsoft-com:office:word" xmlns:w="http://schemas.openxmlformats.org/wordprocessingml/2006/main" xmlns:w14="http://schemas.microsoft.com/office/word/2010/wordml" xmlns:w15="http://schemas.microsoft.com/office/word/2012/wordml" xmlns:w16cex="http://schemas.microsoft.com/office/word/2018/wordml/cex" xmlns:w16cid="http://schemas.microsoft.com/office/word/2016/wordml/cid" xmlns:w16="http://schemas.microsoft.com/office/word/2018/wordml" xmlns:w16du="http://schemas.microsoft.com/office/word/2023/wordml/word16du" xmlns:w16sdtdh="http://schemas.microsoft.com/office/word/2020/wordml/sdtdatahash" xmlns:w16sdtfl="http://schemas.microsoft.com/office/word/2024/wordml/sdtformatlock" xmlns:w16se="http://schemas.microsoft.com/office/word/2015/wordml/symex" xmlns:wpg="http://schemas.microsoft.com/office/word/2010/wordprocessingGroup" xmlns:wpi="http://schemas.microsoft.com/office/word/2010/wordprocessingInk" xmlns:wne="http://schemas.microsoft.com/office/word/2006/wordml" xmlns:wps="http://schemas.microsoft.com/office/word/2010/wordprocessingShape" mc:Ignorable="w14 w15 w16se w16cid w16 w16cex w16sdtdh w16sdtfl w16du wp14">
   <w:abstractNum w:abstractNumId="0" w15:restartNumberingAfterBreak="0">
-    <w:nsid w:val="080C5F7F"/>
+    <w:nsid w:val="01F7131F"/>
     <w:multiLevelType w:val="multilevel"/>
-    <w:tmpl w:val="A246E644"/>
+    <w:tmpl w:val="9B12A694"/>
     <w:lvl w:ilvl="0">
       <w:start w:val="1"/>
       <w:numFmt w:val="bullet"/>
@@ -11126,9 +11841,9 @@
     </w:lvl>
   </w:abstractNum>
   <w:abstractNum w:abstractNumId="1" w15:restartNumberingAfterBreak="0">
-    <w:nsid w:val="17177A2F"/>
+    <w:nsid w:val="1A4D37A9"/>
     <w:multiLevelType w:val="multilevel"/>
-    <w:tmpl w:val="512EBBCC"/>
+    <w:tmpl w:val="3C7E3426"/>
     <w:lvl w:ilvl="0">
       <w:start w:val="1"/>
       <w:numFmt w:val="bullet"/>
@@ -11275,9 +11990,9 @@
     </w:lvl>
   </w:abstractNum>
   <w:abstractNum w:abstractNumId="2" w15:restartNumberingAfterBreak="0">
-    <w:nsid w:val="184D77E6"/>
+    <w:nsid w:val="1E8F7B26"/>
     <w:multiLevelType w:val="multilevel"/>
-    <w:tmpl w:val="0A162F48"/>
+    <w:tmpl w:val="486E064C"/>
     <w:lvl w:ilvl="0">
       <w:start w:val="1"/>
       <w:numFmt w:val="bullet"/>
@@ -11424,9 +12139,9 @@
     </w:lvl>
   </w:abstractNum>
   <w:abstractNum w:abstractNumId="3" w15:restartNumberingAfterBreak="0">
-    <w:nsid w:val="19034373"/>
+    <w:nsid w:val="37865313"/>
     <w:multiLevelType w:val="multilevel"/>
-    <w:tmpl w:val="B6E01D5E"/>
+    <w:tmpl w:val="9C609998"/>
     <w:lvl w:ilvl="0">
       <w:start w:val="1"/>
       <w:numFmt w:val="bullet"/>
@@ -11573,9 +12288,9 @@
     </w:lvl>
   </w:abstractNum>
   <w:abstractNum w:abstractNumId="4" w15:restartNumberingAfterBreak="0">
-    <w:nsid w:val="23B34FBA"/>
+    <w:nsid w:val="668F573F"/>
     <w:multiLevelType w:val="multilevel"/>
-    <w:tmpl w:val="CD188BB2"/>
+    <w:tmpl w:val="AA7E536C"/>
     <w:lvl w:ilvl="0">
       <w:start w:val="1"/>
       <w:numFmt w:val="bullet"/>
@@ -11722,9 +12437,9 @@
     </w:lvl>
   </w:abstractNum>
   <w:abstractNum w:abstractNumId="5" w15:restartNumberingAfterBreak="0">
-    <w:nsid w:val="31571060"/>
+    <w:nsid w:val="6D495AC5"/>
     <w:multiLevelType w:val="multilevel"/>
-    <w:tmpl w:val="DCC64E8A"/>
+    <w:tmpl w:val="F2066C00"/>
     <w:lvl w:ilvl="0">
       <w:start w:val="1"/>
       <w:numFmt w:val="bullet"/>
@@ -11871,9 +12586,9 @@
     </w:lvl>
   </w:abstractNum>
   <w:abstractNum w:abstractNumId="6" w15:restartNumberingAfterBreak="0">
-    <w:nsid w:val="74ED6C94"/>
+    <w:nsid w:val="6F734DA4"/>
     <w:multiLevelType w:val="multilevel"/>
-    <w:tmpl w:val="8800E742"/>
+    <w:tmpl w:val="AEDCE392"/>
     <w:lvl w:ilvl="0">
       <w:start w:val="1"/>
       <w:numFmt w:val="bullet"/>
@@ -12020,9 +12735,9 @@
     </w:lvl>
   </w:abstractNum>
   <w:abstractNum w:abstractNumId="7" w15:restartNumberingAfterBreak="0">
-    <w:nsid w:val="7E5C552E"/>
+    <w:nsid w:val="754244A7"/>
     <w:multiLevelType w:val="multilevel"/>
-    <w:tmpl w:val="3ACAB03E"/>
+    <w:tmpl w:val="D690E6EC"/>
     <w:lvl w:ilvl="0">
       <w:start w:val="1"/>
       <w:numFmt w:val="bullet"/>
@@ -12168,29 +12883,29 @@
       </w:rPr>
     </w:lvl>
   </w:abstractNum>
-  <w:num w:numId="1" w16cid:durableId="1180855501">
+  <w:num w:numId="1" w16cid:durableId="1611357067">
     <w:abstractNumId w:val="5"/>
   </w:num>
-  <w:num w:numId="2" w16cid:durableId="828207789">
-    <w:abstractNumId w:val="2"/>
-  </w:num>
-  <w:num w:numId="3" w16cid:durableId="1483696778">
+  <w:num w:numId="2" w16cid:durableId="1388993217">
     <w:abstractNumId w:val="4"/>
   </w:num>
-  <w:num w:numId="4" w16cid:durableId="902373362">
+  <w:num w:numId="3" w16cid:durableId="922645969">
+    <w:abstractNumId w:val="7"/>
+  </w:num>
+  <w:num w:numId="4" w16cid:durableId="2130926750">
+    <w:abstractNumId w:val="1"/>
+  </w:num>
+  <w:num w:numId="5" w16cid:durableId="80489637">
+    <w:abstractNumId w:val="3"/>
+  </w:num>
+  <w:num w:numId="6" w16cid:durableId="163937808">
+    <w:abstractNumId w:val="6"/>
+  </w:num>
+  <w:num w:numId="7" w16cid:durableId="2034458231">
     <w:abstractNumId w:val="0"/>
   </w:num>
-  <w:num w:numId="5" w16cid:durableId="1544252767">
-    <w:abstractNumId w:val="7"/>
-  </w:num>
-  <w:num w:numId="6" w16cid:durableId="842626563">
-    <w:abstractNumId w:val="6"/>
-  </w:num>
-  <w:num w:numId="7" w16cid:durableId="49574909">
-    <w:abstractNumId w:val="3"/>
-  </w:num>
-  <w:num w:numId="8" w16cid:durableId="2112505545">
-    <w:abstractNumId w:val="1"/>
+  <w:num w:numId="8" w16cid:durableId="1922642059">
+    <w:abstractNumId w:val="2"/>
   </w:num>
 </w:numbering>
 </file>
